--- a/fra/docx/14.content.docx
+++ b/fra/docx/14.content.docx
@@ -11,6 +11,15 @@
         <w:pStyle w:val="Heading2"/>
       </w:pPr>
       <w:r>
+        <w:t>Resource: Notes d'étude (Tyndale)</w:t>
+      </w:r>
+      <w:r/>
+    </w:p>
+    <w:p>
+      <w:pPr>
+        <w:pStyle w:val="Heading2"/>
+      </w:pPr>
+      <w:r>
         <w:t>License Information</w:t>
       </w:r>
       <w:r/>
@@ -21,7 +30,7 @@
         <w:rPr>
           <w:b/>
         </w:rPr>
-        <w:t>Study Notes (Tyndale)</w:t>
+        <w:t>Notes d'étude (Tyndale)</w:t>
       </w:r>
       <w:r>
         <w:t xml:space="preserve"> (French) is based on</w:t>
@@ -74,7 +83,7 @@
         <w:pStyle w:val="Heading1"/>
       </w:pPr>
       <w:r>
-        <w:t>Study Notes (Tyndale)</w:t>
+        <w:t>Notes d'étude (Tyndale)</w:t>
       </w:r>
     </w:p>
     <w:p>
@@ -83,6 +92,51 @@
           <w:headerReference w:type="even" r:id="rId8"/>
           <w:headerReference w:type="default" r:id="rId9"/>
           <w:footerReference w:type="default" r:id="rId10"/>
+          <w:footnotePr>
+            <w:numRestart w:val="eachSect"/>
+          </w:footnotePr>
+          <w:type w:val="continuous"/>
+          <w:pgSz w:w="12240" w:h="15840" w:code="1"/>
+          <w:pgMar w:top="1440" w:right="1440" w:bottom="1440" w:left="1440" w:header="504" w:footer="504" w:gutter="0"/>
+          <w:cols w:space="708"/>
+          <w:titlePg/>
+          <w:docGrid w:linePitch="360"/>
+        </w:sectPr>
+      </w:pPr>
+    </w:p>
+    <w:p>
+      <w:r/>
+    </w:p>
+    <w:p>
+      <w:pPr>
+        <w:pStyle w:val="Heading2"/>
+      </w:pPr>
+      <w:r>
+        <w:t>2CH</w:t>
+      </w:r>
+      <w:r/>
+    </w:p>
+    <w:p>
+      <w:r/>
+      <w:r>
+        <w:rPr>
+          <w:i/>
+        </w:rPr>
+        <w:t>2 Chroniques 1.1, 2 Chroniques 1.2–6, 2 Chroniques 1.3, 2 Chroniques 1.7–12, 2 Chroniques 1.10, 2 Chroniques 1.14–17, 2 Chroniques 1.16, 2 Chroniques 2.1, 2 Chroniques 2.5–6, 2 Chroniques 2.8, 2 Chroniques 2.13–14, 2 Chroniques 2.17–18, 2 Chroniques 3.1, 2 Chroniques 3.1–4, 2 Chroniques 3.2, 2 Chroniques 3.5–7, 2 Chroniques 3.6, 2 Chroniques 3.8, 2 Chroniques 3.10–13, 2 Chroniques 3.15–16, 2 Chroniques 3.17, 2 Chroniques 4.2–5, 2 Chroniques 4.6, 2 Chroniques 4.7, 2 Chroniques 4.11–18, 2 Chroniques 4.19, 2 Chroniques 5.1, 2 Chroniques 5.3, 2 Chroniques 5.5, 2 Chroniques 5.7–8, 2 Chroniques 5.9, 2 Chroniques 5.10, 2 Chroniques 5.11–14, 2 Chroniques 6.1–2, 2 Chroniques 6.4–6, 2 Chroniques 6.10–11, 2 Chroniques 6.18, 2 Chroniques 6.21–39, 2 Chroniques 6.22–23, 2 Chroniques 6.24–25, 2 Chroniques 6.26–27, 2 Chroniques 6.28–31, 2 Chroniques 6.32–33, 2 Chroniques 6.34–35, 2 Chroniques 6.36–39, 2 Chroniques 6.41–42, 2 Chroniques 6.42, 2 Chroniques 7.1–3, 2 Chroniques 7.4–6, 2 Chroniques 7.8–10, 2 Chroniques 7.13–15, 2 Chroniques 7.17–18, 2 Chroniques 7.19–22, 2 Chroniques 8.2, 2 Chroniques 8.3, 2 Chroniques 8.4, 2 Chroniques 8.5, 2 Chroniques 8.6, 2 Chroniques 8.11, 2 Chroniques 8.17–18, 2 Chroniques 9.1–2, 2 Chroniques 9.3–4, 2 Chroniques 9.9, 2 Chroniques 9.13–14, 2 Chroniques 9.15–16, 2 Chroniques 9.17–19, 2 Chroniques 9.21, 2 Chroniques 9.29, 2 Chroniques 9.30, 2 Chroniques 10.1, 2 Chroniques 10.2, 2 Chroniques 10.4, 2 Chroniques 10.6, 2 Chroniques 10.8, 2 Chroniques 10.10–11, 2 Chroniques 10.16, 2 Chroniques 10.18, 2 Chroniques 11.1–4, 2 Chroniques 11.5–12, 2 Chroniques 11.5–23, 2 Chroniques 11.9, 2 Chroniques 11.13–17, 2 Chroniques 11.15, 2 Chroniques 11.18–22, 2 Chroniques 11:23, 2 Chroniques 12.1–2, 2 Chroniques 12.2–4, 2 Chroniques 12.3, 2 Chroniques 12.6–7, 2 Chroniques 12.9–11, 2 Chroniques 12.12, 2 Chroniques 13.1, 2 Chroniques 13.2–3, 2 Chroniques 13.4, 2 Chroniques 13.5, 2 Chroniques 13.6–7, 2 Chroniques 13.8–9, 2 Chroniques 13.10–11, 2 Chroniques 13.13–19, 2 Chroniques 13.19, 2 Chroniques 13.20, 2 Chroniques 14.1, 2 Chroniques 14.2–5, 2 Chroniques 14.4, 2 Chroniques 14.7–14, 2 Chroniques 15.1–7, 2 Chroniques 15.3–6, 2 Chroniques 15.5, 2 Chroniques 15.7, 2 Chroniques 15.8, 2 Chroniques 15.8–18, 2 Chroniques 15.9, 2 Chroniques 15.10–15, 2 Chroniques 15.16, 2 Chroniques 15.19, 2 Chroniques 16.1, 2 Chroniques 16.1–10, 2 Chroniques 16.2, 2 Chroniques 16.4, 2 Chroniques 16.6, 2 Chroniques 16.7–9, 2 Chroniques 16.10, 2 Chroniques 16.12, 2 Chroniques 16.14, 2 Chroniques 17.1, 2 Chroniques 17.3–4, 2 Chroniques 17.5–6, 2 Chroniques 17.7–9, 2 Chroniques 17.10–11, 2 Chroniques 17.12–19, 2 Chroniques 18.1–2, 2 Chroniques 18.5–7, 2 Chroniques 18.15, 2 Chroniques 18.18–22, 2 Chroniques 18.25–26, 2 Chroniques 18.28–34, 2 Chroniques 19.1–2, 2 Chroniques 19.4–11, 2 Chroniques 20.1, 2 Chroniques 20.3–12, 2 Chroniques 20.10, 2 Chroniques 20.14–17, 2 Chroniques 20.20–21, 2 Chroniques 20.32–33, 2 Chroniques 20.35–37, 2 Chroniques 21.2–7, 2 Chroniques 21.5, 2 Chroniques 21.8–11, 2 Chroniques 21.12–15, 2 Chroniques 21.16–17, 2 Chroniques 21.18–20, 2 Chroniques 22.2, 2 Chroniques 22.2–4, 2 Chroniques 22.5–6, 2 Chroniques 22.7–9, 2 Chroniques 22.10–12, 2 Chroniques 23.1–3, 2 Chroniques 23.4–6, 2 Chroniques 23.6–7, 2 Chroniques 23.11, 2 Chroniques 23.16–17, 2 Chroniques 23.18–19, 2 Chroniques 24.1, 2 Chroniques 24.3, 2 Chroniques 24.4–8, 2 Chroniques 24.12–14, 2 Chroniques 24.15–16, 2 Chroniques 24.20–22, 2 Chroniques 24.23–26, 2 Chroniques 24.25–26, 2 Chroniques 24.27, 2 Chroniques 25.1, 2 Chroniques 25.2, 2 Chroniques 25.3–4, 2 Chroniques 25.5, 2 Chroniques 25.6, 2 Chroniques 25.7–8, 2 Chroniques 25.11, 2 Chroniques 25.14–15, 2 Chroniques 25.20, 2 Chroniques 25.21, 2 Chroniques 25.23, 2 Chroniques 26.1–5, 2 Chroniques 26.3, 2 Chroniques 26.6–8, 2 Chroniques 26.9–10, 2 Chroniques 26.11–14, 2 Chroniques 26.16–18, 2 Chroniques 26.21, 2 Chroniques 27.1, 2 Chroniques 27.3–4, 2 Chroniques 27.5, 2 Chroniques 28.1, 2 Chroniques 28.3–4, 2 Chroniques 28.9–10, 2 Chroniques 28.11, 2 Chroniques 28.16, 2 Chroniques 28.17–18, 2 Chroniques 28.22–23, 2 Chroniques 28.24–25, 2 Chroniques 28.26, 2 Chroniques 29.1, 2 Chroniques 29.3–4, 2 Chroniques 29.5–11, 2 Chroniques 29.12, 2 Chroniques 29.12–36, 2 Chroniques 29.21, 2 Chroniques 29.31–36, 2 Chroniques 29.34, 2 Chroniques 30.1–27, 2 Chroniques 30.2–3, 2 Chroniques 30.5, 2 Chroniques 30.9–11, 2 Chroniques 30.11, 2 Chroniques 30.14, 2 Chroniques 30.15, 2 Chroniques 30.17–19, 2 Chroniques 30.20, 2 Chroniques 30.25, 2 Chroniques 30.26, 2 Chroniques 31.1, 2 Chroniques 31.3–10, 2 Chroniques 31.6, 2 Chroniques 31.10, 2 Chroniques 31.14–19, 2 Chroniques 32.1–23, 2 Chroniques 32.3–5, 2 Chroniques 32.10–19, 2 Chroniques 32.21, 2 Chroniques 32.22–23, 2 Chroniques 32.26, 2 Chroniques 32.27–30, 2 Chroniques 32.31, 2 Chroniques 33.1–20, 2 Chroniques 33.7, 2 Chroniques 33.11, 2 Chroniques 33.12, 2 Chroniques 33.12–17, 2 Chroniques 33.13, 2 Chroniques 33.14–17, 2 Chroniques 33.18, 2 Chroniques 33.19, 2 Chroniques 33.21, 2 Chroniques 33.24, 2 Chroniques 34.1, 2 Chroniques 34.3, 2 Chroniques 34.6, 2 Chroniques 34.12–13, 2 Chroniques 34.14–18, 2 Chroniques 34.24, 2 Chroniques 34.27–28, 2 Chroniques 34.29–32, 2 Chroniques 35.3, 2 Chroniques 35.4–6, 2 Chroniques 35.7–9, 2 Chroniques 35.13, 2 Chroniques 35.18, 2 Chroniques 35.20–24, 2 Chroniques 35.25, 2 Chroniques 36.1–4, 2 Chroniques 36.2, 2 Chroniques 36.5, 2 Chroniques 36.9–10, 2 Chroniques 36.11, 2 Chroniques 36.11–14, 2 Chroniques 36.13, 2 Chroniques 36.19, 2 Chroniques 36.21, 2 Chroniques 36.22–23</w:t>
+      </w:r>
+      <w:r/>
+    </w:p>
+    <w:p>
+      <w:r/>
+      <w:r>
+        <w:t xml:space="preserve"> </w:t>
+      </w:r>
+      <w:r/>
+      <w:r/>
+    </w:p>
+    <w:p>
+      <w:pPr>
+        <w:sectPr>
           <w:footnotePr>
             <w:numRestart w:val="eachSect"/>
           </w:footnotePr>

--- a/fra/docx/14.content.docx
+++ b/fra/docx/14.content.docx
@@ -163,13 +163,6 @@
         <w:rPr>
           <w:lang w:val="fr_FR" w:bidi="fr_FR"/>
         </w:rPr>
-      </w:r>
-      <w:r>
-        <w:rPr>
-          <w:i/>
-          <w:lang w:val="fr_FR" w:bidi="fr_FR"/>
-        </w:rPr>
-        <w:t>2 Chroniques 1.1, 2 Chroniques 1.2–6, 2 Chroniques 1.3, 2 Chroniques 1.7–12, 2 Chroniques 1.10, 2 Chroniques 1.14–17, 2 Chroniques 1.16, 2 Chroniques 2.1, 2 Chroniques 2.5–6, 2 Chroniques 2.8, 2 Chroniques 2.13–14, 2 Chroniques 2.17–18, 2 Chroniques 3.1, 2 Chroniques 3.1–4, 2 Chroniques 3.2, 2 Chroniques 3.5–7, 2 Chroniques 3.6, 2 Chroniques 3.8, 2 Chroniques 3.10–13, 2 Chroniques 3.15–16, 2 Chroniques 3.17, 2 Chroniques 4.2–5, 2 Chroniques 4.6, 2 Chroniques 4.7, 2 Chroniques 4.11–18, 2 Chroniques 4.19, 2 Chroniques 5.1, 2 Chroniques 5.3, 2 Chroniques 5.5, 2 Chroniques 5.7–8, 2 Chroniques 5.9, 2 Chroniques 5.10, 2 Chroniques 5.11–14, 2 Chroniques 6.1–2, 2 Chroniques 6.4–6, 2 Chroniques 6.10–11, 2 Chroniques 6.18, 2 Chroniques 6.21–39, 2 Chroniques 6.22–23, 2 Chroniques 6.24–25, 2 Chroniques 6.26–27, 2 Chroniques 6.28–31, 2 Chroniques 6.32–33, 2 Chroniques 6.34–35, 2 Chroniques 6.36–39, 2 Chroniques 6.41–42, 2 Chroniques 6.42, 2 Chroniques 7.1–3, 2 Chroniques 7.4–6, 2 Chroniques 7.8–10, 2 Chroniques 7.13–15, 2 Chroniques 7.17–18, 2 Chroniques 7.19–22, 2 Chroniques 8.2, 2 Chroniques 8.3, 2 Chroniques 8.4, 2 Chroniques 8.5, 2 Chroniques 8.6, 2 Chroniques 8.11, 2 Chroniques 8.17–18, 2 Chroniques 9.1–2, 2 Chroniques 9.3–4, 2 Chroniques 9.9, 2 Chroniques 9.13–14, 2 Chroniques 9.15–16, 2 Chroniques 9.17–19, 2 Chroniques 9.21, 2 Chroniques 9.29, 2 Chroniques 9.30, 2 Chroniques 10.1, 2 Chroniques 10.2, 2 Chroniques 10.4, 2 Chroniques 10.6, 2 Chroniques 10.8, 2 Chroniques 10.10–11, 2 Chroniques 10.16, 2 Chroniques 10.18, 2 Chroniques 11.1–4, 2 Chroniques 11.5–12, 2 Chroniques 11.5–23, 2 Chroniques 11.9, 2 Chroniques 11.13–17, 2 Chroniques 11.15, 2 Chroniques 11.18–22, 2 Chroniques 11:23, 2 Chroniques 12.1–2, 2 Chroniques 12.2–4, 2 Chroniques 12.3, 2 Chroniques 12.6–7, 2 Chroniques 12.9–11, 2 Chroniques 12.12, 2 Chroniques 13.1, 2 Chroniques 13.2–3, 2 Chroniques 13.4, 2 Chroniques 13.5, 2 Chroniques 13.6–7, 2 Chroniques 13.8–9, 2 Chroniques 13.10–11, 2 Chroniques 13.13–19, 2 Chroniques 13.19, 2 Chroniques 13.20, 2 Chroniques 14.1, 2 Chroniques 14.2–5, 2 Chroniques 14.4, 2 Chroniques 14.7–14, 2 Chroniques 15.1–7, 2 Chroniques 15.3–6, 2 Chroniques 15.5, 2 Chroniques 15.7, 2 Chroniques 15.8, 2 Chroniques 15.8–18, 2 Chroniques 15.9, 2 Chroniques 15.10–15, 2 Chroniques 15.16, 2 Chroniques 15.19, 2 Chroniques 16.1, 2 Chroniques 16.1–10, 2 Chroniques 16.2, 2 Chroniques 16.4, 2 Chroniques 16.6, 2 Chroniques 16.7–9, 2 Chroniques 16.10, 2 Chroniques 16.12, 2 Chroniques 16.14, 2 Chroniques 17.1, 2 Chroniques 17.3–4, 2 Chroniques 17.5–6, 2 Chroniques 17.7–9, 2 Chroniques 17.10–11, 2 Chroniques 17.12–19, 2 Chroniques 18.1–2, 2 Chroniques 18.5–7, 2 Chroniques 18.15, 2 Chroniques 18.18–22, 2 Chroniques 18.25–26, 2 Chroniques 18.28–34, 2 Chroniques 19.1–2, 2 Chroniques 19.4–11, 2 Chroniques 20.1, 2 Chroniques 20.3–12, 2 Chroniques 20.10, 2 Chroniques 20.14–17, 2 Chroniques 20.20–21, 2 Chroniques 20.32–33, 2 Chroniques 20.35–37, 2 Chroniques 21.2–7, 2 Chroniques 21.5, 2 Chroniques 21.8–11, 2 Chroniques 21.12–15, 2 Chroniques 21.16–17, 2 Chroniques 21.18–20, 2 Chroniques 22.2, 2 Chroniques 22.2–4, 2 Chroniques 22.5–6, 2 Chroniques 22.7–9, 2 Chroniques 22.10–12, 2 Chroniques 23.1–3, 2 Chroniques 23.4–6, 2 Chroniques 23.6–7, 2 Chroniques 23.11, 2 Chroniques 23.16–17, 2 Chroniques 23.18–19, 2 Chroniques 24.1, 2 Chroniques 24.3, 2 Chroniques 24.4–8, 2 Chroniques 24.12–14, 2 Chroniques 24.15–16, 2 Chroniques 24.20–22, 2 Chroniques 24.23–26, 2 Chroniques 24.25–26, 2 Chroniques 24.27, 2 Chroniques 25.1, 2 Chroniques 25.2, 2 Chroniques 25.3–4, 2 Chroniques 25.5, 2 Chroniques 25.6, 2 Chroniques 25.7–8, 2 Chroniques 25.11, 2 Chroniques 25.14–15, 2 Chroniques 25.20, 2 Chroniques 25.21, 2 Chroniques 25.23, 2 Chroniques 26.1–5, 2 Chroniques 26.3, 2 Chroniques 26.6–8, 2 Chroniques 26.9–10, 2 Chroniques 26.11–14, 2 Chroniques 26.16–18, 2 Chroniques 26.21, 2 Chroniques 27.1, 2 Chroniques 27.3–4, 2 Chroniques 27.5, 2 Chroniques 28.1, 2 Chroniques 28.3–4, 2 Chroniques 28.9–10, 2 Chroniques 28.11, 2 Chroniques 28.16, 2 Chroniques 28.17–18, 2 Chroniques 28.22–23, 2 Chroniques 28.24–25, 2 Chroniques 28.26, 2 Chroniques 29.1, 2 Chroniques 29.3–4, 2 Chroniques 29.5–11, 2 Chroniques 29.12, 2 Chroniques 29.12–36, 2 Chroniques 29.21, 2 Chroniques 29.31–36, 2 Chroniques 29.34, 2 Chroniques 30.1–27, 2 Chroniques 30.2–3, 2 Chroniques 30.5, 2 Chroniques 30.9–11, 2 Chroniques 30.11, 2 Chroniques 30.14, 2 Chroniques 30.15, 2 Chroniques 30.17–19, 2 Chroniques 30.20, 2 Chroniques 30.25, 2 Chroniques 30.26, 2 Chroniques 31.1, 2 Chroniques 31.3–10, 2 Chroniques 31.6, 2 Chroniques 31.10, 2 Chroniques 31.14–19, 2 Chroniques 32.1–23, 2 Chroniques 32.3–5, 2 Chroniques 32.10–19, 2 Chroniques 32.21, 2 Chroniques 32.22–23, 2 Chroniques 32.26, 2 Chroniques 32.27–30, 2 Chroniques 32.31, 2 Chroniques 33.1–20, 2 Chroniques 33.7, 2 Chroniques 33.11, 2 Chroniques 33.12, 2 Chroniques 33.12–17, 2 Chroniques 33.13, 2 Chroniques 33.14–17, 2 Chroniques 33.18, 2 Chroniques 33.19, 2 Chroniques 33.21, 2 Chroniques 33.24, 2 Chroniques 34.1, 2 Chroniques 34.3, 2 Chroniques 34.6, 2 Chroniques 34.12–13, 2 Chroniques 34.14–18, 2 Chroniques 34.24, 2 Chroniques 34.27–28, 2 Chroniques 34.29–32, 2 Chroniques 35.3, 2 Chroniques 35.4–6, 2 Chroniques 35.7–9, 2 Chroniques 35.13, 2 Chroniques 35.18, 2 Chroniques 35.20–24, 2 Chroniques 35.25, 2 Chroniques 36.1–4, 2 Chroniques 36.2, 2 Chroniques 36.5, 2 Chroniques 36.9–10, 2 Chroniques 36.11, 2 Chroniques 36.11–14, 2 Chroniques 36.13, 2 Chroniques 36.19, 2 Chroniques 36.21, 2 Chroniques 36.22–23</w:t>
       </w:r>
       <w:r>
         <w:rPr>

--- a/fra/docx/14.content.docx
+++ b/fra/docx/14.content.docx
@@ -150,19 +150,6 @@
           <w:lang w:val="fr_FR" w:bidi="fr_FR"/>
         </w:rPr>
         <w:t>2CH</w:t>
-      </w:r>
-      <w:r>
-        <w:rPr>
-          <w:lang w:val="fr_FR" w:bidi="fr_FR"/>
-        </w:rPr>
-      </w:r>
-    </w:p>
-    <w:p>
-      <w:pPr/>
-      <w:r>
-        <w:rPr>
-          <w:lang w:val="fr_FR" w:bidi="fr_FR"/>
-        </w:rPr>
       </w:r>
       <w:r>
         <w:rPr>

--- a/fra/docx/14.content.docx
+++ b/fra/docx/14.content.docx
@@ -19,7 +19,7 @@
         <w:rPr>
           <w:lang w:val="fr_FR" w:bidi="fr_FR"/>
         </w:rPr>
-        <w:t>Resource: Notes d'étude (Tyndale)</w:t>
+        <w:t>Resource: Tyndale Open Study Notes</w:t>
       </w:r>
       <w:r>
         <w:rPr>
@@ -112,7 +112,7 @@
         <w:rPr>
           <w:lang w:val="fr_FR" w:bidi="fr_FR"/>
         </w:rPr>
-        <w:t>Notes d'étude (Tyndale)</w:t>
+        <w:t>Tyndale Open Study Notes</w:t>
       </w:r>
     </w:p>
     <w:p>

--- a/fra/docx/14.content.docx
+++ b/fra/docx/14.content.docx
@@ -10935,6 +10935,118 @@
         <w:rPr>
           <w:lang w:val="fr_FR" w:bidi="fr_FR"/>
         </w:rPr>
+        <w:t>2 Chroniques 20.2</w:t>
+      </w:r>
+      <w:r>
+        <w:rPr>
+          <w:lang w:val="fr_FR" w:bidi="fr_FR"/>
+        </w:rPr>
+      </w:r>
+    </w:p>
+    <w:p>
+      <w:pPr/>
+      <w:r>
+        <w:rPr>
+          <w:lang w:val="fr_FR" w:bidi="fr_FR"/>
+        </w:rPr>
+      </w:r>
+      <w:r>
+        <w:rPr>
+          <w:lang w:val="fr_FR" w:bidi="fr_FR"/>
+        </w:rPr>
+        <w:t>Le mot traduit « Syrie » dans la LSG (« Aram » en hébreu) est traduit « Édom » dans certaines versions (Bible annotée, Bible du Rabbinat français, Parole de vie, Français courant, Semeur). Le choix de traduire ce terme « Édom » plutôt que « Syrie / Aram » est fait pour s'accorder (1) avec la description que l'auteur du livre des Chroniques fait de ces armées plusieurs versets plus loin (</w:t>
+      </w:r>
+      <w:hyperlink r:id="rId202">
+        <w:r>
+          <w:rPr>
+            <w:lang w:val="fr_FR" w:bidi="fr_FR"/>
+          </w:rPr>
+          <w:rPr>
+            <w:color w:val="0000EE"/>
+            <w:u w:val="single"/>
+          </w:rPr>
+          <w:t>20.10</w:t>
+        </w:r>
+      </w:hyperlink>
+      <w:r>
+        <w:rPr>
+          <w:lang w:val="fr_FR" w:bidi="fr_FR"/>
+        </w:rPr>
+        <w:t xml:space="preserve">, </w:t>
+      </w:r>
+      <w:hyperlink r:id="rId203">
+        <w:r>
+          <w:rPr>
+            <w:lang w:val="fr_FR" w:bidi="fr_FR"/>
+          </w:rPr>
+          <w:rPr>
+            <w:color w:val="0000EE"/>
+            <w:u w:val="single"/>
+          </w:rPr>
+          <w:t>22–23</w:t>
+        </w:r>
+      </w:hyperlink>
+      <w:r>
+        <w:rPr>
+          <w:lang w:val="fr_FR" w:bidi="fr_FR"/>
+        </w:rPr>
+        <w:t>), et aussi pour s'accorder (2) avec la description géographique de l'attaque depuis le sud-est à travers En-Guédi, puisque le pays d'Aram était au nord-est de Juda.</w:t>
+      </w:r>
+    </w:p>
+    <w:p>
+      <w:pPr/>
+      <w:r>
+        <w:rPr>
+          <w:lang w:val="fr_FR" w:bidi="fr_FR"/>
+        </w:rPr>
+      </w:r>
+      <w:r>
+        <w:rPr>
+          <w:lang w:val="fr_FR" w:bidi="fr_FR"/>
+        </w:rPr>
+        <w:t xml:space="preserve">D'autres versions françaises préfèrent garder « Aram » (Lausanne, Perret-Gentil et Rilliet), mais la plupart des versions françaises traduisent « Syrie », car cela correspond au texte hébreu. Noter que « Syrie » est la traduction normale de « Aram » dans la majorité des versions françaises. </w:t>
+      </w:r>
+    </w:p>
+    <w:p>
+      <w:pPr/>
+      <w:r>
+        <w:rPr>
+          <w:lang w:val="fr_FR" w:bidi="fr_FR"/>
+        </w:rPr>
+      </w:r>
+      <w:r>
+        <w:rPr>
+          <w:lang w:val="fr_FR" w:bidi="fr_FR"/>
+        </w:rPr>
+        <w:t xml:space="preserve"> </w:t>
+      </w:r>
+      <w:r>
+        <w:rPr>
+          <w:lang w:val="fr_FR" w:bidi="fr_FR"/>
+        </w:rPr>
+      </w:r>
+      <w:r>
+        <w:rPr>
+          <w:lang w:val="fr_FR" w:bidi="fr_FR"/>
+        </w:rPr>
+      </w:r>
+    </w:p>
+    <w:p>
+      <w:pPr/>
+      <w:r>
+        <w:rPr>
+          <w:lang w:val="fr_FR" w:bidi="fr_FR"/>
+        </w:rPr>
+      </w:r>
+    </w:p>
+    <w:p>
+      <w:pPr>
+        <w:pStyle w:val="Heading2"/>
+      </w:pPr>
+      <w:r>
+        <w:rPr>
+          <w:lang w:val="fr_FR" w:bidi="fr_FR"/>
+        </w:rPr>
         <w:t>2 Chroniques 20.3–12</w:t>
       </w:r>
       <w:r>
@@ -10956,7 +11068,7 @@
         </w:rPr>
         <w:t>Josaphat a réagi à l'annonce de la guerre avec les nations voisines par une prière de lamentation, en reprenant les thèmes présents dans la prière de Salomon (</w:t>
       </w:r>
-      <w:hyperlink r:id="rId202">
+      <w:hyperlink r:id="rId204">
         <w:r>
           <w:rPr>
             <w:lang w:val="fr_FR" w:bidi="fr_FR"/>
@@ -11022,7 +11134,7 @@
         </w:rPr>
         <w:t xml:space="preserve">La montagne de Séir était une autre appellation pour désigner Édom (voir </w:t>
       </w:r>
-      <w:hyperlink r:id="rId203">
+      <w:hyperlink r:id="rId205">
         <w:r>
           <w:rPr>
             <w:lang w:val="fr_FR" w:bidi="fr_FR"/>
@@ -11100,7 +11212,7 @@
         </w:rPr>
         <w:t>Après la lamentation de Josaphat, la proclamation de délivrance de Jachaziel correspondait aux exigences du discours qu'un sacrificateur devait prononcer avant la bataille (</w:t>
       </w:r>
-      <w:hyperlink r:id="rId204">
+      <w:hyperlink r:id="rId206">
         <w:r>
           <w:rPr>
             <w:lang w:val="fr_FR" w:bidi="fr_FR"/>
@@ -11166,7 +11278,7 @@
         </w:rPr>
         <w:t>Le chant des chanteurs désignés avait remplacé le cri de guerre. Les prophètes étaient Jachaziel (</w:t>
       </w:r>
-      <w:hyperlink r:id="rId205">
+      <w:hyperlink r:id="rId207">
         <w:r>
           <w:rPr>
             <w:lang w:val="fr_FR" w:bidi="fr_FR"/>
@@ -11184,7 +11296,7 @@
         </w:rPr>
         <w:t>) et les musiciens lévitiques (</w:t>
       </w:r>
-      <w:hyperlink r:id="rId206">
+      <w:hyperlink r:id="rId208">
         <w:r>
           <w:rPr>
             <w:lang w:val="fr_FR" w:bidi="fr_FR"/>
@@ -11250,7 +11362,7 @@
         </w:rPr>
         <w:t xml:space="preserve">La comparaison entre Josaphat et Asa est reprise de </w:t>
       </w:r>
-      <w:hyperlink r:id="rId207">
+      <w:hyperlink r:id="rId209">
         <w:r>
           <w:rPr>
             <w:lang w:val="fr_FR" w:bidi="fr_FR"/>
@@ -11364,7 +11476,7 @@
         </w:rPr>
         <w:t>Joram, marié à Athalie, la fille d'Achab et de Jézabel (</w:t>
       </w:r>
-      <w:hyperlink r:id="rId208">
+      <w:hyperlink r:id="rId210">
         <w:r>
           <w:rPr>
             <w:lang w:val="fr_FR" w:bidi="fr_FR"/>
@@ -11382,7 +11494,7 @@
         </w:rPr>
         <w:t xml:space="preserve"> ; </w:t>
       </w:r>
-      <w:hyperlink r:id="rId209">
+      <w:hyperlink r:id="rId211">
         <w:r>
           <w:rPr>
             <w:lang w:val="fr_FR" w:bidi="fr_FR"/>
@@ -11418,7 +11530,7 @@
         </w:rPr>
         <w:t>), était le premier roi de la lignée de David à recevoir une évaluation entièrement négative. Ses meurtres (</w:t>
       </w:r>
-      <w:hyperlink r:id="rId210">
+      <w:hyperlink r:id="rId212">
         <w:r>
           <w:rPr>
             <w:lang w:val="fr_FR" w:bidi="fr_FR"/>
@@ -11436,7 +11548,7 @@
         </w:rPr>
         <w:t>) menaçaient sérieusement la survie de la dynastie, qui avait été préservée uniquement grâce à la fidélité de l'Éternel envers David (</w:t>
       </w:r>
-      <w:hyperlink r:id="rId211">
+      <w:hyperlink r:id="rId213">
         <w:r>
           <w:rPr>
             <w:lang w:val="fr_FR" w:bidi="fr_FR"/>
@@ -11454,7 +11566,7 @@
         </w:rPr>
         <w:t xml:space="preserve">). À trois autres reprises, des actes de violence ont frappé la famille royale, menaçant presque d'anéantir la dynastie (voir </w:t>
       </w:r>
-      <w:hyperlink r:id="rId212">
+      <w:hyperlink r:id="rId214">
         <w:r>
           <w:rPr>
             <w:lang w:val="fr_FR" w:bidi="fr_FR"/>
@@ -11472,7 +11584,7 @@
         </w:rPr>
         <w:t xml:space="preserve"> ; </w:t>
       </w:r>
-      <w:hyperlink r:id="rId213">
+      <w:hyperlink r:id="rId215">
         <w:r>
           <w:rPr>
             <w:lang w:val="fr_FR" w:bidi="fr_FR"/>
@@ -11490,7 +11602,7 @@
         </w:rPr>
         <w:t xml:space="preserve">, </w:t>
       </w:r>
-      <w:hyperlink r:id="rId214">
+      <w:hyperlink r:id="rId216">
         <w:r>
           <w:rPr>
             <w:lang w:val="fr_FR" w:bidi="fr_FR"/>
@@ -11616,7 +11728,7 @@
         </w:rPr>
         <w:t xml:space="preserve"> : sous le règne de Salomon, le contrôle d'Édom permettait à Israël d'accéder au riche commerce d'Arabie. Les Édomites s'étaient déjà rebellés avant la mort de Salomon (</w:t>
       </w:r>
-      <w:hyperlink r:id="rId215">
+      <w:hyperlink r:id="rId217">
         <w:r>
           <w:rPr>
             <w:lang w:val="fr_FR" w:bidi="fr_FR"/>
@@ -11634,7 +11746,7 @@
         </w:rPr>
         <w:t>), et n'étaient probablement pas restés sous la domination de Roboam. Ils étaient apparemment revenus sous l'autorité de Juda après leur défaite face à Josaphat (</w:t>
       </w:r>
-      <w:hyperlink r:id="rId216">
+      <w:hyperlink r:id="rId218">
         <w:r>
           <w:rPr>
             <w:lang w:val="fr_FR" w:bidi="fr_FR"/>
@@ -11652,7 +11764,7 @@
         </w:rPr>
         <w:t xml:space="preserve"> ; cf. </w:t>
       </w:r>
-      <w:hyperlink r:id="rId217">
+      <w:hyperlink r:id="rId219">
         <w:r>
           <w:rPr>
             <w:lang w:val="fr_FR" w:bidi="fr_FR"/>
@@ -11766,7 +11878,7 @@
         </w:rPr>
         <w:t>L'incapacité de Joram à résister aux révoltes initiales d'Édom et de Libna (</w:t>
       </w:r>
-      <w:hyperlink r:id="rId218">
+      <w:hyperlink r:id="rId220">
         <w:r>
           <w:rPr>
             <w:lang w:val="fr_FR" w:bidi="fr_FR"/>
@@ -11832,7 +11944,7 @@
         </w:rPr>
         <w:t xml:space="preserve">Joram est mort après une longue et douloureuse maladie intestinale. Il n'a pas reçu l'honneur d'un rite funéraire (voir </w:t>
       </w:r>
-      <w:hyperlink r:id="rId219">
+      <w:hyperlink r:id="rId221">
         <w:r>
           <w:rPr>
             <w:lang w:val="fr_FR" w:bidi="fr_FR"/>
@@ -11958,7 +12070,7 @@
         </w:rPr>
         <w:t xml:space="preserve">). Athalie ressemblait beaucoup à sa mère, Jézabel (voir </w:t>
       </w:r>
-      <w:hyperlink r:id="rId220">
+      <w:hyperlink r:id="rId222">
         <w:r>
           <w:rPr>
             <w:lang w:val="fr_FR" w:bidi="fr_FR"/>
@@ -11976,7 +12088,7 @@
         </w:rPr>
         <w:t xml:space="preserve"> ; cf. </w:t>
       </w:r>
-      <w:hyperlink r:id="rId221">
+      <w:hyperlink r:id="rId223">
         <w:r>
           <w:rPr>
             <w:lang w:val="fr_FR" w:bidi="fr_FR"/>
@@ -11994,7 +12106,7 @@
         </w:rPr>
         <w:t xml:space="preserve">), et elle suivait les traces de son grand-père Omri (voir </w:t>
       </w:r>
-      <w:hyperlink r:id="rId222">
+      <w:hyperlink r:id="rId224">
         <w:r>
           <w:rPr>
             <w:lang w:val="fr_FR" w:bidi="fr_FR"/>
@@ -12060,7 +12172,7 @@
         </w:rPr>
         <w:t>Ramoth en Galaad, une ville lévitique située dans le territoire de Gad (</w:t>
       </w:r>
-      <w:hyperlink r:id="rId223">
+      <w:hyperlink r:id="rId225">
         <w:r>
           <w:rPr>
             <w:lang w:val="fr_FR" w:bidi="fr_FR"/>
@@ -12636,7 +12748,7 @@
         </w:rPr>
         <w:t>Rien n'indique à quel moment Joas a entrepris de rénover le temple pour la première fois. Après un premier échec dans la collecte des fonds, il a convoqué Jehojada une seconde fois, dans la vingt-troisième année de son règne (</w:t>
       </w:r>
-      <w:hyperlink r:id="rId224">
+      <w:hyperlink r:id="rId226">
         <w:r>
           <w:rPr>
             <w:lang w:val="fr_FR" w:bidi="fr_FR"/>
@@ -12702,7 +12814,7 @@
         </w:rPr>
         <w:t>Le livre des Rois précise que les fonds collectés pour la réparation du temple servaient uniquement à payer les salaires (</w:t>
       </w:r>
-      <w:hyperlink r:id="rId225">
+      <w:hyperlink r:id="rId227">
         <w:r>
           <w:rPr>
             <w:lang w:val="fr_FR" w:bidi="fr_FR"/>
@@ -12816,7 +12928,7 @@
         </w:rPr>
         <w:t>Jehojada avait soigneusement protégé la cour du temple de l'Éternel de l'effusion de sang et préservé la dynastie de David de l'extinction. Pourtant, de manière ironique, Zacharie, son fils, avait été assassiné dans ce même lieu et par le même roi, Joas, qui avait été sauvé lors du coup d'État. Jésus a évoqué ce meurtre dans sa critique des chefs religieux (</w:t>
       </w:r>
-      <w:hyperlink r:id="rId226">
+      <w:hyperlink r:id="rId228">
         <w:r>
           <w:rPr>
             <w:lang w:val="fr_FR" w:bidi="fr_FR"/>
@@ -12834,7 +12946,7 @@
         </w:rPr>
         <w:t xml:space="preserve"> ; </w:t>
       </w:r>
-      <w:hyperlink r:id="rId227">
+      <w:hyperlink r:id="rId229">
         <w:r>
           <w:rPr>
             <w:lang w:val="fr_FR" w:bidi="fr_FR"/>
@@ -12864,7 +12976,7 @@
         </w:rPr>
         <w:t xml:space="preserve">ette prière de vengeance ressemble à celles que le roi David lui-même a adressées contre les injustices qu'il a subies de la part de Saül (cf. </w:t>
       </w:r>
-      <w:hyperlink r:id="rId228">
+      <w:hyperlink r:id="rId230">
         <w:r>
           <w:rPr>
             <w:lang w:val="fr_FR" w:bidi="fr_FR"/>
@@ -12882,7 +12994,7 @@
         </w:rPr>
         <w:t xml:space="preserve"> ; </w:t>
       </w:r>
-      <w:hyperlink r:id="rId229">
+      <w:hyperlink r:id="rId231">
         <w:r>
           <w:rPr>
             <w:lang w:val="fr_FR" w:bidi="fr_FR"/>
@@ -12900,7 +13012,7 @@
         </w:rPr>
         <w:t xml:space="preserve"> ; </w:t>
       </w:r>
-      <w:hyperlink r:id="rId230">
+      <w:hyperlink r:id="rId232">
         <w:r>
           <w:rPr>
             <w:lang w:val="fr_FR" w:bidi="fr_FR"/>
@@ -12918,7 +13030,7 @@
         </w:rPr>
         <w:t xml:space="preserve"> ; </w:t>
       </w:r>
-      <w:hyperlink r:id="rId231">
+      <w:hyperlink r:id="rId233">
         <w:r>
           <w:rPr>
             <w:lang w:val="fr_FR" w:bidi="fr_FR"/>
@@ -12936,7 +13048,7 @@
         </w:rPr>
         <w:t xml:space="preserve"> ; </w:t>
       </w:r>
-      <w:hyperlink r:id="rId232">
+      <w:hyperlink r:id="rId234">
         <w:r>
           <w:rPr>
             <w:lang w:val="fr_FR" w:bidi="fr_FR"/>
@@ -12954,7 +13066,7 @@
         </w:rPr>
         <w:t xml:space="preserve"> ; </w:t>
       </w:r>
-      <w:hyperlink r:id="rId233">
+      <w:hyperlink r:id="rId235">
         <w:r>
           <w:rPr>
             <w:lang w:val="fr_FR" w:bidi="fr_FR"/>
@@ -13080,7 +13192,7 @@
         </w:rPr>
         <w:t>Jehojada a reçu un enterrement royal (</w:t>
       </w:r>
-      <w:hyperlink r:id="rId234">
+      <w:hyperlink r:id="rId236">
         <w:r>
           <w:rPr>
             <w:lang w:val="fr_FR" w:bidi="fr_FR"/>
@@ -13152,7 +13264,7 @@
         </w:rPr>
         <w:t xml:space="preserve"> qui a été utilisé comme source par l'auteur du Livre des Chroniques ne nous est plus accessible aujourd'hui (voir aussi </w:t>
       </w:r>
-      <w:hyperlink r:id="rId235">
+      <w:hyperlink r:id="rId237">
         <w:r>
           <w:rPr>
             <w:lang w:val="fr_FR" w:bidi="fr_FR"/>
@@ -13272,7 +13384,7 @@
         </w:rPr>
         <w:t xml:space="preserve">: voir </w:t>
       </w:r>
-      <w:hyperlink r:id="rId236">
+      <w:hyperlink r:id="rId238">
         <w:r>
           <w:rPr>
             <w:lang w:val="fr_FR" w:bidi="fr_FR"/>
@@ -13482,7 +13594,7 @@
         </w:rPr>
         <w:t xml:space="preserve">L'expression « homme de Dieu » était utilisée pour désigner un prophète, comme on le voit dans des passages tels que </w:t>
       </w:r>
-      <w:hyperlink r:id="rId237">
+      <w:hyperlink r:id="rId239">
         <w:r>
           <w:rPr>
             <w:lang w:val="fr_FR" w:bidi="fr_FR"/>
@@ -13500,7 +13612,7 @@
         </w:rPr>
         <w:t xml:space="preserve"> ; </w:t>
       </w:r>
-      <w:hyperlink r:id="rId238">
+      <w:hyperlink r:id="rId240">
         <w:r>
           <w:rPr>
             <w:lang w:val="fr_FR" w:bidi="fr_FR"/>
@@ -13518,7 +13630,7 @@
         </w:rPr>
         <w:t xml:space="preserve"> ; </w:t>
       </w:r>
-      <w:hyperlink r:id="rId239">
+      <w:hyperlink r:id="rId241">
         <w:r>
           <w:rPr>
             <w:lang w:val="fr_FR" w:bidi="fr_FR"/>
@@ -13536,7 +13648,7 @@
         </w:rPr>
         <w:t xml:space="preserve"> ; </w:t>
       </w:r>
-      <w:hyperlink r:id="rId240">
+      <w:hyperlink r:id="rId242">
         <w:r>
           <w:rPr>
             <w:lang w:val="fr_FR" w:bidi="fr_FR"/>
@@ -13602,7 +13714,7 @@
         </w:rPr>
         <w:t>La vallée du sel, située au sud de la mer Morte, était un champ de bataille constant. David y avait également affronté les Édomites (</w:t>
       </w:r>
-      <w:hyperlink r:id="rId241">
+      <w:hyperlink r:id="rId243">
         <w:r>
           <w:rPr>
             <w:lang w:val="fr_FR" w:bidi="fr_FR"/>
@@ -13620,7 +13732,7 @@
         </w:rPr>
         <w:t xml:space="preserve"> ; voir </w:t>
       </w:r>
-      <w:hyperlink r:id="rId242">
+      <w:hyperlink r:id="rId244">
         <w:r>
           <w:rPr>
             <w:lang w:val="fr_FR" w:bidi="fr_FR"/>
@@ -13638,7 +13750,7 @@
         </w:rPr>
         <w:t>). • Amatsia n'a pas réussi à capturer le port d'Éloth (</w:t>
       </w:r>
-      <w:hyperlink r:id="rId243">
+      <w:hyperlink r:id="rId245">
         <w:r>
           <w:rPr>
             <w:lang w:val="fr_FR" w:bidi="fr_FR"/>
@@ -13704,7 +13816,7 @@
         </w:rPr>
         <w:t xml:space="preserve">Les conquérants adoraient parfois les dieux des nations vaincues, croyant à tort que ces dieux les avaient aidés à remporter la victoire. Amatsia avait cette mentalité païenne, ne reconnaissant pas que l'Éternel est le seul vrai Dieu (voir </w:t>
       </w:r>
-      <w:hyperlink r:id="rId244">
+      <w:hyperlink r:id="rId246">
         <w:r>
           <w:rPr>
             <w:lang w:val="fr_FR" w:bidi="fr_FR"/>
@@ -13722,7 +13834,7 @@
         </w:rPr>
         <w:t xml:space="preserve"> ; </w:t>
       </w:r>
-      <w:hyperlink r:id="rId245">
+      <w:hyperlink r:id="rId247">
         <w:r>
           <w:rPr>
             <w:lang w:val="fr_FR" w:bidi="fr_FR"/>
@@ -13740,7 +13852,7 @@
         </w:rPr>
         <w:t xml:space="preserve"> ; </w:t>
       </w:r>
-      <w:hyperlink r:id="rId246">
+      <w:hyperlink r:id="rId248">
         <w:r>
           <w:rPr>
             <w:lang w:val="fr_FR" w:bidi="fr_FR"/>
@@ -13806,7 +13918,7 @@
         </w:rPr>
         <w:t xml:space="preserve">L'orgueil d'Amatsia s'est révélé dans son échec à chercher Dieu. Bien qu'il ait largement surestimé sa puissance militaire après sa victoire sur Édom, sa décision de faire la guerre contre Joas était en réalité le fruit de sa confiance en d'autres dieux et de son ignorance du jugement de Dieu qui a suivi (cf. </w:t>
       </w:r>
-      <w:hyperlink r:id="rId247">
+      <w:hyperlink r:id="rId249">
         <w:r>
           <w:rPr>
             <w:lang w:val="fr_FR" w:bidi="fr_FR"/>
@@ -13824,7 +13936,7 @@
         </w:rPr>
         <w:t xml:space="preserve"> ; </w:t>
       </w:r>
-      <w:hyperlink r:id="rId248">
+      <w:hyperlink r:id="rId250">
         <w:r>
           <w:rPr>
             <w:lang w:val="fr_FR" w:bidi="fr_FR"/>
@@ -13986,7 +14098,7 @@
         </w:rPr>
         <w:t>L'auteur du livre des Chroniques a donné à Ozias (appelé Azaria dans le livre des Rois) une double introduction (</w:t>
       </w:r>
-      <w:hyperlink r:id="rId249">
+      <w:hyperlink r:id="rId251">
         <w:r>
           <w:rPr>
             <w:lang w:val="fr_FR" w:bidi="fr_FR"/>
@@ -14004,7 +14116,7 @@
         </w:rPr>
         <w:t xml:space="preserve">, </w:t>
       </w:r>
-      <w:hyperlink r:id="rId250">
+      <w:hyperlink r:id="rId252">
         <w:r>
           <w:rPr>
             <w:lang w:val="fr_FR" w:bidi="fr_FR"/>
@@ -14022,7 +14134,7 @@
         </w:rPr>
         <w:t>), citant deux passages provenant du livre des Rois (</w:t>
       </w:r>
-      <w:hyperlink r:id="rId251">
+      <w:hyperlink r:id="rId253">
         <w:r>
           <w:rPr>
             <w:lang w:val="fr_FR" w:bidi="fr_FR"/>
@@ -14040,7 +14152,7 @@
         </w:rPr>
         <w:t xml:space="preserve"> ; </w:t>
       </w:r>
-      <w:hyperlink r:id="rId252">
+      <w:hyperlink r:id="rId254">
         <w:r>
           <w:rPr>
             <w:lang w:val="fr_FR" w:bidi="fr_FR"/>
@@ -14154,7 +14266,7 @@
         </w:rPr>
         <w:t>Ces versets résument les réalisations internationales d'Ozias. Ses conquêtes se sont étendues à l'ouest, au sud et au sud-est, mais pas au nord, où le royaume de Jéroboam était fort (</w:t>
       </w:r>
-      <w:hyperlink r:id="rId253">
+      <w:hyperlink r:id="rId255">
         <w:r>
           <w:rPr>
             <w:lang w:val="fr_FR" w:bidi="fr_FR"/>
@@ -14172,7 +14284,7 @@
         </w:rPr>
         <w:t>). La stratégie d'Ozias, guidée par Dieu (</w:t>
       </w:r>
-      <w:hyperlink r:id="rId254">
+      <w:hyperlink r:id="rId256">
         <w:r>
           <w:rPr>
             <w:lang w:val="fr_FR" w:bidi="fr_FR"/>
@@ -14238,7 +14350,7 @@
         </w:rPr>
         <w:t>Ozias a réparé les dommages causés aux murs de Jérusalem par Joas lors de sa campagne contre Amatsia. Il est également possible qu'Ozias ait réparé les dégâts causés par le célèbre tremblement de terre de son époque (</w:t>
       </w:r>
-      <w:hyperlink r:id="rId255">
+      <w:hyperlink r:id="rId257">
         <w:r>
           <w:rPr>
             <w:lang w:val="fr_FR" w:bidi="fr_FR"/>
@@ -14256,7 +14368,7 @@
         </w:rPr>
         <w:t xml:space="preserve"> ; </w:t>
       </w:r>
-      <w:hyperlink r:id="rId256">
+      <w:hyperlink r:id="rId258">
         <w:r>
           <w:rPr>
             <w:lang w:val="fr_FR" w:bidi="fr_FR"/>
@@ -14370,7 +14482,7 @@
         </w:rPr>
         <w:t>La lèpre d'Ozias était un jugement pour avoir violé l'alliance en brûlant de l'encens dans le temple, une pratique réservée exclusivement aux sacrificateurs (</w:t>
       </w:r>
-      <w:hyperlink r:id="rId257">
+      <w:hyperlink r:id="rId259">
         <w:r>
           <w:rPr>
             <w:lang w:val="fr_FR" w:bidi="fr_FR"/>
@@ -14388,7 +14500,7 @@
         </w:rPr>
         <w:t xml:space="preserve"> ; </w:t>
       </w:r>
-      <w:hyperlink r:id="rId258">
+      <w:hyperlink r:id="rId260">
         <w:r>
           <w:rPr>
             <w:lang w:val="fr_FR" w:bidi="fr_FR"/>
@@ -14539,7 +14651,7 @@
         </w:rPr>
         <w:t xml:space="preserve"> » (</w:t>
       </w:r>
-      <w:hyperlink r:id="rId259">
+      <w:hyperlink r:id="rId261">
         <w:r>
           <w:rPr>
             <w:lang w:val="fr_FR" w:bidi="fr_FR"/>
@@ -14569,7 +14681,7 @@
         </w:rPr>
         <w:t xml:space="preserve">). Toutefois, Achaz a probablement eu sa cérémonie officielle d'accession après la mort de son père en 732 av. J.-C., ce qui explique que l'auteur de 2 Chroniques a compté les années de règne officielles d'Achaz à partir de 731 av. J.-C. (voir </w:t>
       </w:r>
-      <w:hyperlink r:id="rId260">
+      <w:hyperlink r:id="rId262">
         <w:r>
           <w:rPr>
             <w:lang w:val="fr_FR" w:bidi="fr_FR"/>
@@ -14683,7 +14795,7 @@
         </w:rPr>
         <w:t>Ozias avait reçu des présents de la part des Ammonites (</w:t>
       </w:r>
-      <w:hyperlink r:id="rId261">
+      <w:hyperlink r:id="rId263">
         <w:r>
           <w:rPr>
             <w:lang w:val="fr_FR" w:bidi="fr_FR"/>
@@ -14701,7 +14813,7 @@
         </w:rPr>
         <w:t>), et Jotham a continué d'exercer sa domination sur leur territoire à l'est du Jourdain. L'arrêt de ces paiements après trois ans pourrait être lié à l'implication de Jotham dans les combats contre Israël et Aram (</w:t>
       </w:r>
-      <w:hyperlink r:id="rId262">
+      <w:hyperlink r:id="rId264">
         <w:r>
           <w:rPr>
             <w:lang w:val="fr_FR" w:bidi="fr_FR"/>
@@ -14821,7 +14933,7 @@
         </w:rPr>
         <w:t xml:space="preserve"> : Achaz imitait les pratiques abominables des Cananéens (voir </w:t>
       </w:r>
-      <w:hyperlink r:id="rId263">
+      <w:hyperlink r:id="rId265">
         <w:r>
           <w:rPr>
             <w:lang w:val="fr_FR" w:bidi="fr_FR"/>
@@ -14839,7 +14951,7 @@
         </w:rPr>
         <w:t xml:space="preserve"> ; </w:t>
       </w:r>
-      <w:hyperlink r:id="rId264">
+      <w:hyperlink r:id="rId266">
         <w:r>
           <w:rPr>
             <w:lang w:val="fr_FR" w:bidi="fr_FR"/>
@@ -14857,7 +14969,7 @@
         </w:rPr>
         <w:t xml:space="preserve"> ; </w:t>
       </w:r>
-      <w:hyperlink r:id="rId265">
+      <w:hyperlink r:id="rId267">
         <w:r>
           <w:rPr>
             <w:lang w:val="fr_FR" w:bidi="fr_FR"/>
@@ -14875,7 +14987,7 @@
         </w:rPr>
         <w:t xml:space="preserve"> ; </w:t>
       </w:r>
-      <w:hyperlink r:id="rId266">
+      <w:hyperlink r:id="rId268">
         <w:r>
           <w:rPr>
             <w:lang w:val="fr_FR" w:bidi="fr_FR"/>
@@ -14893,7 +15005,7 @@
         </w:rPr>
         <w:t xml:space="preserve"> ; </w:t>
       </w:r>
-      <w:hyperlink r:id="rId267">
+      <w:hyperlink r:id="rId269">
         <w:r>
           <w:rPr>
             <w:lang w:val="fr_FR" w:bidi="fr_FR"/>
@@ -14965,7 +15077,7 @@
         </w:rPr>
         <w:t xml:space="preserve"> : ils étaient allés trop loin. L'Éternel avait utilisé Israël comme moyen de punition envers Juda, mais l'alliance interdisait l'asservissement et le meurtre de ses compatriotes israélites (</w:t>
       </w:r>
-      <w:hyperlink r:id="rId268">
+      <w:hyperlink r:id="rId270">
         <w:r>
           <w:rPr>
             <w:lang w:val="fr_FR" w:bidi="fr_FR"/>
@@ -14983,7 +15095,7 @@
         </w:rPr>
         <w:t xml:space="preserve"> ; </w:t>
       </w:r>
-      <w:hyperlink r:id="rId269">
+      <w:hyperlink r:id="rId271">
         <w:r>
           <w:rPr>
             <w:lang w:val="fr_FR" w:bidi="fr_FR"/>
@@ -15061,7 +15173,7 @@
         </w:rPr>
         <w:t xml:space="preserve"> : plus tard, sous le règne d'Achaz, le royaume d'Israël sera détruit et exilé (722 av. J.-C., </w:t>
       </w:r>
-      <w:hyperlink r:id="rId270">
+      <w:hyperlink r:id="rId272">
         <w:r>
           <w:rPr>
             <w:lang w:val="fr_FR" w:bidi="fr_FR"/>
@@ -15133,7 +15245,7 @@
         </w:rPr>
         <w:t xml:space="preserve">: Voir </w:t>
       </w:r>
-      <w:hyperlink r:id="rId271">
+      <w:hyperlink r:id="rId273">
         <w:r>
           <w:rPr>
             <w:lang w:val="fr_FR" w:bidi="fr_FR"/>
@@ -15247,7 +15359,7 @@
         </w:rPr>
         <w:t>Le roi Achaz a méprisé l'Éternel en faisant construire un autel inspiré de celui de Damas (</w:t>
       </w:r>
-      <w:hyperlink r:id="rId272">
+      <w:hyperlink r:id="rId274">
         <w:r>
           <w:rPr>
             <w:lang w:val="fr_FR" w:bidi="fr_FR"/>
@@ -15361,7 +15473,7 @@
         </w:rPr>
         <w:t>Samarie, la capitale du royaume du nord d'Israël, est tombée aux mains de l'Assyrie en 722 av. J.-C., pendant la vingt et unième année du règne d'Achaz en Juda (</w:t>
       </w:r>
-      <w:hyperlink r:id="rId273">
+      <w:hyperlink r:id="rId275">
         <w:r>
           <w:rPr>
             <w:lang w:val="fr_FR" w:bidi="fr_FR"/>
@@ -15475,7 +15587,7 @@
         </w:rPr>
         <w:t>Le premier geste du roi Ézéchias a été de réparer les portes du temple (</w:t>
       </w:r>
-      <w:hyperlink r:id="rId274">
+      <w:hyperlink r:id="rId276">
         <w:r>
           <w:rPr>
             <w:lang w:val="fr_FR" w:bidi="fr_FR"/>
@@ -15493,7 +15605,7 @@
         </w:rPr>
         <w:t>). Le verbe utilisé (yekhazzeqem, « il les a rendues fortes ») joue sur le nom du roi Ézéchias (yekhizqiyyahu, « Yah rend fort »). Cette action a servi de préambule au discours du roi adressé aux sacrificateurs et aux Lévites (</w:t>
       </w:r>
-      <w:hyperlink r:id="rId275">
+      <w:hyperlink r:id="rId277">
         <w:r>
           <w:rPr>
             <w:lang w:val="fr_FR" w:bidi="fr_FR"/>
@@ -15673,7 +15785,7 @@
         </w:rPr>
         <w:t xml:space="preserve">es trois groupes correspondent aux descendants des fils de Lévi, et ils sont devenus les trois principaux clans de la tribu des Lévites (voir </w:t>
       </w:r>
-      <w:hyperlink r:id="rId276">
+      <w:hyperlink r:id="rId278">
         <w:r>
           <w:rPr>
             <w:lang w:val="fr_FR" w:bidi="fr_FR"/>
@@ -15739,7 +15851,7 @@
         </w:rPr>
         <w:t xml:space="preserve">Avant de commencer le processus de sanctification du temple, ces Lévites ont d'abord commencé par se sanctifier eux-mêmes. Ils se sont d'abord purifiés, probablement en apportant des offrandes (voir </w:t>
       </w:r>
-      <w:hyperlink r:id="rId277">
+      <w:hyperlink r:id="rId279">
         <w:r>
           <w:rPr>
             <w:lang w:val="fr_FR" w:bidi="fr_FR"/>
@@ -15757,7 +15869,7 @@
         </w:rPr>
         <w:t xml:space="preserve">) ; puis ils ont entamé la purification du temple. Deux actions distinctes étaient nécessaires pour restaurer le temple : la purification, qui consistait à éliminer les impuretés, </w:t>
       </w:r>
-      <w:hyperlink r:id="rId278">
+      <w:hyperlink r:id="rId280">
         <w:r>
           <w:rPr>
             <w:lang w:val="fr_FR" w:bidi="fr_FR"/>
@@ -15787,6 +15899,3242 @@
         </w:rPr>
         <w:t xml:space="preserve"> </w:t>
       </w:r>
+      <w:hyperlink r:id="rId281">
+        <w:r>
+          <w:rPr>
+            <w:lang w:val="fr_FR" w:bidi="fr_FR"/>
+          </w:rPr>
+          <w:rPr>
+            <w:color w:val="0000EE"/>
+            <w:u w:val="single"/>
+          </w:rPr>
+          <w:t>29.20–36</w:t>
+        </w:r>
+      </w:hyperlink>
+      <w:r>
+        <w:rPr>
+          <w:lang w:val="fr_FR" w:bidi="fr_FR"/>
+        </w:rPr>
+        <w:t>).</w:t>
+      </w:r>
+      <w:r>
+        <w:rPr>
+          <w:lang w:val="fr_FR" w:bidi="fr_FR"/>
+        </w:rPr>
+      </w:r>
+      <w:r>
+        <w:rPr>
+          <w:lang w:val="fr_FR" w:bidi="fr_FR"/>
+        </w:rPr>
+      </w:r>
+    </w:p>
+    <w:p>
+      <w:pPr/>
+      <w:r>
+        <w:rPr>
+          <w:lang w:val="fr_FR" w:bidi="fr_FR"/>
+        </w:rPr>
+      </w:r>
+    </w:p>
+    <w:p>
+      <w:pPr>
+        <w:pStyle w:val="Heading2"/>
+      </w:pPr>
+      <w:r>
+        <w:rPr>
+          <w:lang w:val="fr_FR" w:bidi="fr_FR"/>
+        </w:rPr>
+        <w:t>2 Chroniques 29.21</w:t>
+      </w:r>
+      <w:r>
+        <w:rPr>
+          <w:lang w:val="fr_FR" w:bidi="fr_FR"/>
+        </w:rPr>
+      </w:r>
+    </w:p>
+    <w:p>
+      <w:pPr/>
+      <w:r>
+        <w:rPr>
+          <w:lang w:val="fr_FR" w:bidi="fr_FR"/>
+        </w:rPr>
+      </w:r>
+      <w:r>
+        <w:rPr>
+          <w:lang w:val="fr_FR" w:bidi="fr_FR"/>
+        </w:rPr>
+        <w:t xml:space="preserve">Les taureaux, béliers et agneaux étaient destinés à l'holocauste, tandis que les boucs étaient réservés à l'offrande pour le péché (voir </w:t>
+      </w:r>
+      <w:hyperlink r:id="rId282">
+        <w:r>
+          <w:rPr>
+            <w:lang w:val="fr_FR" w:bidi="fr_FR"/>
+          </w:rPr>
+          <w:rPr>
+            <w:color w:val="0000EE"/>
+            <w:u w:val="single"/>
+          </w:rPr>
+          <w:t>Lv 1</w:t>
+        </w:r>
+      </w:hyperlink>
+      <w:r>
+        <w:rPr>
+          <w:lang w:val="fr_FR" w:bidi="fr_FR"/>
+        </w:rPr>
+        <w:t xml:space="preserve"> ; </w:t>
+      </w:r>
+      <w:hyperlink r:id="rId283">
+        <w:r>
+          <w:rPr>
+            <w:lang w:val="fr_FR" w:bidi="fr_FR"/>
+          </w:rPr>
+          <w:rPr>
+            <w:color w:val="0000EE"/>
+            <w:u w:val="single"/>
+          </w:rPr>
+          <w:t>4.1–5.13</w:t>
+        </w:r>
+      </w:hyperlink>
+      <w:r>
+        <w:rPr>
+          <w:lang w:val="fr_FR" w:bidi="fr_FR"/>
+        </w:rPr>
+        <w:t>).</w:t>
+      </w:r>
+      <w:r>
+        <w:rPr>
+          <w:lang w:val="fr_FR" w:bidi="fr_FR"/>
+        </w:rPr>
+      </w:r>
+      <w:r>
+        <w:rPr>
+          <w:lang w:val="fr_FR" w:bidi="fr_FR"/>
+        </w:rPr>
+      </w:r>
+    </w:p>
+    <w:p>
+      <w:pPr/>
+      <w:r>
+        <w:rPr>
+          <w:lang w:val="fr_FR" w:bidi="fr_FR"/>
+        </w:rPr>
+      </w:r>
+    </w:p>
+    <w:p>
+      <w:pPr>
+        <w:pStyle w:val="Heading2"/>
+      </w:pPr>
+      <w:r>
+        <w:rPr>
+          <w:lang w:val="fr_FR" w:bidi="fr_FR"/>
+        </w:rPr>
+        <w:t>2 Chroniques 29.31–36</w:t>
+      </w:r>
+      <w:r>
+        <w:rPr>
+          <w:lang w:val="fr_FR" w:bidi="fr_FR"/>
+        </w:rPr>
+      </w:r>
+    </w:p>
+    <w:p>
+      <w:pPr/>
+      <w:r>
+        <w:rPr>
+          <w:lang w:val="fr_FR" w:bidi="fr_FR"/>
+        </w:rPr>
+      </w:r>
+      <w:r>
+        <w:rPr>
+          <w:lang w:val="fr_FR" w:bidi="fr_FR"/>
+        </w:rPr>
+        <w:t xml:space="preserve">Après la purification et la redédicace du temple, le peuple a offert des offrandes et des sacrifices individuels. • Les </w:t>
+      </w:r>
+      <w:r>
+        <w:rPr>
+          <w:lang w:val="fr_FR" w:bidi="fr_FR"/>
+        </w:rPr>
+        <w:t>sacrifices d’actions de grâces</w:t>
+      </w:r>
+      <w:r>
+        <w:rPr>
+          <w:lang w:val="fr_FR" w:bidi="fr_FR"/>
+        </w:rPr>
+        <w:t xml:space="preserve"> étaient aussi appelés sacrifices de louanges (voir </w:t>
+      </w:r>
+      <w:hyperlink r:id="rId284">
+        <w:r>
+          <w:rPr>
+            <w:lang w:val="fr_FR" w:bidi="fr_FR"/>
+          </w:rPr>
+          <w:rPr>
+            <w:color w:val="0000EE"/>
+            <w:u w:val="single"/>
+          </w:rPr>
+          <w:t>Lv 3</w:t>
+        </w:r>
+      </w:hyperlink>
+      <w:r>
+        <w:rPr>
+          <w:lang w:val="fr_FR" w:bidi="fr_FR"/>
+        </w:rPr>
+        <w:t>).</w:t>
+      </w:r>
+      <w:r>
+        <w:rPr>
+          <w:lang w:val="fr_FR" w:bidi="fr_FR"/>
+        </w:rPr>
+      </w:r>
+      <w:r>
+        <w:rPr>
+          <w:lang w:val="fr_FR" w:bidi="fr_FR"/>
+        </w:rPr>
+      </w:r>
+    </w:p>
+    <w:p>
+      <w:pPr/>
+      <w:r>
+        <w:rPr>
+          <w:lang w:val="fr_FR" w:bidi="fr_FR"/>
+        </w:rPr>
+      </w:r>
+    </w:p>
+    <w:p>
+      <w:pPr>
+        <w:pStyle w:val="Heading2"/>
+      </w:pPr>
+      <w:r>
+        <w:rPr>
+          <w:lang w:val="fr_FR" w:bidi="fr_FR"/>
+        </w:rPr>
+        <w:t>2 Chroniques 29.34</w:t>
+      </w:r>
+      <w:r>
+        <w:rPr>
+          <w:lang w:val="fr_FR" w:bidi="fr_FR"/>
+        </w:rPr>
+      </w:r>
+    </w:p>
+    <w:p>
+      <w:pPr/>
+      <w:r>
+        <w:rPr>
+          <w:lang w:val="fr_FR" w:bidi="fr_FR"/>
+        </w:rPr>
+      </w:r>
+      <w:r>
+        <w:rPr>
+          <w:lang w:val="fr_FR" w:bidi="fr_FR"/>
+        </w:rPr>
+        <w:t>L'auteur du Livre des Chroniques exprime sa surprise et sa joie devant la spontanéité du peuple et la grande quantité d'offrandes de louange consommées lors des festivités de remerciement. Ces éléments montrent que l'Éternel avait préparé le cœur des gens pour cet événement, bien au-delà des attentes des sacrificateurs et des Lévites.</w:t>
+      </w:r>
+      <w:r>
+        <w:rPr>
+          <w:lang w:val="fr_FR" w:bidi="fr_FR"/>
+        </w:rPr>
+      </w:r>
+      <w:r>
+        <w:rPr>
+          <w:lang w:val="fr_FR" w:bidi="fr_FR"/>
+        </w:rPr>
+      </w:r>
+    </w:p>
+    <w:p>
+      <w:pPr/>
+      <w:r>
+        <w:rPr>
+          <w:lang w:val="fr_FR" w:bidi="fr_FR"/>
+        </w:rPr>
+      </w:r>
+    </w:p>
+    <w:p>
+      <w:pPr>
+        <w:pStyle w:val="Heading2"/>
+      </w:pPr>
+      <w:r>
+        <w:rPr>
+          <w:lang w:val="fr_FR" w:bidi="fr_FR"/>
+        </w:rPr>
+        <w:t>2 Chroniques 30.1–27</w:t>
+      </w:r>
+      <w:r>
+        <w:rPr>
+          <w:lang w:val="fr_FR" w:bidi="fr_FR"/>
+        </w:rPr>
+      </w:r>
+    </w:p>
+    <w:p>
+      <w:pPr/>
+      <w:r>
+        <w:rPr>
+          <w:lang w:val="fr_FR" w:bidi="fr_FR"/>
+        </w:rPr>
+      </w:r>
+      <w:r>
+        <w:rPr>
+          <w:lang w:val="fr_FR" w:bidi="fr_FR"/>
+        </w:rPr>
+        <w:t>Ce récit de la célébration de la Pâque par Ézéchias montre l'inquiétude de l'auteur du Livre des Chroniques pour l'unité d'Israël, la préparation spirituelle du peuple et la réussite de la restauration, selon le modèle établi par Salomon lors de la dédicace du temple (</w:t>
+      </w:r>
+      <w:hyperlink r:id="rId119">
+        <w:r>
+          <w:rPr>
+            <w:lang w:val="fr_FR" w:bidi="fr_FR"/>
+          </w:rPr>
+          <w:rPr>
+            <w:color w:val="0000EE"/>
+            <w:u w:val="single"/>
+          </w:rPr>
+          <w:t>7.14</w:t>
+        </w:r>
+      </w:hyperlink>
+      <w:r>
+        <w:rPr>
+          <w:lang w:val="fr_FR" w:bidi="fr_FR"/>
+        </w:rPr>
+        <w:t>).</w:t>
+      </w:r>
+      <w:r>
+        <w:rPr>
+          <w:lang w:val="fr_FR" w:bidi="fr_FR"/>
+        </w:rPr>
+      </w:r>
+      <w:r>
+        <w:rPr>
+          <w:lang w:val="fr_FR" w:bidi="fr_FR"/>
+        </w:rPr>
+      </w:r>
+    </w:p>
+    <w:p>
+      <w:pPr/>
+      <w:r>
+        <w:rPr>
+          <w:lang w:val="fr_FR" w:bidi="fr_FR"/>
+        </w:rPr>
+      </w:r>
+    </w:p>
+    <w:p>
+      <w:pPr>
+        <w:pStyle w:val="Heading2"/>
+      </w:pPr>
+      <w:r>
+        <w:rPr>
+          <w:lang w:val="fr_FR" w:bidi="fr_FR"/>
+        </w:rPr>
+        <w:t>2 Chroniques 30.2–3</w:t>
+      </w:r>
+      <w:r>
+        <w:rPr>
+          <w:lang w:val="fr_FR" w:bidi="fr_FR"/>
+        </w:rPr>
+      </w:r>
+    </w:p>
+    <w:p>
+      <w:pPr/>
+      <w:r>
+        <w:rPr>
+          <w:lang w:val="fr_FR" w:bidi="fr_FR"/>
+        </w:rPr>
+      </w:r>
+      <w:r>
+        <w:rPr>
+          <w:lang w:val="fr_FR" w:bidi="fr_FR"/>
+        </w:rPr>
+        <w:t xml:space="preserve">au second mois : </w:t>
+      </w:r>
+      <w:r>
+        <w:rPr>
+          <w:lang w:val="fr_FR" w:bidi="fr_FR"/>
+        </w:rPr>
+        <w:t>soit un mois après la date habituelle. La loi autorisait le report de la Pâque si une personne était involontairement impure sur le plan cérémoniel ou en voyage prolongé (</w:t>
+      </w:r>
+      <w:hyperlink r:id="rId285">
+        <w:r>
+          <w:rPr>
+            <w:lang w:val="fr_FR" w:bidi="fr_FR"/>
+          </w:rPr>
+          <w:rPr>
+            <w:color w:val="0000EE"/>
+            <w:u w:val="single"/>
+          </w:rPr>
+          <w:t>Nb 9.9–11</w:t>
+        </w:r>
+      </w:hyperlink>
+      <w:r>
+        <w:rPr>
+          <w:lang w:val="fr_FR" w:bidi="fr_FR"/>
+        </w:rPr>
+        <w:t>) ; la Pâque d'Ézéchias respectait l'esprit, sinon la lettre, de ces règles. Ce report offrait une occasion de renforcer l'unité nationale et de favoriser un renouveau spirituel.</w:t>
+      </w:r>
+      <w:r>
+        <w:rPr>
+          <w:lang w:val="fr_FR" w:bidi="fr_FR"/>
+        </w:rPr>
+      </w:r>
+      <w:r>
+        <w:rPr>
+          <w:lang w:val="fr_FR" w:bidi="fr_FR"/>
+        </w:rPr>
+      </w:r>
+    </w:p>
+    <w:p>
+      <w:pPr/>
+      <w:r>
+        <w:rPr>
+          <w:lang w:val="fr_FR" w:bidi="fr_FR"/>
+        </w:rPr>
+      </w:r>
+    </w:p>
+    <w:p>
+      <w:pPr>
+        <w:pStyle w:val="Heading2"/>
+      </w:pPr>
+      <w:r>
+        <w:rPr>
+          <w:lang w:val="fr_FR" w:bidi="fr_FR"/>
+        </w:rPr>
+        <w:t>2 Chroniques 30.5</w:t>
+      </w:r>
+      <w:r>
+        <w:rPr>
+          <w:lang w:val="fr_FR" w:bidi="fr_FR"/>
+        </w:rPr>
+      </w:r>
+    </w:p>
+    <w:p>
+      <w:pPr/>
+      <w:r>
+        <w:rPr>
+          <w:lang w:val="fr_FR" w:bidi="fr_FR"/>
+        </w:rPr>
+      </w:r>
+      <w:r>
+        <w:rPr>
+          <w:lang w:val="fr_FR" w:bidi="fr_FR"/>
+        </w:rPr>
+        <w:t>Ézéchias envoya des messagers de Beer-Schéba à Dan, une désignation traditionnelle pour désigner l'ensemble de la nation, incluant même les territoires désormais abandonnés des tribus du nord d'Israël.</w:t>
+      </w:r>
+      <w:r>
+        <w:rPr>
+          <w:lang w:val="fr_FR" w:bidi="fr_FR"/>
+        </w:rPr>
+      </w:r>
+      <w:r>
+        <w:rPr>
+          <w:lang w:val="fr_FR" w:bidi="fr_FR"/>
+        </w:rPr>
+      </w:r>
+    </w:p>
+    <w:p>
+      <w:pPr/>
+      <w:r>
+        <w:rPr>
+          <w:lang w:val="fr_FR" w:bidi="fr_FR"/>
+        </w:rPr>
+      </w:r>
+    </w:p>
+    <w:p>
+      <w:pPr>
+        <w:pStyle w:val="Heading2"/>
+      </w:pPr>
+      <w:r>
+        <w:rPr>
+          <w:lang w:val="fr_FR" w:bidi="fr_FR"/>
+        </w:rPr>
+        <w:t>2 Chroniques 30.9–11</w:t>
+      </w:r>
+      <w:r>
+        <w:rPr>
+          <w:lang w:val="fr_FR" w:bidi="fr_FR"/>
+        </w:rPr>
+      </w:r>
+    </w:p>
+    <w:p>
+      <w:pPr/>
+      <w:r>
+        <w:rPr>
+          <w:lang w:val="fr_FR" w:bidi="fr_FR"/>
+        </w:rPr>
+      </w:r>
+      <w:r>
+        <w:rPr>
+          <w:lang w:val="fr_FR" w:bidi="fr_FR"/>
+        </w:rPr>
+        <w:t>Le royaume du Nord avait été conquis par les Assyriens (</w:t>
+      </w:r>
+      <w:hyperlink r:id="rId286">
+        <w:r>
+          <w:rPr>
+            <w:lang w:val="fr_FR" w:bidi="fr_FR"/>
+          </w:rPr>
+          <w:rPr>
+            <w:color w:val="0000EE"/>
+            <w:u w:val="single"/>
+          </w:rPr>
+          <w:t>2R 17.5–28</w:t>
+        </w:r>
+      </w:hyperlink>
+      <w:r>
+        <w:rPr>
+          <w:lang w:val="fr_FR" w:bidi="fr_FR"/>
+        </w:rPr>
+        <w:t>), et de nombreux habitants avaient été exilés en Assyrie. Des gens venus d'autres régions conquises y vivaient désormais. La plupart de ces étrangers, ainsi que les Israélites restés sur place, voyaient la chute d'Israël comme la preuve que l'Éternel, le Dieu d'Israël, était impuissant. Ils se moquaient de l'idée de faire un pèlerinage à Jérusalem pour l'honorer.</w:t>
+      </w:r>
+      <w:r>
+        <w:rPr>
+          <w:lang w:val="fr_FR" w:bidi="fr_FR"/>
+        </w:rPr>
+      </w:r>
+      <w:r>
+        <w:rPr>
+          <w:lang w:val="fr_FR" w:bidi="fr_FR"/>
+        </w:rPr>
+      </w:r>
+    </w:p>
+    <w:p>
+      <w:pPr/>
+      <w:r>
+        <w:rPr>
+          <w:lang w:val="fr_FR" w:bidi="fr_FR"/>
+        </w:rPr>
+      </w:r>
+    </w:p>
+    <w:p>
+      <w:pPr>
+        <w:pStyle w:val="Heading2"/>
+      </w:pPr>
+      <w:r>
+        <w:rPr>
+          <w:lang w:val="fr_FR" w:bidi="fr_FR"/>
+        </w:rPr>
+        <w:t>2 Chroniques 30.11</w:t>
+      </w:r>
+      <w:r>
+        <w:rPr>
+          <w:lang w:val="fr_FR" w:bidi="fr_FR"/>
+        </w:rPr>
+      </w:r>
+    </w:p>
+    <w:p>
+      <w:pPr/>
+      <w:r>
+        <w:rPr>
+          <w:lang w:val="fr_FR" w:bidi="fr_FR"/>
+        </w:rPr>
+      </w:r>
+      <w:r>
+        <w:rPr>
+          <w:lang w:val="fr_FR" w:bidi="fr_FR"/>
+        </w:rPr>
+        <w:t>Quelques hommes se sont humiliés, remplissant ainsi le premier critère de la « formule de Salomon » (</w:t>
+      </w:r>
+      <w:hyperlink r:id="rId119">
+        <w:r>
+          <w:rPr>
+            <w:lang w:val="fr_FR" w:bidi="fr_FR"/>
+          </w:rPr>
+          <w:rPr>
+            <w:color w:val="0000EE"/>
+            <w:u w:val="single"/>
+          </w:rPr>
+          <w:t>7.14</w:t>
+        </w:r>
+      </w:hyperlink>
+      <w:r>
+        <w:rPr>
+          <w:lang w:val="fr_FR" w:bidi="fr_FR"/>
+        </w:rPr>
+        <w:t>).</w:t>
+      </w:r>
+      <w:r>
+        <w:rPr>
+          <w:lang w:val="fr_FR" w:bidi="fr_FR"/>
+        </w:rPr>
+      </w:r>
+      <w:r>
+        <w:rPr>
+          <w:lang w:val="fr_FR" w:bidi="fr_FR"/>
+        </w:rPr>
+      </w:r>
+    </w:p>
+    <w:p>
+      <w:pPr/>
+      <w:r>
+        <w:rPr>
+          <w:lang w:val="fr_FR" w:bidi="fr_FR"/>
+        </w:rPr>
+      </w:r>
+    </w:p>
+    <w:p>
+      <w:pPr>
+        <w:pStyle w:val="Heading2"/>
+      </w:pPr>
+      <w:r>
+        <w:rPr>
+          <w:lang w:val="fr_FR" w:bidi="fr_FR"/>
+        </w:rPr>
+        <w:t>2 Chroniques 30.14</w:t>
+      </w:r>
+      <w:r>
+        <w:rPr>
+          <w:lang w:val="fr_FR" w:bidi="fr_FR"/>
+        </w:rPr>
+      </w:r>
+    </w:p>
+    <w:p>
+      <w:pPr/>
+      <w:r>
+        <w:rPr>
+          <w:lang w:val="fr_FR" w:bidi="fr_FR"/>
+        </w:rPr>
+      </w:r>
+      <w:r>
+        <w:rPr>
+          <w:lang w:val="fr_FR" w:bidi="fr_FR"/>
+        </w:rPr>
+        <w:t>Plusieurs défis se sont présentés à Ézéchias avant que la Pâque puisse être célébrée. Bien que le temple ait été purifié, la ville ne l'était pas encore. La première tâche de la foule rassemblée a été de retirer tous les autels païens, qu'ils ont ensuite déposés dans la vallée du Cédron pour les brûler.</w:t>
+      </w:r>
+      <w:r>
+        <w:rPr>
+          <w:lang w:val="fr_FR" w:bidi="fr_FR"/>
+        </w:rPr>
+      </w:r>
+      <w:r>
+        <w:rPr>
+          <w:lang w:val="fr_FR" w:bidi="fr_FR"/>
+        </w:rPr>
+      </w:r>
+    </w:p>
+    <w:p>
+      <w:pPr/>
+      <w:r>
+        <w:rPr>
+          <w:lang w:val="fr_FR" w:bidi="fr_FR"/>
+        </w:rPr>
+      </w:r>
+    </w:p>
+    <w:p>
+      <w:pPr>
+        <w:pStyle w:val="Heading2"/>
+      </w:pPr>
+      <w:r>
+        <w:rPr>
+          <w:lang w:val="fr_FR" w:bidi="fr_FR"/>
+        </w:rPr>
+        <w:t>2 Chroniques 30.15</w:t>
+      </w:r>
+      <w:r>
+        <w:rPr>
+          <w:lang w:val="fr_FR" w:bidi="fr_FR"/>
+        </w:rPr>
+      </w:r>
+    </w:p>
+    <w:p>
+      <w:pPr/>
+      <w:r>
+        <w:rPr>
+          <w:lang w:val="fr_FR" w:bidi="fr_FR"/>
+        </w:rPr>
+      </w:r>
+      <w:r>
+        <w:rPr>
+          <w:lang w:val="fr_FR" w:bidi="fr_FR"/>
+        </w:rPr>
+        <w:t>Les sacrificateurs étaient insuffisamment préparés pour le grand nombre de personnes qui s'étaient rassemblées. Le problème a peut-être concerné les sacrificateurs venus de l'extérieur de la ville, qui n'avaient pas participé à la purification préalable. Cependant, la réaction du peuple a surpassé celle de ce « clergé professionnel », à leur grande honte.</w:t>
+      </w:r>
+      <w:r>
+        <w:rPr>
+          <w:lang w:val="fr_FR" w:bidi="fr_FR"/>
+        </w:rPr>
+      </w:r>
+      <w:r>
+        <w:rPr>
+          <w:lang w:val="fr_FR" w:bidi="fr_FR"/>
+        </w:rPr>
+      </w:r>
+    </w:p>
+    <w:p>
+      <w:pPr/>
+      <w:r>
+        <w:rPr>
+          <w:lang w:val="fr_FR" w:bidi="fr_FR"/>
+        </w:rPr>
+      </w:r>
+    </w:p>
+    <w:p>
+      <w:pPr>
+        <w:pStyle w:val="Heading2"/>
+      </w:pPr>
+      <w:r>
+        <w:rPr>
+          <w:lang w:val="fr_FR" w:bidi="fr_FR"/>
+        </w:rPr>
+        <w:t>2 Chroniques 30.17–19</w:t>
+      </w:r>
+      <w:r>
+        <w:rPr>
+          <w:lang w:val="fr_FR" w:bidi="fr_FR"/>
+        </w:rPr>
+      </w:r>
+    </w:p>
+    <w:p>
+      <w:pPr/>
+      <w:r>
+        <w:rPr>
+          <w:lang w:val="fr_FR" w:bidi="fr_FR"/>
+        </w:rPr>
+      </w:r>
+      <w:r>
+        <w:rPr>
+          <w:lang w:val="fr_FR" w:bidi="fr_FR"/>
+        </w:rPr>
+        <w:t xml:space="preserve">Un grand nombre de pèlerins venus de terres lointaines n'avaient pas eu l'occasion de recevoir les rites de purification nécessaires et ne pouvaient donc pas participer à la cérémonie. Ézéchias a permis à ces pèlerins de manger la Pâque sans passer par le rituel sacrificiel et dans un état impur, priant pour que Dieu accepte leur adoration. Il suivait ainsi le modèle de la « formule de restauration » (voir </w:t>
+      </w:r>
+      <w:hyperlink r:id="rId119">
+        <w:r>
+          <w:rPr>
+            <w:lang w:val="fr_FR" w:bidi="fr_FR"/>
+          </w:rPr>
+          <w:rPr>
+            <w:color w:val="0000EE"/>
+            <w:u w:val="single"/>
+          </w:rPr>
+          <w:t>7.14</w:t>
+        </w:r>
+      </w:hyperlink>
+      <w:r>
+        <w:rPr>
+          <w:lang w:val="fr_FR" w:bidi="fr_FR"/>
+        </w:rPr>
+        <w:t>).</w:t>
+      </w:r>
+      <w:r>
+        <w:rPr>
+          <w:lang w:val="fr_FR" w:bidi="fr_FR"/>
+        </w:rPr>
+      </w:r>
+      <w:r>
+        <w:rPr>
+          <w:lang w:val="fr_FR" w:bidi="fr_FR"/>
+        </w:rPr>
+      </w:r>
+    </w:p>
+    <w:p>
+      <w:pPr/>
+      <w:r>
+        <w:rPr>
+          <w:lang w:val="fr_FR" w:bidi="fr_FR"/>
+        </w:rPr>
+      </w:r>
+    </w:p>
+    <w:p>
+      <w:pPr>
+        <w:pStyle w:val="Heading2"/>
+      </w:pPr>
+      <w:r>
+        <w:rPr>
+          <w:lang w:val="fr_FR" w:bidi="fr_FR"/>
+        </w:rPr>
+        <w:t>2 Chroniques 30.20</w:t>
+      </w:r>
+      <w:r>
+        <w:rPr>
+          <w:lang w:val="fr_FR" w:bidi="fr_FR"/>
+        </w:rPr>
+      </w:r>
+    </w:p>
+    <w:p>
+      <w:pPr/>
+      <w:r>
+        <w:rPr>
+          <w:lang w:val="fr_FR" w:bidi="fr_FR"/>
+        </w:rPr>
+      </w:r>
+      <w:r>
+        <w:rPr>
+          <w:lang w:val="fr_FR" w:bidi="fr_FR"/>
+        </w:rPr>
+        <w:t xml:space="preserve">La réponse de Dieu à la prière d'Ézéchias a montré qu'il se soucie davantage de l'attitude du cœur que de la stricte observance des détails rituels. • </w:t>
+      </w:r>
+      <w:r>
+        <w:rPr>
+          <w:lang w:val="fr_FR" w:bidi="fr_FR"/>
+        </w:rPr>
+        <w:t>il pardonna au peuple</w:t>
+      </w:r>
+      <w:r>
+        <w:rPr>
+          <w:lang w:val="fr_FR" w:bidi="fr_FR"/>
+        </w:rPr>
+        <w:t xml:space="preserve"> : cf. </w:t>
+      </w:r>
+      <w:hyperlink r:id="rId119">
+        <w:r>
+          <w:rPr>
+            <w:lang w:val="fr_FR" w:bidi="fr_FR"/>
+          </w:rPr>
+          <w:rPr>
+            <w:color w:val="0000EE"/>
+            <w:u w:val="single"/>
+          </w:rPr>
+          <w:t>7.14</w:t>
+        </w:r>
+      </w:hyperlink>
+      <w:r>
+        <w:rPr>
+          <w:lang w:val="fr_FR" w:bidi="fr_FR"/>
+        </w:rPr>
+        <w:t>.</w:t>
+      </w:r>
+      <w:r>
+        <w:rPr>
+          <w:lang w:val="fr_FR" w:bidi="fr_FR"/>
+        </w:rPr>
+      </w:r>
+      <w:r>
+        <w:rPr>
+          <w:lang w:val="fr_FR" w:bidi="fr_FR"/>
+        </w:rPr>
+      </w:r>
+    </w:p>
+    <w:p>
+      <w:pPr/>
+      <w:r>
+        <w:rPr>
+          <w:lang w:val="fr_FR" w:bidi="fr_FR"/>
+        </w:rPr>
+      </w:r>
+    </w:p>
+    <w:p>
+      <w:pPr>
+        <w:pStyle w:val="Heading2"/>
+      </w:pPr>
+      <w:r>
+        <w:rPr>
+          <w:lang w:val="fr_FR" w:bidi="fr_FR"/>
+        </w:rPr>
+        <w:t>2 Chroniques 30.25</w:t>
+      </w:r>
+      <w:r>
+        <w:rPr>
+          <w:lang w:val="fr_FR" w:bidi="fr_FR"/>
+        </w:rPr>
+      </w:r>
+    </w:p>
+    <w:p>
+      <w:pPr/>
+      <w:r>
+        <w:rPr>
+          <w:lang w:val="fr_FR" w:bidi="fr_FR"/>
+        </w:rPr>
+      </w:r>
+      <w:r>
+        <w:rPr>
+          <w:lang w:val="fr_FR" w:bidi="fr_FR"/>
+        </w:rPr>
+        <w:t>Pendant cette célébration joyeuse, personne n'était vu comme un étranger, et ceux qui avaient été éloignés ont été réunis.</w:t>
+      </w:r>
+      <w:r>
+        <w:rPr>
+          <w:lang w:val="fr_FR" w:bidi="fr_FR"/>
+        </w:rPr>
+      </w:r>
+      <w:r>
+        <w:rPr>
+          <w:lang w:val="fr_FR" w:bidi="fr_FR"/>
+        </w:rPr>
+      </w:r>
+    </w:p>
+    <w:p>
+      <w:pPr/>
+      <w:r>
+        <w:rPr>
+          <w:lang w:val="fr_FR" w:bidi="fr_FR"/>
+        </w:rPr>
+      </w:r>
+    </w:p>
+    <w:p>
+      <w:pPr>
+        <w:pStyle w:val="Heading2"/>
+      </w:pPr>
+      <w:r>
+        <w:rPr>
+          <w:lang w:val="fr_FR" w:bidi="fr_FR"/>
+        </w:rPr>
+        <w:t>2 Chroniques 30.26</w:t>
+      </w:r>
+      <w:r>
+        <w:rPr>
+          <w:lang w:val="fr_FR" w:bidi="fr_FR"/>
+        </w:rPr>
+      </w:r>
+    </w:p>
+    <w:p>
+      <w:pPr/>
+      <w:r>
+        <w:rPr>
+          <w:lang w:val="fr_FR" w:bidi="fr_FR"/>
+        </w:rPr>
+      </w:r>
+      <w:r>
+        <w:rPr>
+          <w:lang w:val="fr_FR" w:bidi="fr_FR"/>
+        </w:rPr>
+        <w:t>Aucune célébration de ce genre n'avait eu lieu depuis l'époque de Salomon. Ézéchias a créé les conditions nécessaires pour restaurer une fidélité à l'alliance semblable à celle de l'époque de David et Salomon.</w:t>
+      </w:r>
+      <w:r>
+        <w:rPr>
+          <w:lang w:val="fr_FR" w:bidi="fr_FR"/>
+        </w:rPr>
+      </w:r>
+      <w:r>
+        <w:rPr>
+          <w:lang w:val="fr_FR" w:bidi="fr_FR"/>
+        </w:rPr>
+      </w:r>
+    </w:p>
+    <w:p>
+      <w:pPr/>
+      <w:r>
+        <w:rPr>
+          <w:lang w:val="fr_FR" w:bidi="fr_FR"/>
+        </w:rPr>
+      </w:r>
+    </w:p>
+    <w:p>
+      <w:pPr>
+        <w:pStyle w:val="Heading2"/>
+      </w:pPr>
+      <w:r>
+        <w:rPr>
+          <w:lang w:val="fr_FR" w:bidi="fr_FR"/>
+        </w:rPr>
+        <w:t>2 Chroniques 31.1</w:t>
+      </w:r>
+      <w:r>
+        <w:rPr>
+          <w:lang w:val="fr_FR" w:bidi="fr_FR"/>
+        </w:rPr>
+      </w:r>
+    </w:p>
+    <w:p>
+      <w:pPr/>
+      <w:r>
+        <w:rPr>
+          <w:lang w:val="fr_FR" w:bidi="fr_FR"/>
+        </w:rPr>
+      </w:r>
+      <w:r>
+        <w:rPr>
+          <w:lang w:val="fr_FR" w:bidi="fr_FR"/>
+        </w:rPr>
+        <w:t>Après la purification et la redédicace du temple, de la ville de Jérusalem et du peuple, Ézéchias a lancé la troisième étape de sa réforme en purifiant tout le pays des objets de culte païens, non seulement en Juda, mais aussi dans les territoires du Nord.</w:t>
+      </w:r>
+      <w:r>
+        <w:rPr>
+          <w:lang w:val="fr_FR" w:bidi="fr_FR"/>
+        </w:rPr>
+      </w:r>
+      <w:r>
+        <w:rPr>
+          <w:lang w:val="fr_FR" w:bidi="fr_FR"/>
+        </w:rPr>
+      </w:r>
+    </w:p>
+    <w:p>
+      <w:pPr/>
+      <w:r>
+        <w:rPr>
+          <w:lang w:val="fr_FR" w:bidi="fr_FR"/>
+        </w:rPr>
+      </w:r>
+    </w:p>
+    <w:p>
+      <w:pPr>
+        <w:pStyle w:val="Heading2"/>
+      </w:pPr>
+      <w:r>
+        <w:rPr>
+          <w:lang w:val="fr_FR" w:bidi="fr_FR"/>
+        </w:rPr>
+        <w:t>2 Chroniques 31.3–10</w:t>
+      </w:r>
+      <w:r>
+        <w:rPr>
+          <w:lang w:val="fr_FR" w:bidi="fr_FR"/>
+        </w:rPr>
+      </w:r>
+    </w:p>
+    <w:p>
+      <w:pPr/>
+      <w:r>
+        <w:rPr>
+          <w:lang w:val="fr_FR" w:bidi="fr_FR"/>
+        </w:rPr>
+      </w:r>
+      <w:r>
+        <w:rPr>
+          <w:lang w:val="fr_FR" w:bidi="fr_FR"/>
+        </w:rPr>
+        <w:t>Les contributions pour le temple provenaient à la fois du roi et de ses sujets. Israël s'est uni pour soutenir le temple, et la réponse a été bien plus grande que ce qui était prévu ou nécessaire.</w:t>
+      </w:r>
+      <w:r>
+        <w:rPr>
+          <w:lang w:val="fr_FR" w:bidi="fr_FR"/>
+        </w:rPr>
+      </w:r>
+      <w:r>
+        <w:rPr>
+          <w:lang w:val="fr_FR" w:bidi="fr_FR"/>
+        </w:rPr>
+      </w:r>
+    </w:p>
+    <w:p>
+      <w:pPr/>
+      <w:r>
+        <w:rPr>
+          <w:lang w:val="fr_FR" w:bidi="fr_FR"/>
+        </w:rPr>
+      </w:r>
+    </w:p>
+    <w:p>
+      <w:pPr>
+        <w:pStyle w:val="Heading2"/>
+      </w:pPr>
+      <w:r>
+        <w:rPr>
+          <w:lang w:val="fr_FR" w:bidi="fr_FR"/>
+        </w:rPr>
+        <w:t>2 Chroniques 31.6</w:t>
+      </w:r>
+      <w:r>
+        <w:rPr>
+          <w:lang w:val="fr_FR" w:bidi="fr_FR"/>
+        </w:rPr>
+      </w:r>
+    </w:p>
+    <w:p>
+      <w:pPr/>
+      <w:r>
+        <w:rPr>
+          <w:lang w:val="fr_FR" w:bidi="fr_FR"/>
+        </w:rPr>
+      </w:r>
+      <w:r>
+        <w:rPr>
+          <w:lang w:val="fr_FR" w:bidi="fr_FR"/>
+        </w:rPr>
+        <w:t>La dîme du gros et du menu bétail, qui s'accumulaient en grands tas, désigne probablement les recettes financières issues de la vente des animaux plutôt que les animaux eux-mêmes. La loi permettait au peuple d'échanger les produits agricoles contre de l'argent (</w:t>
+      </w:r>
+      <w:hyperlink r:id="rId287">
+        <w:r>
+          <w:rPr>
+            <w:lang w:val="fr_FR" w:bidi="fr_FR"/>
+          </w:rPr>
+          <w:rPr>
+            <w:color w:val="0000EE"/>
+            <w:u w:val="single"/>
+          </w:rPr>
+          <w:t>Dt 14.24–26</w:t>
+        </w:r>
+      </w:hyperlink>
+      <w:r>
+        <w:rPr>
+          <w:lang w:val="fr_FR" w:bidi="fr_FR"/>
+        </w:rPr>
+        <w:t>) et de manger de la viande chez eux (</w:t>
+      </w:r>
+      <w:hyperlink r:id="rId288">
+        <w:r>
+          <w:rPr>
+            <w:lang w:val="fr_FR" w:bidi="fr_FR"/>
+          </w:rPr>
+          <w:rPr>
+            <w:color w:val="0000EE"/>
+            <w:u w:val="single"/>
+          </w:rPr>
+          <w:t>Dt 12.15</w:t>
+        </w:r>
+      </w:hyperlink>
+      <w:r>
+        <w:rPr>
+          <w:lang w:val="fr_FR" w:bidi="fr_FR"/>
+        </w:rPr>
+        <w:t>).</w:t>
+      </w:r>
+      <w:r>
+        <w:rPr>
+          <w:lang w:val="fr_FR" w:bidi="fr_FR"/>
+        </w:rPr>
+      </w:r>
+      <w:r>
+        <w:rPr>
+          <w:lang w:val="fr_FR" w:bidi="fr_FR"/>
+        </w:rPr>
+      </w:r>
+    </w:p>
+    <w:p>
+      <w:pPr/>
+      <w:r>
+        <w:rPr>
+          <w:lang w:val="fr_FR" w:bidi="fr_FR"/>
+        </w:rPr>
+      </w:r>
+    </w:p>
+    <w:p>
+      <w:pPr>
+        <w:pStyle w:val="Heading2"/>
+      </w:pPr>
+      <w:r>
+        <w:rPr>
+          <w:lang w:val="fr_FR" w:bidi="fr_FR"/>
+        </w:rPr>
+        <w:t>2 Chroniques 31.10</w:t>
+      </w:r>
+      <w:r>
+        <w:rPr>
+          <w:lang w:val="fr_FR" w:bidi="fr_FR"/>
+        </w:rPr>
+      </w:r>
+    </w:p>
+    <w:p>
+      <w:pPr/>
+      <w:r>
+        <w:rPr>
+          <w:lang w:val="fr_FR" w:bidi="fr_FR"/>
+        </w:rPr>
+      </w:r>
+      <w:r>
+        <w:rPr>
+          <w:lang w:val="fr_FR" w:bidi="fr_FR"/>
+        </w:rPr>
+        <w:t>La grande générosité du peuple rappelle la construction initiale du tabernacle (</w:t>
+      </w:r>
+      <w:hyperlink r:id="rId289">
+        <w:r>
+          <w:rPr>
+            <w:lang w:val="fr_FR" w:bidi="fr_FR"/>
+          </w:rPr>
+          <w:rPr>
+            <w:color w:val="0000EE"/>
+            <w:u w:val="single"/>
+          </w:rPr>
+          <w:t>Ex 36.3–5</w:t>
+        </w:r>
+      </w:hyperlink>
+      <w:r>
+        <w:rPr>
+          <w:lang w:val="fr_FR" w:bidi="fr_FR"/>
+        </w:rPr>
+        <w:t>).</w:t>
+      </w:r>
+      <w:r>
+        <w:rPr>
+          <w:lang w:val="fr_FR" w:bidi="fr_FR"/>
+        </w:rPr>
+      </w:r>
+      <w:r>
+        <w:rPr>
+          <w:lang w:val="fr_FR" w:bidi="fr_FR"/>
+        </w:rPr>
+      </w:r>
+    </w:p>
+    <w:p>
+      <w:pPr/>
+      <w:r>
+        <w:rPr>
+          <w:lang w:val="fr_FR" w:bidi="fr_FR"/>
+        </w:rPr>
+      </w:r>
+    </w:p>
+    <w:p>
+      <w:pPr>
+        <w:pStyle w:val="Heading2"/>
+      </w:pPr>
+      <w:r>
+        <w:rPr>
+          <w:lang w:val="fr_FR" w:bidi="fr_FR"/>
+        </w:rPr>
+        <w:t>2 Chroniques 31.14–19</w:t>
+      </w:r>
+      <w:r>
+        <w:rPr>
+          <w:lang w:val="fr_FR" w:bidi="fr_FR"/>
+        </w:rPr>
+      </w:r>
+    </w:p>
+    <w:p>
+      <w:pPr/>
+      <w:r>
+        <w:rPr>
+          <w:lang w:val="fr_FR" w:bidi="fr_FR"/>
+        </w:rPr>
+      </w:r>
+      <w:r>
+        <w:rPr>
+          <w:lang w:val="fr_FR" w:bidi="fr_FR"/>
+        </w:rPr>
+        <w:t xml:space="preserve">De nombreux Lévites, pour la plupart originaires de villes de province, étaient éligibles pour le service. Par roulement, de petits groupes se rendaient à Jérusalem pour assurer des périodes de service de courte durée (voir </w:t>
+      </w:r>
+      <w:hyperlink r:id="rId290">
+        <w:r>
+          <w:rPr>
+            <w:lang w:val="fr_FR" w:bidi="fr_FR"/>
+          </w:rPr>
+          <w:rPr>
+            <w:color w:val="0000EE"/>
+            <w:u w:val="single"/>
+          </w:rPr>
+          <w:t>1Ch 24.1–19</w:t>
+        </w:r>
+      </w:hyperlink>
+      <w:r>
+        <w:rPr>
+          <w:lang w:val="fr_FR" w:bidi="fr_FR"/>
+        </w:rPr>
+        <w:t>). Chaque Lévite avait droit à une part des offrandes apportées au temple.</w:t>
+      </w:r>
+      <w:r>
+        <w:rPr>
+          <w:lang w:val="fr_FR" w:bidi="fr_FR"/>
+        </w:rPr>
+      </w:r>
+      <w:r>
+        <w:rPr>
+          <w:lang w:val="fr_FR" w:bidi="fr_FR"/>
+        </w:rPr>
+      </w:r>
+    </w:p>
+    <w:p>
+      <w:pPr/>
+      <w:r>
+        <w:rPr>
+          <w:lang w:val="fr_FR" w:bidi="fr_FR"/>
+        </w:rPr>
+      </w:r>
+    </w:p>
+    <w:p>
+      <w:pPr>
+        <w:pStyle w:val="Heading2"/>
+      </w:pPr>
+      <w:r>
+        <w:rPr>
+          <w:lang w:val="fr_FR" w:bidi="fr_FR"/>
+        </w:rPr>
+        <w:t>2 Chroniques 32.1–23</w:t>
+      </w:r>
+      <w:r>
+        <w:rPr>
+          <w:lang w:val="fr_FR" w:bidi="fr_FR"/>
+        </w:rPr>
+      </w:r>
+    </w:p>
+    <w:p>
+      <w:pPr/>
+      <w:r>
+        <w:rPr>
+          <w:lang w:val="fr_FR" w:bidi="fr_FR"/>
+        </w:rPr>
+      </w:r>
+      <w:r>
+        <w:rPr>
+          <w:lang w:val="fr_FR" w:bidi="fr_FR"/>
+        </w:rPr>
+        <w:t xml:space="preserve">L'auteur du livre des Chroniques résume en vingt-trois versets le long récit du siège de Jérusalem (cf. </w:t>
+      </w:r>
+      <w:hyperlink r:id="rId291">
+        <w:r>
+          <w:rPr>
+            <w:lang w:val="fr_FR" w:bidi="fr_FR"/>
+          </w:rPr>
+          <w:rPr>
+            <w:color w:val="0000EE"/>
+            <w:u w:val="single"/>
+          </w:rPr>
+          <w:t>2R 18.17–19.37</w:t>
+        </w:r>
+      </w:hyperlink>
+      <w:r>
+        <w:rPr>
+          <w:lang w:val="fr_FR" w:bidi="fr_FR"/>
+        </w:rPr>
+        <w:t xml:space="preserve"> ; </w:t>
+      </w:r>
+      <w:hyperlink r:id="rId292">
+        <w:r>
+          <w:rPr>
+            <w:lang w:val="fr_FR" w:bidi="fr_FR"/>
+          </w:rPr>
+          <w:rPr>
+            <w:color w:val="0000EE"/>
+            <w:u w:val="single"/>
+          </w:rPr>
+          <w:t>Es 36–38</w:t>
+        </w:r>
+      </w:hyperlink>
+      <w:r>
+        <w:rPr>
+          <w:lang w:val="fr_FR" w:bidi="fr_FR"/>
+        </w:rPr>
+        <w:t>). La réponse de l'Éternel à l'attaque du roi Sanchérib d'Assyrie a été de bénir son peuple, en réponse à la fidélité de Juda et d'Ézéchias, qui avaient cherché l'Éternel.</w:t>
+      </w:r>
+      <w:r>
+        <w:rPr>
+          <w:lang w:val="fr_FR" w:bidi="fr_FR"/>
+        </w:rPr>
+      </w:r>
+      <w:r>
+        <w:rPr>
+          <w:lang w:val="fr_FR" w:bidi="fr_FR"/>
+        </w:rPr>
+      </w:r>
+    </w:p>
+    <w:p>
+      <w:pPr/>
+      <w:r>
+        <w:rPr>
+          <w:lang w:val="fr_FR" w:bidi="fr_FR"/>
+        </w:rPr>
+      </w:r>
+    </w:p>
+    <w:p>
+      <w:pPr>
+        <w:pStyle w:val="Heading2"/>
+      </w:pPr>
+      <w:r>
+        <w:rPr>
+          <w:lang w:val="fr_FR" w:bidi="fr_FR"/>
+        </w:rPr>
+        <w:t>2 Chroniques 32.3–5</w:t>
+      </w:r>
+      <w:r>
+        <w:rPr>
+          <w:lang w:val="fr_FR" w:bidi="fr_FR"/>
+        </w:rPr>
+      </w:r>
+    </w:p>
+    <w:p>
+      <w:pPr/>
+      <w:r>
+        <w:rPr>
+          <w:lang w:val="fr_FR" w:bidi="fr_FR"/>
+        </w:rPr>
+      </w:r>
+      <w:r>
+        <w:rPr>
+          <w:lang w:val="fr_FR" w:bidi="fr_FR"/>
+        </w:rPr>
+        <w:t>L'attaque de Sanchérib n'a pas été une surprise ; Ézéchias l'avait provoquée en rompant un traité (</w:t>
+      </w:r>
+      <w:hyperlink r:id="rId293">
+        <w:r>
+          <w:rPr>
+            <w:lang w:val="fr_FR" w:bidi="fr_FR"/>
+          </w:rPr>
+          <w:rPr>
+            <w:color w:val="0000EE"/>
+            <w:u w:val="single"/>
+          </w:rPr>
+          <w:t>2R 18.7</w:t>
+        </w:r>
+      </w:hyperlink>
+      <w:r>
+        <w:rPr>
+          <w:lang w:val="fr_FR" w:bidi="fr_FR"/>
+        </w:rPr>
+        <w:t xml:space="preserve">, </w:t>
+      </w:r>
+      <w:hyperlink r:id="rId294">
+        <w:r>
+          <w:rPr>
+            <w:lang w:val="fr_FR" w:bidi="fr_FR"/>
+          </w:rPr>
+          <w:rPr>
+            <w:color w:val="0000EE"/>
+            <w:u w:val="single"/>
+          </w:rPr>
+          <w:t>20</w:t>
+        </w:r>
+      </w:hyperlink>
+      <w:r>
+        <w:rPr>
+          <w:lang w:val="fr_FR" w:bidi="fr_FR"/>
+        </w:rPr>
+        <w:t>). Dans une guerre de siège, l'eau était un élément essentiel aussi bien pour les assiégés que pour les assaillants. Ézéchias a donc pris soin de couper l'accès à l'eau de Jérusalem à l'armée de Sanchérib. Il a réalisé l'un des exploits d'ingénierie les plus célèbres du monde ancien en construisant le tunnel d'Ézéchias, qui reliait les eaux fraîches de la source de Guihon au bassin de Siloé, rendant l'eau accessible depuis l'intérieur des murs de la ville. Ce célèbre tunnel mesure près de 500 mètres de long et environ deux mètres de haut. La célèbre inscription d'Ézéchias, découverte en 1880 dans le tunnel, raconte comment les équipes d'ouvriers-excavateurs ont réussi à se rejoindre au milieu. Même si une grande partie du tunnel suivait des conduits souterrains naturels, c'était une stratégie remarquable pour protéger les habitants de la ville.</w:t>
+      </w:r>
+      <w:r>
+        <w:rPr>
+          <w:lang w:val="fr_FR" w:bidi="fr_FR"/>
+        </w:rPr>
+      </w:r>
+      <w:r>
+        <w:rPr>
+          <w:lang w:val="fr_FR" w:bidi="fr_FR"/>
+        </w:rPr>
+      </w:r>
+    </w:p>
+    <w:p>
+      <w:pPr/>
+      <w:r>
+        <w:rPr>
+          <w:lang w:val="fr_FR" w:bidi="fr_FR"/>
+        </w:rPr>
+      </w:r>
+    </w:p>
+    <w:p>
+      <w:pPr>
+        <w:pStyle w:val="Heading2"/>
+      </w:pPr>
+      <w:r>
+        <w:rPr>
+          <w:lang w:val="fr_FR" w:bidi="fr_FR"/>
+        </w:rPr>
+        <w:t>2 Chroniques 32.10–19</w:t>
+      </w:r>
+      <w:r>
+        <w:rPr>
+          <w:lang w:val="fr_FR" w:bidi="fr_FR"/>
+        </w:rPr>
+      </w:r>
+    </w:p>
+    <w:p>
+      <w:pPr/>
+      <w:r>
+        <w:rPr>
+          <w:lang w:val="fr_FR" w:bidi="fr_FR"/>
+        </w:rPr>
+      </w:r>
+      <w:r>
+        <w:rPr>
+          <w:lang w:val="fr_FR" w:bidi="fr_FR"/>
+        </w:rPr>
+        <w:t>Les menaces du roi assyrien ont mis en lumière les véritables enjeux pour le peuple de Jérusalem. La question centrale était de savoir s'il fallait faire confiance à Dieu. Le roi ennemi insinuait qu'Ézéchias n'était pas digne de confiance (</w:t>
+      </w:r>
+      <w:hyperlink r:id="rId295">
+        <w:r>
+          <w:rPr>
+            <w:lang w:val="fr_FR" w:bidi="fr_FR"/>
+          </w:rPr>
+          <w:rPr>
+            <w:color w:val="0000EE"/>
+            <w:u w:val="single"/>
+          </w:rPr>
+          <w:t>32.11–12</w:t>
+        </w:r>
+      </w:hyperlink>
+      <w:r>
+        <w:rPr>
+          <w:lang w:val="fr_FR" w:bidi="fr_FR"/>
+        </w:rPr>
+        <w:t>) affirmant qu'il avait offensé l'Éternel en démolissant les sanctuaires et les autels de Dieu. En réalité, c'était tout l'inverse : cette réforme représentait l'acte de fidélité le plus fort d'Ézéchias envers l'Éternel. Tout se résumait à une seule interrogation : Dieu était-il digne de confiance face à la puissance de l'Assyrie (</w:t>
+      </w:r>
+      <w:hyperlink r:id="rId296">
+        <w:r>
+          <w:rPr>
+            <w:lang w:val="fr_FR" w:bidi="fr_FR"/>
+          </w:rPr>
+          <w:rPr>
+            <w:color w:val="0000EE"/>
+            <w:u w:val="single"/>
+          </w:rPr>
+          <w:t>32.11–15</w:t>
+        </w:r>
+      </w:hyperlink>
+      <w:r>
+        <w:rPr>
+          <w:lang w:val="fr_FR" w:bidi="fr_FR"/>
+        </w:rPr>
+        <w:t>).</w:t>
+      </w:r>
+      <w:r>
+        <w:rPr>
+          <w:lang w:val="fr_FR" w:bidi="fr_FR"/>
+        </w:rPr>
+      </w:r>
+      <w:r>
+        <w:rPr>
+          <w:lang w:val="fr_FR" w:bidi="fr_FR"/>
+        </w:rPr>
+      </w:r>
+    </w:p>
+    <w:p>
+      <w:pPr/>
+      <w:r>
+        <w:rPr>
+          <w:lang w:val="fr_FR" w:bidi="fr_FR"/>
+        </w:rPr>
+      </w:r>
+    </w:p>
+    <w:p>
+      <w:pPr>
+        <w:pStyle w:val="Heading2"/>
+      </w:pPr>
+      <w:r>
+        <w:rPr>
+          <w:lang w:val="fr_FR" w:bidi="fr_FR"/>
+        </w:rPr>
+        <w:t>2 Chroniques 32.21</w:t>
+      </w:r>
+      <w:r>
+        <w:rPr>
+          <w:lang w:val="fr_FR" w:bidi="fr_FR"/>
+        </w:rPr>
+      </w:r>
+    </w:p>
+    <w:p>
+      <w:pPr/>
+      <w:r>
+        <w:rPr>
+          <w:lang w:val="fr_FR" w:bidi="fr_FR"/>
+        </w:rPr>
+      </w:r>
+      <w:r>
+        <w:rPr>
+          <w:lang w:val="fr_FR" w:bidi="fr_FR"/>
+        </w:rPr>
+        <w:t xml:space="preserve">Le sort de Sanchérib est rapporté de façon similaire à celui décrit dans le livre des Rois (voir </w:t>
+      </w:r>
+      <w:hyperlink r:id="rId297">
+        <w:r>
+          <w:rPr>
+            <w:lang w:val="fr_FR" w:bidi="fr_FR"/>
+          </w:rPr>
+          <w:rPr>
+            <w:color w:val="0000EE"/>
+            <w:u w:val="single"/>
+          </w:rPr>
+          <w:t>2R 19.35–37</w:t>
+        </w:r>
+      </w:hyperlink>
+      <w:r>
+        <w:rPr>
+          <w:lang w:val="fr_FR" w:bidi="fr_FR"/>
+        </w:rPr>
+        <w:t>).</w:t>
+      </w:r>
+      <w:r>
+        <w:rPr>
+          <w:lang w:val="fr_FR" w:bidi="fr_FR"/>
+        </w:rPr>
+      </w:r>
+      <w:r>
+        <w:rPr>
+          <w:lang w:val="fr_FR" w:bidi="fr_FR"/>
+        </w:rPr>
+      </w:r>
+    </w:p>
+    <w:p>
+      <w:pPr/>
+      <w:r>
+        <w:rPr>
+          <w:lang w:val="fr_FR" w:bidi="fr_FR"/>
+        </w:rPr>
+      </w:r>
+    </w:p>
+    <w:p>
+      <w:pPr>
+        <w:pStyle w:val="Heading2"/>
+      </w:pPr>
+      <w:r>
+        <w:rPr>
+          <w:lang w:val="fr_FR" w:bidi="fr_FR"/>
+        </w:rPr>
+        <w:t>2 Chroniques 32.22–23</w:t>
+      </w:r>
+      <w:r>
+        <w:rPr>
+          <w:lang w:val="fr_FR" w:bidi="fr_FR"/>
+        </w:rPr>
+      </w:r>
+    </w:p>
+    <w:p>
+      <w:pPr/>
+      <w:r>
+        <w:rPr>
+          <w:lang w:val="fr_FR" w:bidi="fr_FR"/>
+        </w:rPr>
+      </w:r>
+      <w:r>
+        <w:rPr>
+          <w:lang w:val="fr_FR" w:bidi="fr_FR"/>
+        </w:rPr>
+        <w:t>La conclusion de l'auteur du livre des Chroniques apporte une fin cohérente au récit : le désastre subi par l'Assyrie a conduit à une période de paix pour Juda, tandis que l'Éternel et Ézéchias ont été honorés par les autres nations.</w:t>
+      </w:r>
+      <w:r>
+        <w:rPr>
+          <w:lang w:val="fr_FR" w:bidi="fr_FR"/>
+        </w:rPr>
+      </w:r>
+      <w:r>
+        <w:rPr>
+          <w:lang w:val="fr_FR" w:bidi="fr_FR"/>
+        </w:rPr>
+      </w:r>
+    </w:p>
+    <w:p>
+      <w:pPr/>
+      <w:r>
+        <w:rPr>
+          <w:lang w:val="fr_FR" w:bidi="fr_FR"/>
+        </w:rPr>
+      </w:r>
+    </w:p>
+    <w:p>
+      <w:pPr>
+        <w:pStyle w:val="Heading2"/>
+      </w:pPr>
+      <w:r>
+        <w:rPr>
+          <w:lang w:val="fr_FR" w:bidi="fr_FR"/>
+        </w:rPr>
+        <w:t>2 Chroniques 32.26</w:t>
+      </w:r>
+      <w:r>
+        <w:rPr>
+          <w:lang w:val="fr_FR" w:bidi="fr_FR"/>
+        </w:rPr>
+      </w:r>
+    </w:p>
+    <w:p>
+      <w:pPr/>
+      <w:r>
+        <w:rPr>
+          <w:lang w:val="fr_FR" w:bidi="fr_FR"/>
+        </w:rPr>
+      </w:r>
+      <w:r>
+        <w:rPr>
+          <w:lang w:val="fr_FR" w:bidi="fr_FR"/>
+        </w:rPr>
+        <w:t>L'humble repentance d'Ézéchias et du peuple a été agréable à Dieu, si bien que la colère de l'Éternel ne s'est pas abattue sur eux du vivant d'Ézéchias.</w:t>
+      </w:r>
+      <w:r>
+        <w:rPr>
+          <w:lang w:val="fr_FR" w:bidi="fr_FR"/>
+        </w:rPr>
+      </w:r>
+      <w:r>
+        <w:rPr>
+          <w:lang w:val="fr_FR" w:bidi="fr_FR"/>
+        </w:rPr>
+      </w:r>
+    </w:p>
+    <w:p>
+      <w:pPr/>
+      <w:r>
+        <w:rPr>
+          <w:lang w:val="fr_FR" w:bidi="fr_FR"/>
+        </w:rPr>
+      </w:r>
+    </w:p>
+    <w:p>
+      <w:pPr>
+        <w:pStyle w:val="Heading2"/>
+      </w:pPr>
+      <w:r>
+        <w:rPr>
+          <w:lang w:val="fr_FR" w:bidi="fr_FR"/>
+        </w:rPr>
+        <w:t>2 Chroniques 32.27–30</w:t>
+      </w:r>
+      <w:r>
+        <w:rPr>
+          <w:lang w:val="fr_FR" w:bidi="fr_FR"/>
+        </w:rPr>
+      </w:r>
+    </w:p>
+    <w:p>
+      <w:pPr/>
+      <w:r>
+        <w:rPr>
+          <w:lang w:val="fr_FR" w:bidi="fr_FR"/>
+        </w:rPr>
+      </w:r>
+      <w:r>
+        <w:rPr>
+          <w:lang w:val="fr_FR" w:bidi="fr_FR"/>
+        </w:rPr>
+        <w:t>La richesse d'Ézéchias le plaçait parmi les rois les plus remarquables, à l'image de Salomon.</w:t>
+      </w:r>
+      <w:r>
+        <w:rPr>
+          <w:lang w:val="fr_FR" w:bidi="fr_FR"/>
+        </w:rPr>
+      </w:r>
+      <w:r>
+        <w:rPr>
+          <w:lang w:val="fr_FR" w:bidi="fr_FR"/>
+        </w:rPr>
+      </w:r>
+    </w:p>
+    <w:p>
+      <w:pPr/>
+      <w:r>
+        <w:rPr>
+          <w:lang w:val="fr_FR" w:bidi="fr_FR"/>
+        </w:rPr>
+      </w:r>
+    </w:p>
+    <w:p>
+      <w:pPr>
+        <w:pStyle w:val="Heading2"/>
+      </w:pPr>
+      <w:r>
+        <w:rPr>
+          <w:lang w:val="fr_FR" w:bidi="fr_FR"/>
+        </w:rPr>
+        <w:t>2 Chroniques 32.31</w:t>
+      </w:r>
+      <w:r>
+        <w:rPr>
+          <w:lang w:val="fr_FR" w:bidi="fr_FR"/>
+        </w:rPr>
+      </w:r>
+    </w:p>
+    <w:p>
+      <w:pPr/>
+      <w:r>
+        <w:rPr>
+          <w:lang w:val="fr_FR" w:bidi="fr_FR"/>
+        </w:rPr>
+      </w:r>
+      <w:r>
+        <w:rPr>
+          <w:lang w:val="fr_FR" w:bidi="fr_FR"/>
+        </w:rPr>
+        <w:t xml:space="preserve">Les détails de la visite des envoyés babyloniens sont rapportés plus en profondeur dans </w:t>
+      </w:r>
+      <w:hyperlink r:id="rId298">
+        <w:r>
+          <w:rPr>
+            <w:lang w:val="fr_FR" w:bidi="fr_FR"/>
+          </w:rPr>
+          <w:rPr>
+            <w:color w:val="0000EE"/>
+            <w:u w:val="single"/>
+          </w:rPr>
+          <w:t>2R 20.12–20</w:t>
+        </w:r>
+      </w:hyperlink>
+      <w:r>
+        <w:rPr>
+          <w:lang w:val="fr_FR" w:bidi="fr_FR"/>
+        </w:rPr>
+        <w:t>. De son côté, l'auteur du livre des Chroniques met en lumière la manière dont Dieu considérait les intentions derrière cette visite.</w:t>
+      </w:r>
+      <w:r>
+        <w:rPr>
+          <w:lang w:val="fr_FR" w:bidi="fr_FR"/>
+        </w:rPr>
+      </w:r>
+      <w:r>
+        <w:rPr>
+          <w:lang w:val="fr_FR" w:bidi="fr_FR"/>
+        </w:rPr>
+      </w:r>
+    </w:p>
+    <w:p>
+      <w:pPr/>
+      <w:r>
+        <w:rPr>
+          <w:lang w:val="fr_FR" w:bidi="fr_FR"/>
+        </w:rPr>
+      </w:r>
+    </w:p>
+    <w:p>
+      <w:pPr>
+        <w:pStyle w:val="Heading2"/>
+      </w:pPr>
+      <w:r>
+        <w:rPr>
+          <w:lang w:val="fr_FR" w:bidi="fr_FR"/>
+        </w:rPr>
+        <w:t>2 Chroniques 33.1–20</w:t>
+      </w:r>
+      <w:r>
+        <w:rPr>
+          <w:lang w:val="fr_FR" w:bidi="fr_FR"/>
+        </w:rPr>
+      </w:r>
+    </w:p>
+    <w:p>
+      <w:pPr/>
+      <w:r>
+        <w:rPr>
+          <w:lang w:val="fr_FR" w:bidi="fr_FR"/>
+        </w:rPr>
+      </w:r>
+      <w:r>
+        <w:rPr>
+          <w:lang w:val="fr_FR" w:bidi="fr_FR"/>
+        </w:rPr>
+        <w:t>Manassé a régné cinquante-cinq ans (697–642 av. J.-C.), soit plus longtemps que n'importe quel autre roi de Juda. Son règne a débuté par une corégence avec son père, Ézéchias, de 697 à 686 av. J.-C. Un règne aussi long était habituellement considéré comme un signe de bénédiction, même si Manassé a agi de manière mauvaise aux yeux de l'Éternel. C'est pourquoi l'auteur du livre des Chroniques met en avant son humiliation, son repentir et la restauration du culte en Juda.</w:t>
+      </w:r>
+      <w:r>
+        <w:rPr>
+          <w:lang w:val="fr_FR" w:bidi="fr_FR"/>
+        </w:rPr>
+      </w:r>
+      <w:r>
+        <w:rPr>
+          <w:lang w:val="fr_FR" w:bidi="fr_FR"/>
+        </w:rPr>
+      </w:r>
+    </w:p>
+    <w:p>
+      <w:pPr/>
+      <w:r>
+        <w:rPr>
+          <w:lang w:val="fr_FR" w:bidi="fr_FR"/>
+        </w:rPr>
+      </w:r>
+    </w:p>
+    <w:p>
+      <w:pPr>
+        <w:pStyle w:val="Heading2"/>
+      </w:pPr>
+      <w:r>
+        <w:rPr>
+          <w:lang w:val="fr_FR" w:bidi="fr_FR"/>
+        </w:rPr>
+        <w:t>2 Chroniques 33.7</w:t>
+      </w:r>
+      <w:r>
+        <w:rPr>
+          <w:lang w:val="fr_FR" w:bidi="fr_FR"/>
+        </w:rPr>
+      </w:r>
+    </w:p>
+    <w:p>
+      <w:pPr/>
+      <w:r>
+        <w:rPr>
+          <w:lang w:val="fr_FR" w:bidi="fr_FR"/>
+        </w:rPr>
+      </w:r>
+      <w:r>
+        <w:rPr>
+          <w:lang w:val="fr_FR" w:bidi="fr_FR"/>
+        </w:rPr>
+        <w:t>L'idole sculptée représentait une image d'</w:t>
+      </w:r>
+      <w:r>
+        <w:rPr>
+          <w:lang w:val="fr_FR" w:bidi="fr_FR"/>
+        </w:rPr>
+        <w:t>Astarté</w:t>
+      </w:r>
+      <w:r>
+        <w:rPr>
+          <w:lang w:val="fr_FR" w:bidi="fr_FR"/>
+        </w:rPr>
+        <w:t xml:space="preserve"> (voir </w:t>
+      </w:r>
+      <w:hyperlink r:id="rId299">
+        <w:r>
+          <w:rPr>
+            <w:lang w:val="fr_FR" w:bidi="fr_FR"/>
+          </w:rPr>
+          <w:rPr>
+            <w:color w:val="0000EE"/>
+            <w:u w:val="single"/>
+          </w:rPr>
+          <w:t>2R 21.7</w:t>
+        </w:r>
+      </w:hyperlink>
+      <w:r>
+        <w:rPr>
+          <w:lang w:val="fr_FR" w:bidi="fr_FR"/>
+        </w:rPr>
+        <w:t>).</w:t>
+      </w:r>
+      <w:r>
+        <w:rPr>
+          <w:lang w:val="fr_FR" w:bidi="fr_FR"/>
+        </w:rPr>
+      </w:r>
+      <w:r>
+        <w:rPr>
+          <w:lang w:val="fr_FR" w:bidi="fr_FR"/>
+        </w:rPr>
+      </w:r>
+    </w:p>
+    <w:p>
+      <w:pPr/>
+      <w:r>
+        <w:rPr>
+          <w:lang w:val="fr_FR" w:bidi="fr_FR"/>
+        </w:rPr>
+      </w:r>
+    </w:p>
+    <w:p>
+      <w:pPr>
+        <w:pStyle w:val="Heading2"/>
+      </w:pPr>
+      <w:r>
+        <w:rPr>
+          <w:lang w:val="fr_FR" w:bidi="fr_FR"/>
+        </w:rPr>
+        <w:t>2 Chroniques 33.11</w:t>
+      </w:r>
+      <w:r>
+        <w:rPr>
+          <w:lang w:val="fr_FR" w:bidi="fr_FR"/>
+        </w:rPr>
+      </w:r>
+    </w:p>
+    <w:p>
+      <w:pPr/>
+      <w:r>
+        <w:rPr>
+          <w:lang w:val="fr_FR" w:bidi="fr_FR"/>
+        </w:rPr>
+      </w:r>
+      <w:r>
+        <w:rPr>
+          <w:lang w:val="fr_FR" w:bidi="fr_FR"/>
+        </w:rPr>
+        <w:t>Un anneau passé dans le nez infligeait non seulement de la douleur, mais aussi une profonde humiliation. Les archives assyriennes témoignent de ce type de traitement infligé à leurs prisonniers.</w:t>
+      </w:r>
+      <w:r>
+        <w:rPr>
+          <w:lang w:val="fr_FR" w:bidi="fr_FR"/>
+        </w:rPr>
+      </w:r>
+      <w:r>
+        <w:rPr>
+          <w:lang w:val="fr_FR" w:bidi="fr_FR"/>
+        </w:rPr>
+      </w:r>
+    </w:p>
+    <w:p>
+      <w:pPr/>
+      <w:r>
+        <w:rPr>
+          <w:lang w:val="fr_FR" w:bidi="fr_FR"/>
+        </w:rPr>
+      </w:r>
+    </w:p>
+    <w:p>
+      <w:pPr>
+        <w:pStyle w:val="Heading2"/>
+      </w:pPr>
+      <w:r>
+        <w:rPr>
+          <w:lang w:val="fr_FR" w:bidi="fr_FR"/>
+        </w:rPr>
+        <w:t>2 Chroniques 33.12</w:t>
+      </w:r>
+      <w:r>
+        <w:rPr>
+          <w:lang w:val="fr_FR" w:bidi="fr_FR"/>
+        </w:rPr>
+      </w:r>
+    </w:p>
+    <w:p>
+      <w:pPr/>
+      <w:r>
+        <w:rPr>
+          <w:lang w:val="fr_FR" w:bidi="fr_FR"/>
+        </w:rPr>
+      </w:r>
+      <w:r>
+        <w:rPr>
+          <w:lang w:val="fr_FR" w:bidi="fr_FR"/>
+        </w:rPr>
+        <w:t>La réaction de Manassé a répondu aux conditions fixées par la prière ou « formule » de Salomon lors de la dédicace du temple (</w:t>
+      </w:r>
+      <w:hyperlink r:id="rId119">
+        <w:r>
+          <w:rPr>
+            <w:lang w:val="fr_FR" w:bidi="fr_FR"/>
+          </w:rPr>
+          <w:rPr>
+            <w:color w:val="0000EE"/>
+            <w:u w:val="single"/>
+          </w:rPr>
+          <w:t>7.14</w:t>
+        </w:r>
+      </w:hyperlink>
+      <w:r>
+        <w:rPr>
+          <w:lang w:val="fr_FR" w:bidi="fr_FR"/>
+        </w:rPr>
+        <w:t>).</w:t>
+      </w:r>
+      <w:r>
+        <w:rPr>
+          <w:lang w:val="fr_FR" w:bidi="fr_FR"/>
+        </w:rPr>
+      </w:r>
+      <w:r>
+        <w:rPr>
+          <w:lang w:val="fr_FR" w:bidi="fr_FR"/>
+        </w:rPr>
+      </w:r>
+    </w:p>
+    <w:p>
+      <w:pPr/>
+      <w:r>
+        <w:rPr>
+          <w:lang w:val="fr_FR" w:bidi="fr_FR"/>
+        </w:rPr>
+      </w:r>
+    </w:p>
+    <w:p>
+      <w:pPr>
+        <w:pStyle w:val="Heading2"/>
+      </w:pPr>
+      <w:r>
+        <w:rPr>
+          <w:lang w:val="fr_FR" w:bidi="fr_FR"/>
+        </w:rPr>
+        <w:t>2 Chroniques 33.12–17</w:t>
+      </w:r>
+      <w:r>
+        <w:rPr>
+          <w:lang w:val="fr_FR" w:bidi="fr_FR"/>
+        </w:rPr>
+      </w:r>
+    </w:p>
+    <w:p>
+      <w:pPr/>
+      <w:r>
+        <w:rPr>
+          <w:lang w:val="fr_FR" w:bidi="fr_FR"/>
+        </w:rPr>
+      </w:r>
+      <w:r>
+        <w:rPr>
+          <w:lang w:val="fr_FR" w:bidi="fr_FR"/>
+        </w:rPr>
+        <w:t xml:space="preserve">Le livre des Rois ne parle pas du repentir de Manassé, se contentant de rapporter l'annonce du jugement en raison de ses mauvaises actions (voir </w:t>
+      </w:r>
+      <w:hyperlink r:id="rId300">
+        <w:r>
+          <w:rPr>
+            <w:lang w:val="fr_FR" w:bidi="fr_FR"/>
+          </w:rPr>
+          <w:rPr>
+            <w:color w:val="0000EE"/>
+            <w:u w:val="single"/>
+          </w:rPr>
+          <w:t>2R 21.10–16</w:t>
+        </w:r>
+      </w:hyperlink>
+      <w:r>
+        <w:rPr>
+          <w:lang w:val="fr_FR" w:bidi="fr_FR"/>
+        </w:rPr>
+        <w:t>). En revanche, l'auteur du livre des Chroniques souligne les bonnes actions que Manassé a accomplies après son repentir, suivant ainsi l'exemple de son père Ézéchias. Malgré cela, ses efforts n'ont pas suffi à ramener le cœur du peuple vers l'Éternel ni à empêcher le jugement de Dieu sur Juda (</w:t>
+      </w:r>
+      <w:hyperlink r:id="rId301">
+        <w:r>
+          <w:rPr>
+            <w:lang w:val="fr_FR" w:bidi="fr_FR"/>
+          </w:rPr>
+          <w:rPr>
+            <w:color w:val="0000EE"/>
+            <w:u w:val="single"/>
+          </w:rPr>
+          <w:t>2Ch 33.17</w:t>
+        </w:r>
+      </w:hyperlink>
+      <w:r>
+        <w:rPr>
+          <w:lang w:val="fr_FR" w:bidi="fr_FR"/>
+        </w:rPr>
+        <w:t>).</w:t>
+      </w:r>
+      <w:r>
+        <w:rPr>
+          <w:lang w:val="fr_FR" w:bidi="fr_FR"/>
+        </w:rPr>
+      </w:r>
+      <w:r>
+        <w:rPr>
+          <w:lang w:val="fr_FR" w:bidi="fr_FR"/>
+        </w:rPr>
+      </w:r>
+    </w:p>
+    <w:p>
+      <w:pPr/>
+      <w:r>
+        <w:rPr>
+          <w:lang w:val="fr_FR" w:bidi="fr_FR"/>
+        </w:rPr>
+      </w:r>
+    </w:p>
+    <w:p>
+      <w:pPr>
+        <w:pStyle w:val="Heading2"/>
+      </w:pPr>
+      <w:r>
+        <w:rPr>
+          <w:lang w:val="fr_FR" w:bidi="fr_FR"/>
+        </w:rPr>
+        <w:t>2 Chroniques 33.13</w:t>
+      </w:r>
+      <w:r>
+        <w:rPr>
+          <w:lang w:val="fr_FR" w:bidi="fr_FR"/>
+        </w:rPr>
+      </w:r>
+    </w:p>
+    <w:p>
+      <w:pPr/>
+      <w:r>
+        <w:rPr>
+          <w:lang w:val="fr_FR" w:bidi="fr_FR"/>
+        </w:rPr>
+      </w:r>
+      <w:r>
+        <w:rPr>
+          <w:lang w:val="fr_FR" w:bidi="fr_FR"/>
+        </w:rPr>
+        <w:t>L'expérience de Manassé résumait en miniature ce que la nation allait traverser : un exil et une servitude causés par l'apostasie, suivis d'un repentir et d'un retour à l'Éternel.</w:t>
+      </w:r>
+      <w:r>
+        <w:rPr>
+          <w:lang w:val="fr_FR" w:bidi="fr_FR"/>
+        </w:rPr>
+      </w:r>
+      <w:r>
+        <w:rPr>
+          <w:lang w:val="fr_FR" w:bidi="fr_FR"/>
+        </w:rPr>
+      </w:r>
+    </w:p>
+    <w:p>
+      <w:pPr/>
+      <w:r>
+        <w:rPr>
+          <w:lang w:val="fr_FR" w:bidi="fr_FR"/>
+        </w:rPr>
+      </w:r>
+    </w:p>
+    <w:p>
+      <w:pPr>
+        <w:pStyle w:val="Heading2"/>
+      </w:pPr>
+      <w:r>
+        <w:rPr>
+          <w:lang w:val="fr_FR" w:bidi="fr_FR"/>
+        </w:rPr>
+        <w:t>2 Chroniques 33.14–17</w:t>
+      </w:r>
+      <w:r>
+        <w:rPr>
+          <w:lang w:val="fr_FR" w:bidi="fr_FR"/>
+        </w:rPr>
+      </w:r>
+    </w:p>
+    <w:p>
+      <w:pPr/>
+      <w:r>
+        <w:rPr>
+          <w:lang w:val="fr_FR" w:bidi="fr_FR"/>
+        </w:rPr>
+      </w:r>
+      <w:r>
+        <w:rPr>
+          <w:lang w:val="fr_FR" w:bidi="fr_FR"/>
+        </w:rPr>
+        <w:t>Manassé réparait probablement les dommages subis par les murs au moment de sa capture. Ses réformes religieuses, bien que proches de celles d'Ézéchias, restaient incomplètes ; c’est Josias qui, plus tard, a retiré les autels que Manassé avait installés dans le temple (</w:t>
+      </w:r>
+      <w:hyperlink r:id="rId302">
+        <w:r>
+          <w:rPr>
+            <w:lang w:val="fr_FR" w:bidi="fr_FR"/>
+          </w:rPr>
+          <w:rPr>
+            <w:color w:val="0000EE"/>
+            <w:u w:val="single"/>
+          </w:rPr>
+          <w:t>2R 23.12</w:t>
+        </w:r>
+      </w:hyperlink>
+      <w:r>
+        <w:rPr>
+          <w:lang w:val="fr_FR" w:bidi="fr_FR"/>
+        </w:rPr>
+        <w:t>).</w:t>
+      </w:r>
+      <w:r>
+        <w:rPr>
+          <w:lang w:val="fr_FR" w:bidi="fr_FR"/>
+        </w:rPr>
+      </w:r>
+      <w:r>
+        <w:rPr>
+          <w:lang w:val="fr_FR" w:bidi="fr_FR"/>
+        </w:rPr>
+      </w:r>
+    </w:p>
+    <w:p>
+      <w:pPr/>
+      <w:r>
+        <w:rPr>
+          <w:lang w:val="fr_FR" w:bidi="fr_FR"/>
+        </w:rPr>
+      </w:r>
+    </w:p>
+    <w:p>
+      <w:pPr>
+        <w:pStyle w:val="Heading2"/>
+      </w:pPr>
+      <w:r>
+        <w:rPr>
+          <w:lang w:val="fr_FR" w:bidi="fr_FR"/>
+        </w:rPr>
+        <w:t>2 Chroniques 33.18</w:t>
+      </w:r>
+      <w:r>
+        <w:rPr>
+          <w:lang w:val="fr_FR" w:bidi="fr_FR"/>
+        </w:rPr>
+      </w:r>
+    </w:p>
+    <w:p>
+      <w:pPr/>
+      <w:r>
+        <w:rPr>
+          <w:lang w:val="fr_FR" w:bidi="fr_FR"/>
+        </w:rPr>
+      </w:r>
+      <w:r>
+        <w:rPr>
+          <w:lang w:val="fr_FR" w:bidi="fr_FR"/>
+        </w:rPr>
+        <w:t xml:space="preserve">Les actes des rois d’Israël </w:t>
+      </w:r>
+      <w:r>
+        <w:rPr>
+          <w:lang w:val="fr_FR" w:bidi="fr_FR"/>
+        </w:rPr>
+        <w:t>est un document ancien aujourd'hui disparu.</w:t>
+      </w:r>
+      <w:r>
+        <w:rPr>
+          <w:lang w:val="fr_FR" w:bidi="fr_FR"/>
+        </w:rPr>
+      </w:r>
+      <w:r>
+        <w:rPr>
+          <w:lang w:val="fr_FR" w:bidi="fr_FR"/>
+        </w:rPr>
+      </w:r>
+    </w:p>
+    <w:p>
+      <w:pPr/>
+      <w:r>
+        <w:rPr>
+          <w:lang w:val="fr_FR" w:bidi="fr_FR"/>
+        </w:rPr>
+      </w:r>
+    </w:p>
+    <w:p>
+      <w:pPr>
+        <w:pStyle w:val="Heading2"/>
+      </w:pPr>
+      <w:r>
+        <w:rPr>
+          <w:lang w:val="fr_FR" w:bidi="fr_FR"/>
+        </w:rPr>
+        <w:t>2 Chroniques 33.19</w:t>
+      </w:r>
+      <w:r>
+        <w:rPr>
+          <w:lang w:val="fr_FR" w:bidi="fr_FR"/>
+        </w:rPr>
+      </w:r>
+    </w:p>
+    <w:p>
+      <w:pPr/>
+      <w:r>
+        <w:rPr>
+          <w:lang w:val="fr_FR" w:bidi="fr_FR"/>
+        </w:rPr>
+      </w:r>
+      <w:r>
+        <w:rPr>
+          <w:lang w:val="fr_FR" w:bidi="fr_FR"/>
+        </w:rPr>
+        <w:t>Le livre de Hozaï</w:t>
+      </w:r>
+      <w:r>
+        <w:rPr>
+          <w:lang w:val="fr_FR" w:bidi="fr_FR"/>
+        </w:rPr>
+        <w:t xml:space="preserve"> : ce document ancien est aujourd'hui disparu.</w:t>
+      </w:r>
+      <w:r>
+        <w:rPr>
+          <w:lang w:val="fr_FR" w:bidi="fr_FR"/>
+        </w:rPr>
+      </w:r>
+      <w:r>
+        <w:rPr>
+          <w:lang w:val="fr_FR" w:bidi="fr_FR"/>
+        </w:rPr>
+      </w:r>
+    </w:p>
+    <w:p>
+      <w:pPr/>
+      <w:r>
+        <w:rPr>
+          <w:lang w:val="fr_FR" w:bidi="fr_FR"/>
+        </w:rPr>
+      </w:r>
+    </w:p>
+    <w:p>
+      <w:pPr>
+        <w:pStyle w:val="Heading2"/>
+      </w:pPr>
+      <w:r>
+        <w:rPr>
+          <w:lang w:val="fr_FR" w:bidi="fr_FR"/>
+        </w:rPr>
+        <w:t>2 Chroniques 33.21</w:t>
+      </w:r>
+      <w:r>
+        <w:rPr>
+          <w:lang w:val="fr_FR" w:bidi="fr_FR"/>
+        </w:rPr>
+      </w:r>
+    </w:p>
+    <w:p>
+      <w:pPr/>
+      <w:r>
+        <w:rPr>
+          <w:lang w:val="fr_FR" w:bidi="fr_FR"/>
+        </w:rPr>
+      </w:r>
+      <w:r>
+        <w:rPr>
+          <w:lang w:val="fr_FR" w:bidi="fr_FR"/>
+        </w:rPr>
+        <w:t>Le court règne d'Amon s'est étendu de 642 à 640 av. J.-C.</w:t>
+      </w:r>
+      <w:r>
+        <w:rPr>
+          <w:lang w:val="fr_FR" w:bidi="fr_FR"/>
+        </w:rPr>
+      </w:r>
+      <w:r>
+        <w:rPr>
+          <w:lang w:val="fr_FR" w:bidi="fr_FR"/>
+        </w:rPr>
+      </w:r>
+    </w:p>
+    <w:p>
+      <w:pPr/>
+      <w:r>
+        <w:rPr>
+          <w:lang w:val="fr_FR" w:bidi="fr_FR"/>
+        </w:rPr>
+      </w:r>
+    </w:p>
+    <w:p>
+      <w:pPr>
+        <w:pStyle w:val="Heading2"/>
+      </w:pPr>
+      <w:r>
+        <w:rPr>
+          <w:lang w:val="fr_FR" w:bidi="fr_FR"/>
+        </w:rPr>
+        <w:t>2 Chroniques 33.24</w:t>
+      </w:r>
+      <w:r>
+        <w:rPr>
+          <w:lang w:val="fr_FR" w:bidi="fr_FR"/>
+        </w:rPr>
+      </w:r>
+    </w:p>
+    <w:p>
+      <w:pPr/>
+      <w:r>
+        <w:rPr>
+          <w:lang w:val="fr_FR" w:bidi="fr_FR"/>
+        </w:rPr>
+      </w:r>
+      <w:r>
+        <w:rPr>
+          <w:lang w:val="fr_FR" w:bidi="fr_FR"/>
+        </w:rPr>
+        <w:t>Les circonstances politiques entourant l'assassinat d'Amon ne sont pas précisées, mais il est possible que l'Égypte en ait été à l'origine, profitant du déclin de la puissance assyrienne pour agir.</w:t>
+      </w:r>
+      <w:r>
+        <w:rPr>
+          <w:lang w:val="fr_FR" w:bidi="fr_FR"/>
+        </w:rPr>
+      </w:r>
+      <w:r>
+        <w:rPr>
+          <w:lang w:val="fr_FR" w:bidi="fr_FR"/>
+        </w:rPr>
+      </w:r>
+    </w:p>
+    <w:p>
+      <w:pPr/>
+      <w:r>
+        <w:rPr>
+          <w:lang w:val="fr_FR" w:bidi="fr_FR"/>
+        </w:rPr>
+      </w:r>
+    </w:p>
+    <w:p>
+      <w:pPr>
+        <w:pStyle w:val="Heading2"/>
+      </w:pPr>
+      <w:r>
+        <w:rPr>
+          <w:lang w:val="fr_FR" w:bidi="fr_FR"/>
+        </w:rPr>
+        <w:t>2 Chroniques 34.1</w:t>
+      </w:r>
+      <w:r>
+        <w:rPr>
+          <w:lang w:val="fr_FR" w:bidi="fr_FR"/>
+        </w:rPr>
+      </w:r>
+    </w:p>
+    <w:p>
+      <w:pPr/>
+      <w:r>
+        <w:rPr>
+          <w:lang w:val="fr_FR" w:bidi="fr_FR"/>
+        </w:rPr>
+      </w:r>
+      <w:r>
+        <w:rPr>
+          <w:lang w:val="fr_FR" w:bidi="fr_FR"/>
+        </w:rPr>
+        <w:t>Le règne de Josias, qui a duré trente et un ans, s'étendit de 640 à 609 av. J.-C.</w:t>
+      </w:r>
+      <w:r>
+        <w:rPr>
+          <w:lang w:val="fr_FR" w:bidi="fr_FR"/>
+        </w:rPr>
+      </w:r>
+      <w:r>
+        <w:rPr>
+          <w:lang w:val="fr_FR" w:bidi="fr_FR"/>
+        </w:rPr>
+      </w:r>
+    </w:p>
+    <w:p>
+      <w:pPr/>
+      <w:r>
+        <w:rPr>
+          <w:lang w:val="fr_FR" w:bidi="fr_FR"/>
+        </w:rPr>
+      </w:r>
+    </w:p>
+    <w:p>
+      <w:pPr>
+        <w:pStyle w:val="Heading2"/>
+      </w:pPr>
+      <w:r>
+        <w:rPr>
+          <w:lang w:val="fr_FR" w:bidi="fr_FR"/>
+        </w:rPr>
+        <w:t>2 Chroniques 34.3</w:t>
+      </w:r>
+      <w:r>
+        <w:rPr>
+          <w:lang w:val="fr_FR" w:bidi="fr_FR"/>
+        </w:rPr>
+      </w:r>
+    </w:p>
+    <w:p>
+      <w:pPr/>
+      <w:r>
+        <w:rPr>
+          <w:lang w:val="fr_FR" w:bidi="fr_FR"/>
+        </w:rPr>
+      </w:r>
+      <w:r>
+        <w:rPr>
+          <w:lang w:val="fr_FR" w:bidi="fr_FR"/>
+        </w:rPr>
+        <w:t>Josias a commencé à chercher le Dieu de son ancêtre David à l'âge de seize ans, puis a lancé ses propres réformes lorsqu'il a eu vingt ans.</w:t>
+      </w:r>
+      <w:r>
+        <w:rPr>
+          <w:lang w:val="fr_FR" w:bidi="fr_FR"/>
+        </w:rPr>
+      </w:r>
+      <w:r>
+        <w:rPr>
+          <w:lang w:val="fr_FR" w:bidi="fr_FR"/>
+        </w:rPr>
+      </w:r>
+    </w:p>
+    <w:p>
+      <w:pPr/>
+      <w:r>
+        <w:rPr>
+          <w:lang w:val="fr_FR" w:bidi="fr_FR"/>
+        </w:rPr>
+      </w:r>
+    </w:p>
+    <w:p>
+      <w:pPr>
+        <w:pStyle w:val="Heading2"/>
+      </w:pPr>
+      <w:r>
+        <w:rPr>
+          <w:lang w:val="fr_FR" w:bidi="fr_FR"/>
+        </w:rPr>
+        <w:t>2 Chroniques 34.6</w:t>
+      </w:r>
+      <w:r>
+        <w:rPr>
+          <w:lang w:val="fr_FR" w:bidi="fr_FR"/>
+        </w:rPr>
+      </w:r>
+    </w:p>
+    <w:p>
+      <w:pPr/>
+      <w:r>
+        <w:rPr>
+          <w:lang w:val="fr_FR" w:bidi="fr_FR"/>
+        </w:rPr>
+      </w:r>
+      <w:r>
+        <w:rPr>
+          <w:lang w:val="fr_FR" w:bidi="fr_FR"/>
+        </w:rPr>
+        <w:t>À la douzième année de son règne (628 av. J.-C.), Josias a profité de l'effondrement de l'Empire assyrien. Le nord d'Israël étant pratiquement désert, il a pu étendre son influence et son autorité sur Manassé, Éphraïm et Siméon, jusqu'à Nephthali.</w:t>
+      </w:r>
+      <w:r>
+        <w:rPr>
+          <w:lang w:val="fr_FR" w:bidi="fr_FR"/>
+        </w:rPr>
+      </w:r>
+      <w:r>
+        <w:rPr>
+          <w:lang w:val="fr_FR" w:bidi="fr_FR"/>
+        </w:rPr>
+      </w:r>
+    </w:p>
+    <w:p>
+      <w:pPr/>
+      <w:r>
+        <w:rPr>
+          <w:lang w:val="fr_FR" w:bidi="fr_FR"/>
+        </w:rPr>
+      </w:r>
+    </w:p>
+    <w:p>
+      <w:pPr>
+        <w:pStyle w:val="Heading2"/>
+      </w:pPr>
+      <w:r>
+        <w:rPr>
+          <w:lang w:val="fr_FR" w:bidi="fr_FR"/>
+        </w:rPr>
+        <w:t>2 Chroniques 34.12–13</w:t>
+      </w:r>
+      <w:r>
+        <w:rPr>
+          <w:lang w:val="fr_FR" w:bidi="fr_FR"/>
+        </w:rPr>
+      </w:r>
+    </w:p>
+    <w:p>
+      <w:pPr/>
+      <w:r>
+        <w:rPr>
+          <w:lang w:val="fr_FR" w:bidi="fr_FR"/>
+        </w:rPr>
+      </w:r>
+      <w:r>
+        <w:rPr>
+          <w:lang w:val="fr_FR" w:bidi="fr_FR"/>
+        </w:rPr>
+        <w:t>Le fait que les musiciens aient supervisé les travaux montre l'importance accordée à la responsabilité des Lévites dans ce projet. D'autres textes anciens indiquent également que la musique accompagnait souvent les grands chantiers de construction.</w:t>
+      </w:r>
+      <w:r>
+        <w:rPr>
+          <w:lang w:val="fr_FR" w:bidi="fr_FR"/>
+        </w:rPr>
+      </w:r>
+      <w:r>
+        <w:rPr>
+          <w:lang w:val="fr_FR" w:bidi="fr_FR"/>
+        </w:rPr>
+      </w:r>
+    </w:p>
+    <w:p>
+      <w:pPr/>
+      <w:r>
+        <w:rPr>
+          <w:lang w:val="fr_FR" w:bidi="fr_FR"/>
+        </w:rPr>
+      </w:r>
+    </w:p>
+    <w:p>
+      <w:pPr>
+        <w:pStyle w:val="Heading2"/>
+      </w:pPr>
+      <w:r>
+        <w:rPr>
+          <w:lang w:val="fr_FR" w:bidi="fr_FR"/>
+        </w:rPr>
+        <w:t>2 Chroniques 34.14–18</w:t>
+      </w:r>
+      <w:r>
+        <w:rPr>
+          <w:lang w:val="fr_FR" w:bidi="fr_FR"/>
+        </w:rPr>
+      </w:r>
+    </w:p>
+    <w:p>
+      <w:pPr/>
+      <w:r>
+        <w:rPr>
+          <w:lang w:val="fr_FR" w:bidi="fr_FR"/>
+        </w:rPr>
+      </w:r>
+      <w:r>
+        <w:rPr>
+          <w:lang w:val="fr_FR" w:bidi="fr_FR"/>
+        </w:rPr>
+        <w:t>La découverte du livre de la loi de l’Éternel a été l'une des récompenses de la fidélité. • Le livre donné par Moïse correspond probablement au Deutéronome, qui a été négligé et perdu pendant les périodes d'apostasie sous les règnes de Manassé ou d'Amon.</w:t>
+      </w:r>
+    </w:p>
+    <w:p>
+      <w:pPr/>
+      <w:r>
+        <w:rPr>
+          <w:lang w:val="fr_FR" w:bidi="fr_FR"/>
+        </w:rPr>
+      </w:r>
+      <w:r>
+        <w:rPr>
+          <w:lang w:val="fr_FR" w:bidi="fr_FR"/>
+        </w:rPr>
+      </w:r>
+      <w:r>
+        <w:rPr>
+          <w:lang w:val="fr_FR" w:bidi="fr_FR"/>
+        </w:rPr>
+      </w:r>
+    </w:p>
+    <w:p>
+      <w:pPr/>
+      <w:r>
+        <w:rPr>
+          <w:lang w:val="fr_FR" w:bidi="fr_FR"/>
+        </w:rPr>
+      </w:r>
+    </w:p>
+    <w:p>
+      <w:pPr>
+        <w:pStyle w:val="Heading2"/>
+      </w:pPr>
+      <w:r>
+        <w:rPr>
+          <w:lang w:val="fr_FR" w:bidi="fr_FR"/>
+        </w:rPr>
+        <w:t>2 Chroniques 34.24</w:t>
+      </w:r>
+      <w:r>
+        <w:rPr>
+          <w:lang w:val="fr_FR" w:bidi="fr_FR"/>
+        </w:rPr>
+      </w:r>
+    </w:p>
+    <w:p>
+      <w:pPr/>
+      <w:r>
+        <w:rPr>
+          <w:lang w:val="fr_FR" w:bidi="fr_FR"/>
+        </w:rPr>
+      </w:r>
+      <w:r>
+        <w:rPr>
+          <w:lang w:val="fr_FR" w:bidi="fr_FR"/>
+        </w:rPr>
+        <w:t>les malédictions écrites dans le livre</w:t>
+      </w:r>
+      <w:r>
+        <w:rPr>
+          <w:lang w:val="fr_FR" w:bidi="fr_FR"/>
+        </w:rPr>
+        <w:t xml:space="preserve"> : voir </w:t>
+      </w:r>
+      <w:hyperlink r:id="rId303">
+        <w:r>
+          <w:rPr>
+            <w:lang w:val="fr_FR" w:bidi="fr_FR"/>
+          </w:rPr>
+          <w:rPr>
+            <w:color w:val="0000EE"/>
+            <w:u w:val="single"/>
+          </w:rPr>
+          <w:t>Dt 27.14–26</w:t>
+        </w:r>
+      </w:hyperlink>
+      <w:r>
+        <w:rPr>
+          <w:lang w:val="fr_FR" w:bidi="fr_FR"/>
+        </w:rPr>
+        <w:t xml:space="preserve"> ; </w:t>
+      </w:r>
+      <w:hyperlink r:id="rId304">
+        <w:r>
+          <w:rPr>
+            <w:lang w:val="fr_FR" w:bidi="fr_FR"/>
+          </w:rPr>
+          <w:rPr>
+            <w:color w:val="0000EE"/>
+            <w:u w:val="single"/>
+          </w:rPr>
+          <w:t>28.15–68</w:t>
+        </w:r>
+      </w:hyperlink>
+      <w:r>
+        <w:rPr>
+          <w:lang w:val="fr_FR" w:bidi="fr_FR"/>
+        </w:rPr>
+        <w:t>. Dans une alliance, les malédictions décrivent les conséquences réservées à ceux qui lui sont infidèles, comme l'ont été Israël et Juda dans leur alliance avec l'Éternel. Parmi ces conséquences figurait notamment l'exil.</w:t>
+      </w:r>
+      <w:r>
+        <w:rPr>
+          <w:lang w:val="fr_FR" w:bidi="fr_FR"/>
+        </w:rPr>
+      </w:r>
+      <w:r>
+        <w:rPr>
+          <w:lang w:val="fr_FR" w:bidi="fr_FR"/>
+        </w:rPr>
+      </w:r>
+    </w:p>
+    <w:p>
+      <w:pPr/>
+      <w:r>
+        <w:rPr>
+          <w:lang w:val="fr_FR" w:bidi="fr_FR"/>
+        </w:rPr>
+      </w:r>
+    </w:p>
+    <w:p>
+      <w:pPr>
+        <w:pStyle w:val="Heading2"/>
+      </w:pPr>
+      <w:r>
+        <w:rPr>
+          <w:lang w:val="fr_FR" w:bidi="fr_FR"/>
+        </w:rPr>
+        <w:t>2 Chroniques 34.27–28</w:t>
+      </w:r>
+      <w:r>
+        <w:rPr>
+          <w:lang w:val="fr_FR" w:bidi="fr_FR"/>
+        </w:rPr>
+      </w:r>
+    </w:p>
+    <w:p>
+      <w:pPr/>
+      <w:r>
+        <w:rPr>
+          <w:lang w:val="fr_FR" w:bidi="fr_FR"/>
+        </w:rPr>
+      </w:r>
+      <w:r>
+        <w:rPr>
+          <w:lang w:val="fr_FR" w:bidi="fr_FR"/>
+        </w:rPr>
+        <w:t>Le roi Josias n'est pas mort en paix, puisqu'il a été tué par le pharaon d'Égypte Néco (</w:t>
+      </w:r>
+      <w:hyperlink r:id="rId305">
+        <w:r>
+          <w:rPr>
+            <w:lang w:val="fr_FR" w:bidi="fr_FR"/>
+          </w:rPr>
+          <w:rPr>
+            <w:color w:val="0000EE"/>
+            <w:u w:val="single"/>
+          </w:rPr>
+          <w:t>35.20–25</w:t>
+        </w:r>
+      </w:hyperlink>
+      <w:r>
+        <w:rPr>
+          <w:lang w:val="fr_FR" w:bidi="fr_FR"/>
+        </w:rPr>
+        <w:t>). Cependant, il a été recueilli (c'est-à-dire enterré) en paix, signe que Jérusalem connaissait encore la tranquillité et que l'exil n'a pas eu lieu durant son règne. Par son esprit repentant, Josias a permis d'éloigner un désastre immédiat.</w:t>
+      </w:r>
+      <w:r>
+        <w:rPr>
+          <w:lang w:val="fr_FR" w:bidi="fr_FR"/>
+        </w:rPr>
+      </w:r>
+      <w:r>
+        <w:rPr>
+          <w:lang w:val="fr_FR" w:bidi="fr_FR"/>
+        </w:rPr>
+      </w:r>
+    </w:p>
+    <w:p>
+      <w:pPr/>
+      <w:r>
+        <w:rPr>
+          <w:lang w:val="fr_FR" w:bidi="fr_FR"/>
+        </w:rPr>
+      </w:r>
+    </w:p>
+    <w:p>
+      <w:pPr>
+        <w:pStyle w:val="Heading2"/>
+      </w:pPr>
+      <w:r>
+        <w:rPr>
+          <w:lang w:val="fr_FR" w:bidi="fr_FR"/>
+        </w:rPr>
+        <w:t>2 Chroniques 34.29–32</w:t>
+      </w:r>
+      <w:r>
+        <w:rPr>
+          <w:lang w:val="fr_FR" w:bidi="fr_FR"/>
+        </w:rPr>
+      </w:r>
+    </w:p>
+    <w:p>
+      <w:pPr/>
+      <w:r>
+        <w:rPr>
+          <w:lang w:val="fr_FR" w:bidi="fr_FR"/>
+        </w:rPr>
+      </w:r>
+      <w:r>
+        <w:rPr>
+          <w:lang w:val="fr_FR" w:bidi="fr_FR"/>
+        </w:rPr>
+        <w:t>Le renouvellement de l'alliance a été l'élément central de la réforme menée par Josias.</w:t>
+      </w:r>
+      <w:r>
+        <w:rPr>
+          <w:lang w:val="fr_FR" w:bidi="fr_FR"/>
+        </w:rPr>
+      </w:r>
+      <w:r>
+        <w:rPr>
+          <w:lang w:val="fr_FR" w:bidi="fr_FR"/>
+        </w:rPr>
+      </w:r>
+    </w:p>
+    <w:p>
+      <w:pPr/>
+      <w:r>
+        <w:rPr>
+          <w:lang w:val="fr_FR" w:bidi="fr_FR"/>
+        </w:rPr>
+      </w:r>
+    </w:p>
+    <w:p>
+      <w:pPr>
+        <w:pStyle w:val="Heading2"/>
+      </w:pPr>
+      <w:r>
+        <w:rPr>
+          <w:lang w:val="fr_FR" w:bidi="fr_FR"/>
+        </w:rPr>
+        <w:t>2 Chroniques 35.3</w:t>
+      </w:r>
+      <w:r>
+        <w:rPr>
+          <w:lang w:val="fr_FR" w:bidi="fr_FR"/>
+        </w:rPr>
+      </w:r>
+    </w:p>
+    <w:p>
+      <w:pPr/>
+      <w:r>
+        <w:rPr>
+          <w:lang w:val="fr_FR" w:bidi="fr_FR"/>
+        </w:rPr>
+      </w:r>
+      <w:r>
+        <w:rPr>
+          <w:lang w:val="fr_FR" w:bidi="fr_FR"/>
+        </w:rPr>
+        <w:t>L'arche sainte a probablement été retirée du temple durant les périodes d'apostasie sous les règnes de Manassé ou d'Amon.</w:t>
+      </w:r>
+      <w:r>
+        <w:rPr>
+          <w:lang w:val="fr_FR" w:bidi="fr_FR"/>
+        </w:rPr>
+      </w:r>
+      <w:r>
+        <w:rPr>
+          <w:lang w:val="fr_FR" w:bidi="fr_FR"/>
+        </w:rPr>
+      </w:r>
+    </w:p>
+    <w:p>
+      <w:pPr/>
+      <w:r>
+        <w:rPr>
+          <w:lang w:val="fr_FR" w:bidi="fr_FR"/>
+        </w:rPr>
+      </w:r>
+    </w:p>
+    <w:p>
+      <w:pPr>
+        <w:pStyle w:val="Heading2"/>
+      </w:pPr>
+      <w:r>
+        <w:rPr>
+          <w:lang w:val="fr_FR" w:bidi="fr_FR"/>
+        </w:rPr>
+        <w:t>2 Chroniques 35.4–6</w:t>
+      </w:r>
+      <w:r>
+        <w:rPr>
+          <w:lang w:val="fr_FR" w:bidi="fr_FR"/>
+        </w:rPr>
+      </w:r>
+    </w:p>
+    <w:p>
+      <w:pPr/>
+      <w:r>
+        <w:rPr>
+          <w:lang w:val="fr_FR" w:bidi="fr_FR"/>
+        </w:rPr>
+      </w:r>
+      <w:r>
+        <w:rPr>
+          <w:lang w:val="fr_FR" w:bidi="fr_FR"/>
+        </w:rPr>
+        <w:t>Les affectations des sacrificateurs et des Lévites respectaient les directives données autrefois par David et Salomon (</w:t>
+      </w:r>
+      <w:hyperlink r:id="rId306">
+        <w:r>
+          <w:rPr>
+            <w:lang w:val="fr_FR" w:bidi="fr_FR"/>
+          </w:rPr>
+          <w:rPr>
+            <w:color w:val="0000EE"/>
+            <w:u w:val="single"/>
+          </w:rPr>
+          <w:t>8.14–15</w:t>
+        </w:r>
+      </w:hyperlink>
+      <w:r>
+        <w:rPr>
+          <w:lang w:val="fr_FR" w:bidi="fr_FR"/>
+        </w:rPr>
+        <w:t xml:space="preserve"> ; </w:t>
+      </w:r>
+      <w:hyperlink r:id="rId307">
+        <w:r>
+          <w:rPr>
+            <w:lang w:val="fr_FR" w:bidi="fr_FR"/>
+          </w:rPr>
+          <w:rPr>
+            <w:color w:val="0000EE"/>
+            <w:u w:val="single"/>
+          </w:rPr>
+          <w:t>1Ch 24–26</w:t>
+        </w:r>
+      </w:hyperlink>
+      <w:r>
+        <w:rPr>
+          <w:lang w:val="fr_FR" w:bidi="fr_FR"/>
+        </w:rPr>
+        <w:t>). En temps normal, l'animal de la Pâque devait être abattu par celui qui allait l'offrir (</w:t>
+      </w:r>
+      <w:hyperlink r:id="rId308">
+        <w:r>
+          <w:rPr>
+            <w:lang w:val="fr_FR" w:bidi="fr_FR"/>
+          </w:rPr>
+          <w:rPr>
+            <w:color w:val="0000EE"/>
+            <w:u w:val="single"/>
+          </w:rPr>
+          <w:t>Dt 16.5–6</w:t>
+        </w:r>
+      </w:hyperlink>
+      <w:r>
+        <w:rPr>
+          <w:lang w:val="fr_FR" w:bidi="fr_FR"/>
+        </w:rPr>
+        <w:t xml:space="preserve">). Toutefois, comme beaucoup n'avaient pas eu le temps de se purifier, Josias a maintenu la pratique instaurée par Ézéchias en confiant cette tâche aux Lévites (voir </w:t>
+      </w:r>
+      <w:hyperlink r:id="rId309">
+        <w:r>
+          <w:rPr>
+            <w:lang w:val="fr_FR" w:bidi="fr_FR"/>
+          </w:rPr>
+          <w:rPr>
+            <w:color w:val="0000EE"/>
+            <w:u w:val="single"/>
+          </w:rPr>
+          <w:t>2Ch 30.13–20</w:t>
+        </w:r>
+      </w:hyperlink>
+      <w:r>
+        <w:rPr>
+          <w:lang w:val="fr_FR" w:bidi="fr_FR"/>
+        </w:rPr>
+        <w:t>). À l'époque de Josias, le grand nombre de participants rendait cette organisation indispensable.</w:t>
+      </w:r>
+      <w:r>
+        <w:rPr>
+          <w:lang w:val="fr_FR" w:bidi="fr_FR"/>
+        </w:rPr>
+      </w:r>
+      <w:r>
+        <w:rPr>
+          <w:lang w:val="fr_FR" w:bidi="fr_FR"/>
+        </w:rPr>
+      </w:r>
+    </w:p>
+    <w:p>
+      <w:pPr/>
+      <w:r>
+        <w:rPr>
+          <w:lang w:val="fr_FR" w:bidi="fr_FR"/>
+        </w:rPr>
+      </w:r>
+    </w:p>
+    <w:p>
+      <w:pPr>
+        <w:pStyle w:val="Heading2"/>
+      </w:pPr>
+      <w:r>
+        <w:rPr>
+          <w:lang w:val="fr_FR" w:bidi="fr_FR"/>
+        </w:rPr>
+        <w:t>2 Chroniques 35.7–9</w:t>
+      </w:r>
+      <w:r>
+        <w:rPr>
+          <w:lang w:val="fr_FR" w:bidi="fr_FR"/>
+        </w:rPr>
+      </w:r>
+    </w:p>
+    <w:p>
+      <w:pPr/>
+      <w:r>
+        <w:rPr>
+          <w:lang w:val="fr_FR" w:bidi="fr_FR"/>
+        </w:rPr>
+      </w:r>
+      <w:r>
+        <w:rPr>
+          <w:lang w:val="fr_FR" w:bidi="fr_FR"/>
+        </w:rPr>
+        <w:t>Le sacrifice de la Pâque nécessitait des agneaux et des chevreaux (</w:t>
+      </w:r>
+      <w:hyperlink r:id="rId310">
+        <w:r>
+          <w:rPr>
+            <w:lang w:val="fr_FR" w:bidi="fr_FR"/>
+          </w:rPr>
+          <w:rPr>
+            <w:color w:val="0000EE"/>
+            <w:u w:val="single"/>
+          </w:rPr>
+          <w:t>Ex 12.21</w:t>
+        </w:r>
+      </w:hyperlink>
+      <w:r>
+        <w:rPr>
+          <w:lang w:val="fr_FR" w:bidi="fr_FR"/>
+        </w:rPr>
+        <w:t xml:space="preserve">). Le bétail, quant à lui, était offert en complément. Les offrandes fournies par Josias, additionnées à celles des autres, représentaient presque le double de celles offertes à l'époque d'Ézéchias (voir </w:t>
+      </w:r>
+      <w:hyperlink r:id="rId311">
+        <w:r>
+          <w:rPr>
+            <w:lang w:val="fr_FR" w:bidi="fr_FR"/>
+          </w:rPr>
+          <w:rPr>
+            <w:color w:val="0000EE"/>
+            <w:u w:val="single"/>
+          </w:rPr>
+          <w:t>2Ch 30.24</w:t>
+        </w:r>
+      </w:hyperlink>
+      <w:r>
+        <w:rPr>
+          <w:lang w:val="fr_FR" w:bidi="fr_FR"/>
+        </w:rPr>
+        <w:t xml:space="preserve">), mais restaient inférieures à celles présentées lors de la dédicace du temple (voir </w:t>
+      </w:r>
+      <w:hyperlink r:id="rId312">
+        <w:r>
+          <w:rPr>
+            <w:lang w:val="fr_FR" w:bidi="fr_FR"/>
+          </w:rPr>
+          <w:rPr>
+            <w:color w:val="0000EE"/>
+            <w:u w:val="single"/>
+          </w:rPr>
+          <w:t>7.5</w:t>
+        </w:r>
+      </w:hyperlink>
+      <w:r>
+        <w:rPr>
+          <w:lang w:val="fr_FR" w:bidi="fr_FR"/>
+        </w:rPr>
+        <w:t>).</w:t>
+      </w:r>
+      <w:r>
+        <w:rPr>
+          <w:lang w:val="fr_FR" w:bidi="fr_FR"/>
+        </w:rPr>
+      </w:r>
+      <w:r>
+        <w:rPr>
+          <w:lang w:val="fr_FR" w:bidi="fr_FR"/>
+        </w:rPr>
+      </w:r>
+    </w:p>
+    <w:p>
+      <w:pPr/>
+      <w:r>
+        <w:rPr>
+          <w:lang w:val="fr_FR" w:bidi="fr_FR"/>
+        </w:rPr>
+      </w:r>
+    </w:p>
+    <w:p>
+      <w:pPr>
+        <w:pStyle w:val="Heading2"/>
+      </w:pPr>
+      <w:r>
+        <w:rPr>
+          <w:lang w:val="fr_FR" w:bidi="fr_FR"/>
+        </w:rPr>
+        <w:t>2 Chroniques 35.13</w:t>
+      </w:r>
+      <w:r>
+        <w:rPr>
+          <w:lang w:val="fr_FR" w:bidi="fr_FR"/>
+        </w:rPr>
+      </w:r>
+    </w:p>
+    <w:p>
+      <w:pPr/>
+      <w:r>
+        <w:rPr>
+          <w:lang w:val="fr_FR" w:bidi="fr_FR"/>
+        </w:rPr>
+      </w:r>
+      <w:r>
+        <w:rPr>
+          <w:lang w:val="fr_FR" w:bidi="fr_FR"/>
+        </w:rPr>
+        <w:t>Les Lévites ont rapidement distribué la nourriture, conformément à la rapidité exigée pour la célébration de la Pâque (</w:t>
+      </w:r>
+      <w:hyperlink r:id="rId313">
+        <w:r>
+          <w:rPr>
+            <w:lang w:val="fr_FR" w:bidi="fr_FR"/>
+          </w:rPr>
+          <w:rPr>
+            <w:color w:val="0000EE"/>
+            <w:u w:val="single"/>
+          </w:rPr>
+          <w:t>Ex 12.11</w:t>
+        </w:r>
+      </w:hyperlink>
+      <w:r>
+        <w:rPr>
+          <w:lang w:val="fr_FR" w:bidi="fr_FR"/>
+        </w:rPr>
+        <w:t>).</w:t>
+      </w:r>
+      <w:r>
+        <w:rPr>
+          <w:lang w:val="fr_FR" w:bidi="fr_FR"/>
+        </w:rPr>
+      </w:r>
+      <w:r>
+        <w:rPr>
+          <w:lang w:val="fr_FR" w:bidi="fr_FR"/>
+        </w:rPr>
+      </w:r>
+    </w:p>
+    <w:p>
+      <w:pPr/>
+      <w:r>
+        <w:rPr>
+          <w:lang w:val="fr_FR" w:bidi="fr_FR"/>
+        </w:rPr>
+      </w:r>
+    </w:p>
+    <w:p>
+      <w:pPr>
+        <w:pStyle w:val="Heading2"/>
+      </w:pPr>
+      <w:r>
+        <w:rPr>
+          <w:lang w:val="fr_FR" w:bidi="fr_FR"/>
+        </w:rPr>
+        <w:t>2 Chroniques 35.18</w:t>
+      </w:r>
+      <w:r>
+        <w:rPr>
+          <w:lang w:val="fr_FR" w:bidi="fr_FR"/>
+        </w:rPr>
+      </w:r>
+    </w:p>
+    <w:p>
+      <w:pPr/>
+      <w:r>
+        <w:rPr>
+          <w:lang w:val="fr_FR" w:bidi="fr_FR"/>
+        </w:rPr>
+      </w:r>
+      <w:r>
+        <w:rPr>
+          <w:lang w:val="fr_FR" w:bidi="fr_FR"/>
+        </w:rPr>
+        <w:t>Cette célébration de la Pâque a réuni encore plus de participants que celle organisée du temps d'Ézéchias. Les sacrificateurs et les Lévites ont joué un rôle clé, conformément aux instructions précises données par Josias (</w:t>
+      </w:r>
+      <w:hyperlink r:id="rId314">
+        <w:r>
+          <w:rPr>
+            <w:lang w:val="fr_FR" w:bidi="fr_FR"/>
+          </w:rPr>
+          <w:rPr>
+            <w:color w:val="0000EE"/>
+            <w:u w:val="single"/>
+          </w:rPr>
+          <w:t>35.15–16</w:t>
+        </w:r>
+      </w:hyperlink>
+      <w:r>
+        <w:rPr>
+          <w:lang w:val="fr_FR" w:bidi="fr_FR"/>
+        </w:rPr>
+        <w:t xml:space="preserve"> ; cf. </w:t>
+      </w:r>
+      <w:hyperlink r:id="rId315">
+        <w:r>
+          <w:rPr>
+            <w:lang w:val="fr_FR" w:bidi="fr_FR"/>
+          </w:rPr>
+          <w:rPr>
+            <w:color w:val="0000EE"/>
+            <w:u w:val="single"/>
+          </w:rPr>
+          <w:t>30.3</w:t>
+        </w:r>
+      </w:hyperlink>
+      <w:r>
+        <w:rPr>
+          <w:lang w:val="fr_FR" w:bidi="fr_FR"/>
+        </w:rPr>
+        <w:t xml:space="preserve">, </w:t>
+      </w:r>
       <w:hyperlink r:id="rId279">
         <w:r>
           <w:rPr>
@@ -15796,7 +19144,7 @@
             <w:color w:val="0000EE"/>
             <w:u w:val="single"/>
           </w:rPr>
-          <w:t>29.20–36</w:t>
+          <w:t>15</w:t>
         </w:r>
       </w:hyperlink>
       <w:r>
@@ -15832,37 +19180,389 @@
         <w:rPr>
           <w:lang w:val="fr_FR" w:bidi="fr_FR"/>
         </w:rPr>
-        <w:t>2 Chroniques 29.21</w:t>
-      </w:r>
-      <w:r>
-        <w:rPr>
-          <w:lang w:val="fr_FR" w:bidi="fr_FR"/>
-        </w:rPr>
-      </w:r>
-    </w:p>
-    <w:p>
-      <w:pPr/>
-      <w:r>
-        <w:rPr>
-          <w:lang w:val="fr_FR" w:bidi="fr_FR"/>
-        </w:rPr>
-      </w:r>
-      <w:r>
-        <w:rPr>
-          <w:lang w:val="fr_FR" w:bidi="fr_FR"/>
-        </w:rPr>
-        <w:t xml:space="preserve">Les taureaux, béliers et agneaux étaient destinés à l'holocauste, tandis que les boucs étaient réservés à l'offrande pour le péché (voir </w:t>
-      </w:r>
-      <w:hyperlink r:id="rId280">
-        <w:r>
-          <w:rPr>
-            <w:lang w:val="fr_FR" w:bidi="fr_FR"/>
-          </w:rPr>
-          <w:rPr>
-            <w:color w:val="0000EE"/>
-            <w:u w:val="single"/>
-          </w:rPr>
-          <w:t>Lv 1</w:t>
+        <w:t>2 Chroniques 35.20–24</w:t>
+      </w:r>
+      <w:r>
+        <w:rPr>
+          <w:lang w:val="fr_FR" w:bidi="fr_FR"/>
+        </w:rPr>
+      </w:r>
+    </w:p>
+    <w:p>
+      <w:pPr>
+        <w:pStyle w:val="Heading6"/>
+      </w:pPr>
+      <w:r>
+        <w:rPr>
+          <w:lang w:val="fr_FR" w:bidi="fr_FR"/>
+        </w:rPr>
+        <w:t>Le récit saute de la dix-huitième année du règne de Josias (622 av. J.-C.) directement à l'année de sa mort (609 av. J.-C.). L'effondrement de l'Empire assyrien avait déclenché un conflit entre l'Égypte et Babylone, deux puissances jusque-là soumises à l'Assyrie. Le roi d'Égypte, Néco, allié à l'Assyrie pour contenir l'expansion de Babylone, a demandé à Josias de laisser son armée passer librement. L'intervention de Josias traduit soit une alliance avec Babylone, soit une volonté personnelle d'affirmer son indépendance vis-à-vis de l'Égypte. La mort de Josias est survenue parce qu'il a désobéi à un message divin transmis par un roi païen.</w:t>
+      </w:r>
+      <w:r>
+        <w:rPr>
+          <w:lang w:val="fr_FR" w:bidi="fr_FR"/>
+        </w:rPr>
+      </w:r>
+      <w:r>
+        <w:rPr>
+          <w:lang w:val="fr_FR" w:bidi="fr_FR"/>
+        </w:rPr>
+      </w:r>
+    </w:p>
+    <w:p>
+      <w:pPr/>
+      <w:r>
+        <w:rPr>
+          <w:lang w:val="fr_FR" w:bidi="fr_FR"/>
+        </w:rPr>
+      </w:r>
+    </w:p>
+    <w:p>
+      <w:pPr>
+        <w:pStyle w:val="Heading2"/>
+      </w:pPr>
+      <w:r>
+        <w:rPr>
+          <w:lang w:val="fr_FR" w:bidi="fr_FR"/>
+        </w:rPr>
+        <w:t>2 Chroniques 35.25</w:t>
+      </w:r>
+      <w:r>
+        <w:rPr>
+          <w:lang w:val="fr_FR" w:bidi="fr_FR"/>
+        </w:rPr>
+      </w:r>
+    </w:p>
+    <w:p>
+      <w:pPr/>
+      <w:r>
+        <w:rPr>
+          <w:lang w:val="fr_FR" w:bidi="fr_FR"/>
+        </w:rPr>
+      </w:r>
+      <w:r>
+        <w:rPr>
+          <w:lang w:val="fr_FR" w:bidi="fr_FR"/>
+        </w:rPr>
+        <w:t xml:space="preserve">Jérémie avait une grande estime pour Josias (voir </w:t>
+      </w:r>
+      <w:hyperlink r:id="rId316">
+        <w:r>
+          <w:rPr>
+            <w:lang w:val="fr_FR" w:bidi="fr_FR"/>
+          </w:rPr>
+          <w:rPr>
+            <w:color w:val="0000EE"/>
+            <w:u w:val="single"/>
+          </w:rPr>
+          <w:t>Jr 22.15–16</w:t>
+        </w:r>
+      </w:hyperlink>
+      <w:r>
+        <w:rPr>
+          <w:lang w:val="fr_FR" w:bidi="fr_FR"/>
+        </w:rPr>
+        <w:t xml:space="preserve"> ; cf. </w:t>
+      </w:r>
+      <w:hyperlink r:id="rId317">
+        <w:r>
+          <w:rPr>
+            <w:lang w:val="fr_FR" w:bidi="fr_FR"/>
+          </w:rPr>
+          <w:rPr>
+            <w:color w:val="0000EE"/>
+            <w:u w:val="single"/>
+          </w:rPr>
+          <w:t>Jr 22.10</w:t>
+        </w:r>
+      </w:hyperlink>
+      <w:r>
+        <w:rPr>
+          <w:lang w:val="fr_FR" w:bidi="fr_FR"/>
+        </w:rPr>
+        <w:t>). Le livre des « Complaintes » mentionné ici est aujourd'hui perdu.</w:t>
+      </w:r>
+      <w:r>
+        <w:rPr>
+          <w:lang w:val="fr_FR" w:bidi="fr_FR"/>
+        </w:rPr>
+      </w:r>
+      <w:r>
+        <w:rPr>
+          <w:lang w:val="fr_FR" w:bidi="fr_FR"/>
+        </w:rPr>
+      </w:r>
+    </w:p>
+    <w:p>
+      <w:pPr/>
+      <w:r>
+        <w:rPr>
+          <w:lang w:val="fr_FR" w:bidi="fr_FR"/>
+        </w:rPr>
+      </w:r>
+    </w:p>
+    <w:p>
+      <w:pPr>
+        <w:pStyle w:val="Heading2"/>
+      </w:pPr>
+      <w:r>
+        <w:rPr>
+          <w:lang w:val="fr_FR" w:bidi="fr_FR"/>
+        </w:rPr>
+        <w:t>2 Chroniques 36.1–4</w:t>
+      </w:r>
+      <w:r>
+        <w:rPr>
+          <w:lang w:val="fr_FR" w:bidi="fr_FR"/>
+        </w:rPr>
+      </w:r>
+    </w:p>
+    <w:p>
+      <w:pPr/>
+      <w:r>
+        <w:rPr>
+          <w:lang w:val="fr_FR" w:bidi="fr_FR"/>
+        </w:rPr>
+      </w:r>
+      <w:r>
+        <w:rPr>
+          <w:lang w:val="fr_FR" w:bidi="fr_FR"/>
+        </w:rPr>
+        <w:t xml:space="preserve">Joachaz, aussi connu sous le nom de Schallum (voir </w:t>
+      </w:r>
+      <w:hyperlink r:id="rId318">
+        <w:r>
+          <w:rPr>
+            <w:lang w:val="fr_FR" w:bidi="fr_FR"/>
+          </w:rPr>
+          <w:rPr>
+            <w:color w:val="0000EE"/>
+            <w:u w:val="single"/>
+          </w:rPr>
+          <w:t>Jr 22.11</w:t>
+        </w:r>
+      </w:hyperlink>
+      <w:r>
+        <w:rPr>
+          <w:lang w:val="fr_FR" w:bidi="fr_FR"/>
+        </w:rPr>
+        <w:t>), n'était pas le fils aîné de Josias (</w:t>
+      </w:r>
+      <w:hyperlink r:id="rId319">
+        <w:r>
+          <w:rPr>
+            <w:lang w:val="fr_FR" w:bidi="fr_FR"/>
+          </w:rPr>
+          <w:rPr>
+            <w:color w:val="0000EE"/>
+            <w:u w:val="single"/>
+          </w:rPr>
+          <w:t>1Ch 3.15</w:t>
+        </w:r>
+      </w:hyperlink>
+      <w:r>
+        <w:rPr>
+          <w:lang w:val="fr_FR" w:bidi="fr_FR"/>
+        </w:rPr>
+        <w:t>), et la raison de son élection comme roi n'est pas précisée. Pharaon Néco est rapidement intervenu, a déposé Joachaz et a placé à sa place son frère aîné, Éliakim, qu'il a renommé Jojakim.</w:t>
+      </w:r>
+      <w:r>
+        <w:rPr>
+          <w:lang w:val="fr_FR" w:bidi="fr_FR"/>
+        </w:rPr>
+      </w:r>
+      <w:r>
+        <w:rPr>
+          <w:lang w:val="fr_FR" w:bidi="fr_FR"/>
+        </w:rPr>
+      </w:r>
+    </w:p>
+    <w:p>
+      <w:pPr/>
+      <w:r>
+        <w:rPr>
+          <w:lang w:val="fr_FR" w:bidi="fr_FR"/>
+        </w:rPr>
+      </w:r>
+    </w:p>
+    <w:p>
+      <w:pPr>
+        <w:pStyle w:val="Heading2"/>
+      </w:pPr>
+      <w:r>
+        <w:rPr>
+          <w:lang w:val="fr_FR" w:bidi="fr_FR"/>
+        </w:rPr>
+        <w:t>2 Chroniques 36.2</w:t>
+      </w:r>
+      <w:r>
+        <w:rPr>
+          <w:lang w:val="fr_FR" w:bidi="fr_FR"/>
+        </w:rPr>
+      </w:r>
+    </w:p>
+    <w:p>
+      <w:pPr/>
+      <w:r>
+        <w:rPr>
+          <w:lang w:val="fr_FR" w:bidi="fr_FR"/>
+        </w:rPr>
+      </w:r>
+      <w:r>
+        <w:rPr>
+          <w:lang w:val="fr_FR" w:bidi="fr_FR"/>
+        </w:rPr>
+        <w:t>Le règne de Joachaz, qui a duré trois mois, s'est déroulé en 609 av. J.-C.</w:t>
+      </w:r>
+      <w:r>
+        <w:rPr>
+          <w:lang w:val="fr_FR" w:bidi="fr_FR"/>
+        </w:rPr>
+      </w:r>
+      <w:r>
+        <w:rPr>
+          <w:lang w:val="fr_FR" w:bidi="fr_FR"/>
+        </w:rPr>
+      </w:r>
+    </w:p>
+    <w:p>
+      <w:pPr/>
+      <w:r>
+        <w:rPr>
+          <w:lang w:val="fr_FR" w:bidi="fr_FR"/>
+        </w:rPr>
+      </w:r>
+    </w:p>
+    <w:p>
+      <w:pPr>
+        <w:pStyle w:val="Heading2"/>
+      </w:pPr>
+      <w:r>
+        <w:rPr>
+          <w:lang w:val="fr_FR" w:bidi="fr_FR"/>
+        </w:rPr>
+        <w:t>2 Chroniques 36.5</w:t>
+      </w:r>
+      <w:r>
+        <w:rPr>
+          <w:lang w:val="fr_FR" w:bidi="fr_FR"/>
+        </w:rPr>
+      </w:r>
+    </w:p>
+    <w:p>
+      <w:pPr/>
+      <w:r>
+        <w:rPr>
+          <w:lang w:val="fr_FR" w:bidi="fr_FR"/>
+        </w:rPr>
+      </w:r>
+      <w:r>
+        <w:rPr>
+          <w:lang w:val="fr_FR" w:bidi="fr_FR"/>
+        </w:rPr>
+        <w:t xml:space="preserve">Jojakim a régné de 609 à 598 av. J.-C. • </w:t>
+      </w:r>
+      <w:r>
+        <w:rPr>
+          <w:lang w:val="fr_FR" w:bidi="fr_FR"/>
+        </w:rPr>
+        <w:t>Il fit ce qui est mal</w:t>
+      </w:r>
+      <w:r>
+        <w:rPr>
+          <w:lang w:val="fr_FR" w:bidi="fr_FR"/>
+        </w:rPr>
+        <w:t xml:space="preserve"> : Jérémie décrit son règne comme étant dominé par l'orgueil et l'injustice (</w:t>
+      </w:r>
+      <w:hyperlink r:id="rId320">
+        <w:r>
+          <w:rPr>
+            <w:lang w:val="fr_FR" w:bidi="fr_FR"/>
+          </w:rPr>
+          <w:rPr>
+            <w:color w:val="0000EE"/>
+            <w:u w:val="single"/>
+          </w:rPr>
+          <w:t>Jr 22.13–17</w:t>
+        </w:r>
+      </w:hyperlink>
+      <w:r>
+        <w:rPr>
+          <w:lang w:val="fr_FR" w:bidi="fr_FR"/>
+        </w:rPr>
+        <w:t>).</w:t>
+      </w:r>
+      <w:r>
+        <w:rPr>
+          <w:lang w:val="fr_FR" w:bidi="fr_FR"/>
+        </w:rPr>
+      </w:r>
+      <w:r>
+        <w:rPr>
+          <w:lang w:val="fr_FR" w:bidi="fr_FR"/>
+        </w:rPr>
+      </w:r>
+    </w:p>
+    <w:p>
+      <w:pPr/>
+      <w:r>
+        <w:rPr>
+          <w:lang w:val="fr_FR" w:bidi="fr_FR"/>
+        </w:rPr>
+      </w:r>
+    </w:p>
+    <w:p>
+      <w:pPr>
+        <w:pStyle w:val="Heading2"/>
+      </w:pPr>
+      <w:r>
+        <w:rPr>
+          <w:lang w:val="fr_FR" w:bidi="fr_FR"/>
+        </w:rPr>
+        <w:t>2 Chroniques 36.9–10</w:t>
+      </w:r>
+      <w:r>
+        <w:rPr>
+          <w:lang w:val="fr_FR" w:bidi="fr_FR"/>
+        </w:rPr>
+      </w:r>
+    </w:p>
+    <w:p>
+      <w:pPr/>
+      <w:r>
+        <w:rPr>
+          <w:lang w:val="fr_FR" w:bidi="fr_FR"/>
+        </w:rPr>
+      </w:r>
+      <w:r>
+        <w:rPr>
+          <w:lang w:val="fr_FR" w:bidi="fr_FR"/>
+        </w:rPr>
+        <w:t xml:space="preserve">L'auteur du livre des Chroniques se concentre uniquement sur l'exil de Jojakin et sur le paiement du tribut prélevé sur les objets du temple. La capture de Jojakin est également rapportée dans la </w:t>
+      </w:r>
+      <w:r>
+        <w:rPr>
+          <w:i/>
+          <w:lang w:val="fr_FR" w:bidi="fr_FR"/>
+        </w:rPr>
+        <w:t>Chronique babylonienne :</w:t>
+      </w:r>
+      <w:r>
+        <w:rPr>
+          <w:lang w:val="fr_FR" w:bidi="fr_FR"/>
+        </w:rPr>
+        <w:t xml:space="preserve"> « La septième année (de Nebucadnetsar), au mois de Kislev, le roi d'Akkad rassembla ses troupes, marcha vers [le pays à l'ouest du Jourdain], campa contre la ville de Juda, et le deuxième jour du mois d'Adar, il prit la ville et captura le roi ». Jojakin a ainsi été capturé le 16 mars 597 av. J.-C., puis emmené à Babylone environ un mois plus tard. • Jojakin est resté captif à Babylone pendant trente-sept ans (voir </w:t>
+      </w:r>
+      <w:hyperlink r:id="rId321">
+        <w:r>
+          <w:rPr>
+            <w:lang w:val="fr_FR" w:bidi="fr_FR"/>
+          </w:rPr>
+          <w:rPr>
+            <w:color w:val="0000EE"/>
+            <w:u w:val="single"/>
+          </w:rPr>
+          <w:t>2R 25.27</w:t>
         </w:r>
       </w:hyperlink>
       <w:r>
@@ -15871,16 +19571,16 @@
         </w:rPr>
         <w:t xml:space="preserve"> ; </w:t>
       </w:r>
-      <w:hyperlink r:id="rId281">
-        <w:r>
-          <w:rPr>
-            <w:lang w:val="fr_FR" w:bidi="fr_FR"/>
-          </w:rPr>
-          <w:rPr>
-            <w:color w:val="0000EE"/>
-            <w:u w:val="single"/>
-          </w:rPr>
-          <w:t>4.1–5.13</w:t>
+      <w:hyperlink r:id="rId322">
+        <w:r>
+          <w:rPr>
+            <w:lang w:val="fr_FR" w:bidi="fr_FR"/>
+          </w:rPr>
+          <w:rPr>
+            <w:color w:val="0000EE"/>
+            <w:u w:val="single"/>
+          </w:rPr>
+          <w:t>Jr 52.31</w:t>
         </w:r>
       </w:hyperlink>
       <w:r>
@@ -15916,49 +19616,277 @@
         <w:rPr>
           <w:lang w:val="fr_FR" w:bidi="fr_FR"/>
         </w:rPr>
-        <w:t>2 Chroniques 29.31–36</w:t>
-      </w:r>
-      <w:r>
-        <w:rPr>
-          <w:lang w:val="fr_FR" w:bidi="fr_FR"/>
-        </w:rPr>
-      </w:r>
-    </w:p>
-    <w:p>
-      <w:pPr/>
-      <w:r>
-        <w:rPr>
-          <w:lang w:val="fr_FR" w:bidi="fr_FR"/>
-        </w:rPr>
-      </w:r>
-      <w:r>
-        <w:rPr>
-          <w:lang w:val="fr_FR" w:bidi="fr_FR"/>
-        </w:rPr>
-        <w:t xml:space="preserve">Après la purification et la redédicace du temple, le peuple a offert des offrandes et des sacrifices individuels. • Les </w:t>
-      </w:r>
-      <w:r>
-        <w:rPr>
-          <w:lang w:val="fr_FR" w:bidi="fr_FR"/>
-        </w:rPr>
-        <w:t>sacrifices d’actions de grâces</w:t>
-      </w:r>
-      <w:r>
-        <w:rPr>
-          <w:lang w:val="fr_FR" w:bidi="fr_FR"/>
-        </w:rPr>
-        <w:t xml:space="preserve"> étaient aussi appelés sacrifices de louanges (voir </w:t>
-      </w:r>
-      <w:hyperlink r:id="rId282">
-        <w:r>
-          <w:rPr>
-            <w:lang w:val="fr_FR" w:bidi="fr_FR"/>
-          </w:rPr>
-          <w:rPr>
-            <w:color w:val="0000EE"/>
-            <w:u w:val="single"/>
-          </w:rPr>
-          <w:t>Lv 3</w:t>
+        <w:t>2 Chroniques 36.11</w:t>
+      </w:r>
+      <w:r>
+        <w:rPr>
+          <w:lang w:val="fr_FR" w:bidi="fr_FR"/>
+        </w:rPr>
+      </w:r>
+    </w:p>
+    <w:p>
+      <w:pPr/>
+      <w:r>
+        <w:rPr>
+          <w:lang w:val="fr_FR" w:bidi="fr_FR"/>
+        </w:rPr>
+      </w:r>
+      <w:r>
+        <w:rPr>
+          <w:lang w:val="fr_FR" w:bidi="fr_FR"/>
+        </w:rPr>
+        <w:t>Sédécias a régné de 597 à 586 av. J.-C.</w:t>
+      </w:r>
+      <w:r>
+        <w:rPr>
+          <w:lang w:val="fr_FR" w:bidi="fr_FR"/>
+        </w:rPr>
+      </w:r>
+      <w:r>
+        <w:rPr>
+          <w:lang w:val="fr_FR" w:bidi="fr_FR"/>
+        </w:rPr>
+      </w:r>
+    </w:p>
+    <w:p>
+      <w:pPr/>
+      <w:r>
+        <w:rPr>
+          <w:lang w:val="fr_FR" w:bidi="fr_FR"/>
+        </w:rPr>
+      </w:r>
+    </w:p>
+    <w:p>
+      <w:pPr>
+        <w:pStyle w:val="Heading2"/>
+      </w:pPr>
+      <w:r>
+        <w:rPr>
+          <w:lang w:val="fr_FR" w:bidi="fr_FR"/>
+        </w:rPr>
+        <w:t>2 Chroniques 36.11–14</w:t>
+      </w:r>
+      <w:r>
+        <w:rPr>
+          <w:lang w:val="fr_FR" w:bidi="fr_FR"/>
+        </w:rPr>
+      </w:r>
+    </w:p>
+    <w:p>
+      <w:pPr/>
+      <w:r>
+        <w:rPr>
+          <w:lang w:val="fr_FR" w:bidi="fr_FR"/>
+        </w:rPr>
+      </w:r>
+      <w:r>
+        <w:rPr>
+          <w:lang w:val="fr_FR" w:bidi="fr_FR"/>
+        </w:rPr>
+        <w:t>Même si Jérémie a exhorté à plusieurs reprises Sédécias à se soumettre aux Babyloniens plutôt qu'à chercher du secours auprès de l'Égypte (</w:t>
+      </w:r>
+      <w:hyperlink r:id="rId323">
+        <w:r>
+          <w:rPr>
+            <w:lang w:val="fr_FR" w:bidi="fr_FR"/>
+          </w:rPr>
+          <w:rPr>
+            <w:color w:val="0000EE"/>
+            <w:u w:val="single"/>
+          </w:rPr>
+          <w:t>Jr 25.1–11</w:t>
+        </w:r>
+      </w:hyperlink>
+      <w:r>
+        <w:rPr>
+          <w:lang w:val="fr_FR" w:bidi="fr_FR"/>
+        </w:rPr>
+        <w:t xml:space="preserve"> ; </w:t>
+      </w:r>
+      <w:hyperlink r:id="rId324">
+        <w:r>
+          <w:rPr>
+            <w:lang w:val="fr_FR" w:bidi="fr_FR"/>
+          </w:rPr>
+          <w:rPr>
+            <w:color w:val="0000EE"/>
+            <w:u w:val="single"/>
+          </w:rPr>
+          <w:t>27.1–22</w:t>
+        </w:r>
+      </w:hyperlink>
+      <w:r>
+        <w:rPr>
+          <w:lang w:val="fr_FR" w:bidi="fr_FR"/>
+        </w:rPr>
+        <w:t xml:space="preserve"> ; </w:t>
+      </w:r>
+      <w:hyperlink r:id="rId325">
+        <w:r>
+          <w:rPr>
+            <w:lang w:val="fr_FR" w:bidi="fr_FR"/>
+          </w:rPr>
+          <w:rPr>
+            <w:color w:val="0000EE"/>
+            <w:u w:val="single"/>
+          </w:rPr>
+          <w:t>34.1–22</w:t>
+        </w:r>
+      </w:hyperlink>
+      <w:r>
+        <w:rPr>
+          <w:lang w:val="fr_FR" w:bidi="fr_FR"/>
+        </w:rPr>
+        <w:t xml:space="preserve"> ; </w:t>
+      </w:r>
+      <w:hyperlink r:id="rId326">
+        <w:r>
+          <w:rPr>
+            <w:lang w:val="fr_FR" w:bidi="fr_FR"/>
+          </w:rPr>
+          <w:rPr>
+            <w:color w:val="0000EE"/>
+            <w:u w:val="single"/>
+          </w:rPr>
+          <w:t>37.1–38.28</w:t>
+        </w:r>
+      </w:hyperlink>
+      <w:r>
+        <w:rPr>
+          <w:lang w:val="fr_FR" w:bidi="fr_FR"/>
+        </w:rPr>
+        <w:t>), Sédécias a refusé de s'humilier et s'est rebellé, rompant ainsi son serment.</w:t>
+      </w:r>
+      <w:r>
+        <w:rPr>
+          <w:lang w:val="fr_FR" w:bidi="fr_FR"/>
+        </w:rPr>
+      </w:r>
+      <w:r>
+        <w:rPr>
+          <w:lang w:val="fr_FR" w:bidi="fr_FR"/>
+        </w:rPr>
+      </w:r>
+    </w:p>
+    <w:p>
+      <w:pPr/>
+      <w:r>
+        <w:rPr>
+          <w:lang w:val="fr_FR" w:bidi="fr_FR"/>
+        </w:rPr>
+      </w:r>
+    </w:p>
+    <w:p>
+      <w:pPr>
+        <w:pStyle w:val="Heading2"/>
+      </w:pPr>
+      <w:r>
+        <w:rPr>
+          <w:lang w:val="fr_FR" w:bidi="fr_FR"/>
+        </w:rPr>
+        <w:t>2 Chroniques 36.13</w:t>
+      </w:r>
+      <w:r>
+        <w:rPr>
+          <w:lang w:val="fr_FR" w:bidi="fr_FR"/>
+        </w:rPr>
+      </w:r>
+    </w:p>
+    <w:p>
+      <w:pPr/>
+      <w:r>
+        <w:rPr>
+          <w:lang w:val="fr_FR" w:bidi="fr_FR"/>
+        </w:rPr>
+      </w:r>
+      <w:r>
+        <w:rPr>
+          <w:lang w:val="fr_FR" w:bidi="fr_FR"/>
+        </w:rPr>
+        <w:t>l’avait fait jurer par le nom de Dieu</w:t>
+      </w:r>
+      <w:r>
+        <w:rPr>
+          <w:lang w:val="fr_FR" w:bidi="fr_FR"/>
+        </w:rPr>
+        <w:t xml:space="preserve"> : le serment de vassalité imposé à Sédécias ressemblait probablement à ceux que l'on retrouve dans les traités assyriens, où le vassal prêtait serment au nom de son propre dieu.</w:t>
+      </w:r>
+      <w:r>
+        <w:rPr>
+          <w:lang w:val="fr_FR" w:bidi="fr_FR"/>
+        </w:rPr>
+      </w:r>
+      <w:r>
+        <w:rPr>
+          <w:lang w:val="fr_FR" w:bidi="fr_FR"/>
+        </w:rPr>
+      </w:r>
+    </w:p>
+    <w:p>
+      <w:pPr/>
+      <w:r>
+        <w:rPr>
+          <w:lang w:val="fr_FR" w:bidi="fr_FR"/>
+        </w:rPr>
+      </w:r>
+    </w:p>
+    <w:p>
+      <w:pPr>
+        <w:pStyle w:val="Heading2"/>
+      </w:pPr>
+      <w:r>
+        <w:rPr>
+          <w:lang w:val="fr_FR" w:bidi="fr_FR"/>
+        </w:rPr>
+        <w:t>2 Chroniques 36.19</w:t>
+      </w:r>
+      <w:r>
+        <w:rPr>
+          <w:lang w:val="fr_FR" w:bidi="fr_FR"/>
+        </w:rPr>
+      </w:r>
+    </w:p>
+    <w:p>
+      <w:pPr/>
+      <w:r>
+        <w:rPr>
+          <w:lang w:val="fr_FR" w:bidi="fr_FR"/>
+        </w:rPr>
+      </w:r>
+      <w:r>
+        <w:rPr>
+          <w:lang w:val="fr_FR" w:bidi="fr_FR"/>
+        </w:rPr>
+        <w:t xml:space="preserve">Le temple a été détruit en août 586 av. J.-C. (voir </w:t>
+      </w:r>
+      <w:hyperlink r:id="rId327">
+        <w:r>
+          <w:rPr>
+            <w:lang w:val="fr_FR" w:bidi="fr_FR"/>
+          </w:rPr>
+          <w:rPr>
+            <w:color w:val="0000EE"/>
+            <w:u w:val="single"/>
+          </w:rPr>
+          <w:t>2R 25.8</w:t>
+        </w:r>
+      </w:hyperlink>
+      <w:r>
+        <w:rPr>
+          <w:lang w:val="fr_FR" w:bidi="fr_FR"/>
+        </w:rPr>
+        <w:t xml:space="preserve"> ; </w:t>
+      </w:r>
+      <w:hyperlink r:id="rId328">
+        <w:r>
+          <w:rPr>
+            <w:lang w:val="fr_FR" w:bidi="fr_FR"/>
+          </w:rPr>
+          <w:rPr>
+            <w:color w:val="0000EE"/>
+            <w:u w:val="single"/>
+          </w:rPr>
+          <w:t>Jr 52.12</w:t>
         </w:r>
       </w:hyperlink>
       <w:r>
@@ -15994,1051 +19922,37 @@
         <w:rPr>
           <w:lang w:val="fr_FR" w:bidi="fr_FR"/>
         </w:rPr>
-        <w:t>2 Chroniques 29.34</w:t>
-      </w:r>
-      <w:r>
-        <w:rPr>
-          <w:lang w:val="fr_FR" w:bidi="fr_FR"/>
-        </w:rPr>
-      </w:r>
-    </w:p>
-    <w:p>
-      <w:pPr/>
-      <w:r>
-        <w:rPr>
-          <w:lang w:val="fr_FR" w:bidi="fr_FR"/>
-        </w:rPr>
-      </w:r>
-      <w:r>
-        <w:rPr>
-          <w:lang w:val="fr_FR" w:bidi="fr_FR"/>
-        </w:rPr>
-        <w:t>L'auteur du Livre des Chroniques exprime sa surprise et sa joie devant la spontanéité du peuple et la grande quantité d'offrandes de louange consommées lors des festivités de remerciement. Ces éléments montrent que l'Éternel avait préparé le cœur des gens pour cet événement, bien au-delà des attentes des sacrificateurs et des Lévites.</w:t>
-      </w:r>
-      <w:r>
-        <w:rPr>
-          <w:lang w:val="fr_FR" w:bidi="fr_FR"/>
-        </w:rPr>
-      </w:r>
-      <w:r>
-        <w:rPr>
-          <w:lang w:val="fr_FR" w:bidi="fr_FR"/>
-        </w:rPr>
-      </w:r>
-    </w:p>
-    <w:p>
-      <w:pPr/>
-      <w:r>
-        <w:rPr>
-          <w:lang w:val="fr_FR" w:bidi="fr_FR"/>
-        </w:rPr>
-      </w:r>
-    </w:p>
-    <w:p>
-      <w:pPr>
-        <w:pStyle w:val="Heading2"/>
-      </w:pPr>
-      <w:r>
-        <w:rPr>
-          <w:lang w:val="fr_FR" w:bidi="fr_FR"/>
-        </w:rPr>
-        <w:t>2 Chroniques 30.1–27</w:t>
-      </w:r>
-      <w:r>
-        <w:rPr>
-          <w:lang w:val="fr_FR" w:bidi="fr_FR"/>
-        </w:rPr>
-      </w:r>
-    </w:p>
-    <w:p>
-      <w:pPr/>
-      <w:r>
-        <w:rPr>
-          <w:lang w:val="fr_FR" w:bidi="fr_FR"/>
-        </w:rPr>
-      </w:r>
-      <w:r>
-        <w:rPr>
-          <w:lang w:val="fr_FR" w:bidi="fr_FR"/>
-        </w:rPr>
-        <w:t>Ce récit de la célébration de la Pâque par Ézéchias montre l'inquiétude de l'auteur du Livre des Chroniques pour l'unité d'Israël, la préparation spirituelle du peuple et la réussite de la restauration, selon le modèle établi par Salomon lors de la dédicace du temple (</w:t>
-      </w:r>
-      <w:hyperlink r:id="rId119">
-        <w:r>
-          <w:rPr>
-            <w:lang w:val="fr_FR" w:bidi="fr_FR"/>
-          </w:rPr>
-          <w:rPr>
-            <w:color w:val="0000EE"/>
-            <w:u w:val="single"/>
-          </w:rPr>
-          <w:t>7.14</w:t>
-        </w:r>
-      </w:hyperlink>
-      <w:r>
-        <w:rPr>
-          <w:lang w:val="fr_FR" w:bidi="fr_FR"/>
-        </w:rPr>
-        <w:t>).</w:t>
-      </w:r>
-      <w:r>
-        <w:rPr>
-          <w:lang w:val="fr_FR" w:bidi="fr_FR"/>
-        </w:rPr>
-      </w:r>
-      <w:r>
-        <w:rPr>
-          <w:lang w:val="fr_FR" w:bidi="fr_FR"/>
-        </w:rPr>
-      </w:r>
-    </w:p>
-    <w:p>
-      <w:pPr/>
-      <w:r>
-        <w:rPr>
-          <w:lang w:val="fr_FR" w:bidi="fr_FR"/>
-        </w:rPr>
-      </w:r>
-    </w:p>
-    <w:p>
-      <w:pPr>
-        <w:pStyle w:val="Heading2"/>
-      </w:pPr>
-      <w:r>
-        <w:rPr>
-          <w:lang w:val="fr_FR" w:bidi="fr_FR"/>
-        </w:rPr>
-        <w:t>2 Chroniques 30.2–3</w:t>
-      </w:r>
-      <w:r>
-        <w:rPr>
-          <w:lang w:val="fr_FR" w:bidi="fr_FR"/>
-        </w:rPr>
-      </w:r>
-    </w:p>
-    <w:p>
-      <w:pPr/>
-      <w:r>
-        <w:rPr>
-          <w:lang w:val="fr_FR" w:bidi="fr_FR"/>
-        </w:rPr>
-      </w:r>
-      <w:r>
-        <w:rPr>
-          <w:lang w:val="fr_FR" w:bidi="fr_FR"/>
-        </w:rPr>
-        <w:t xml:space="preserve">au second mois : </w:t>
-      </w:r>
-      <w:r>
-        <w:rPr>
-          <w:lang w:val="fr_FR" w:bidi="fr_FR"/>
-        </w:rPr>
-        <w:t>soit un mois après la date habituelle. La loi autorisait le report de la Pâque si une personne était involontairement impure sur le plan cérémoniel ou en voyage prolongé (</w:t>
-      </w:r>
-      <w:hyperlink r:id="rId283">
-        <w:r>
-          <w:rPr>
-            <w:lang w:val="fr_FR" w:bidi="fr_FR"/>
-          </w:rPr>
-          <w:rPr>
-            <w:color w:val="0000EE"/>
-            <w:u w:val="single"/>
-          </w:rPr>
-          <w:t>Nb 9.9–11</w:t>
-        </w:r>
-      </w:hyperlink>
-      <w:r>
-        <w:rPr>
-          <w:lang w:val="fr_FR" w:bidi="fr_FR"/>
-        </w:rPr>
-        <w:t>) ; la Pâque d'Ézéchias respectait l'esprit, sinon la lettre, de ces règles. Ce report offrait une occasion de renforcer l'unité nationale et de favoriser un renouveau spirituel.</w:t>
-      </w:r>
-      <w:r>
-        <w:rPr>
-          <w:lang w:val="fr_FR" w:bidi="fr_FR"/>
-        </w:rPr>
-      </w:r>
-      <w:r>
-        <w:rPr>
-          <w:lang w:val="fr_FR" w:bidi="fr_FR"/>
-        </w:rPr>
-      </w:r>
-    </w:p>
-    <w:p>
-      <w:pPr/>
-      <w:r>
-        <w:rPr>
-          <w:lang w:val="fr_FR" w:bidi="fr_FR"/>
-        </w:rPr>
-      </w:r>
-    </w:p>
-    <w:p>
-      <w:pPr>
-        <w:pStyle w:val="Heading2"/>
-      </w:pPr>
-      <w:r>
-        <w:rPr>
-          <w:lang w:val="fr_FR" w:bidi="fr_FR"/>
-        </w:rPr>
-        <w:t>2 Chroniques 30.5</w:t>
-      </w:r>
-      <w:r>
-        <w:rPr>
-          <w:lang w:val="fr_FR" w:bidi="fr_FR"/>
-        </w:rPr>
-      </w:r>
-    </w:p>
-    <w:p>
-      <w:pPr/>
-      <w:r>
-        <w:rPr>
-          <w:lang w:val="fr_FR" w:bidi="fr_FR"/>
-        </w:rPr>
-      </w:r>
-      <w:r>
-        <w:rPr>
-          <w:lang w:val="fr_FR" w:bidi="fr_FR"/>
-        </w:rPr>
-        <w:t>Ézéchias envoya des messagers de Beer-Schéba à Dan, une désignation traditionnelle pour désigner l'ensemble de la nation, incluant même les territoires désormais abandonnés des tribus du nord d'Israël.</w:t>
-      </w:r>
-      <w:r>
-        <w:rPr>
-          <w:lang w:val="fr_FR" w:bidi="fr_FR"/>
-        </w:rPr>
-      </w:r>
-      <w:r>
-        <w:rPr>
-          <w:lang w:val="fr_FR" w:bidi="fr_FR"/>
-        </w:rPr>
-      </w:r>
-    </w:p>
-    <w:p>
-      <w:pPr/>
-      <w:r>
-        <w:rPr>
-          <w:lang w:val="fr_FR" w:bidi="fr_FR"/>
-        </w:rPr>
-      </w:r>
-    </w:p>
-    <w:p>
-      <w:pPr>
-        <w:pStyle w:val="Heading2"/>
-      </w:pPr>
-      <w:r>
-        <w:rPr>
-          <w:lang w:val="fr_FR" w:bidi="fr_FR"/>
-        </w:rPr>
-        <w:t>2 Chroniques 30.9–11</w:t>
-      </w:r>
-      <w:r>
-        <w:rPr>
-          <w:lang w:val="fr_FR" w:bidi="fr_FR"/>
-        </w:rPr>
-      </w:r>
-    </w:p>
-    <w:p>
-      <w:pPr/>
-      <w:r>
-        <w:rPr>
-          <w:lang w:val="fr_FR" w:bidi="fr_FR"/>
-        </w:rPr>
-      </w:r>
-      <w:r>
-        <w:rPr>
-          <w:lang w:val="fr_FR" w:bidi="fr_FR"/>
-        </w:rPr>
-        <w:t>Le royaume du Nord avait été conquis par les Assyriens (</w:t>
-      </w:r>
-      <w:hyperlink r:id="rId284">
-        <w:r>
-          <w:rPr>
-            <w:lang w:val="fr_FR" w:bidi="fr_FR"/>
-          </w:rPr>
-          <w:rPr>
-            <w:color w:val="0000EE"/>
-            <w:u w:val="single"/>
-          </w:rPr>
-          <w:t>2R 17.5–28</w:t>
-        </w:r>
-      </w:hyperlink>
-      <w:r>
-        <w:rPr>
-          <w:lang w:val="fr_FR" w:bidi="fr_FR"/>
-        </w:rPr>
-        <w:t>), et de nombreux habitants avaient été exilés en Assyrie. Des gens venus d'autres régions conquises y vivaient désormais. La plupart de ces étrangers, ainsi que les Israélites restés sur place, voyaient la chute d'Israël comme la preuve que l'Éternel, le Dieu d'Israël, était impuissant. Ils se moquaient de l'idée de faire un pèlerinage à Jérusalem pour l'honorer.</w:t>
-      </w:r>
-      <w:r>
-        <w:rPr>
-          <w:lang w:val="fr_FR" w:bidi="fr_FR"/>
-        </w:rPr>
-      </w:r>
-      <w:r>
-        <w:rPr>
-          <w:lang w:val="fr_FR" w:bidi="fr_FR"/>
-        </w:rPr>
-      </w:r>
-    </w:p>
-    <w:p>
-      <w:pPr/>
-      <w:r>
-        <w:rPr>
-          <w:lang w:val="fr_FR" w:bidi="fr_FR"/>
-        </w:rPr>
-      </w:r>
-    </w:p>
-    <w:p>
-      <w:pPr>
-        <w:pStyle w:val="Heading2"/>
-      </w:pPr>
-      <w:r>
-        <w:rPr>
-          <w:lang w:val="fr_FR" w:bidi="fr_FR"/>
-        </w:rPr>
-        <w:t>2 Chroniques 30.11</w:t>
-      </w:r>
-      <w:r>
-        <w:rPr>
-          <w:lang w:val="fr_FR" w:bidi="fr_FR"/>
-        </w:rPr>
-      </w:r>
-    </w:p>
-    <w:p>
-      <w:pPr/>
-      <w:r>
-        <w:rPr>
-          <w:lang w:val="fr_FR" w:bidi="fr_FR"/>
-        </w:rPr>
-      </w:r>
-      <w:r>
-        <w:rPr>
-          <w:lang w:val="fr_FR" w:bidi="fr_FR"/>
-        </w:rPr>
-        <w:t>Quelques hommes se sont humiliés, remplissant ainsi le premier critère de la « formule de Salomon » (</w:t>
-      </w:r>
-      <w:hyperlink r:id="rId119">
-        <w:r>
-          <w:rPr>
-            <w:lang w:val="fr_FR" w:bidi="fr_FR"/>
-          </w:rPr>
-          <w:rPr>
-            <w:color w:val="0000EE"/>
-            <w:u w:val="single"/>
-          </w:rPr>
-          <w:t>7.14</w:t>
-        </w:r>
-      </w:hyperlink>
-      <w:r>
-        <w:rPr>
-          <w:lang w:val="fr_FR" w:bidi="fr_FR"/>
-        </w:rPr>
-        <w:t>).</w:t>
-      </w:r>
-      <w:r>
-        <w:rPr>
-          <w:lang w:val="fr_FR" w:bidi="fr_FR"/>
-        </w:rPr>
-      </w:r>
-      <w:r>
-        <w:rPr>
-          <w:lang w:val="fr_FR" w:bidi="fr_FR"/>
-        </w:rPr>
-      </w:r>
-    </w:p>
-    <w:p>
-      <w:pPr/>
-      <w:r>
-        <w:rPr>
-          <w:lang w:val="fr_FR" w:bidi="fr_FR"/>
-        </w:rPr>
-      </w:r>
-    </w:p>
-    <w:p>
-      <w:pPr>
-        <w:pStyle w:val="Heading2"/>
-      </w:pPr>
-      <w:r>
-        <w:rPr>
-          <w:lang w:val="fr_FR" w:bidi="fr_FR"/>
-        </w:rPr>
-        <w:t>2 Chroniques 30.14</w:t>
-      </w:r>
-      <w:r>
-        <w:rPr>
-          <w:lang w:val="fr_FR" w:bidi="fr_FR"/>
-        </w:rPr>
-      </w:r>
-    </w:p>
-    <w:p>
-      <w:pPr/>
-      <w:r>
-        <w:rPr>
-          <w:lang w:val="fr_FR" w:bidi="fr_FR"/>
-        </w:rPr>
-      </w:r>
-      <w:r>
-        <w:rPr>
-          <w:lang w:val="fr_FR" w:bidi="fr_FR"/>
-        </w:rPr>
-        <w:t>Plusieurs défis se sont présentés à Ézéchias avant que la Pâque puisse être célébrée. Bien que le temple ait été purifié, la ville ne l'était pas encore. La première tâche de la foule rassemblée a été de retirer tous les autels païens, qu'ils ont ensuite déposés dans la vallée du Cédron pour les brûler.</w:t>
-      </w:r>
-      <w:r>
-        <w:rPr>
-          <w:lang w:val="fr_FR" w:bidi="fr_FR"/>
-        </w:rPr>
-      </w:r>
-      <w:r>
-        <w:rPr>
-          <w:lang w:val="fr_FR" w:bidi="fr_FR"/>
-        </w:rPr>
-      </w:r>
-    </w:p>
-    <w:p>
-      <w:pPr/>
-      <w:r>
-        <w:rPr>
-          <w:lang w:val="fr_FR" w:bidi="fr_FR"/>
-        </w:rPr>
-      </w:r>
-    </w:p>
-    <w:p>
-      <w:pPr>
-        <w:pStyle w:val="Heading2"/>
-      </w:pPr>
-      <w:r>
-        <w:rPr>
-          <w:lang w:val="fr_FR" w:bidi="fr_FR"/>
-        </w:rPr>
-        <w:t>2 Chroniques 30.15</w:t>
-      </w:r>
-      <w:r>
-        <w:rPr>
-          <w:lang w:val="fr_FR" w:bidi="fr_FR"/>
-        </w:rPr>
-      </w:r>
-    </w:p>
-    <w:p>
-      <w:pPr/>
-      <w:r>
-        <w:rPr>
-          <w:lang w:val="fr_FR" w:bidi="fr_FR"/>
-        </w:rPr>
-      </w:r>
-      <w:r>
-        <w:rPr>
-          <w:lang w:val="fr_FR" w:bidi="fr_FR"/>
-        </w:rPr>
-        <w:t>Les sacrificateurs étaient insuffisamment préparés pour le grand nombre de personnes qui s'étaient rassemblées. Le problème a peut-être concerné les sacrificateurs venus de l'extérieur de la ville, qui n'avaient pas participé à la purification préalable. Cependant, la réaction du peuple a surpassé celle de ce « clergé professionnel », à leur grande honte.</w:t>
-      </w:r>
-      <w:r>
-        <w:rPr>
-          <w:lang w:val="fr_FR" w:bidi="fr_FR"/>
-        </w:rPr>
-      </w:r>
-      <w:r>
-        <w:rPr>
-          <w:lang w:val="fr_FR" w:bidi="fr_FR"/>
-        </w:rPr>
-      </w:r>
-    </w:p>
-    <w:p>
-      <w:pPr/>
-      <w:r>
-        <w:rPr>
-          <w:lang w:val="fr_FR" w:bidi="fr_FR"/>
-        </w:rPr>
-      </w:r>
-    </w:p>
-    <w:p>
-      <w:pPr>
-        <w:pStyle w:val="Heading2"/>
-      </w:pPr>
-      <w:r>
-        <w:rPr>
-          <w:lang w:val="fr_FR" w:bidi="fr_FR"/>
-        </w:rPr>
-        <w:t>2 Chroniques 30.17–19</w:t>
-      </w:r>
-      <w:r>
-        <w:rPr>
-          <w:lang w:val="fr_FR" w:bidi="fr_FR"/>
-        </w:rPr>
-      </w:r>
-    </w:p>
-    <w:p>
-      <w:pPr/>
-      <w:r>
-        <w:rPr>
-          <w:lang w:val="fr_FR" w:bidi="fr_FR"/>
-        </w:rPr>
-      </w:r>
-      <w:r>
-        <w:rPr>
-          <w:lang w:val="fr_FR" w:bidi="fr_FR"/>
-        </w:rPr>
-        <w:t xml:space="preserve">Un grand nombre de pèlerins venus de terres lointaines n'avaient pas eu l'occasion de recevoir les rites de purification nécessaires et ne pouvaient donc pas participer à la cérémonie. Ézéchias a permis à ces pèlerins de manger la Pâque sans passer par le rituel sacrificiel et dans un état impur, priant pour que Dieu accepte leur adoration. Il suivait ainsi le modèle de la « formule de restauration » (voir </w:t>
-      </w:r>
-      <w:hyperlink r:id="rId119">
-        <w:r>
-          <w:rPr>
-            <w:lang w:val="fr_FR" w:bidi="fr_FR"/>
-          </w:rPr>
-          <w:rPr>
-            <w:color w:val="0000EE"/>
-            <w:u w:val="single"/>
-          </w:rPr>
-          <w:t>7.14</w:t>
-        </w:r>
-      </w:hyperlink>
-      <w:r>
-        <w:rPr>
-          <w:lang w:val="fr_FR" w:bidi="fr_FR"/>
-        </w:rPr>
-        <w:t>).</w:t>
-      </w:r>
-      <w:r>
-        <w:rPr>
-          <w:lang w:val="fr_FR" w:bidi="fr_FR"/>
-        </w:rPr>
-      </w:r>
-      <w:r>
-        <w:rPr>
-          <w:lang w:val="fr_FR" w:bidi="fr_FR"/>
-        </w:rPr>
-      </w:r>
-    </w:p>
-    <w:p>
-      <w:pPr/>
-      <w:r>
-        <w:rPr>
-          <w:lang w:val="fr_FR" w:bidi="fr_FR"/>
-        </w:rPr>
-      </w:r>
-    </w:p>
-    <w:p>
-      <w:pPr>
-        <w:pStyle w:val="Heading2"/>
-      </w:pPr>
-      <w:r>
-        <w:rPr>
-          <w:lang w:val="fr_FR" w:bidi="fr_FR"/>
-        </w:rPr>
-        <w:t>2 Chroniques 30.20</w:t>
-      </w:r>
-      <w:r>
-        <w:rPr>
-          <w:lang w:val="fr_FR" w:bidi="fr_FR"/>
-        </w:rPr>
-      </w:r>
-    </w:p>
-    <w:p>
-      <w:pPr/>
-      <w:r>
-        <w:rPr>
-          <w:lang w:val="fr_FR" w:bidi="fr_FR"/>
-        </w:rPr>
-      </w:r>
-      <w:r>
-        <w:rPr>
-          <w:lang w:val="fr_FR" w:bidi="fr_FR"/>
-        </w:rPr>
-        <w:t xml:space="preserve">La réponse de Dieu à la prière d'Ézéchias a montré qu'il se soucie davantage de l'attitude du cœur que de la stricte observance des détails rituels. • </w:t>
-      </w:r>
-      <w:r>
-        <w:rPr>
-          <w:lang w:val="fr_FR" w:bidi="fr_FR"/>
-        </w:rPr>
-        <w:t>il pardonna au peuple</w:t>
-      </w:r>
-      <w:r>
-        <w:rPr>
-          <w:lang w:val="fr_FR" w:bidi="fr_FR"/>
-        </w:rPr>
-        <w:t xml:space="preserve"> : cf. </w:t>
-      </w:r>
-      <w:hyperlink r:id="rId119">
-        <w:r>
-          <w:rPr>
-            <w:lang w:val="fr_FR" w:bidi="fr_FR"/>
-          </w:rPr>
-          <w:rPr>
-            <w:color w:val="0000EE"/>
-            <w:u w:val="single"/>
-          </w:rPr>
-          <w:t>7.14</w:t>
-        </w:r>
-      </w:hyperlink>
-      <w:r>
-        <w:rPr>
-          <w:lang w:val="fr_FR" w:bidi="fr_FR"/>
-        </w:rPr>
-        <w:t>.</w:t>
-      </w:r>
-      <w:r>
-        <w:rPr>
-          <w:lang w:val="fr_FR" w:bidi="fr_FR"/>
-        </w:rPr>
-      </w:r>
-      <w:r>
-        <w:rPr>
-          <w:lang w:val="fr_FR" w:bidi="fr_FR"/>
-        </w:rPr>
-      </w:r>
-    </w:p>
-    <w:p>
-      <w:pPr/>
-      <w:r>
-        <w:rPr>
-          <w:lang w:val="fr_FR" w:bidi="fr_FR"/>
-        </w:rPr>
-      </w:r>
-    </w:p>
-    <w:p>
-      <w:pPr>
-        <w:pStyle w:val="Heading2"/>
-      </w:pPr>
-      <w:r>
-        <w:rPr>
-          <w:lang w:val="fr_FR" w:bidi="fr_FR"/>
-        </w:rPr>
-        <w:t>2 Chroniques 30.25</w:t>
-      </w:r>
-      <w:r>
-        <w:rPr>
-          <w:lang w:val="fr_FR" w:bidi="fr_FR"/>
-        </w:rPr>
-      </w:r>
-    </w:p>
-    <w:p>
-      <w:pPr/>
-      <w:r>
-        <w:rPr>
-          <w:lang w:val="fr_FR" w:bidi="fr_FR"/>
-        </w:rPr>
-      </w:r>
-      <w:r>
-        <w:rPr>
-          <w:lang w:val="fr_FR" w:bidi="fr_FR"/>
-        </w:rPr>
-        <w:t>Pendant cette célébration joyeuse, personne n'était vu comme un étranger, et ceux qui avaient été éloignés ont été réunis.</w:t>
-      </w:r>
-      <w:r>
-        <w:rPr>
-          <w:lang w:val="fr_FR" w:bidi="fr_FR"/>
-        </w:rPr>
-      </w:r>
-      <w:r>
-        <w:rPr>
-          <w:lang w:val="fr_FR" w:bidi="fr_FR"/>
-        </w:rPr>
-      </w:r>
-    </w:p>
-    <w:p>
-      <w:pPr/>
-      <w:r>
-        <w:rPr>
-          <w:lang w:val="fr_FR" w:bidi="fr_FR"/>
-        </w:rPr>
-      </w:r>
-    </w:p>
-    <w:p>
-      <w:pPr>
-        <w:pStyle w:val="Heading2"/>
-      </w:pPr>
-      <w:r>
-        <w:rPr>
-          <w:lang w:val="fr_FR" w:bidi="fr_FR"/>
-        </w:rPr>
-        <w:t>2 Chroniques 30.26</w:t>
-      </w:r>
-      <w:r>
-        <w:rPr>
-          <w:lang w:val="fr_FR" w:bidi="fr_FR"/>
-        </w:rPr>
-      </w:r>
-    </w:p>
-    <w:p>
-      <w:pPr/>
-      <w:r>
-        <w:rPr>
-          <w:lang w:val="fr_FR" w:bidi="fr_FR"/>
-        </w:rPr>
-      </w:r>
-      <w:r>
-        <w:rPr>
-          <w:lang w:val="fr_FR" w:bidi="fr_FR"/>
-        </w:rPr>
-        <w:t>Aucune célébration de ce genre n'avait eu lieu depuis l'époque de Salomon. Ézéchias a créé les conditions nécessaires pour restaurer une fidélité à l'alliance semblable à celle de l'époque de David et Salomon.</w:t>
-      </w:r>
-      <w:r>
-        <w:rPr>
-          <w:lang w:val="fr_FR" w:bidi="fr_FR"/>
-        </w:rPr>
-      </w:r>
-      <w:r>
-        <w:rPr>
-          <w:lang w:val="fr_FR" w:bidi="fr_FR"/>
-        </w:rPr>
-      </w:r>
-    </w:p>
-    <w:p>
-      <w:pPr/>
-      <w:r>
-        <w:rPr>
-          <w:lang w:val="fr_FR" w:bidi="fr_FR"/>
-        </w:rPr>
-      </w:r>
-    </w:p>
-    <w:p>
-      <w:pPr>
-        <w:pStyle w:val="Heading2"/>
-      </w:pPr>
-      <w:r>
-        <w:rPr>
-          <w:lang w:val="fr_FR" w:bidi="fr_FR"/>
-        </w:rPr>
-        <w:t>2 Chroniques 31.1</w:t>
-      </w:r>
-      <w:r>
-        <w:rPr>
-          <w:lang w:val="fr_FR" w:bidi="fr_FR"/>
-        </w:rPr>
-      </w:r>
-    </w:p>
-    <w:p>
-      <w:pPr/>
-      <w:r>
-        <w:rPr>
-          <w:lang w:val="fr_FR" w:bidi="fr_FR"/>
-        </w:rPr>
-      </w:r>
-      <w:r>
-        <w:rPr>
-          <w:lang w:val="fr_FR" w:bidi="fr_FR"/>
-        </w:rPr>
-        <w:t>Après la purification et la redédicace du temple, de la ville de Jérusalem et du peuple, Ézéchias a lancé la troisième étape de sa réforme en purifiant tout le pays des objets de culte païens, non seulement en Juda, mais aussi dans les territoires du Nord.</w:t>
-      </w:r>
-      <w:r>
-        <w:rPr>
-          <w:lang w:val="fr_FR" w:bidi="fr_FR"/>
-        </w:rPr>
-      </w:r>
-      <w:r>
-        <w:rPr>
-          <w:lang w:val="fr_FR" w:bidi="fr_FR"/>
-        </w:rPr>
-      </w:r>
-    </w:p>
-    <w:p>
-      <w:pPr/>
-      <w:r>
-        <w:rPr>
-          <w:lang w:val="fr_FR" w:bidi="fr_FR"/>
-        </w:rPr>
-      </w:r>
-    </w:p>
-    <w:p>
-      <w:pPr>
-        <w:pStyle w:val="Heading2"/>
-      </w:pPr>
-      <w:r>
-        <w:rPr>
-          <w:lang w:val="fr_FR" w:bidi="fr_FR"/>
-        </w:rPr>
-        <w:t>2 Chroniques 31.3–10</w:t>
-      </w:r>
-      <w:r>
-        <w:rPr>
-          <w:lang w:val="fr_FR" w:bidi="fr_FR"/>
-        </w:rPr>
-      </w:r>
-    </w:p>
-    <w:p>
-      <w:pPr/>
-      <w:r>
-        <w:rPr>
-          <w:lang w:val="fr_FR" w:bidi="fr_FR"/>
-        </w:rPr>
-      </w:r>
-      <w:r>
-        <w:rPr>
-          <w:lang w:val="fr_FR" w:bidi="fr_FR"/>
-        </w:rPr>
-        <w:t>Les contributions pour le temple provenaient à la fois du roi et de ses sujets. Israël s'est uni pour soutenir le temple, et la réponse a été bien plus grande que ce qui était prévu ou nécessaire.</w:t>
-      </w:r>
-      <w:r>
-        <w:rPr>
-          <w:lang w:val="fr_FR" w:bidi="fr_FR"/>
-        </w:rPr>
-      </w:r>
-      <w:r>
-        <w:rPr>
-          <w:lang w:val="fr_FR" w:bidi="fr_FR"/>
-        </w:rPr>
-      </w:r>
-    </w:p>
-    <w:p>
-      <w:pPr/>
-      <w:r>
-        <w:rPr>
-          <w:lang w:val="fr_FR" w:bidi="fr_FR"/>
-        </w:rPr>
-      </w:r>
-    </w:p>
-    <w:p>
-      <w:pPr>
-        <w:pStyle w:val="Heading2"/>
-      </w:pPr>
-      <w:r>
-        <w:rPr>
-          <w:lang w:val="fr_FR" w:bidi="fr_FR"/>
-        </w:rPr>
-        <w:t>2 Chroniques 31.6</w:t>
-      </w:r>
-      <w:r>
-        <w:rPr>
-          <w:lang w:val="fr_FR" w:bidi="fr_FR"/>
-        </w:rPr>
-      </w:r>
-    </w:p>
-    <w:p>
-      <w:pPr/>
-      <w:r>
-        <w:rPr>
-          <w:lang w:val="fr_FR" w:bidi="fr_FR"/>
-        </w:rPr>
-      </w:r>
-      <w:r>
-        <w:rPr>
-          <w:lang w:val="fr_FR" w:bidi="fr_FR"/>
-        </w:rPr>
-        <w:t>La dîme du gros et du menu bétail, qui s'accumulaient en grands tas, désigne probablement les recettes financières issues de la vente des animaux plutôt que les animaux eux-mêmes. La loi permettait au peuple d'échanger les produits agricoles contre de l'argent (</w:t>
-      </w:r>
-      <w:hyperlink r:id="rId285">
-        <w:r>
-          <w:rPr>
-            <w:lang w:val="fr_FR" w:bidi="fr_FR"/>
-          </w:rPr>
-          <w:rPr>
-            <w:color w:val="0000EE"/>
-            <w:u w:val="single"/>
-          </w:rPr>
-          <w:t>Dt 14.24–26</w:t>
-        </w:r>
-      </w:hyperlink>
-      <w:r>
-        <w:rPr>
-          <w:lang w:val="fr_FR" w:bidi="fr_FR"/>
-        </w:rPr>
-        <w:t>) et de manger de la viande chez eux (</w:t>
-      </w:r>
-      <w:hyperlink r:id="rId286">
-        <w:r>
-          <w:rPr>
-            <w:lang w:val="fr_FR" w:bidi="fr_FR"/>
-          </w:rPr>
-          <w:rPr>
-            <w:color w:val="0000EE"/>
-            <w:u w:val="single"/>
-          </w:rPr>
-          <w:t>Dt 12.15</w:t>
-        </w:r>
-      </w:hyperlink>
-      <w:r>
-        <w:rPr>
-          <w:lang w:val="fr_FR" w:bidi="fr_FR"/>
-        </w:rPr>
-        <w:t>).</w:t>
-      </w:r>
-      <w:r>
-        <w:rPr>
-          <w:lang w:val="fr_FR" w:bidi="fr_FR"/>
-        </w:rPr>
-      </w:r>
-      <w:r>
-        <w:rPr>
-          <w:lang w:val="fr_FR" w:bidi="fr_FR"/>
-        </w:rPr>
-      </w:r>
-    </w:p>
-    <w:p>
-      <w:pPr/>
-      <w:r>
-        <w:rPr>
-          <w:lang w:val="fr_FR" w:bidi="fr_FR"/>
-        </w:rPr>
-      </w:r>
-    </w:p>
-    <w:p>
-      <w:pPr>
-        <w:pStyle w:val="Heading2"/>
-      </w:pPr>
-      <w:r>
-        <w:rPr>
-          <w:lang w:val="fr_FR" w:bidi="fr_FR"/>
-        </w:rPr>
-        <w:t>2 Chroniques 31.10</w:t>
-      </w:r>
-      <w:r>
-        <w:rPr>
-          <w:lang w:val="fr_FR" w:bidi="fr_FR"/>
-        </w:rPr>
-      </w:r>
-    </w:p>
-    <w:p>
-      <w:pPr/>
-      <w:r>
-        <w:rPr>
-          <w:lang w:val="fr_FR" w:bidi="fr_FR"/>
-        </w:rPr>
-      </w:r>
-      <w:r>
-        <w:rPr>
-          <w:lang w:val="fr_FR" w:bidi="fr_FR"/>
-        </w:rPr>
-        <w:t>La grande générosité du peuple rappelle la construction initiale du tabernacle (</w:t>
-      </w:r>
-      <w:hyperlink r:id="rId287">
-        <w:r>
-          <w:rPr>
-            <w:lang w:val="fr_FR" w:bidi="fr_FR"/>
-          </w:rPr>
-          <w:rPr>
-            <w:color w:val="0000EE"/>
-            <w:u w:val="single"/>
-          </w:rPr>
-          <w:t>Ex 36.3–5</w:t>
-        </w:r>
-      </w:hyperlink>
-      <w:r>
-        <w:rPr>
-          <w:lang w:val="fr_FR" w:bidi="fr_FR"/>
-        </w:rPr>
-        <w:t>).</w:t>
-      </w:r>
-      <w:r>
-        <w:rPr>
-          <w:lang w:val="fr_FR" w:bidi="fr_FR"/>
-        </w:rPr>
-      </w:r>
-      <w:r>
-        <w:rPr>
-          <w:lang w:val="fr_FR" w:bidi="fr_FR"/>
-        </w:rPr>
-      </w:r>
-    </w:p>
-    <w:p>
-      <w:pPr/>
-      <w:r>
-        <w:rPr>
-          <w:lang w:val="fr_FR" w:bidi="fr_FR"/>
-        </w:rPr>
-      </w:r>
-    </w:p>
-    <w:p>
-      <w:pPr>
-        <w:pStyle w:val="Heading2"/>
-      </w:pPr>
-      <w:r>
-        <w:rPr>
-          <w:lang w:val="fr_FR" w:bidi="fr_FR"/>
-        </w:rPr>
-        <w:t>2 Chroniques 31.14–19</w:t>
-      </w:r>
-      <w:r>
-        <w:rPr>
-          <w:lang w:val="fr_FR" w:bidi="fr_FR"/>
-        </w:rPr>
-      </w:r>
-    </w:p>
-    <w:p>
-      <w:pPr/>
-      <w:r>
-        <w:rPr>
-          <w:lang w:val="fr_FR" w:bidi="fr_FR"/>
-        </w:rPr>
-      </w:r>
-      <w:r>
-        <w:rPr>
-          <w:lang w:val="fr_FR" w:bidi="fr_FR"/>
-        </w:rPr>
-        <w:t xml:space="preserve">De nombreux Lévites, pour la plupart originaires de villes de province, étaient éligibles pour le service. Par roulement, de petits groupes se rendaient à Jérusalem pour assurer des périodes de service de courte durée (voir </w:t>
-      </w:r>
-      <w:hyperlink r:id="rId288">
-        <w:r>
-          <w:rPr>
-            <w:lang w:val="fr_FR" w:bidi="fr_FR"/>
-          </w:rPr>
-          <w:rPr>
-            <w:color w:val="0000EE"/>
-            <w:u w:val="single"/>
-          </w:rPr>
-          <w:t>1Ch 24.1–19</w:t>
-        </w:r>
-      </w:hyperlink>
-      <w:r>
-        <w:rPr>
-          <w:lang w:val="fr_FR" w:bidi="fr_FR"/>
-        </w:rPr>
-        <w:t>). Chaque Lévite avait droit à une part des offrandes apportées au temple.</w:t>
-      </w:r>
-      <w:r>
-        <w:rPr>
-          <w:lang w:val="fr_FR" w:bidi="fr_FR"/>
-        </w:rPr>
-      </w:r>
-      <w:r>
-        <w:rPr>
-          <w:lang w:val="fr_FR" w:bidi="fr_FR"/>
-        </w:rPr>
-      </w:r>
-    </w:p>
-    <w:p>
-      <w:pPr/>
-      <w:r>
-        <w:rPr>
-          <w:lang w:val="fr_FR" w:bidi="fr_FR"/>
-        </w:rPr>
-      </w:r>
-    </w:p>
-    <w:p>
-      <w:pPr>
-        <w:pStyle w:val="Heading2"/>
-      </w:pPr>
-      <w:r>
-        <w:rPr>
-          <w:lang w:val="fr_FR" w:bidi="fr_FR"/>
-        </w:rPr>
-        <w:t>2 Chroniques 32.1–23</w:t>
-      </w:r>
-      <w:r>
-        <w:rPr>
-          <w:lang w:val="fr_FR" w:bidi="fr_FR"/>
-        </w:rPr>
-      </w:r>
-    </w:p>
-    <w:p>
-      <w:pPr/>
-      <w:r>
-        <w:rPr>
-          <w:lang w:val="fr_FR" w:bidi="fr_FR"/>
-        </w:rPr>
-      </w:r>
-      <w:r>
-        <w:rPr>
-          <w:lang w:val="fr_FR" w:bidi="fr_FR"/>
-        </w:rPr>
-        <w:t xml:space="preserve">L'auteur du livre des Chroniques résume en vingt-trois versets le long récit du siège de Jérusalem (cf. </w:t>
-      </w:r>
-      <w:hyperlink r:id="rId289">
-        <w:r>
-          <w:rPr>
-            <w:lang w:val="fr_FR" w:bidi="fr_FR"/>
-          </w:rPr>
-          <w:rPr>
-            <w:color w:val="0000EE"/>
-            <w:u w:val="single"/>
-          </w:rPr>
-          <w:t>2R 18.17–19.37</w:t>
+        <w:t>2 Chroniques 36.21</w:t>
+      </w:r>
+      <w:r>
+        <w:rPr>
+          <w:lang w:val="fr_FR" w:bidi="fr_FR"/>
+        </w:rPr>
+      </w:r>
+    </w:p>
+    <w:p>
+      <w:pPr/>
+      <w:r>
+        <w:rPr>
+          <w:lang w:val="fr_FR" w:bidi="fr_FR"/>
+        </w:rPr>
+      </w:r>
+      <w:r>
+        <w:rPr>
+          <w:lang w:val="fr_FR" w:bidi="fr_FR"/>
+        </w:rPr>
+        <w:t>La durée de la captivité avait été annoncée par Jérémie (</w:t>
+      </w:r>
+      <w:hyperlink r:id="rId329">
+        <w:r>
+          <w:rPr>
+            <w:lang w:val="fr_FR" w:bidi="fr_FR"/>
+          </w:rPr>
+          <w:rPr>
+            <w:color w:val="0000EE"/>
+            <w:u w:val="single"/>
+          </w:rPr>
+          <w:t>Jr 25.11–12</w:t>
         </w:r>
       </w:hyperlink>
       <w:r>
@@ -17047,82 +19961,58 @@
         </w:rPr>
         <w:t xml:space="preserve"> ; </w:t>
       </w:r>
-      <w:hyperlink r:id="rId290">
-        <w:r>
-          <w:rPr>
-            <w:lang w:val="fr_FR" w:bidi="fr_FR"/>
-          </w:rPr>
-          <w:rPr>
-            <w:color w:val="0000EE"/>
-            <w:u w:val="single"/>
-          </w:rPr>
-          <w:t>Es 36–38</w:t>
-        </w:r>
-      </w:hyperlink>
-      <w:r>
-        <w:rPr>
-          <w:lang w:val="fr_FR" w:bidi="fr_FR"/>
-        </w:rPr>
-        <w:t>). La réponse de l'Éternel à l'attaque du roi Sanchérib d'Assyrie a été de bénir son peuple, en réponse à la fidélité de Juda et d'Ézéchias, qui avaient cherché l'Éternel.</w:t>
-      </w:r>
-      <w:r>
-        <w:rPr>
-          <w:lang w:val="fr_FR" w:bidi="fr_FR"/>
-        </w:rPr>
-      </w:r>
-      <w:r>
-        <w:rPr>
-          <w:lang w:val="fr_FR" w:bidi="fr_FR"/>
-        </w:rPr>
-      </w:r>
-    </w:p>
-    <w:p>
-      <w:pPr/>
-      <w:r>
-        <w:rPr>
-          <w:lang w:val="fr_FR" w:bidi="fr_FR"/>
-        </w:rPr>
-      </w:r>
-    </w:p>
-    <w:p>
-      <w:pPr>
-        <w:pStyle w:val="Heading2"/>
-      </w:pPr>
-      <w:r>
-        <w:rPr>
-          <w:lang w:val="fr_FR" w:bidi="fr_FR"/>
-        </w:rPr>
-        <w:t>2 Chroniques 32.3–5</w:t>
-      </w:r>
-      <w:r>
-        <w:rPr>
-          <w:lang w:val="fr_FR" w:bidi="fr_FR"/>
-        </w:rPr>
-      </w:r>
-    </w:p>
-    <w:p>
-      <w:pPr/>
-      <w:r>
-        <w:rPr>
-          <w:lang w:val="fr_FR" w:bidi="fr_FR"/>
-        </w:rPr>
-      </w:r>
-      <w:r>
-        <w:rPr>
-          <w:lang w:val="fr_FR" w:bidi="fr_FR"/>
-        </w:rPr>
-        <w:t>L'attaque de Sanchérib n'a pas été une surprise ; Ézéchias l'avait provoquée en rompant un traité (</w:t>
-      </w:r>
-      <w:hyperlink r:id="rId291">
-        <w:r>
-          <w:rPr>
-            <w:lang w:val="fr_FR" w:bidi="fr_FR"/>
-          </w:rPr>
-          <w:rPr>
-            <w:color w:val="0000EE"/>
-            <w:u w:val="single"/>
-          </w:rPr>
-          <w:t>2R 18.7</w:t>
+      <w:hyperlink r:id="rId330">
+        <w:r>
+          <w:rPr>
+            <w:lang w:val="fr_FR" w:bidi="fr_FR"/>
+          </w:rPr>
+          <w:rPr>
+            <w:color w:val="0000EE"/>
+            <w:u w:val="single"/>
+          </w:rPr>
+          <w:t>29.10</w:t>
+        </w:r>
+      </w:hyperlink>
+      <w:r>
+        <w:rPr>
+          <w:lang w:val="fr_FR" w:bidi="fr_FR"/>
+        </w:rPr>
+        <w:t xml:space="preserve"> ; voir </w:t>
+      </w:r>
+      <w:r>
+        <w:rPr>
+          <w:lang w:val="fr_FR" w:bidi="fr_FR"/>
+        </w:rPr>
+        <w:t>note d'étude sur Esd 6.15</w:t>
+      </w:r>
+      <w:r>
+        <w:rPr>
+          <w:lang w:val="fr_FR" w:bidi="fr_FR"/>
+        </w:rPr>
+        <w:t xml:space="preserve">). • </w:t>
+      </w:r>
+      <w:r>
+        <w:rPr>
+          <w:lang w:val="fr_FR" w:bidi="fr_FR"/>
+        </w:rPr>
+        <w:t>le pays eût joui de ses sabbats</w:t>
+      </w:r>
+      <w:r>
+        <w:rPr>
+          <w:lang w:val="fr_FR" w:bidi="fr_FR"/>
+        </w:rPr>
+        <w:t xml:space="preserve"> : voir </w:t>
+      </w:r>
+      <w:hyperlink r:id="rId331">
+        <w:r>
+          <w:rPr>
+            <w:lang w:val="fr_FR" w:bidi="fr_FR"/>
+          </w:rPr>
+          <w:rPr>
+            <w:color w:val="0000EE"/>
+            <w:u w:val="single"/>
+          </w:rPr>
+          <w:t>Lv 26.34–35</w:t>
         </w:r>
       </w:hyperlink>
       <w:r>
@@ -17131,2785 +20021,7 @@
         </w:rPr>
         <w:t xml:space="preserve">, </w:t>
       </w:r>
-      <w:hyperlink r:id="rId292">
-        <w:r>
-          <w:rPr>
-            <w:lang w:val="fr_FR" w:bidi="fr_FR"/>
-          </w:rPr>
-          <w:rPr>
-            <w:color w:val="0000EE"/>
-            <w:u w:val="single"/>
-          </w:rPr>
-          <w:t>20</w:t>
-        </w:r>
-      </w:hyperlink>
-      <w:r>
-        <w:rPr>
-          <w:lang w:val="fr_FR" w:bidi="fr_FR"/>
-        </w:rPr>
-        <w:t>). Dans une guerre de siège, l'eau était un élément essentiel aussi bien pour les assiégés que pour les assaillants. Ézéchias a donc pris soin de couper l'accès à l'eau de Jérusalem à l'armée de Sanchérib. Il a réalisé l'un des exploits d'ingénierie les plus célèbres du monde ancien en construisant le tunnel d'Ézéchias, qui reliait les eaux fraîches de la source de Guihon au bassin de Siloé, rendant l'eau accessible depuis l'intérieur des murs de la ville. Ce célèbre tunnel mesure près de 500 mètres de long et environ deux mètres de haut. La célèbre inscription d'Ézéchias, découverte en 1880 dans le tunnel, raconte comment les équipes d'ouvriers-excavateurs ont réussi à se rejoindre au milieu. Même si une grande partie du tunnel suivait des conduits souterrains naturels, c'était une stratégie remarquable pour protéger les habitants de la ville.</w:t>
-      </w:r>
-      <w:r>
-        <w:rPr>
-          <w:lang w:val="fr_FR" w:bidi="fr_FR"/>
-        </w:rPr>
-      </w:r>
-      <w:r>
-        <w:rPr>
-          <w:lang w:val="fr_FR" w:bidi="fr_FR"/>
-        </w:rPr>
-      </w:r>
-    </w:p>
-    <w:p>
-      <w:pPr/>
-      <w:r>
-        <w:rPr>
-          <w:lang w:val="fr_FR" w:bidi="fr_FR"/>
-        </w:rPr>
-      </w:r>
-    </w:p>
-    <w:p>
-      <w:pPr>
-        <w:pStyle w:val="Heading2"/>
-      </w:pPr>
-      <w:r>
-        <w:rPr>
-          <w:lang w:val="fr_FR" w:bidi="fr_FR"/>
-        </w:rPr>
-        <w:t>2 Chroniques 32.10–19</w:t>
-      </w:r>
-      <w:r>
-        <w:rPr>
-          <w:lang w:val="fr_FR" w:bidi="fr_FR"/>
-        </w:rPr>
-      </w:r>
-    </w:p>
-    <w:p>
-      <w:pPr/>
-      <w:r>
-        <w:rPr>
-          <w:lang w:val="fr_FR" w:bidi="fr_FR"/>
-        </w:rPr>
-      </w:r>
-      <w:r>
-        <w:rPr>
-          <w:lang w:val="fr_FR" w:bidi="fr_FR"/>
-        </w:rPr>
-        <w:t>Les menaces du roi assyrien ont mis en lumière les véritables enjeux pour le peuple de Jérusalem. La question centrale était de savoir s'il fallait faire confiance à Dieu. Le roi ennemi insinuait qu'Ézéchias n'était pas digne de confiance (</w:t>
-      </w:r>
-      <w:hyperlink r:id="rId293">
-        <w:r>
-          <w:rPr>
-            <w:lang w:val="fr_FR" w:bidi="fr_FR"/>
-          </w:rPr>
-          <w:rPr>
-            <w:color w:val="0000EE"/>
-            <w:u w:val="single"/>
-          </w:rPr>
-          <w:t>32.11–12</w:t>
-        </w:r>
-      </w:hyperlink>
-      <w:r>
-        <w:rPr>
-          <w:lang w:val="fr_FR" w:bidi="fr_FR"/>
-        </w:rPr>
-        <w:t>) affirmant qu'il avait offensé l'Éternel en démolissant les sanctuaires et les autels de Dieu. En réalité, c'était tout l'inverse : cette réforme représentait l'acte de fidélité le plus fort d'Ézéchias envers l'Éternel. Tout se résumait à une seule interrogation : Dieu était-il digne de confiance face à la puissance de l'Assyrie (</w:t>
-      </w:r>
-      <w:hyperlink r:id="rId294">
-        <w:r>
-          <w:rPr>
-            <w:lang w:val="fr_FR" w:bidi="fr_FR"/>
-          </w:rPr>
-          <w:rPr>
-            <w:color w:val="0000EE"/>
-            <w:u w:val="single"/>
-          </w:rPr>
-          <w:t>32.11–15</w:t>
-        </w:r>
-      </w:hyperlink>
-      <w:r>
-        <w:rPr>
-          <w:lang w:val="fr_FR" w:bidi="fr_FR"/>
-        </w:rPr>
-        <w:t>).</w:t>
-      </w:r>
-      <w:r>
-        <w:rPr>
-          <w:lang w:val="fr_FR" w:bidi="fr_FR"/>
-        </w:rPr>
-      </w:r>
-      <w:r>
-        <w:rPr>
-          <w:lang w:val="fr_FR" w:bidi="fr_FR"/>
-        </w:rPr>
-      </w:r>
-    </w:p>
-    <w:p>
-      <w:pPr/>
-      <w:r>
-        <w:rPr>
-          <w:lang w:val="fr_FR" w:bidi="fr_FR"/>
-        </w:rPr>
-      </w:r>
-    </w:p>
-    <w:p>
-      <w:pPr>
-        <w:pStyle w:val="Heading2"/>
-      </w:pPr>
-      <w:r>
-        <w:rPr>
-          <w:lang w:val="fr_FR" w:bidi="fr_FR"/>
-        </w:rPr>
-        <w:t>2 Chroniques 32.21</w:t>
-      </w:r>
-      <w:r>
-        <w:rPr>
-          <w:lang w:val="fr_FR" w:bidi="fr_FR"/>
-        </w:rPr>
-      </w:r>
-    </w:p>
-    <w:p>
-      <w:pPr/>
-      <w:r>
-        <w:rPr>
-          <w:lang w:val="fr_FR" w:bidi="fr_FR"/>
-        </w:rPr>
-      </w:r>
-      <w:r>
-        <w:rPr>
-          <w:lang w:val="fr_FR" w:bidi="fr_FR"/>
-        </w:rPr>
-        <w:t xml:space="preserve">Le sort de Sanchérib est rapporté de façon similaire à celui décrit dans le livre des Rois (voir </w:t>
-      </w:r>
-      <w:hyperlink r:id="rId295">
-        <w:r>
-          <w:rPr>
-            <w:lang w:val="fr_FR" w:bidi="fr_FR"/>
-          </w:rPr>
-          <w:rPr>
-            <w:color w:val="0000EE"/>
-            <w:u w:val="single"/>
-          </w:rPr>
-          <w:t>2R 19.35–37</w:t>
-        </w:r>
-      </w:hyperlink>
-      <w:r>
-        <w:rPr>
-          <w:lang w:val="fr_FR" w:bidi="fr_FR"/>
-        </w:rPr>
-        <w:t>).</w:t>
-      </w:r>
-      <w:r>
-        <w:rPr>
-          <w:lang w:val="fr_FR" w:bidi="fr_FR"/>
-        </w:rPr>
-      </w:r>
-      <w:r>
-        <w:rPr>
-          <w:lang w:val="fr_FR" w:bidi="fr_FR"/>
-        </w:rPr>
-      </w:r>
-    </w:p>
-    <w:p>
-      <w:pPr/>
-      <w:r>
-        <w:rPr>
-          <w:lang w:val="fr_FR" w:bidi="fr_FR"/>
-        </w:rPr>
-      </w:r>
-    </w:p>
-    <w:p>
-      <w:pPr>
-        <w:pStyle w:val="Heading2"/>
-      </w:pPr>
-      <w:r>
-        <w:rPr>
-          <w:lang w:val="fr_FR" w:bidi="fr_FR"/>
-        </w:rPr>
-        <w:t>2 Chroniques 32.22–23</w:t>
-      </w:r>
-      <w:r>
-        <w:rPr>
-          <w:lang w:val="fr_FR" w:bidi="fr_FR"/>
-        </w:rPr>
-      </w:r>
-    </w:p>
-    <w:p>
-      <w:pPr/>
-      <w:r>
-        <w:rPr>
-          <w:lang w:val="fr_FR" w:bidi="fr_FR"/>
-        </w:rPr>
-      </w:r>
-      <w:r>
-        <w:rPr>
-          <w:lang w:val="fr_FR" w:bidi="fr_FR"/>
-        </w:rPr>
-        <w:t>La conclusion de l'auteur du livre des Chroniques apporte une fin cohérente au récit : le désastre subi par l'Assyrie a conduit à une période de paix pour Juda, tandis que l'Éternel et Ézéchias ont été honorés par les autres nations.</w:t>
-      </w:r>
-      <w:r>
-        <w:rPr>
-          <w:lang w:val="fr_FR" w:bidi="fr_FR"/>
-        </w:rPr>
-      </w:r>
-      <w:r>
-        <w:rPr>
-          <w:lang w:val="fr_FR" w:bidi="fr_FR"/>
-        </w:rPr>
-      </w:r>
-    </w:p>
-    <w:p>
-      <w:pPr/>
-      <w:r>
-        <w:rPr>
-          <w:lang w:val="fr_FR" w:bidi="fr_FR"/>
-        </w:rPr>
-      </w:r>
-    </w:p>
-    <w:p>
-      <w:pPr>
-        <w:pStyle w:val="Heading2"/>
-      </w:pPr>
-      <w:r>
-        <w:rPr>
-          <w:lang w:val="fr_FR" w:bidi="fr_FR"/>
-        </w:rPr>
-        <w:t>2 Chroniques 32.26</w:t>
-      </w:r>
-      <w:r>
-        <w:rPr>
-          <w:lang w:val="fr_FR" w:bidi="fr_FR"/>
-        </w:rPr>
-      </w:r>
-    </w:p>
-    <w:p>
-      <w:pPr/>
-      <w:r>
-        <w:rPr>
-          <w:lang w:val="fr_FR" w:bidi="fr_FR"/>
-        </w:rPr>
-      </w:r>
-      <w:r>
-        <w:rPr>
-          <w:lang w:val="fr_FR" w:bidi="fr_FR"/>
-        </w:rPr>
-        <w:t>L'humble repentance d'Ézéchias et du peuple a été agréable à Dieu, si bien que la colère de l'Éternel ne s'est pas abattue sur eux du vivant d'Ézéchias.</w:t>
-      </w:r>
-      <w:r>
-        <w:rPr>
-          <w:lang w:val="fr_FR" w:bidi="fr_FR"/>
-        </w:rPr>
-      </w:r>
-      <w:r>
-        <w:rPr>
-          <w:lang w:val="fr_FR" w:bidi="fr_FR"/>
-        </w:rPr>
-      </w:r>
-    </w:p>
-    <w:p>
-      <w:pPr/>
-      <w:r>
-        <w:rPr>
-          <w:lang w:val="fr_FR" w:bidi="fr_FR"/>
-        </w:rPr>
-      </w:r>
-    </w:p>
-    <w:p>
-      <w:pPr>
-        <w:pStyle w:val="Heading2"/>
-      </w:pPr>
-      <w:r>
-        <w:rPr>
-          <w:lang w:val="fr_FR" w:bidi="fr_FR"/>
-        </w:rPr>
-        <w:t>2 Chroniques 32.27–30</w:t>
-      </w:r>
-      <w:r>
-        <w:rPr>
-          <w:lang w:val="fr_FR" w:bidi="fr_FR"/>
-        </w:rPr>
-      </w:r>
-    </w:p>
-    <w:p>
-      <w:pPr/>
-      <w:r>
-        <w:rPr>
-          <w:lang w:val="fr_FR" w:bidi="fr_FR"/>
-        </w:rPr>
-      </w:r>
-      <w:r>
-        <w:rPr>
-          <w:lang w:val="fr_FR" w:bidi="fr_FR"/>
-        </w:rPr>
-        <w:t>La richesse d'Ézéchias le plaçait parmi les rois les plus remarquables, à l'image de Salomon.</w:t>
-      </w:r>
-      <w:r>
-        <w:rPr>
-          <w:lang w:val="fr_FR" w:bidi="fr_FR"/>
-        </w:rPr>
-      </w:r>
-      <w:r>
-        <w:rPr>
-          <w:lang w:val="fr_FR" w:bidi="fr_FR"/>
-        </w:rPr>
-      </w:r>
-    </w:p>
-    <w:p>
-      <w:pPr/>
-      <w:r>
-        <w:rPr>
-          <w:lang w:val="fr_FR" w:bidi="fr_FR"/>
-        </w:rPr>
-      </w:r>
-    </w:p>
-    <w:p>
-      <w:pPr>
-        <w:pStyle w:val="Heading2"/>
-      </w:pPr>
-      <w:r>
-        <w:rPr>
-          <w:lang w:val="fr_FR" w:bidi="fr_FR"/>
-        </w:rPr>
-        <w:t>2 Chroniques 32.31</w:t>
-      </w:r>
-      <w:r>
-        <w:rPr>
-          <w:lang w:val="fr_FR" w:bidi="fr_FR"/>
-        </w:rPr>
-      </w:r>
-    </w:p>
-    <w:p>
-      <w:pPr/>
-      <w:r>
-        <w:rPr>
-          <w:lang w:val="fr_FR" w:bidi="fr_FR"/>
-        </w:rPr>
-      </w:r>
-      <w:r>
-        <w:rPr>
-          <w:lang w:val="fr_FR" w:bidi="fr_FR"/>
-        </w:rPr>
-        <w:t xml:space="preserve">Les détails de la visite des envoyés babyloniens sont rapportés plus en profondeur dans </w:t>
-      </w:r>
-      <w:hyperlink r:id="rId296">
-        <w:r>
-          <w:rPr>
-            <w:lang w:val="fr_FR" w:bidi="fr_FR"/>
-          </w:rPr>
-          <w:rPr>
-            <w:color w:val="0000EE"/>
-            <w:u w:val="single"/>
-          </w:rPr>
-          <w:t>2R 20.12–20</w:t>
-        </w:r>
-      </w:hyperlink>
-      <w:r>
-        <w:rPr>
-          <w:lang w:val="fr_FR" w:bidi="fr_FR"/>
-        </w:rPr>
-        <w:t>. De son côté, l'auteur du livre des Chroniques met en lumière la manière dont Dieu considérait les intentions derrière cette visite.</w:t>
-      </w:r>
-      <w:r>
-        <w:rPr>
-          <w:lang w:val="fr_FR" w:bidi="fr_FR"/>
-        </w:rPr>
-      </w:r>
-      <w:r>
-        <w:rPr>
-          <w:lang w:val="fr_FR" w:bidi="fr_FR"/>
-        </w:rPr>
-      </w:r>
-    </w:p>
-    <w:p>
-      <w:pPr/>
-      <w:r>
-        <w:rPr>
-          <w:lang w:val="fr_FR" w:bidi="fr_FR"/>
-        </w:rPr>
-      </w:r>
-    </w:p>
-    <w:p>
-      <w:pPr>
-        <w:pStyle w:val="Heading2"/>
-      </w:pPr>
-      <w:r>
-        <w:rPr>
-          <w:lang w:val="fr_FR" w:bidi="fr_FR"/>
-        </w:rPr>
-        <w:t>2 Chroniques 33.1–20</w:t>
-      </w:r>
-      <w:r>
-        <w:rPr>
-          <w:lang w:val="fr_FR" w:bidi="fr_FR"/>
-        </w:rPr>
-      </w:r>
-    </w:p>
-    <w:p>
-      <w:pPr/>
-      <w:r>
-        <w:rPr>
-          <w:lang w:val="fr_FR" w:bidi="fr_FR"/>
-        </w:rPr>
-      </w:r>
-      <w:r>
-        <w:rPr>
-          <w:lang w:val="fr_FR" w:bidi="fr_FR"/>
-        </w:rPr>
-        <w:t>Manassé a régné cinquante-cinq ans (697–642 av. J.-C.), soit plus longtemps que n'importe quel autre roi de Juda. Son règne a débuté par une corégence avec son père, Ézéchias, de 697 à 686 av. J.-C. Un règne aussi long était habituellement considéré comme un signe de bénédiction, même si Manassé a agi de manière mauvaise aux yeux de l'Éternel. C'est pourquoi l'auteur du livre des Chroniques met en avant son humiliation, son repentir et la restauration du culte en Juda.</w:t>
-      </w:r>
-      <w:r>
-        <w:rPr>
-          <w:lang w:val="fr_FR" w:bidi="fr_FR"/>
-        </w:rPr>
-      </w:r>
-      <w:r>
-        <w:rPr>
-          <w:lang w:val="fr_FR" w:bidi="fr_FR"/>
-        </w:rPr>
-      </w:r>
-    </w:p>
-    <w:p>
-      <w:pPr/>
-      <w:r>
-        <w:rPr>
-          <w:lang w:val="fr_FR" w:bidi="fr_FR"/>
-        </w:rPr>
-      </w:r>
-    </w:p>
-    <w:p>
-      <w:pPr>
-        <w:pStyle w:val="Heading2"/>
-      </w:pPr>
-      <w:r>
-        <w:rPr>
-          <w:lang w:val="fr_FR" w:bidi="fr_FR"/>
-        </w:rPr>
-        <w:t>2 Chroniques 33.7</w:t>
-      </w:r>
-      <w:r>
-        <w:rPr>
-          <w:lang w:val="fr_FR" w:bidi="fr_FR"/>
-        </w:rPr>
-      </w:r>
-    </w:p>
-    <w:p>
-      <w:pPr/>
-      <w:r>
-        <w:rPr>
-          <w:lang w:val="fr_FR" w:bidi="fr_FR"/>
-        </w:rPr>
-      </w:r>
-      <w:r>
-        <w:rPr>
-          <w:lang w:val="fr_FR" w:bidi="fr_FR"/>
-        </w:rPr>
-        <w:t>L'idole sculptée représentait une image d'</w:t>
-      </w:r>
-      <w:r>
-        <w:rPr>
-          <w:lang w:val="fr_FR" w:bidi="fr_FR"/>
-        </w:rPr>
-        <w:t>Astarté</w:t>
-      </w:r>
-      <w:r>
-        <w:rPr>
-          <w:lang w:val="fr_FR" w:bidi="fr_FR"/>
-        </w:rPr>
-        <w:t xml:space="preserve"> (voir </w:t>
-      </w:r>
-      <w:hyperlink r:id="rId297">
-        <w:r>
-          <w:rPr>
-            <w:lang w:val="fr_FR" w:bidi="fr_FR"/>
-          </w:rPr>
-          <w:rPr>
-            <w:color w:val="0000EE"/>
-            <w:u w:val="single"/>
-          </w:rPr>
-          <w:t>2R 21.7</w:t>
-        </w:r>
-      </w:hyperlink>
-      <w:r>
-        <w:rPr>
-          <w:lang w:val="fr_FR" w:bidi="fr_FR"/>
-        </w:rPr>
-        <w:t>).</w:t>
-      </w:r>
-      <w:r>
-        <w:rPr>
-          <w:lang w:val="fr_FR" w:bidi="fr_FR"/>
-        </w:rPr>
-      </w:r>
-      <w:r>
-        <w:rPr>
-          <w:lang w:val="fr_FR" w:bidi="fr_FR"/>
-        </w:rPr>
-      </w:r>
-    </w:p>
-    <w:p>
-      <w:pPr/>
-      <w:r>
-        <w:rPr>
-          <w:lang w:val="fr_FR" w:bidi="fr_FR"/>
-        </w:rPr>
-      </w:r>
-    </w:p>
-    <w:p>
-      <w:pPr>
-        <w:pStyle w:val="Heading2"/>
-      </w:pPr>
-      <w:r>
-        <w:rPr>
-          <w:lang w:val="fr_FR" w:bidi="fr_FR"/>
-        </w:rPr>
-        <w:t>2 Chroniques 33.11</w:t>
-      </w:r>
-      <w:r>
-        <w:rPr>
-          <w:lang w:val="fr_FR" w:bidi="fr_FR"/>
-        </w:rPr>
-      </w:r>
-    </w:p>
-    <w:p>
-      <w:pPr/>
-      <w:r>
-        <w:rPr>
-          <w:lang w:val="fr_FR" w:bidi="fr_FR"/>
-        </w:rPr>
-      </w:r>
-      <w:r>
-        <w:rPr>
-          <w:lang w:val="fr_FR" w:bidi="fr_FR"/>
-        </w:rPr>
-        <w:t>Un anneau passé dans le nez infligeait non seulement de la douleur, mais aussi une profonde humiliation. Les archives assyriennes témoignent de ce type de traitement infligé à leurs prisonniers.</w:t>
-      </w:r>
-      <w:r>
-        <w:rPr>
-          <w:lang w:val="fr_FR" w:bidi="fr_FR"/>
-        </w:rPr>
-      </w:r>
-      <w:r>
-        <w:rPr>
-          <w:lang w:val="fr_FR" w:bidi="fr_FR"/>
-        </w:rPr>
-      </w:r>
-    </w:p>
-    <w:p>
-      <w:pPr/>
-      <w:r>
-        <w:rPr>
-          <w:lang w:val="fr_FR" w:bidi="fr_FR"/>
-        </w:rPr>
-      </w:r>
-    </w:p>
-    <w:p>
-      <w:pPr>
-        <w:pStyle w:val="Heading2"/>
-      </w:pPr>
-      <w:r>
-        <w:rPr>
-          <w:lang w:val="fr_FR" w:bidi="fr_FR"/>
-        </w:rPr>
-        <w:t>2 Chroniques 33.12</w:t>
-      </w:r>
-      <w:r>
-        <w:rPr>
-          <w:lang w:val="fr_FR" w:bidi="fr_FR"/>
-        </w:rPr>
-      </w:r>
-    </w:p>
-    <w:p>
-      <w:pPr/>
-      <w:r>
-        <w:rPr>
-          <w:lang w:val="fr_FR" w:bidi="fr_FR"/>
-        </w:rPr>
-      </w:r>
-      <w:r>
-        <w:rPr>
-          <w:lang w:val="fr_FR" w:bidi="fr_FR"/>
-        </w:rPr>
-        <w:t>La réaction de Manassé a répondu aux conditions fixées par la prière ou « formule » de Salomon lors de la dédicace du temple (</w:t>
-      </w:r>
-      <w:hyperlink r:id="rId119">
-        <w:r>
-          <w:rPr>
-            <w:lang w:val="fr_FR" w:bidi="fr_FR"/>
-          </w:rPr>
-          <w:rPr>
-            <w:color w:val="0000EE"/>
-            <w:u w:val="single"/>
-          </w:rPr>
-          <w:t>7.14</w:t>
-        </w:r>
-      </w:hyperlink>
-      <w:r>
-        <w:rPr>
-          <w:lang w:val="fr_FR" w:bidi="fr_FR"/>
-        </w:rPr>
-        <w:t>).</w:t>
-      </w:r>
-      <w:r>
-        <w:rPr>
-          <w:lang w:val="fr_FR" w:bidi="fr_FR"/>
-        </w:rPr>
-      </w:r>
-      <w:r>
-        <w:rPr>
-          <w:lang w:val="fr_FR" w:bidi="fr_FR"/>
-        </w:rPr>
-      </w:r>
-    </w:p>
-    <w:p>
-      <w:pPr/>
-      <w:r>
-        <w:rPr>
-          <w:lang w:val="fr_FR" w:bidi="fr_FR"/>
-        </w:rPr>
-      </w:r>
-    </w:p>
-    <w:p>
-      <w:pPr>
-        <w:pStyle w:val="Heading2"/>
-      </w:pPr>
-      <w:r>
-        <w:rPr>
-          <w:lang w:val="fr_FR" w:bidi="fr_FR"/>
-        </w:rPr>
-        <w:t>2 Chroniques 33.12–17</w:t>
-      </w:r>
-      <w:r>
-        <w:rPr>
-          <w:lang w:val="fr_FR" w:bidi="fr_FR"/>
-        </w:rPr>
-      </w:r>
-    </w:p>
-    <w:p>
-      <w:pPr/>
-      <w:r>
-        <w:rPr>
-          <w:lang w:val="fr_FR" w:bidi="fr_FR"/>
-        </w:rPr>
-      </w:r>
-      <w:r>
-        <w:rPr>
-          <w:lang w:val="fr_FR" w:bidi="fr_FR"/>
-        </w:rPr>
-        <w:t xml:space="preserve">Le livre des Rois ne parle pas du repentir de Manassé, se contentant de rapporter l'annonce du jugement en raison de ses mauvaises actions (voir </w:t>
-      </w:r>
-      <w:hyperlink r:id="rId298">
-        <w:r>
-          <w:rPr>
-            <w:lang w:val="fr_FR" w:bidi="fr_FR"/>
-          </w:rPr>
-          <w:rPr>
-            <w:color w:val="0000EE"/>
-            <w:u w:val="single"/>
-          </w:rPr>
-          <w:t>2R 21.10–16</w:t>
-        </w:r>
-      </w:hyperlink>
-      <w:r>
-        <w:rPr>
-          <w:lang w:val="fr_FR" w:bidi="fr_FR"/>
-        </w:rPr>
-        <w:t>). En revanche, l'auteur du livre des Chroniques souligne les bonnes actions que Manassé a accomplies après son repentir, suivant ainsi l'exemple de son père Ézéchias. Malgré cela, ses efforts n'ont pas suffi à ramener le cœur du peuple vers l'Éternel ni à empêcher le jugement de Dieu sur Juda (</w:t>
-      </w:r>
-      <w:hyperlink r:id="rId299">
-        <w:r>
-          <w:rPr>
-            <w:lang w:val="fr_FR" w:bidi="fr_FR"/>
-          </w:rPr>
-          <w:rPr>
-            <w:color w:val="0000EE"/>
-            <w:u w:val="single"/>
-          </w:rPr>
-          <w:t>2Ch 33.17</w:t>
-        </w:r>
-      </w:hyperlink>
-      <w:r>
-        <w:rPr>
-          <w:lang w:val="fr_FR" w:bidi="fr_FR"/>
-        </w:rPr>
-        <w:t>).</w:t>
-      </w:r>
-      <w:r>
-        <w:rPr>
-          <w:lang w:val="fr_FR" w:bidi="fr_FR"/>
-        </w:rPr>
-      </w:r>
-      <w:r>
-        <w:rPr>
-          <w:lang w:val="fr_FR" w:bidi="fr_FR"/>
-        </w:rPr>
-      </w:r>
-    </w:p>
-    <w:p>
-      <w:pPr/>
-      <w:r>
-        <w:rPr>
-          <w:lang w:val="fr_FR" w:bidi="fr_FR"/>
-        </w:rPr>
-      </w:r>
-    </w:p>
-    <w:p>
-      <w:pPr>
-        <w:pStyle w:val="Heading2"/>
-      </w:pPr>
-      <w:r>
-        <w:rPr>
-          <w:lang w:val="fr_FR" w:bidi="fr_FR"/>
-        </w:rPr>
-        <w:t>2 Chroniques 33.13</w:t>
-      </w:r>
-      <w:r>
-        <w:rPr>
-          <w:lang w:val="fr_FR" w:bidi="fr_FR"/>
-        </w:rPr>
-      </w:r>
-    </w:p>
-    <w:p>
-      <w:pPr/>
-      <w:r>
-        <w:rPr>
-          <w:lang w:val="fr_FR" w:bidi="fr_FR"/>
-        </w:rPr>
-      </w:r>
-      <w:r>
-        <w:rPr>
-          <w:lang w:val="fr_FR" w:bidi="fr_FR"/>
-        </w:rPr>
-        <w:t>L'expérience de Manassé résumait en miniature ce que la nation allait traverser : un exil et une servitude causés par l'apostasie, suivis d'un repentir et d'un retour à l'Éternel.</w:t>
-      </w:r>
-      <w:r>
-        <w:rPr>
-          <w:lang w:val="fr_FR" w:bidi="fr_FR"/>
-        </w:rPr>
-      </w:r>
-      <w:r>
-        <w:rPr>
-          <w:lang w:val="fr_FR" w:bidi="fr_FR"/>
-        </w:rPr>
-      </w:r>
-    </w:p>
-    <w:p>
-      <w:pPr/>
-      <w:r>
-        <w:rPr>
-          <w:lang w:val="fr_FR" w:bidi="fr_FR"/>
-        </w:rPr>
-      </w:r>
-    </w:p>
-    <w:p>
-      <w:pPr>
-        <w:pStyle w:val="Heading2"/>
-      </w:pPr>
-      <w:r>
-        <w:rPr>
-          <w:lang w:val="fr_FR" w:bidi="fr_FR"/>
-        </w:rPr>
-        <w:t>2 Chroniques 33.14–17</w:t>
-      </w:r>
-      <w:r>
-        <w:rPr>
-          <w:lang w:val="fr_FR" w:bidi="fr_FR"/>
-        </w:rPr>
-      </w:r>
-    </w:p>
-    <w:p>
-      <w:pPr/>
-      <w:r>
-        <w:rPr>
-          <w:lang w:val="fr_FR" w:bidi="fr_FR"/>
-        </w:rPr>
-      </w:r>
-      <w:r>
-        <w:rPr>
-          <w:lang w:val="fr_FR" w:bidi="fr_FR"/>
-        </w:rPr>
-        <w:t>Manassé réparait probablement les dommages subis par les murs au moment de sa capture. Ses réformes religieuses, bien que proches de celles d'Ézéchias, restaient incomplètes ; c’est Josias qui, plus tard, a retiré les autels que Manassé avait installés dans le temple (</w:t>
-      </w:r>
-      <w:hyperlink r:id="rId300">
-        <w:r>
-          <w:rPr>
-            <w:lang w:val="fr_FR" w:bidi="fr_FR"/>
-          </w:rPr>
-          <w:rPr>
-            <w:color w:val="0000EE"/>
-            <w:u w:val="single"/>
-          </w:rPr>
-          <w:t>2R 23.12</w:t>
-        </w:r>
-      </w:hyperlink>
-      <w:r>
-        <w:rPr>
-          <w:lang w:val="fr_FR" w:bidi="fr_FR"/>
-        </w:rPr>
-        <w:t>).</w:t>
-      </w:r>
-      <w:r>
-        <w:rPr>
-          <w:lang w:val="fr_FR" w:bidi="fr_FR"/>
-        </w:rPr>
-      </w:r>
-      <w:r>
-        <w:rPr>
-          <w:lang w:val="fr_FR" w:bidi="fr_FR"/>
-        </w:rPr>
-      </w:r>
-    </w:p>
-    <w:p>
-      <w:pPr/>
-      <w:r>
-        <w:rPr>
-          <w:lang w:val="fr_FR" w:bidi="fr_FR"/>
-        </w:rPr>
-      </w:r>
-    </w:p>
-    <w:p>
-      <w:pPr>
-        <w:pStyle w:val="Heading2"/>
-      </w:pPr>
-      <w:r>
-        <w:rPr>
-          <w:lang w:val="fr_FR" w:bidi="fr_FR"/>
-        </w:rPr>
-        <w:t>2 Chroniques 33.18</w:t>
-      </w:r>
-      <w:r>
-        <w:rPr>
-          <w:lang w:val="fr_FR" w:bidi="fr_FR"/>
-        </w:rPr>
-      </w:r>
-    </w:p>
-    <w:p>
-      <w:pPr/>
-      <w:r>
-        <w:rPr>
-          <w:lang w:val="fr_FR" w:bidi="fr_FR"/>
-        </w:rPr>
-      </w:r>
-      <w:r>
-        <w:rPr>
-          <w:lang w:val="fr_FR" w:bidi="fr_FR"/>
-        </w:rPr>
-        <w:t xml:space="preserve">Les actes des rois d’Israël </w:t>
-      </w:r>
-      <w:r>
-        <w:rPr>
-          <w:lang w:val="fr_FR" w:bidi="fr_FR"/>
-        </w:rPr>
-        <w:t>est un document ancien aujourd'hui disparu.</w:t>
-      </w:r>
-      <w:r>
-        <w:rPr>
-          <w:lang w:val="fr_FR" w:bidi="fr_FR"/>
-        </w:rPr>
-      </w:r>
-      <w:r>
-        <w:rPr>
-          <w:lang w:val="fr_FR" w:bidi="fr_FR"/>
-        </w:rPr>
-      </w:r>
-    </w:p>
-    <w:p>
-      <w:pPr/>
-      <w:r>
-        <w:rPr>
-          <w:lang w:val="fr_FR" w:bidi="fr_FR"/>
-        </w:rPr>
-      </w:r>
-    </w:p>
-    <w:p>
-      <w:pPr>
-        <w:pStyle w:val="Heading2"/>
-      </w:pPr>
-      <w:r>
-        <w:rPr>
-          <w:lang w:val="fr_FR" w:bidi="fr_FR"/>
-        </w:rPr>
-        <w:t>2 Chroniques 33.19</w:t>
-      </w:r>
-      <w:r>
-        <w:rPr>
-          <w:lang w:val="fr_FR" w:bidi="fr_FR"/>
-        </w:rPr>
-      </w:r>
-    </w:p>
-    <w:p>
-      <w:pPr/>
-      <w:r>
-        <w:rPr>
-          <w:lang w:val="fr_FR" w:bidi="fr_FR"/>
-        </w:rPr>
-      </w:r>
-      <w:r>
-        <w:rPr>
-          <w:lang w:val="fr_FR" w:bidi="fr_FR"/>
-        </w:rPr>
-        <w:t>Le livre de Hozaï</w:t>
-      </w:r>
-      <w:r>
-        <w:rPr>
-          <w:lang w:val="fr_FR" w:bidi="fr_FR"/>
-        </w:rPr>
-        <w:t xml:space="preserve"> : ce document ancien est aujourd'hui disparu.</w:t>
-      </w:r>
-      <w:r>
-        <w:rPr>
-          <w:lang w:val="fr_FR" w:bidi="fr_FR"/>
-        </w:rPr>
-      </w:r>
-      <w:r>
-        <w:rPr>
-          <w:lang w:val="fr_FR" w:bidi="fr_FR"/>
-        </w:rPr>
-      </w:r>
-    </w:p>
-    <w:p>
-      <w:pPr/>
-      <w:r>
-        <w:rPr>
-          <w:lang w:val="fr_FR" w:bidi="fr_FR"/>
-        </w:rPr>
-      </w:r>
-    </w:p>
-    <w:p>
-      <w:pPr>
-        <w:pStyle w:val="Heading2"/>
-      </w:pPr>
-      <w:r>
-        <w:rPr>
-          <w:lang w:val="fr_FR" w:bidi="fr_FR"/>
-        </w:rPr>
-        <w:t>2 Chroniques 33.21</w:t>
-      </w:r>
-      <w:r>
-        <w:rPr>
-          <w:lang w:val="fr_FR" w:bidi="fr_FR"/>
-        </w:rPr>
-      </w:r>
-    </w:p>
-    <w:p>
-      <w:pPr/>
-      <w:r>
-        <w:rPr>
-          <w:lang w:val="fr_FR" w:bidi="fr_FR"/>
-        </w:rPr>
-      </w:r>
-      <w:r>
-        <w:rPr>
-          <w:lang w:val="fr_FR" w:bidi="fr_FR"/>
-        </w:rPr>
-        <w:t>Le court règne d'Amon s'est étendu de 642 à 640 av. J.-C.</w:t>
-      </w:r>
-      <w:r>
-        <w:rPr>
-          <w:lang w:val="fr_FR" w:bidi="fr_FR"/>
-        </w:rPr>
-      </w:r>
-      <w:r>
-        <w:rPr>
-          <w:lang w:val="fr_FR" w:bidi="fr_FR"/>
-        </w:rPr>
-      </w:r>
-    </w:p>
-    <w:p>
-      <w:pPr/>
-      <w:r>
-        <w:rPr>
-          <w:lang w:val="fr_FR" w:bidi="fr_FR"/>
-        </w:rPr>
-      </w:r>
-    </w:p>
-    <w:p>
-      <w:pPr>
-        <w:pStyle w:val="Heading2"/>
-      </w:pPr>
-      <w:r>
-        <w:rPr>
-          <w:lang w:val="fr_FR" w:bidi="fr_FR"/>
-        </w:rPr>
-        <w:t>2 Chroniques 33.24</w:t>
-      </w:r>
-      <w:r>
-        <w:rPr>
-          <w:lang w:val="fr_FR" w:bidi="fr_FR"/>
-        </w:rPr>
-      </w:r>
-    </w:p>
-    <w:p>
-      <w:pPr/>
-      <w:r>
-        <w:rPr>
-          <w:lang w:val="fr_FR" w:bidi="fr_FR"/>
-        </w:rPr>
-      </w:r>
-      <w:r>
-        <w:rPr>
-          <w:lang w:val="fr_FR" w:bidi="fr_FR"/>
-        </w:rPr>
-        <w:t>Les circonstances politiques entourant l'assassinat d'Amon ne sont pas précisées, mais il est possible que l'Égypte en ait été à l'origine, profitant du déclin de la puissance assyrienne pour agir.</w:t>
-      </w:r>
-      <w:r>
-        <w:rPr>
-          <w:lang w:val="fr_FR" w:bidi="fr_FR"/>
-        </w:rPr>
-      </w:r>
-      <w:r>
-        <w:rPr>
-          <w:lang w:val="fr_FR" w:bidi="fr_FR"/>
-        </w:rPr>
-      </w:r>
-    </w:p>
-    <w:p>
-      <w:pPr/>
-      <w:r>
-        <w:rPr>
-          <w:lang w:val="fr_FR" w:bidi="fr_FR"/>
-        </w:rPr>
-      </w:r>
-    </w:p>
-    <w:p>
-      <w:pPr>
-        <w:pStyle w:val="Heading2"/>
-      </w:pPr>
-      <w:r>
-        <w:rPr>
-          <w:lang w:val="fr_FR" w:bidi="fr_FR"/>
-        </w:rPr>
-        <w:t>2 Chroniques 34.1</w:t>
-      </w:r>
-      <w:r>
-        <w:rPr>
-          <w:lang w:val="fr_FR" w:bidi="fr_FR"/>
-        </w:rPr>
-      </w:r>
-    </w:p>
-    <w:p>
-      <w:pPr/>
-      <w:r>
-        <w:rPr>
-          <w:lang w:val="fr_FR" w:bidi="fr_FR"/>
-        </w:rPr>
-      </w:r>
-      <w:r>
-        <w:rPr>
-          <w:lang w:val="fr_FR" w:bidi="fr_FR"/>
-        </w:rPr>
-        <w:t>Le règne de Josias, qui a duré trente et un ans, s'étendit de 640 à 609 av. J.-C.</w:t>
-      </w:r>
-      <w:r>
-        <w:rPr>
-          <w:lang w:val="fr_FR" w:bidi="fr_FR"/>
-        </w:rPr>
-      </w:r>
-      <w:r>
-        <w:rPr>
-          <w:lang w:val="fr_FR" w:bidi="fr_FR"/>
-        </w:rPr>
-      </w:r>
-    </w:p>
-    <w:p>
-      <w:pPr/>
-      <w:r>
-        <w:rPr>
-          <w:lang w:val="fr_FR" w:bidi="fr_FR"/>
-        </w:rPr>
-      </w:r>
-    </w:p>
-    <w:p>
-      <w:pPr>
-        <w:pStyle w:val="Heading2"/>
-      </w:pPr>
-      <w:r>
-        <w:rPr>
-          <w:lang w:val="fr_FR" w:bidi="fr_FR"/>
-        </w:rPr>
-        <w:t>2 Chroniques 34.3</w:t>
-      </w:r>
-      <w:r>
-        <w:rPr>
-          <w:lang w:val="fr_FR" w:bidi="fr_FR"/>
-        </w:rPr>
-      </w:r>
-    </w:p>
-    <w:p>
-      <w:pPr/>
-      <w:r>
-        <w:rPr>
-          <w:lang w:val="fr_FR" w:bidi="fr_FR"/>
-        </w:rPr>
-      </w:r>
-      <w:r>
-        <w:rPr>
-          <w:lang w:val="fr_FR" w:bidi="fr_FR"/>
-        </w:rPr>
-        <w:t>Josias a commencé à chercher le Dieu de son ancêtre David à l'âge de seize ans, puis a lancé ses propres réformes lorsqu'il a eu vingt ans.</w:t>
-      </w:r>
-      <w:r>
-        <w:rPr>
-          <w:lang w:val="fr_FR" w:bidi="fr_FR"/>
-        </w:rPr>
-      </w:r>
-      <w:r>
-        <w:rPr>
-          <w:lang w:val="fr_FR" w:bidi="fr_FR"/>
-        </w:rPr>
-      </w:r>
-    </w:p>
-    <w:p>
-      <w:pPr/>
-      <w:r>
-        <w:rPr>
-          <w:lang w:val="fr_FR" w:bidi="fr_FR"/>
-        </w:rPr>
-      </w:r>
-    </w:p>
-    <w:p>
-      <w:pPr>
-        <w:pStyle w:val="Heading2"/>
-      </w:pPr>
-      <w:r>
-        <w:rPr>
-          <w:lang w:val="fr_FR" w:bidi="fr_FR"/>
-        </w:rPr>
-        <w:t>2 Chroniques 34.6</w:t>
-      </w:r>
-      <w:r>
-        <w:rPr>
-          <w:lang w:val="fr_FR" w:bidi="fr_FR"/>
-        </w:rPr>
-      </w:r>
-    </w:p>
-    <w:p>
-      <w:pPr/>
-      <w:r>
-        <w:rPr>
-          <w:lang w:val="fr_FR" w:bidi="fr_FR"/>
-        </w:rPr>
-      </w:r>
-      <w:r>
-        <w:rPr>
-          <w:lang w:val="fr_FR" w:bidi="fr_FR"/>
-        </w:rPr>
-        <w:t>À la douzième année de son règne (628 av. J.-C.), Josias a profité de l'effondrement de l'Empire assyrien. Le nord d'Israël étant pratiquement désert, il a pu étendre son influence et son autorité sur Manassé, Éphraïm et Siméon, jusqu'à Nephthali.</w:t>
-      </w:r>
-      <w:r>
-        <w:rPr>
-          <w:lang w:val="fr_FR" w:bidi="fr_FR"/>
-        </w:rPr>
-      </w:r>
-      <w:r>
-        <w:rPr>
-          <w:lang w:val="fr_FR" w:bidi="fr_FR"/>
-        </w:rPr>
-      </w:r>
-    </w:p>
-    <w:p>
-      <w:pPr/>
-      <w:r>
-        <w:rPr>
-          <w:lang w:val="fr_FR" w:bidi="fr_FR"/>
-        </w:rPr>
-      </w:r>
-    </w:p>
-    <w:p>
-      <w:pPr>
-        <w:pStyle w:val="Heading2"/>
-      </w:pPr>
-      <w:r>
-        <w:rPr>
-          <w:lang w:val="fr_FR" w:bidi="fr_FR"/>
-        </w:rPr>
-        <w:t>2 Chroniques 34.12–13</w:t>
-      </w:r>
-      <w:r>
-        <w:rPr>
-          <w:lang w:val="fr_FR" w:bidi="fr_FR"/>
-        </w:rPr>
-      </w:r>
-    </w:p>
-    <w:p>
-      <w:pPr/>
-      <w:r>
-        <w:rPr>
-          <w:lang w:val="fr_FR" w:bidi="fr_FR"/>
-        </w:rPr>
-      </w:r>
-      <w:r>
-        <w:rPr>
-          <w:lang w:val="fr_FR" w:bidi="fr_FR"/>
-        </w:rPr>
-        <w:t>Le fait que les musiciens aient supervisé les travaux montre l'importance accordée à la responsabilité des Lévites dans ce projet. D'autres textes anciens indiquent également que la musique accompagnait souvent les grands chantiers de construction.</w:t>
-      </w:r>
-      <w:r>
-        <w:rPr>
-          <w:lang w:val="fr_FR" w:bidi="fr_FR"/>
-        </w:rPr>
-      </w:r>
-      <w:r>
-        <w:rPr>
-          <w:lang w:val="fr_FR" w:bidi="fr_FR"/>
-        </w:rPr>
-      </w:r>
-    </w:p>
-    <w:p>
-      <w:pPr/>
-      <w:r>
-        <w:rPr>
-          <w:lang w:val="fr_FR" w:bidi="fr_FR"/>
-        </w:rPr>
-      </w:r>
-    </w:p>
-    <w:p>
-      <w:pPr>
-        <w:pStyle w:val="Heading2"/>
-      </w:pPr>
-      <w:r>
-        <w:rPr>
-          <w:lang w:val="fr_FR" w:bidi="fr_FR"/>
-        </w:rPr>
-        <w:t>2 Chroniques 34.14–18</w:t>
-      </w:r>
-      <w:r>
-        <w:rPr>
-          <w:lang w:val="fr_FR" w:bidi="fr_FR"/>
-        </w:rPr>
-      </w:r>
-    </w:p>
-    <w:p>
-      <w:pPr/>
-      <w:r>
-        <w:rPr>
-          <w:lang w:val="fr_FR" w:bidi="fr_FR"/>
-        </w:rPr>
-      </w:r>
-      <w:r>
-        <w:rPr>
-          <w:lang w:val="fr_FR" w:bidi="fr_FR"/>
-        </w:rPr>
-        <w:t>La découverte du livre de la loi de l’Éternel a été l'une des récompenses de la fidélité. • Le livre donné par Moïse correspond probablement au Deutéronome, qui a été négligé et perdu pendant les périodes d'apostasie sous les règnes de Manassé ou d'Amon.</w:t>
-      </w:r>
-    </w:p>
-    <w:p>
-      <w:pPr/>
-      <w:r>
-        <w:rPr>
-          <w:lang w:val="fr_FR" w:bidi="fr_FR"/>
-        </w:rPr>
-      </w:r>
-      <w:r>
-        <w:rPr>
-          <w:lang w:val="fr_FR" w:bidi="fr_FR"/>
-        </w:rPr>
-      </w:r>
-      <w:r>
-        <w:rPr>
-          <w:lang w:val="fr_FR" w:bidi="fr_FR"/>
-        </w:rPr>
-      </w:r>
-    </w:p>
-    <w:p>
-      <w:pPr/>
-      <w:r>
-        <w:rPr>
-          <w:lang w:val="fr_FR" w:bidi="fr_FR"/>
-        </w:rPr>
-      </w:r>
-    </w:p>
-    <w:p>
-      <w:pPr>
-        <w:pStyle w:val="Heading2"/>
-      </w:pPr>
-      <w:r>
-        <w:rPr>
-          <w:lang w:val="fr_FR" w:bidi="fr_FR"/>
-        </w:rPr>
-        <w:t>2 Chroniques 34.24</w:t>
-      </w:r>
-      <w:r>
-        <w:rPr>
-          <w:lang w:val="fr_FR" w:bidi="fr_FR"/>
-        </w:rPr>
-      </w:r>
-    </w:p>
-    <w:p>
-      <w:pPr/>
-      <w:r>
-        <w:rPr>
-          <w:lang w:val="fr_FR" w:bidi="fr_FR"/>
-        </w:rPr>
-      </w:r>
-      <w:r>
-        <w:rPr>
-          <w:lang w:val="fr_FR" w:bidi="fr_FR"/>
-        </w:rPr>
-        <w:t>les malédictions écrites dans le livre</w:t>
-      </w:r>
-      <w:r>
-        <w:rPr>
-          <w:lang w:val="fr_FR" w:bidi="fr_FR"/>
-        </w:rPr>
-        <w:t xml:space="preserve"> : voir </w:t>
-      </w:r>
-      <w:hyperlink r:id="rId301">
-        <w:r>
-          <w:rPr>
-            <w:lang w:val="fr_FR" w:bidi="fr_FR"/>
-          </w:rPr>
-          <w:rPr>
-            <w:color w:val="0000EE"/>
-            <w:u w:val="single"/>
-          </w:rPr>
-          <w:t>Dt 27.14–26</w:t>
-        </w:r>
-      </w:hyperlink>
-      <w:r>
-        <w:rPr>
-          <w:lang w:val="fr_FR" w:bidi="fr_FR"/>
-        </w:rPr>
-        <w:t xml:space="preserve"> ; </w:t>
-      </w:r>
-      <w:hyperlink r:id="rId302">
-        <w:r>
-          <w:rPr>
-            <w:lang w:val="fr_FR" w:bidi="fr_FR"/>
-          </w:rPr>
-          <w:rPr>
-            <w:color w:val="0000EE"/>
-            <w:u w:val="single"/>
-          </w:rPr>
-          <w:t>28.15–68</w:t>
-        </w:r>
-      </w:hyperlink>
-      <w:r>
-        <w:rPr>
-          <w:lang w:val="fr_FR" w:bidi="fr_FR"/>
-        </w:rPr>
-        <w:t>. Dans une alliance, les malédictions décrivent les conséquences réservées à ceux qui lui sont infidèles, comme l'ont été Israël et Juda dans leur alliance avec l'Éternel. Parmi ces conséquences figurait notamment l'exil.</w:t>
-      </w:r>
-      <w:r>
-        <w:rPr>
-          <w:lang w:val="fr_FR" w:bidi="fr_FR"/>
-        </w:rPr>
-      </w:r>
-      <w:r>
-        <w:rPr>
-          <w:lang w:val="fr_FR" w:bidi="fr_FR"/>
-        </w:rPr>
-      </w:r>
-    </w:p>
-    <w:p>
-      <w:pPr/>
-      <w:r>
-        <w:rPr>
-          <w:lang w:val="fr_FR" w:bidi="fr_FR"/>
-        </w:rPr>
-      </w:r>
-    </w:p>
-    <w:p>
-      <w:pPr>
-        <w:pStyle w:val="Heading2"/>
-      </w:pPr>
-      <w:r>
-        <w:rPr>
-          <w:lang w:val="fr_FR" w:bidi="fr_FR"/>
-        </w:rPr>
-        <w:t>2 Chroniques 34.27–28</w:t>
-      </w:r>
-      <w:r>
-        <w:rPr>
-          <w:lang w:val="fr_FR" w:bidi="fr_FR"/>
-        </w:rPr>
-      </w:r>
-    </w:p>
-    <w:p>
-      <w:pPr/>
-      <w:r>
-        <w:rPr>
-          <w:lang w:val="fr_FR" w:bidi="fr_FR"/>
-        </w:rPr>
-      </w:r>
-      <w:r>
-        <w:rPr>
-          <w:lang w:val="fr_FR" w:bidi="fr_FR"/>
-        </w:rPr>
-        <w:t>Le roi Josias n'est pas mort en paix, puisqu'il a été tué par le pharaon d'Égypte Néco (</w:t>
-      </w:r>
-      <w:hyperlink r:id="rId303">
-        <w:r>
-          <w:rPr>
-            <w:lang w:val="fr_FR" w:bidi="fr_FR"/>
-          </w:rPr>
-          <w:rPr>
-            <w:color w:val="0000EE"/>
-            <w:u w:val="single"/>
-          </w:rPr>
-          <w:t>35.20–25</w:t>
-        </w:r>
-      </w:hyperlink>
-      <w:r>
-        <w:rPr>
-          <w:lang w:val="fr_FR" w:bidi="fr_FR"/>
-        </w:rPr>
-        <w:t>). Cependant, il a été recueilli (c'est-à-dire enterré) en paix, signe que Jérusalem connaissait encore la tranquillité et que l'exil n'a pas eu lieu durant son règne. Par son esprit repentant, Josias a permis d'éloigner un désastre immédiat.</w:t>
-      </w:r>
-      <w:r>
-        <w:rPr>
-          <w:lang w:val="fr_FR" w:bidi="fr_FR"/>
-        </w:rPr>
-      </w:r>
-      <w:r>
-        <w:rPr>
-          <w:lang w:val="fr_FR" w:bidi="fr_FR"/>
-        </w:rPr>
-      </w:r>
-    </w:p>
-    <w:p>
-      <w:pPr/>
-      <w:r>
-        <w:rPr>
-          <w:lang w:val="fr_FR" w:bidi="fr_FR"/>
-        </w:rPr>
-      </w:r>
-    </w:p>
-    <w:p>
-      <w:pPr>
-        <w:pStyle w:val="Heading2"/>
-      </w:pPr>
-      <w:r>
-        <w:rPr>
-          <w:lang w:val="fr_FR" w:bidi="fr_FR"/>
-        </w:rPr>
-        <w:t>2 Chroniques 34.29–32</w:t>
-      </w:r>
-      <w:r>
-        <w:rPr>
-          <w:lang w:val="fr_FR" w:bidi="fr_FR"/>
-        </w:rPr>
-      </w:r>
-    </w:p>
-    <w:p>
-      <w:pPr/>
-      <w:r>
-        <w:rPr>
-          <w:lang w:val="fr_FR" w:bidi="fr_FR"/>
-        </w:rPr>
-      </w:r>
-      <w:r>
-        <w:rPr>
-          <w:lang w:val="fr_FR" w:bidi="fr_FR"/>
-        </w:rPr>
-        <w:t>Le renouvellement de l'alliance a été l'élément central de la réforme menée par Josias.</w:t>
-      </w:r>
-      <w:r>
-        <w:rPr>
-          <w:lang w:val="fr_FR" w:bidi="fr_FR"/>
-        </w:rPr>
-      </w:r>
-      <w:r>
-        <w:rPr>
-          <w:lang w:val="fr_FR" w:bidi="fr_FR"/>
-        </w:rPr>
-      </w:r>
-    </w:p>
-    <w:p>
-      <w:pPr/>
-      <w:r>
-        <w:rPr>
-          <w:lang w:val="fr_FR" w:bidi="fr_FR"/>
-        </w:rPr>
-      </w:r>
-    </w:p>
-    <w:p>
-      <w:pPr>
-        <w:pStyle w:val="Heading2"/>
-      </w:pPr>
-      <w:r>
-        <w:rPr>
-          <w:lang w:val="fr_FR" w:bidi="fr_FR"/>
-        </w:rPr>
-        <w:t>2 Chroniques 35.3</w:t>
-      </w:r>
-      <w:r>
-        <w:rPr>
-          <w:lang w:val="fr_FR" w:bidi="fr_FR"/>
-        </w:rPr>
-      </w:r>
-    </w:p>
-    <w:p>
-      <w:pPr/>
-      <w:r>
-        <w:rPr>
-          <w:lang w:val="fr_FR" w:bidi="fr_FR"/>
-        </w:rPr>
-      </w:r>
-      <w:r>
-        <w:rPr>
-          <w:lang w:val="fr_FR" w:bidi="fr_FR"/>
-        </w:rPr>
-        <w:t>L'arche sainte a probablement été retirée du temple durant les périodes d'apostasie sous les règnes de Manassé ou d'Amon.</w:t>
-      </w:r>
-      <w:r>
-        <w:rPr>
-          <w:lang w:val="fr_FR" w:bidi="fr_FR"/>
-        </w:rPr>
-      </w:r>
-      <w:r>
-        <w:rPr>
-          <w:lang w:val="fr_FR" w:bidi="fr_FR"/>
-        </w:rPr>
-      </w:r>
-    </w:p>
-    <w:p>
-      <w:pPr/>
-      <w:r>
-        <w:rPr>
-          <w:lang w:val="fr_FR" w:bidi="fr_FR"/>
-        </w:rPr>
-      </w:r>
-    </w:p>
-    <w:p>
-      <w:pPr>
-        <w:pStyle w:val="Heading2"/>
-      </w:pPr>
-      <w:r>
-        <w:rPr>
-          <w:lang w:val="fr_FR" w:bidi="fr_FR"/>
-        </w:rPr>
-        <w:t>2 Chroniques 35.4–6</w:t>
-      </w:r>
-      <w:r>
-        <w:rPr>
-          <w:lang w:val="fr_FR" w:bidi="fr_FR"/>
-        </w:rPr>
-      </w:r>
-    </w:p>
-    <w:p>
-      <w:pPr/>
-      <w:r>
-        <w:rPr>
-          <w:lang w:val="fr_FR" w:bidi="fr_FR"/>
-        </w:rPr>
-      </w:r>
-      <w:r>
-        <w:rPr>
-          <w:lang w:val="fr_FR" w:bidi="fr_FR"/>
-        </w:rPr>
-        <w:t>Les affectations des sacrificateurs et des Lévites respectaient les directives données autrefois par David et Salomon (</w:t>
-      </w:r>
-      <w:hyperlink r:id="rId304">
-        <w:r>
-          <w:rPr>
-            <w:lang w:val="fr_FR" w:bidi="fr_FR"/>
-          </w:rPr>
-          <w:rPr>
-            <w:color w:val="0000EE"/>
-            <w:u w:val="single"/>
-          </w:rPr>
-          <w:t>8.14–15</w:t>
-        </w:r>
-      </w:hyperlink>
-      <w:r>
-        <w:rPr>
-          <w:lang w:val="fr_FR" w:bidi="fr_FR"/>
-        </w:rPr>
-        <w:t xml:space="preserve"> ; </w:t>
-      </w:r>
-      <w:hyperlink r:id="rId305">
-        <w:r>
-          <w:rPr>
-            <w:lang w:val="fr_FR" w:bidi="fr_FR"/>
-          </w:rPr>
-          <w:rPr>
-            <w:color w:val="0000EE"/>
-            <w:u w:val="single"/>
-          </w:rPr>
-          <w:t>1Ch 24–26</w:t>
-        </w:r>
-      </w:hyperlink>
-      <w:r>
-        <w:rPr>
-          <w:lang w:val="fr_FR" w:bidi="fr_FR"/>
-        </w:rPr>
-        <w:t>). En temps normal, l'animal de la Pâque devait être abattu par celui qui allait l'offrir (</w:t>
-      </w:r>
-      <w:hyperlink r:id="rId306">
-        <w:r>
-          <w:rPr>
-            <w:lang w:val="fr_FR" w:bidi="fr_FR"/>
-          </w:rPr>
-          <w:rPr>
-            <w:color w:val="0000EE"/>
-            <w:u w:val="single"/>
-          </w:rPr>
-          <w:t>Dt 16.5–6</w:t>
-        </w:r>
-      </w:hyperlink>
-      <w:r>
-        <w:rPr>
-          <w:lang w:val="fr_FR" w:bidi="fr_FR"/>
-        </w:rPr>
-        <w:t xml:space="preserve">). Toutefois, comme beaucoup n'avaient pas eu le temps de se purifier, Josias a maintenu la pratique instaurée par Ézéchias en confiant cette tâche aux Lévites (voir </w:t>
-      </w:r>
-      <w:hyperlink r:id="rId307">
-        <w:r>
-          <w:rPr>
-            <w:lang w:val="fr_FR" w:bidi="fr_FR"/>
-          </w:rPr>
-          <w:rPr>
-            <w:color w:val="0000EE"/>
-            <w:u w:val="single"/>
-          </w:rPr>
-          <w:t>2Ch 30.13–20</w:t>
-        </w:r>
-      </w:hyperlink>
-      <w:r>
-        <w:rPr>
-          <w:lang w:val="fr_FR" w:bidi="fr_FR"/>
-        </w:rPr>
-        <w:t>). À l'époque de Josias, le grand nombre de participants rendait cette organisation indispensable.</w:t>
-      </w:r>
-      <w:r>
-        <w:rPr>
-          <w:lang w:val="fr_FR" w:bidi="fr_FR"/>
-        </w:rPr>
-      </w:r>
-      <w:r>
-        <w:rPr>
-          <w:lang w:val="fr_FR" w:bidi="fr_FR"/>
-        </w:rPr>
-      </w:r>
-    </w:p>
-    <w:p>
-      <w:pPr/>
-      <w:r>
-        <w:rPr>
-          <w:lang w:val="fr_FR" w:bidi="fr_FR"/>
-        </w:rPr>
-      </w:r>
-    </w:p>
-    <w:p>
-      <w:pPr>
-        <w:pStyle w:val="Heading2"/>
-      </w:pPr>
-      <w:r>
-        <w:rPr>
-          <w:lang w:val="fr_FR" w:bidi="fr_FR"/>
-        </w:rPr>
-        <w:t>2 Chroniques 35.7–9</w:t>
-      </w:r>
-      <w:r>
-        <w:rPr>
-          <w:lang w:val="fr_FR" w:bidi="fr_FR"/>
-        </w:rPr>
-      </w:r>
-    </w:p>
-    <w:p>
-      <w:pPr/>
-      <w:r>
-        <w:rPr>
-          <w:lang w:val="fr_FR" w:bidi="fr_FR"/>
-        </w:rPr>
-      </w:r>
-      <w:r>
-        <w:rPr>
-          <w:lang w:val="fr_FR" w:bidi="fr_FR"/>
-        </w:rPr>
-        <w:t>Le sacrifice de la Pâque nécessitait des agneaux et des chevreaux (</w:t>
-      </w:r>
-      <w:hyperlink r:id="rId308">
-        <w:r>
-          <w:rPr>
-            <w:lang w:val="fr_FR" w:bidi="fr_FR"/>
-          </w:rPr>
-          <w:rPr>
-            <w:color w:val="0000EE"/>
-            <w:u w:val="single"/>
-          </w:rPr>
-          <w:t>Ex 12.21</w:t>
-        </w:r>
-      </w:hyperlink>
-      <w:r>
-        <w:rPr>
-          <w:lang w:val="fr_FR" w:bidi="fr_FR"/>
-        </w:rPr>
-        <w:t xml:space="preserve">). Le bétail, quant à lui, était offert en complément. Les offrandes fournies par Josias, additionnées à celles des autres, représentaient presque le double de celles offertes à l'époque d'Ézéchias (voir </w:t>
-      </w:r>
-      <w:hyperlink r:id="rId309">
-        <w:r>
-          <w:rPr>
-            <w:lang w:val="fr_FR" w:bidi="fr_FR"/>
-          </w:rPr>
-          <w:rPr>
-            <w:color w:val="0000EE"/>
-            <w:u w:val="single"/>
-          </w:rPr>
-          <w:t>2Ch 30.24</w:t>
-        </w:r>
-      </w:hyperlink>
-      <w:r>
-        <w:rPr>
-          <w:lang w:val="fr_FR" w:bidi="fr_FR"/>
-        </w:rPr>
-        <w:t xml:space="preserve">), mais restaient inférieures à celles présentées lors de la dédicace du temple (voir </w:t>
-      </w:r>
-      <w:hyperlink r:id="rId310">
-        <w:r>
-          <w:rPr>
-            <w:lang w:val="fr_FR" w:bidi="fr_FR"/>
-          </w:rPr>
-          <w:rPr>
-            <w:color w:val="0000EE"/>
-            <w:u w:val="single"/>
-          </w:rPr>
-          <w:t>7.5</w:t>
-        </w:r>
-      </w:hyperlink>
-      <w:r>
-        <w:rPr>
-          <w:lang w:val="fr_FR" w:bidi="fr_FR"/>
-        </w:rPr>
-        <w:t>).</w:t>
-      </w:r>
-      <w:r>
-        <w:rPr>
-          <w:lang w:val="fr_FR" w:bidi="fr_FR"/>
-        </w:rPr>
-      </w:r>
-      <w:r>
-        <w:rPr>
-          <w:lang w:val="fr_FR" w:bidi="fr_FR"/>
-        </w:rPr>
-      </w:r>
-    </w:p>
-    <w:p>
-      <w:pPr/>
-      <w:r>
-        <w:rPr>
-          <w:lang w:val="fr_FR" w:bidi="fr_FR"/>
-        </w:rPr>
-      </w:r>
-    </w:p>
-    <w:p>
-      <w:pPr>
-        <w:pStyle w:val="Heading2"/>
-      </w:pPr>
-      <w:r>
-        <w:rPr>
-          <w:lang w:val="fr_FR" w:bidi="fr_FR"/>
-        </w:rPr>
-        <w:t>2 Chroniques 35.13</w:t>
-      </w:r>
-      <w:r>
-        <w:rPr>
-          <w:lang w:val="fr_FR" w:bidi="fr_FR"/>
-        </w:rPr>
-      </w:r>
-    </w:p>
-    <w:p>
-      <w:pPr/>
-      <w:r>
-        <w:rPr>
-          <w:lang w:val="fr_FR" w:bidi="fr_FR"/>
-        </w:rPr>
-      </w:r>
-      <w:r>
-        <w:rPr>
-          <w:lang w:val="fr_FR" w:bidi="fr_FR"/>
-        </w:rPr>
-        <w:t>Les Lévites ont rapidement distribué la nourriture, conformément à la rapidité exigée pour la célébration de la Pâque (</w:t>
-      </w:r>
-      <w:hyperlink r:id="rId311">
-        <w:r>
-          <w:rPr>
-            <w:lang w:val="fr_FR" w:bidi="fr_FR"/>
-          </w:rPr>
-          <w:rPr>
-            <w:color w:val="0000EE"/>
-            <w:u w:val="single"/>
-          </w:rPr>
-          <w:t>Ex 12.11</w:t>
-        </w:r>
-      </w:hyperlink>
-      <w:r>
-        <w:rPr>
-          <w:lang w:val="fr_FR" w:bidi="fr_FR"/>
-        </w:rPr>
-        <w:t>).</w:t>
-      </w:r>
-      <w:r>
-        <w:rPr>
-          <w:lang w:val="fr_FR" w:bidi="fr_FR"/>
-        </w:rPr>
-      </w:r>
-      <w:r>
-        <w:rPr>
-          <w:lang w:val="fr_FR" w:bidi="fr_FR"/>
-        </w:rPr>
-      </w:r>
-    </w:p>
-    <w:p>
-      <w:pPr/>
-      <w:r>
-        <w:rPr>
-          <w:lang w:val="fr_FR" w:bidi="fr_FR"/>
-        </w:rPr>
-      </w:r>
-    </w:p>
-    <w:p>
-      <w:pPr>
-        <w:pStyle w:val="Heading2"/>
-      </w:pPr>
-      <w:r>
-        <w:rPr>
-          <w:lang w:val="fr_FR" w:bidi="fr_FR"/>
-        </w:rPr>
-        <w:t>2 Chroniques 35.18</w:t>
-      </w:r>
-      <w:r>
-        <w:rPr>
-          <w:lang w:val="fr_FR" w:bidi="fr_FR"/>
-        </w:rPr>
-      </w:r>
-    </w:p>
-    <w:p>
-      <w:pPr/>
-      <w:r>
-        <w:rPr>
-          <w:lang w:val="fr_FR" w:bidi="fr_FR"/>
-        </w:rPr>
-      </w:r>
-      <w:r>
-        <w:rPr>
-          <w:lang w:val="fr_FR" w:bidi="fr_FR"/>
-        </w:rPr>
-        <w:t>Cette célébration de la Pâque a réuni encore plus de participants que celle organisée du temps d'Ézéchias. Les sacrificateurs et les Lévites ont joué un rôle clé, conformément aux instructions précises données par Josias (</w:t>
-      </w:r>
-      <w:hyperlink r:id="rId312">
-        <w:r>
-          <w:rPr>
-            <w:lang w:val="fr_FR" w:bidi="fr_FR"/>
-          </w:rPr>
-          <w:rPr>
-            <w:color w:val="0000EE"/>
-            <w:u w:val="single"/>
-          </w:rPr>
-          <w:t>35.15–16</w:t>
-        </w:r>
-      </w:hyperlink>
-      <w:r>
-        <w:rPr>
-          <w:lang w:val="fr_FR" w:bidi="fr_FR"/>
-        </w:rPr>
-        <w:t xml:space="preserve"> ; cf. </w:t>
-      </w:r>
-      <w:hyperlink r:id="rId313">
-        <w:r>
-          <w:rPr>
-            <w:lang w:val="fr_FR" w:bidi="fr_FR"/>
-          </w:rPr>
-          <w:rPr>
-            <w:color w:val="0000EE"/>
-            <w:u w:val="single"/>
-          </w:rPr>
-          <w:t>30.3</w:t>
-        </w:r>
-      </w:hyperlink>
-      <w:r>
-        <w:rPr>
-          <w:lang w:val="fr_FR" w:bidi="fr_FR"/>
-        </w:rPr>
-        <w:t xml:space="preserve">, </w:t>
-      </w:r>
-      <w:hyperlink r:id="rId277">
-        <w:r>
-          <w:rPr>
-            <w:lang w:val="fr_FR" w:bidi="fr_FR"/>
-          </w:rPr>
-          <w:rPr>
-            <w:color w:val="0000EE"/>
-            <w:u w:val="single"/>
-          </w:rPr>
-          <w:t>15</w:t>
-        </w:r>
-      </w:hyperlink>
-      <w:r>
-        <w:rPr>
-          <w:lang w:val="fr_FR" w:bidi="fr_FR"/>
-        </w:rPr>
-        <w:t>).</w:t>
-      </w:r>
-      <w:r>
-        <w:rPr>
-          <w:lang w:val="fr_FR" w:bidi="fr_FR"/>
-        </w:rPr>
-      </w:r>
-      <w:r>
-        <w:rPr>
-          <w:lang w:val="fr_FR" w:bidi="fr_FR"/>
-        </w:rPr>
-      </w:r>
-    </w:p>
-    <w:p>
-      <w:pPr/>
-      <w:r>
-        <w:rPr>
-          <w:lang w:val="fr_FR" w:bidi="fr_FR"/>
-        </w:rPr>
-      </w:r>
-    </w:p>
-    <w:p>
-      <w:pPr>
-        <w:pStyle w:val="Heading2"/>
-      </w:pPr>
-      <w:r>
-        <w:rPr>
-          <w:lang w:val="fr_FR" w:bidi="fr_FR"/>
-        </w:rPr>
-        <w:t>2 Chroniques 35.20–24</w:t>
-      </w:r>
-      <w:r>
-        <w:rPr>
-          <w:lang w:val="fr_FR" w:bidi="fr_FR"/>
-        </w:rPr>
-      </w:r>
-    </w:p>
-    <w:p>
-      <w:pPr>
-        <w:pStyle w:val="Heading6"/>
-      </w:pPr>
-      <w:r>
-        <w:rPr>
-          <w:lang w:val="fr_FR" w:bidi="fr_FR"/>
-        </w:rPr>
-        <w:t>Le récit saute de la dix-huitième année du règne de Josias (622 av. J.-C.) directement à l'année de sa mort (609 av. J.-C.). L'effondrement de l'Empire assyrien avait déclenché un conflit entre l'Égypte et Babylone, deux puissances jusque-là soumises à l'Assyrie. Le roi d'Égypte, Néco, allié à l'Assyrie pour contenir l'expansion de Babylone, a demandé à Josias de laisser son armée passer librement. L'intervention de Josias traduit soit une alliance avec Babylone, soit une volonté personnelle d'affirmer son indépendance vis-à-vis de l'Égypte. La mort de Josias est survenue parce qu'il a désobéi à un message divin transmis par un roi païen.</w:t>
-      </w:r>
-      <w:r>
-        <w:rPr>
-          <w:lang w:val="fr_FR" w:bidi="fr_FR"/>
-        </w:rPr>
-      </w:r>
-      <w:r>
-        <w:rPr>
-          <w:lang w:val="fr_FR" w:bidi="fr_FR"/>
-        </w:rPr>
-      </w:r>
-    </w:p>
-    <w:p>
-      <w:pPr/>
-      <w:r>
-        <w:rPr>
-          <w:lang w:val="fr_FR" w:bidi="fr_FR"/>
-        </w:rPr>
-      </w:r>
-    </w:p>
-    <w:p>
-      <w:pPr>
-        <w:pStyle w:val="Heading2"/>
-      </w:pPr>
-      <w:r>
-        <w:rPr>
-          <w:lang w:val="fr_FR" w:bidi="fr_FR"/>
-        </w:rPr>
-        <w:t>2 Chroniques 35.25</w:t>
-      </w:r>
-      <w:r>
-        <w:rPr>
-          <w:lang w:val="fr_FR" w:bidi="fr_FR"/>
-        </w:rPr>
-      </w:r>
-    </w:p>
-    <w:p>
-      <w:pPr/>
-      <w:r>
-        <w:rPr>
-          <w:lang w:val="fr_FR" w:bidi="fr_FR"/>
-        </w:rPr>
-      </w:r>
-      <w:r>
-        <w:rPr>
-          <w:lang w:val="fr_FR" w:bidi="fr_FR"/>
-        </w:rPr>
-        <w:t xml:space="preserve">Jérémie avait une grande estime pour Josias (voir </w:t>
-      </w:r>
-      <w:hyperlink r:id="rId314">
-        <w:r>
-          <w:rPr>
-            <w:lang w:val="fr_FR" w:bidi="fr_FR"/>
-          </w:rPr>
-          <w:rPr>
-            <w:color w:val="0000EE"/>
-            <w:u w:val="single"/>
-          </w:rPr>
-          <w:t>Jr 22.15–16</w:t>
-        </w:r>
-      </w:hyperlink>
-      <w:r>
-        <w:rPr>
-          <w:lang w:val="fr_FR" w:bidi="fr_FR"/>
-        </w:rPr>
-        <w:t xml:space="preserve"> ; cf. </w:t>
-      </w:r>
-      <w:hyperlink r:id="rId315">
-        <w:r>
-          <w:rPr>
-            <w:lang w:val="fr_FR" w:bidi="fr_FR"/>
-          </w:rPr>
-          <w:rPr>
-            <w:color w:val="0000EE"/>
-            <w:u w:val="single"/>
-          </w:rPr>
-          <w:t>Jr 22.10</w:t>
-        </w:r>
-      </w:hyperlink>
-      <w:r>
-        <w:rPr>
-          <w:lang w:val="fr_FR" w:bidi="fr_FR"/>
-        </w:rPr>
-        <w:t>). Le livre des « Complaintes » mentionné ici est aujourd'hui perdu.</w:t>
-      </w:r>
-      <w:r>
-        <w:rPr>
-          <w:lang w:val="fr_FR" w:bidi="fr_FR"/>
-        </w:rPr>
-      </w:r>
-      <w:r>
-        <w:rPr>
-          <w:lang w:val="fr_FR" w:bidi="fr_FR"/>
-        </w:rPr>
-      </w:r>
-    </w:p>
-    <w:p>
-      <w:pPr/>
-      <w:r>
-        <w:rPr>
-          <w:lang w:val="fr_FR" w:bidi="fr_FR"/>
-        </w:rPr>
-      </w:r>
-    </w:p>
-    <w:p>
-      <w:pPr>
-        <w:pStyle w:val="Heading2"/>
-      </w:pPr>
-      <w:r>
-        <w:rPr>
-          <w:lang w:val="fr_FR" w:bidi="fr_FR"/>
-        </w:rPr>
-        <w:t>2 Chroniques 36.1–4</w:t>
-      </w:r>
-      <w:r>
-        <w:rPr>
-          <w:lang w:val="fr_FR" w:bidi="fr_FR"/>
-        </w:rPr>
-      </w:r>
-    </w:p>
-    <w:p>
-      <w:pPr/>
-      <w:r>
-        <w:rPr>
-          <w:lang w:val="fr_FR" w:bidi="fr_FR"/>
-        </w:rPr>
-      </w:r>
-      <w:r>
-        <w:rPr>
-          <w:lang w:val="fr_FR" w:bidi="fr_FR"/>
-        </w:rPr>
-        <w:t xml:space="preserve">Joachaz, aussi connu sous le nom de Schallum (voir </w:t>
-      </w:r>
-      <w:hyperlink r:id="rId316">
-        <w:r>
-          <w:rPr>
-            <w:lang w:val="fr_FR" w:bidi="fr_FR"/>
-          </w:rPr>
-          <w:rPr>
-            <w:color w:val="0000EE"/>
-            <w:u w:val="single"/>
-          </w:rPr>
-          <w:t>Jr 22.11</w:t>
-        </w:r>
-      </w:hyperlink>
-      <w:r>
-        <w:rPr>
-          <w:lang w:val="fr_FR" w:bidi="fr_FR"/>
-        </w:rPr>
-        <w:t>), n'était pas le fils aîné de Josias (</w:t>
-      </w:r>
-      <w:hyperlink r:id="rId317">
-        <w:r>
-          <w:rPr>
-            <w:lang w:val="fr_FR" w:bidi="fr_FR"/>
-          </w:rPr>
-          <w:rPr>
-            <w:color w:val="0000EE"/>
-            <w:u w:val="single"/>
-          </w:rPr>
-          <w:t>1Ch 3.15</w:t>
-        </w:r>
-      </w:hyperlink>
-      <w:r>
-        <w:rPr>
-          <w:lang w:val="fr_FR" w:bidi="fr_FR"/>
-        </w:rPr>
-        <w:t>), et la raison de son élection comme roi n'est pas précisée. Pharaon Néco est rapidement intervenu, a déposé Joachaz et a placé à sa place son frère aîné, Éliakim, qu'il a renommé Jojakim.</w:t>
-      </w:r>
-      <w:r>
-        <w:rPr>
-          <w:lang w:val="fr_FR" w:bidi="fr_FR"/>
-        </w:rPr>
-      </w:r>
-      <w:r>
-        <w:rPr>
-          <w:lang w:val="fr_FR" w:bidi="fr_FR"/>
-        </w:rPr>
-      </w:r>
-    </w:p>
-    <w:p>
-      <w:pPr/>
-      <w:r>
-        <w:rPr>
-          <w:lang w:val="fr_FR" w:bidi="fr_FR"/>
-        </w:rPr>
-      </w:r>
-    </w:p>
-    <w:p>
-      <w:pPr>
-        <w:pStyle w:val="Heading2"/>
-      </w:pPr>
-      <w:r>
-        <w:rPr>
-          <w:lang w:val="fr_FR" w:bidi="fr_FR"/>
-        </w:rPr>
-        <w:t>2 Chroniques 36.2</w:t>
-      </w:r>
-      <w:r>
-        <w:rPr>
-          <w:lang w:val="fr_FR" w:bidi="fr_FR"/>
-        </w:rPr>
-      </w:r>
-    </w:p>
-    <w:p>
-      <w:pPr/>
-      <w:r>
-        <w:rPr>
-          <w:lang w:val="fr_FR" w:bidi="fr_FR"/>
-        </w:rPr>
-      </w:r>
-      <w:r>
-        <w:rPr>
-          <w:lang w:val="fr_FR" w:bidi="fr_FR"/>
-        </w:rPr>
-        <w:t>Le règne de Joachaz, qui a duré trois mois, s'est déroulé en 609 av. J.-C.</w:t>
-      </w:r>
-      <w:r>
-        <w:rPr>
-          <w:lang w:val="fr_FR" w:bidi="fr_FR"/>
-        </w:rPr>
-      </w:r>
-      <w:r>
-        <w:rPr>
-          <w:lang w:val="fr_FR" w:bidi="fr_FR"/>
-        </w:rPr>
-      </w:r>
-    </w:p>
-    <w:p>
-      <w:pPr/>
-      <w:r>
-        <w:rPr>
-          <w:lang w:val="fr_FR" w:bidi="fr_FR"/>
-        </w:rPr>
-      </w:r>
-    </w:p>
-    <w:p>
-      <w:pPr>
-        <w:pStyle w:val="Heading2"/>
-      </w:pPr>
-      <w:r>
-        <w:rPr>
-          <w:lang w:val="fr_FR" w:bidi="fr_FR"/>
-        </w:rPr>
-        <w:t>2 Chroniques 36.5</w:t>
-      </w:r>
-      <w:r>
-        <w:rPr>
-          <w:lang w:val="fr_FR" w:bidi="fr_FR"/>
-        </w:rPr>
-      </w:r>
-    </w:p>
-    <w:p>
-      <w:pPr/>
-      <w:r>
-        <w:rPr>
-          <w:lang w:val="fr_FR" w:bidi="fr_FR"/>
-        </w:rPr>
-      </w:r>
-      <w:r>
-        <w:rPr>
-          <w:lang w:val="fr_FR" w:bidi="fr_FR"/>
-        </w:rPr>
-        <w:t xml:space="preserve">Jojakim a régné de 609 à 598 av. J.-C. • </w:t>
-      </w:r>
-      <w:r>
-        <w:rPr>
-          <w:lang w:val="fr_FR" w:bidi="fr_FR"/>
-        </w:rPr>
-        <w:t>Il fit ce qui est mal</w:t>
-      </w:r>
-      <w:r>
-        <w:rPr>
-          <w:lang w:val="fr_FR" w:bidi="fr_FR"/>
-        </w:rPr>
-        <w:t xml:space="preserve"> : Jérémie décrit son règne comme étant dominé par l'orgueil et l'injustice (</w:t>
-      </w:r>
-      <w:hyperlink r:id="rId318">
-        <w:r>
-          <w:rPr>
-            <w:lang w:val="fr_FR" w:bidi="fr_FR"/>
-          </w:rPr>
-          <w:rPr>
-            <w:color w:val="0000EE"/>
-            <w:u w:val="single"/>
-          </w:rPr>
-          <w:t>Jr 22.13–17</w:t>
-        </w:r>
-      </w:hyperlink>
-      <w:r>
-        <w:rPr>
-          <w:lang w:val="fr_FR" w:bidi="fr_FR"/>
-        </w:rPr>
-        <w:t>).</w:t>
-      </w:r>
-      <w:r>
-        <w:rPr>
-          <w:lang w:val="fr_FR" w:bidi="fr_FR"/>
-        </w:rPr>
-      </w:r>
-      <w:r>
-        <w:rPr>
-          <w:lang w:val="fr_FR" w:bidi="fr_FR"/>
-        </w:rPr>
-      </w:r>
-    </w:p>
-    <w:p>
-      <w:pPr/>
-      <w:r>
-        <w:rPr>
-          <w:lang w:val="fr_FR" w:bidi="fr_FR"/>
-        </w:rPr>
-      </w:r>
-    </w:p>
-    <w:p>
-      <w:pPr>
-        <w:pStyle w:val="Heading2"/>
-      </w:pPr>
-      <w:r>
-        <w:rPr>
-          <w:lang w:val="fr_FR" w:bidi="fr_FR"/>
-        </w:rPr>
-        <w:t>2 Chroniques 36.9–10</w:t>
-      </w:r>
-      <w:r>
-        <w:rPr>
-          <w:lang w:val="fr_FR" w:bidi="fr_FR"/>
-        </w:rPr>
-      </w:r>
-    </w:p>
-    <w:p>
-      <w:pPr/>
-      <w:r>
-        <w:rPr>
-          <w:lang w:val="fr_FR" w:bidi="fr_FR"/>
-        </w:rPr>
-      </w:r>
-      <w:r>
-        <w:rPr>
-          <w:lang w:val="fr_FR" w:bidi="fr_FR"/>
-        </w:rPr>
-        <w:t xml:space="preserve">L'auteur du livre des Chroniques se concentre uniquement sur l'exil de Jojakin et sur le paiement du tribut prélevé sur les objets du temple. La capture de Jojakin est également rapportée dans la </w:t>
-      </w:r>
-      <w:r>
-        <w:rPr>
-          <w:i/>
-          <w:lang w:val="fr_FR" w:bidi="fr_FR"/>
-        </w:rPr>
-        <w:t>Chronique babylonienne :</w:t>
-      </w:r>
-      <w:r>
-        <w:rPr>
-          <w:lang w:val="fr_FR" w:bidi="fr_FR"/>
-        </w:rPr>
-        <w:t xml:space="preserve"> « La septième année (de Nebucadnetsar), au mois de Kislev, le roi d'Akkad rassembla ses troupes, marcha vers [le pays à l'ouest du Jourdain], campa contre la ville de Juda, et le deuxième jour du mois d'Adar, il prit la ville et captura le roi ». Jojakin a ainsi été capturé le 16 mars 597 av. J.-C., puis emmené à Babylone environ un mois plus tard. • Jojakin est resté captif à Babylone pendant trente-sept ans (voir </w:t>
-      </w:r>
-      <w:hyperlink r:id="rId319">
-        <w:r>
-          <w:rPr>
-            <w:lang w:val="fr_FR" w:bidi="fr_FR"/>
-          </w:rPr>
-          <w:rPr>
-            <w:color w:val="0000EE"/>
-            <w:u w:val="single"/>
-          </w:rPr>
-          <w:t>2R 25.27</w:t>
-        </w:r>
-      </w:hyperlink>
-      <w:r>
-        <w:rPr>
-          <w:lang w:val="fr_FR" w:bidi="fr_FR"/>
-        </w:rPr>
-        <w:t xml:space="preserve"> ; </w:t>
-      </w:r>
-      <w:hyperlink r:id="rId320">
-        <w:r>
-          <w:rPr>
-            <w:lang w:val="fr_FR" w:bidi="fr_FR"/>
-          </w:rPr>
-          <w:rPr>
-            <w:color w:val="0000EE"/>
-            <w:u w:val="single"/>
-          </w:rPr>
-          <w:t>Jr 52.31</w:t>
-        </w:r>
-      </w:hyperlink>
-      <w:r>
-        <w:rPr>
-          <w:lang w:val="fr_FR" w:bidi="fr_FR"/>
-        </w:rPr>
-        <w:t>).</w:t>
-      </w:r>
-      <w:r>
-        <w:rPr>
-          <w:lang w:val="fr_FR" w:bidi="fr_FR"/>
-        </w:rPr>
-      </w:r>
-      <w:r>
-        <w:rPr>
-          <w:lang w:val="fr_FR" w:bidi="fr_FR"/>
-        </w:rPr>
-      </w:r>
-    </w:p>
-    <w:p>
-      <w:pPr/>
-      <w:r>
-        <w:rPr>
-          <w:lang w:val="fr_FR" w:bidi="fr_FR"/>
-        </w:rPr>
-      </w:r>
-    </w:p>
-    <w:p>
-      <w:pPr>
-        <w:pStyle w:val="Heading2"/>
-      </w:pPr>
-      <w:r>
-        <w:rPr>
-          <w:lang w:val="fr_FR" w:bidi="fr_FR"/>
-        </w:rPr>
-        <w:t>2 Chroniques 36.11</w:t>
-      </w:r>
-      <w:r>
-        <w:rPr>
-          <w:lang w:val="fr_FR" w:bidi="fr_FR"/>
-        </w:rPr>
-      </w:r>
-    </w:p>
-    <w:p>
-      <w:pPr/>
-      <w:r>
-        <w:rPr>
-          <w:lang w:val="fr_FR" w:bidi="fr_FR"/>
-        </w:rPr>
-      </w:r>
-      <w:r>
-        <w:rPr>
-          <w:lang w:val="fr_FR" w:bidi="fr_FR"/>
-        </w:rPr>
-        <w:t>Sédécias a régné de 597 à 586 av. J.-C.</w:t>
-      </w:r>
-      <w:r>
-        <w:rPr>
-          <w:lang w:val="fr_FR" w:bidi="fr_FR"/>
-        </w:rPr>
-      </w:r>
-      <w:r>
-        <w:rPr>
-          <w:lang w:val="fr_FR" w:bidi="fr_FR"/>
-        </w:rPr>
-      </w:r>
-    </w:p>
-    <w:p>
-      <w:pPr/>
-      <w:r>
-        <w:rPr>
-          <w:lang w:val="fr_FR" w:bidi="fr_FR"/>
-        </w:rPr>
-      </w:r>
-    </w:p>
-    <w:p>
-      <w:pPr>
-        <w:pStyle w:val="Heading2"/>
-      </w:pPr>
-      <w:r>
-        <w:rPr>
-          <w:lang w:val="fr_FR" w:bidi="fr_FR"/>
-        </w:rPr>
-        <w:t>2 Chroniques 36.11–14</w:t>
-      </w:r>
-      <w:r>
-        <w:rPr>
-          <w:lang w:val="fr_FR" w:bidi="fr_FR"/>
-        </w:rPr>
-      </w:r>
-    </w:p>
-    <w:p>
-      <w:pPr/>
-      <w:r>
-        <w:rPr>
-          <w:lang w:val="fr_FR" w:bidi="fr_FR"/>
-        </w:rPr>
-      </w:r>
-      <w:r>
-        <w:rPr>
-          <w:lang w:val="fr_FR" w:bidi="fr_FR"/>
-        </w:rPr>
-        <w:t>Même si Jérémie a exhorté à plusieurs reprises Sédécias à se soumettre aux Babyloniens plutôt qu'à chercher du secours auprès de l'Égypte (</w:t>
-      </w:r>
-      <w:hyperlink r:id="rId321">
-        <w:r>
-          <w:rPr>
-            <w:lang w:val="fr_FR" w:bidi="fr_FR"/>
-          </w:rPr>
-          <w:rPr>
-            <w:color w:val="0000EE"/>
-            <w:u w:val="single"/>
-          </w:rPr>
-          <w:t>Jr 25.1–11</w:t>
-        </w:r>
-      </w:hyperlink>
-      <w:r>
-        <w:rPr>
-          <w:lang w:val="fr_FR" w:bidi="fr_FR"/>
-        </w:rPr>
-        <w:t xml:space="preserve"> ; </w:t>
-      </w:r>
-      <w:hyperlink r:id="rId322">
-        <w:r>
-          <w:rPr>
-            <w:lang w:val="fr_FR" w:bidi="fr_FR"/>
-          </w:rPr>
-          <w:rPr>
-            <w:color w:val="0000EE"/>
-            <w:u w:val="single"/>
-          </w:rPr>
-          <w:t>27.1–22</w:t>
-        </w:r>
-      </w:hyperlink>
-      <w:r>
-        <w:rPr>
-          <w:lang w:val="fr_FR" w:bidi="fr_FR"/>
-        </w:rPr>
-        <w:t xml:space="preserve"> ; </w:t>
-      </w:r>
-      <w:hyperlink r:id="rId323">
-        <w:r>
-          <w:rPr>
-            <w:lang w:val="fr_FR" w:bidi="fr_FR"/>
-          </w:rPr>
-          <w:rPr>
-            <w:color w:val="0000EE"/>
-            <w:u w:val="single"/>
-          </w:rPr>
-          <w:t>34.1–22</w:t>
-        </w:r>
-      </w:hyperlink>
-      <w:r>
-        <w:rPr>
-          <w:lang w:val="fr_FR" w:bidi="fr_FR"/>
-        </w:rPr>
-        <w:t xml:space="preserve"> ; </w:t>
-      </w:r>
-      <w:hyperlink r:id="rId324">
-        <w:r>
-          <w:rPr>
-            <w:lang w:val="fr_FR" w:bidi="fr_FR"/>
-          </w:rPr>
-          <w:rPr>
-            <w:color w:val="0000EE"/>
-            <w:u w:val="single"/>
-          </w:rPr>
-          <w:t>37.1–38.28</w:t>
-        </w:r>
-      </w:hyperlink>
-      <w:r>
-        <w:rPr>
-          <w:lang w:val="fr_FR" w:bidi="fr_FR"/>
-        </w:rPr>
-        <w:t>), Sédécias a refusé de s'humilier et s'est rebellé, rompant ainsi son serment.</w:t>
-      </w:r>
-      <w:r>
-        <w:rPr>
-          <w:lang w:val="fr_FR" w:bidi="fr_FR"/>
-        </w:rPr>
-      </w:r>
-      <w:r>
-        <w:rPr>
-          <w:lang w:val="fr_FR" w:bidi="fr_FR"/>
-        </w:rPr>
-      </w:r>
-    </w:p>
-    <w:p>
-      <w:pPr/>
-      <w:r>
-        <w:rPr>
-          <w:lang w:val="fr_FR" w:bidi="fr_FR"/>
-        </w:rPr>
-      </w:r>
-    </w:p>
-    <w:p>
-      <w:pPr>
-        <w:pStyle w:val="Heading2"/>
-      </w:pPr>
-      <w:r>
-        <w:rPr>
-          <w:lang w:val="fr_FR" w:bidi="fr_FR"/>
-        </w:rPr>
-        <w:t>2 Chroniques 36.13</w:t>
-      </w:r>
-      <w:r>
-        <w:rPr>
-          <w:lang w:val="fr_FR" w:bidi="fr_FR"/>
-        </w:rPr>
-      </w:r>
-    </w:p>
-    <w:p>
-      <w:pPr/>
-      <w:r>
-        <w:rPr>
-          <w:lang w:val="fr_FR" w:bidi="fr_FR"/>
-        </w:rPr>
-      </w:r>
-      <w:r>
-        <w:rPr>
-          <w:lang w:val="fr_FR" w:bidi="fr_FR"/>
-        </w:rPr>
-        <w:t>l’avait fait jurer par le nom de Dieu</w:t>
-      </w:r>
-      <w:r>
-        <w:rPr>
-          <w:lang w:val="fr_FR" w:bidi="fr_FR"/>
-        </w:rPr>
-        <w:t xml:space="preserve"> : le serment de vassalité imposé à Sédécias ressemblait probablement à ceux que l'on retrouve dans les traités assyriens, où le vassal prêtait serment au nom de son propre dieu.</w:t>
-      </w:r>
-      <w:r>
-        <w:rPr>
-          <w:lang w:val="fr_FR" w:bidi="fr_FR"/>
-        </w:rPr>
-      </w:r>
-      <w:r>
-        <w:rPr>
-          <w:lang w:val="fr_FR" w:bidi="fr_FR"/>
-        </w:rPr>
-      </w:r>
-    </w:p>
-    <w:p>
-      <w:pPr/>
-      <w:r>
-        <w:rPr>
-          <w:lang w:val="fr_FR" w:bidi="fr_FR"/>
-        </w:rPr>
-      </w:r>
-    </w:p>
-    <w:p>
-      <w:pPr>
-        <w:pStyle w:val="Heading2"/>
-      </w:pPr>
-      <w:r>
-        <w:rPr>
-          <w:lang w:val="fr_FR" w:bidi="fr_FR"/>
-        </w:rPr>
-        <w:t>2 Chroniques 36.19</w:t>
-      </w:r>
-      <w:r>
-        <w:rPr>
-          <w:lang w:val="fr_FR" w:bidi="fr_FR"/>
-        </w:rPr>
-      </w:r>
-    </w:p>
-    <w:p>
-      <w:pPr/>
-      <w:r>
-        <w:rPr>
-          <w:lang w:val="fr_FR" w:bidi="fr_FR"/>
-        </w:rPr>
-      </w:r>
-      <w:r>
-        <w:rPr>
-          <w:lang w:val="fr_FR" w:bidi="fr_FR"/>
-        </w:rPr>
-        <w:t xml:space="preserve">Le temple a été détruit en août 586 av. J.-C. (voir </w:t>
-      </w:r>
-      <w:hyperlink r:id="rId325">
-        <w:r>
-          <w:rPr>
-            <w:lang w:val="fr_FR" w:bidi="fr_FR"/>
-          </w:rPr>
-          <w:rPr>
-            <w:color w:val="0000EE"/>
-            <w:u w:val="single"/>
-          </w:rPr>
-          <w:t>2R 25.8</w:t>
-        </w:r>
-      </w:hyperlink>
-      <w:r>
-        <w:rPr>
-          <w:lang w:val="fr_FR" w:bidi="fr_FR"/>
-        </w:rPr>
-        <w:t xml:space="preserve"> ; </w:t>
-      </w:r>
-      <w:hyperlink r:id="rId326">
-        <w:r>
-          <w:rPr>
-            <w:lang w:val="fr_FR" w:bidi="fr_FR"/>
-          </w:rPr>
-          <w:rPr>
-            <w:color w:val="0000EE"/>
-            <w:u w:val="single"/>
-          </w:rPr>
-          <w:t>Jr 52.12</w:t>
-        </w:r>
-      </w:hyperlink>
-      <w:r>
-        <w:rPr>
-          <w:lang w:val="fr_FR" w:bidi="fr_FR"/>
-        </w:rPr>
-        <w:t>).</w:t>
-      </w:r>
-      <w:r>
-        <w:rPr>
-          <w:lang w:val="fr_FR" w:bidi="fr_FR"/>
-        </w:rPr>
-      </w:r>
-      <w:r>
-        <w:rPr>
-          <w:lang w:val="fr_FR" w:bidi="fr_FR"/>
-        </w:rPr>
-      </w:r>
-    </w:p>
-    <w:p>
-      <w:pPr/>
-      <w:r>
-        <w:rPr>
-          <w:lang w:val="fr_FR" w:bidi="fr_FR"/>
-        </w:rPr>
-      </w:r>
-    </w:p>
-    <w:p>
-      <w:pPr>
-        <w:pStyle w:val="Heading2"/>
-      </w:pPr>
-      <w:r>
-        <w:rPr>
-          <w:lang w:val="fr_FR" w:bidi="fr_FR"/>
-        </w:rPr>
-        <w:t>2 Chroniques 36.21</w:t>
-      </w:r>
-      <w:r>
-        <w:rPr>
-          <w:lang w:val="fr_FR" w:bidi="fr_FR"/>
-        </w:rPr>
-      </w:r>
-    </w:p>
-    <w:p>
-      <w:pPr/>
-      <w:r>
-        <w:rPr>
-          <w:lang w:val="fr_FR" w:bidi="fr_FR"/>
-        </w:rPr>
-      </w:r>
-      <w:r>
-        <w:rPr>
-          <w:lang w:val="fr_FR" w:bidi="fr_FR"/>
-        </w:rPr>
-        <w:t>La durée de la captivité avait été annoncée par Jérémie (</w:t>
-      </w:r>
-      <w:hyperlink r:id="rId327">
-        <w:r>
-          <w:rPr>
-            <w:lang w:val="fr_FR" w:bidi="fr_FR"/>
-          </w:rPr>
-          <w:rPr>
-            <w:color w:val="0000EE"/>
-            <w:u w:val="single"/>
-          </w:rPr>
-          <w:t>Jr 25.11–12</w:t>
-        </w:r>
-      </w:hyperlink>
-      <w:r>
-        <w:rPr>
-          <w:lang w:val="fr_FR" w:bidi="fr_FR"/>
-        </w:rPr>
-        <w:t xml:space="preserve"> ; </w:t>
-      </w:r>
-      <w:hyperlink r:id="rId328">
-        <w:r>
-          <w:rPr>
-            <w:lang w:val="fr_FR" w:bidi="fr_FR"/>
-          </w:rPr>
-          <w:rPr>
-            <w:color w:val="0000EE"/>
-            <w:u w:val="single"/>
-          </w:rPr>
-          <w:t>29.10</w:t>
-        </w:r>
-      </w:hyperlink>
-      <w:r>
-        <w:rPr>
-          <w:lang w:val="fr_FR" w:bidi="fr_FR"/>
-        </w:rPr>
-        <w:t xml:space="preserve"> ; voir </w:t>
-      </w:r>
-      <w:r>
-        <w:rPr>
-          <w:lang w:val="fr_FR" w:bidi="fr_FR"/>
-        </w:rPr>
-        <w:t>note d'étude sur Esd 6.15</w:t>
-      </w:r>
-      <w:r>
-        <w:rPr>
-          <w:lang w:val="fr_FR" w:bidi="fr_FR"/>
-        </w:rPr>
-        <w:t xml:space="preserve">). • </w:t>
-      </w:r>
-      <w:r>
-        <w:rPr>
-          <w:lang w:val="fr_FR" w:bidi="fr_FR"/>
-        </w:rPr>
-        <w:t>le pays eût joui de ses sabbats</w:t>
-      </w:r>
-      <w:r>
-        <w:rPr>
-          <w:lang w:val="fr_FR" w:bidi="fr_FR"/>
-        </w:rPr>
-        <w:t xml:space="preserve"> : voir </w:t>
-      </w:r>
-      <w:hyperlink r:id="rId329">
-        <w:r>
-          <w:rPr>
-            <w:lang w:val="fr_FR" w:bidi="fr_FR"/>
-          </w:rPr>
-          <w:rPr>
-            <w:color w:val="0000EE"/>
-            <w:u w:val="single"/>
-          </w:rPr>
-          <w:t>Lv 26.34–35</w:t>
-        </w:r>
-      </w:hyperlink>
-      <w:r>
-        <w:rPr>
-          <w:lang w:val="fr_FR" w:bidi="fr_FR"/>
-        </w:rPr>
-        <w:t xml:space="preserve">, </w:t>
-      </w:r>
-      <w:hyperlink r:id="rId330">
+      <w:hyperlink r:id="rId332">
         <w:r>
           <w:rPr>
             <w:lang w:val="fr_FR" w:bidi="fr_FR"/>
@@ -19975,7 +20087,7 @@
         </w:rPr>
         <w:t>Le livre des Chroniques se clôt sur les versets qui introduisent le livre d'Esdras. Le roi Cyrus de Perse autorise la communauté de Juda à vivre un nouvel exode, accomplissant ainsi la promesse annoncée par le prophète Ésaïe (</w:t>
       </w:r>
-      <w:hyperlink r:id="rId331">
+      <w:hyperlink r:id="rId333">
         <w:r>
           <w:rPr>
             <w:lang w:val="fr_FR" w:bidi="fr_FR"/>

--- a/fra/docx/14.content.docx
+++ b/fra/docx/14.content.docx
@@ -19,7 +19,7 @@
         <w:rPr>
           <w:lang w:val="fr_FR" w:bidi="fr_FR"/>
         </w:rPr>
-        <w:t>Resource: Tyndale Open Study Notes</w:t>
+        <w:t>Resource: Aquifer Open Study Notes</w:t>
       </w:r>
       <w:r>
         <w:rPr>
@@ -112,7 +112,7 @@
         <w:rPr>
           <w:lang w:val="fr_FR" w:bidi="fr_FR"/>
         </w:rPr>
-        <w:t>Tyndale Open Study Notes</w:t>
+        <w:t>Aquifer Open Study Notes</w:t>
       </w:r>
     </w:p>
     <w:p>

--- a/fra/docx/14.content.docx
+++ b/fra/docx/14.content.docx
@@ -233,54 +233,36 @@
         </w:rPr>
         <w:t>David avait prié pour que l’Éternel accompagne Salomon (</w:t>
       </w:r>
-      <w:hyperlink r:id="rId13">
-        <w:r>
-          <w:rPr>
-            <w:lang w:val="fr_FR" w:bidi="fr_FR"/>
-          </w:rPr>
-          <w:rPr>
-            <w:color w:val="0000EE"/>
-            <w:u w:val="single"/>
-          </w:rPr>
-          <w:t>1Ch 22.11</w:t>
-        </w:r>
-      </w:hyperlink>
+      <w:r>
+        <w:rPr>
+          <w:lang w:val="fr_FR" w:bidi="fr_FR"/>
+        </w:rPr>
+        <w:t>1Ch 22.11</w:t>
+      </w:r>
       <w:r>
         <w:rPr>
           <w:lang w:val="fr_FR" w:bidi="fr_FR"/>
         </w:rPr>
         <w:t>) et que ce dernier soit fort et courageux (</w:t>
       </w:r>
-      <w:hyperlink r:id="rId14">
-        <w:r>
-          <w:rPr>
-            <w:lang w:val="fr_FR" w:bidi="fr_FR"/>
-          </w:rPr>
-          <w:rPr>
-            <w:color w:val="0000EE"/>
-            <w:u w:val="single"/>
-          </w:rPr>
-          <w:t>1Ch 28.20</w:t>
-        </w:r>
-      </w:hyperlink>
+      <w:r>
+        <w:rPr>
+          <w:lang w:val="fr_FR" w:bidi="fr_FR"/>
+        </w:rPr>
+        <w:t>1Ch 28.20</w:t>
+      </w:r>
       <w:r>
         <w:rPr>
           <w:lang w:val="fr_FR" w:bidi="fr_FR"/>
         </w:rPr>
         <w:t>). David avait également déclaré que Dieu rendrait Salomon grand, donnant de la force à tout Israël (</w:t>
       </w:r>
-      <w:hyperlink r:id="rId15">
-        <w:r>
-          <w:rPr>
-            <w:lang w:val="fr_FR" w:bidi="fr_FR"/>
-          </w:rPr>
-          <w:rPr>
-            <w:color w:val="0000EE"/>
-            <w:u w:val="single"/>
-          </w:rPr>
-          <w:t>1Ch 29.12</w:t>
-        </w:r>
-      </w:hyperlink>
+      <w:r>
+        <w:rPr>
+          <w:lang w:val="fr_FR" w:bidi="fr_FR"/>
+        </w:rPr>
+        <w:t>1Ch 29.12</w:t>
+      </w:r>
       <w:r>
         <w:rPr>
           <w:lang w:val="fr_FR" w:bidi="fr_FR"/>
@@ -390,18 +372,12 @@
         </w:rPr>
         <w:t xml:space="preserve"> mentionné au verset </w:t>
       </w:r>
-      <w:hyperlink r:id="rId16">
-        <w:r>
-          <w:rPr>
-            <w:lang w:val="fr_FR" w:bidi="fr_FR"/>
-          </w:rPr>
-          <w:rPr>
-            <w:color w:val="0000EE"/>
-            <w:u w:val="single"/>
-          </w:rPr>
-          <w:t>1R 3.4</w:t>
-        </w:r>
-      </w:hyperlink>
+      <w:r>
+        <w:rPr>
+          <w:lang w:val="fr_FR" w:bidi="fr_FR"/>
+        </w:rPr>
+        <w:t>1R 3.4</w:t>
+      </w:r>
       <w:r>
         <w:rPr>
           <w:lang w:val="fr_FR" w:bidi="fr_FR"/>
@@ -643,72 +619,48 @@
         </w:rPr>
         <w:t xml:space="preserve">La mise en valeur de la prospérité et de l’autorité de Salomon (développée dans les versets </w:t>
       </w:r>
-      <w:hyperlink r:id="rId17">
-        <w:r>
-          <w:rPr>
-            <w:lang w:val="fr_FR" w:bidi="fr_FR"/>
-          </w:rPr>
-          <w:rPr>
-            <w:color w:val="0000EE"/>
-            <w:u w:val="single"/>
-          </w:rPr>
-          <w:t>9.25–28</w:t>
-        </w:r>
-      </w:hyperlink>
+      <w:r>
+        <w:rPr>
+          <w:lang w:val="fr_FR" w:bidi="fr_FR"/>
+        </w:rPr>
+        <w:t>9.25–28</w:t>
+      </w:r>
       <w:r>
         <w:rPr>
           <w:lang w:val="fr_FR" w:bidi="fr_FR"/>
         </w:rPr>
         <w:t xml:space="preserve">) s’appuie sur le résumé de son règne dressé aux versets </w:t>
       </w:r>
-      <w:hyperlink r:id="rId18">
-        <w:r>
-          <w:rPr>
-            <w:lang w:val="fr_FR" w:bidi="fr_FR"/>
-          </w:rPr>
-          <w:rPr>
-            <w:color w:val="0000EE"/>
-            <w:u w:val="single"/>
-          </w:rPr>
-          <w:t>1R 10.26–29</w:t>
-        </w:r>
-      </w:hyperlink>
+      <w:r>
+        <w:rPr>
+          <w:lang w:val="fr_FR" w:bidi="fr_FR"/>
+        </w:rPr>
+        <w:t>1R 10.26–29</w:t>
+      </w:r>
       <w:r>
         <w:rPr>
           <w:lang w:val="fr_FR" w:bidi="fr_FR"/>
         </w:rPr>
         <w:t>. Dans le premier livre des Rois, ce même portrait servait de transition vers les aspects négatifs de son règne (</w:t>
       </w:r>
-      <w:hyperlink r:id="rId19">
-        <w:r>
-          <w:rPr>
-            <w:lang w:val="fr_FR" w:bidi="fr_FR"/>
-          </w:rPr>
-          <w:rPr>
-            <w:color w:val="0000EE"/>
-            <w:u w:val="single"/>
-          </w:rPr>
-          <w:t>1R 11</w:t>
-        </w:r>
-      </w:hyperlink>
+      <w:r>
+        <w:rPr>
+          <w:lang w:val="fr_FR" w:bidi="fr_FR"/>
+        </w:rPr>
+        <w:t>1R 11</w:t>
+      </w:r>
       <w:r>
         <w:rPr>
           <w:lang w:val="fr_FR" w:bidi="fr_FR"/>
         </w:rPr>
         <w:t>). Ici, l’accumulation de sa richesse illustre l’accomplissement de la promesse divine (</w:t>
       </w:r>
-      <w:hyperlink r:id="rId20">
-        <w:r>
-          <w:rPr>
-            <w:lang w:val="fr_FR" w:bidi="fr_FR"/>
-          </w:rPr>
-          <w:rPr>
-            <w:color w:val="0000EE"/>
-            <w:u w:val="single"/>
-          </w:rPr>
-          <w:t>2Ch 1.12</w:t>
-        </w:r>
-      </w:hyperlink>
+      <w:r>
+        <w:rPr>
+          <w:lang w:val="fr_FR" w:bidi="fr_FR"/>
+        </w:rPr>
+        <w:t>2Ch 1.12</w:t>
+      </w:r>
       <w:r>
         <w:rPr>
           <w:lang w:val="fr_FR" w:bidi="fr_FR"/>
@@ -763,18 +715,12 @@
         </w:rPr>
         <w:t xml:space="preserve">Si le terme « Égypte » est la bonne traduction, ce verset révèle la désobéissance de Salomon (voir </w:t>
       </w:r>
-      <w:hyperlink r:id="rId21">
-        <w:r>
-          <w:rPr>
-            <w:lang w:val="fr_FR" w:bidi="fr_FR"/>
-          </w:rPr>
-          <w:rPr>
-            <w:color w:val="0000EE"/>
-            <w:u w:val="single"/>
-          </w:rPr>
-          <w:t>Dt 17.16</w:t>
-        </w:r>
-      </w:hyperlink>
+      <w:r>
+        <w:rPr>
+          <w:lang w:val="fr_FR" w:bidi="fr_FR"/>
+        </w:rPr>
+        <w:t>Dt 17.16</w:t>
+      </w:r>
       <w:r>
         <w:rPr>
           <w:lang w:val="fr_FR" w:bidi="fr_FR"/>
@@ -829,36 +775,24 @@
         </w:rPr>
         <w:t>Le temple apparaît d’emblée comme la priorité absolue des chantiers de Salomon, même si les travaux ne débutent qu’à la quatrième année de son règne (</w:t>
       </w:r>
-      <w:hyperlink r:id="rId22">
-        <w:r>
-          <w:rPr>
-            <w:lang w:val="fr_FR" w:bidi="fr_FR"/>
-          </w:rPr>
-          <w:rPr>
-            <w:color w:val="0000EE"/>
-            <w:u w:val="single"/>
-          </w:rPr>
-          <w:t>3.2</w:t>
-        </w:r>
-      </w:hyperlink>
+      <w:r>
+        <w:rPr>
+          <w:lang w:val="fr_FR" w:bidi="fr_FR"/>
+        </w:rPr>
+        <w:t>3.2</w:t>
+      </w:r>
       <w:r>
         <w:rPr>
           <w:lang w:val="fr_FR" w:bidi="fr_FR"/>
         </w:rPr>
         <w:t>). Durant les années précédentes, Salomon a mis à profit ce temps pour négocier avec le roi Hiram (</w:t>
       </w:r>
-      <w:hyperlink r:id="rId23">
-        <w:r>
-          <w:rPr>
-            <w:lang w:val="fr_FR" w:bidi="fr_FR"/>
-          </w:rPr>
-          <w:rPr>
-            <w:color w:val="0000EE"/>
-            <w:u w:val="single"/>
-          </w:rPr>
-          <w:t>2.3</w:t>
-        </w:r>
-      </w:hyperlink>
+      <w:r>
+        <w:rPr>
+          <w:lang w:val="fr_FR" w:bidi="fr_FR"/>
+        </w:rPr>
+        <w:t>2.3</w:t>
+      </w:r>
       <w:r>
         <w:rPr>
           <w:lang w:val="fr_FR" w:bidi="fr_FR"/>
@@ -980,18 +914,12 @@
         </w:rPr>
         <w:t xml:space="preserve"> (ou cèdre du Liban). C’est un arbre connu pour sa beauté, pour sa taille pouvant atteindre plus de 30 m, et pour sa délicate odeur. Ses qualités en ont fait le matériau de choix des souverains d’Égypte, de Phénicie, d’Assyrie, de Babylone, de Perse et de Grèce pour leurs palais et leurs temples. • Quant au bois de santal rouge, il servait à réaliser des structures pour supporter le temple (comme des piliers ou des balustrades), ainsi que des instruments de musique (voir </w:t>
       </w:r>
-      <w:hyperlink r:id="rId24">
-        <w:r>
-          <w:rPr>
-            <w:lang w:val="fr_FR" w:bidi="fr_FR"/>
-          </w:rPr>
-          <w:rPr>
-            <w:color w:val="0000EE"/>
-            <w:u w:val="single"/>
-          </w:rPr>
-          <w:t>1R 10.11</w:t>
-        </w:r>
-      </w:hyperlink>
+      <w:r>
+        <w:rPr>
+          <w:lang w:val="fr_FR" w:bidi="fr_FR"/>
+        </w:rPr>
+        <w:t>1R 10.11</w:t>
+      </w:r>
       <w:r>
         <w:rPr>
           <w:lang w:val="fr_FR" w:bidi="fr_FR"/>
@@ -1046,18 +974,12 @@
         </w:rPr>
         <w:t>Les compétences et les connaissances de Huram-Abi, un maître artisan (littéralement un « savant »), se sont révélés indispensable pour construire le temple. Expert dans le travail des métaux (or, argent, bronze et fer), de la pierre, du bois, et la confection de textiles (pourpre, bleu, écarlate et lin fin), Huram-Abi remplissait un rôle analogue à celui de Betsaleel, que Dieu avait spécialement choisi pour bâtir le tabernacle et doté de la sagesse nécessaire à l’accomplissement de sa tâche (</w:t>
       </w:r>
-      <w:hyperlink r:id="rId25">
-        <w:r>
-          <w:rPr>
-            <w:lang w:val="fr_FR" w:bidi="fr_FR"/>
-          </w:rPr>
-          <w:rPr>
-            <w:color w:val="0000EE"/>
-            <w:u w:val="single"/>
-          </w:rPr>
-          <w:t>Ex 31.1–5</w:t>
-        </w:r>
-      </w:hyperlink>
+      <w:r>
+        <w:rPr>
+          <w:lang w:val="fr_FR" w:bidi="fr_FR"/>
+        </w:rPr>
+        <w:t>Ex 31.1–5</w:t>
+      </w:r>
       <w:r>
         <w:rPr>
           <w:lang w:val="fr_FR" w:bidi="fr_FR"/>
@@ -1112,18 +1034,12 @@
         </w:rPr>
         <w:t>Le premier livre des Rois explique que tous les étrangers restants ont été mis à contribution pour les travaux. Aucun Israélite n’y a pris part directement, et ce sont pourtant des Israélites qui ont été chargés de superviser l’ensemble des ouvriers (</w:t>
       </w:r>
-      <w:hyperlink r:id="rId26">
-        <w:r>
-          <w:rPr>
-            <w:lang w:val="fr_FR" w:bidi="fr_FR"/>
-          </w:rPr>
-          <w:rPr>
-            <w:color w:val="0000EE"/>
-            <w:u w:val="single"/>
-          </w:rPr>
-          <w:t>1R 9.20–23</w:t>
-        </w:r>
-      </w:hyperlink>
+      <w:r>
+        <w:rPr>
+          <w:lang w:val="fr_FR" w:bidi="fr_FR"/>
+        </w:rPr>
+        <w:t>1R 9.20–23</w:t>
+      </w:r>
       <w:r>
         <w:rPr>
           <w:lang w:val="fr_FR" w:bidi="fr_FR"/>
@@ -1178,54 +1094,36 @@
         </w:rPr>
         <w:t>Si les livres des Rois insistent avant tout sur la période de construction du temple, les livres des Chroniques mettent en lumière le choix du site et sa symbolique. En effet, le temple a été édifié à Jérusalem, sur le mont Morija, lieu de la manifestation divine auprès de David et désigné par son autorité. C’est aussi à l’aire de battage d’Aravna le Jébusien que la peste s’était interrompue (</w:t>
       </w:r>
-      <w:hyperlink r:id="rId27">
-        <w:r>
-          <w:rPr>
-            <w:lang w:val="fr_FR" w:bidi="fr_FR"/>
-          </w:rPr>
-          <w:rPr>
-            <w:color w:val="0000EE"/>
-            <w:u w:val="single"/>
-          </w:rPr>
-          <w:t>1Ch 21</w:t>
-        </w:r>
-      </w:hyperlink>
+      <w:r>
+        <w:rPr>
+          <w:lang w:val="fr_FR" w:bidi="fr_FR"/>
+        </w:rPr>
+        <w:t>1Ch 21</w:t>
+      </w:r>
       <w:r>
         <w:rPr>
           <w:lang w:val="fr_FR" w:bidi="fr_FR"/>
         </w:rPr>
         <w:t>). Par ailleurs, Abraham s’était rendu dans le pays de Morija pour lier Isaac (</w:t>
       </w:r>
-      <w:hyperlink r:id="rId27">
-        <w:r>
-          <w:rPr>
-            <w:lang w:val="fr_FR" w:bidi="fr_FR"/>
-          </w:rPr>
-          <w:rPr>
-            <w:color w:val="0000EE"/>
-            <w:u w:val="single"/>
-          </w:rPr>
-          <w:t>Gn 22.2</w:t>
-        </w:r>
-      </w:hyperlink>
+      <w:r>
+        <w:rPr>
+          <w:lang w:val="fr_FR" w:bidi="fr_FR"/>
+        </w:rPr>
+        <w:t>Gn 22.2</w:t>
+      </w:r>
       <w:r>
         <w:rPr>
           <w:lang w:val="fr_FR" w:bidi="fr_FR"/>
         </w:rPr>
         <w:t>), et la tradition identifie le mont du temple au lieu où Dieu a finalement pourvu pour Abraham (</w:t>
       </w:r>
-      <w:hyperlink r:id="rId28">
-        <w:r>
-          <w:rPr>
-            <w:lang w:val="fr_FR" w:bidi="fr_FR"/>
-          </w:rPr>
-          <w:rPr>
-            <w:color w:val="0000EE"/>
-            <w:u w:val="single"/>
-          </w:rPr>
-          <w:t>Gn 22.14</w:t>
-        </w:r>
-      </w:hyperlink>
+      <w:r>
+        <w:rPr>
+          <w:lang w:val="fr_FR" w:bidi="fr_FR"/>
+        </w:rPr>
+        <w:t>Gn 22.14</w:t>
+      </w:r>
       <w:r>
         <w:rPr>
           <w:lang w:val="fr_FR" w:bidi="fr_FR"/>
@@ -1280,18 +1178,12 @@
         </w:rPr>
         <w:t xml:space="preserve">Même si, dans les livres des Chroniques, le temple est le sujet central du règne de Salomon, l’attention portée à son architecture et à son mobilier est beaucoup moins développée que dans les livres des Rois (voir notamment </w:t>
       </w:r>
-      <w:hyperlink r:id="rId29">
-        <w:r>
-          <w:rPr>
-            <w:lang w:val="fr_FR" w:bidi="fr_FR"/>
-          </w:rPr>
-          <w:rPr>
-            <w:color w:val="0000EE"/>
-            <w:u w:val="single"/>
-          </w:rPr>
-          <w:t>1R 6.2–10</w:t>
-        </w:r>
-      </w:hyperlink>
+      <w:r>
+        <w:rPr>
+          <w:lang w:val="fr_FR" w:bidi="fr_FR"/>
+        </w:rPr>
+        <w:t>1R 6.2–10</w:t>
+      </w:r>
       <w:r>
         <w:rPr>
           <w:lang w:val="fr_FR" w:bidi="fr_FR"/>
@@ -1346,18 +1238,12 @@
         </w:rPr>
         <w:t>L’auteur du premier livre des Rois situe le début de la construction du temple par rapport à la date de la sortie d’Égypte (</w:t>
       </w:r>
-      <w:hyperlink r:id="rId30">
-        <w:r>
-          <w:rPr>
-            <w:lang w:val="fr_FR" w:bidi="fr_FR"/>
-          </w:rPr>
-          <w:rPr>
-            <w:color w:val="0000EE"/>
-            <w:u w:val="single"/>
-          </w:rPr>
-          <w:t>1R 6.1</w:t>
-        </w:r>
-      </w:hyperlink>
+      <w:r>
+        <w:rPr>
+          <w:lang w:val="fr_FR" w:bidi="fr_FR"/>
+        </w:rPr>
+        <w:t>1R 6.1</w:t>
+      </w:r>
       <w:r>
         <w:rPr>
           <w:lang w:val="fr_FR" w:bidi="fr_FR"/>
@@ -1412,36 +1298,24 @@
         </w:rPr>
         <w:t xml:space="preserve">L’intérieur du temple a été achevé avec des matériaux coûteux (voir </w:t>
       </w:r>
-      <w:hyperlink r:id="rId31">
-        <w:r>
-          <w:rPr>
-            <w:lang w:val="fr_FR" w:bidi="fr_FR"/>
-          </w:rPr>
-          <w:rPr>
-            <w:color w:val="0000EE"/>
-            <w:u w:val="single"/>
-          </w:rPr>
-          <w:t>1R 6.15–18</w:t>
-        </w:r>
-      </w:hyperlink>
+      <w:r>
+        <w:rPr>
+          <w:lang w:val="fr_FR" w:bidi="fr_FR"/>
+        </w:rPr>
+        <w:t>1R 6.15–18</w:t>
+      </w:r>
       <w:r>
         <w:rPr>
           <w:lang w:val="fr_FR" w:bidi="fr_FR"/>
         </w:rPr>
         <w:t xml:space="preserve">, </w:t>
       </w:r>
-      <w:hyperlink r:id="rId32">
-        <w:r>
-          <w:rPr>
-            <w:lang w:val="fr_FR" w:bidi="fr_FR"/>
-          </w:rPr>
-          <w:rPr>
-            <w:color w:val="0000EE"/>
-            <w:u w:val="single"/>
-          </w:rPr>
-          <w:t>29</w:t>
-        </w:r>
-      </w:hyperlink>
+      <w:r>
+        <w:rPr>
+          <w:lang w:val="fr_FR" w:bidi="fr_FR"/>
+        </w:rPr>
+        <w:t>29</w:t>
+      </w:r>
       <w:r>
         <w:rPr>
           <w:lang w:val="fr_FR" w:bidi="fr_FR"/>
@@ -1664,18 +1538,12 @@
         </w:rPr>
         <w:t xml:space="preserve">Les deux colonnes du porche du temple, forgées en bronze, étaient richement décorés (cf. </w:t>
       </w:r>
-      <w:hyperlink r:id="rId33">
-        <w:r>
-          <w:rPr>
-            <w:lang w:val="fr_FR" w:bidi="fr_FR"/>
-          </w:rPr>
-          <w:rPr>
-            <w:color w:val="0000EE"/>
-            <w:u w:val="single"/>
-          </w:rPr>
-          <w:t>1R 7.15–22</w:t>
-        </w:r>
-      </w:hyperlink>
+      <w:r>
+        <w:rPr>
+          <w:lang w:val="fr_FR" w:bidi="fr_FR"/>
+        </w:rPr>
+        <w:t>1R 7.15–22</w:t>
+      </w:r>
       <w:r>
         <w:rPr>
           <w:lang w:val="fr_FR" w:bidi="fr_FR"/>
@@ -1730,36 +1598,24 @@
         </w:rPr>
         <w:t xml:space="preserve">Le nom Jakin (« il établit ») fait probablement écho à la promesse divine concernant le royaume (voir </w:t>
       </w:r>
-      <w:hyperlink r:id="rId34">
-        <w:r>
-          <w:rPr>
-            <w:lang w:val="fr_FR" w:bidi="fr_FR"/>
-          </w:rPr>
-          <w:rPr>
-            <w:color w:val="0000EE"/>
-            <w:u w:val="single"/>
-          </w:rPr>
-          <w:t>1Ch 17.7–14</w:t>
-        </w:r>
-      </w:hyperlink>
+      <w:r>
+        <w:rPr>
+          <w:lang w:val="fr_FR" w:bidi="fr_FR"/>
+        </w:rPr>
+        <w:t>1Ch 17.7–14</w:t>
+      </w:r>
       <w:r>
         <w:rPr>
           <w:lang w:val="fr_FR" w:bidi="fr_FR"/>
         </w:rPr>
         <w:t>), tandis que Boaz (« en lui est la force ») manifeste la confiance en la puissance de Dieu. Quant aux bas-reliefs dorés (chérubins, palmiers et fleurs) qui ornent les portes et les murs du temple, ils évoquent symboliquement l’arbre de vie (</w:t>
       </w:r>
-      <w:hyperlink r:id="rId35">
-        <w:r>
-          <w:rPr>
-            <w:lang w:val="fr_FR" w:bidi="fr_FR"/>
-          </w:rPr>
-          <w:rPr>
-            <w:color w:val="0000EE"/>
-            <w:u w:val="single"/>
-          </w:rPr>
-          <w:t>Gn 2.9</w:t>
-        </w:r>
-      </w:hyperlink>
+      <w:r>
+        <w:rPr>
+          <w:lang w:val="fr_FR" w:bidi="fr_FR"/>
+        </w:rPr>
+        <w:t>Gn 2.9</w:t>
+      </w:r>
       <w:r>
         <w:rPr>
           <w:lang w:val="fr_FR" w:bidi="fr_FR"/>
@@ -1814,54 +1670,36 @@
         </w:rPr>
         <w:t xml:space="preserve">Le temple, demeure de Dieu, évoque Éden, le jardin divin (cf. </w:t>
       </w:r>
-      <w:hyperlink r:id="rId36">
-        <w:r>
-          <w:rPr>
-            <w:lang w:val="fr_FR" w:bidi="fr_FR"/>
-          </w:rPr>
-          <w:rPr>
-            <w:color w:val="0000EE"/>
-            <w:u w:val="single"/>
-          </w:rPr>
-          <w:t>Es 51.3</w:t>
-        </w:r>
-      </w:hyperlink>
+      <w:r>
+        <w:rPr>
+          <w:lang w:val="fr_FR" w:bidi="fr_FR"/>
+        </w:rPr>
+        <w:t>Es 51.3</w:t>
+      </w:r>
       <w:r>
         <w:rPr>
           <w:lang w:val="fr_FR" w:bidi="fr_FR"/>
         </w:rPr>
         <w:t>). La vaste mer reposant sur les douze bœufs de bronze illustre soit les eaux cosmiques avant la création, soit les eaux vivifiantes jaillissant du jardin d’Éden. Les forces divines soumettent ces eaux chaotiques (</w:t>
       </w:r>
-      <w:hyperlink r:id="rId37">
-        <w:r>
-          <w:rPr>
-            <w:lang w:val="fr_FR" w:bidi="fr_FR"/>
-          </w:rPr>
-          <w:rPr>
-            <w:color w:val="0000EE"/>
-            <w:u w:val="single"/>
-          </w:rPr>
-          <w:t>Gn 1.2</w:t>
-        </w:r>
-      </w:hyperlink>
+      <w:r>
+        <w:rPr>
+          <w:lang w:val="fr_FR" w:bidi="fr_FR"/>
+        </w:rPr>
+        <w:t>Gn 1.2</w:t>
+      </w:r>
       <w:r>
         <w:rPr>
           <w:lang w:val="fr_FR" w:bidi="fr_FR"/>
         </w:rPr>
         <w:t xml:space="preserve">) afin de nourrir la vie végétale, animale et humaine (voir </w:t>
       </w:r>
-      <w:hyperlink r:id="rId38">
-        <w:r>
-          <w:rPr>
-            <w:lang w:val="fr_FR" w:bidi="fr_FR"/>
-          </w:rPr>
-          <w:rPr>
-            <w:color w:val="0000EE"/>
-            <w:u w:val="single"/>
-          </w:rPr>
-          <w:t>Ap 21.1</w:t>
-        </w:r>
-      </w:hyperlink>
+      <w:r>
+        <w:rPr>
+          <w:lang w:val="fr_FR" w:bidi="fr_FR"/>
+        </w:rPr>
+        <w:t>Ap 21.1</w:t>
+      </w:r>
       <w:r>
         <w:rPr>
           <w:lang w:val="fr_FR" w:bidi="fr_FR"/>
@@ -1916,18 +1754,12 @@
         </w:rPr>
         <w:t xml:space="preserve">La mer remplissait la même fonction que le bassin de bronze du tabernacle (cf. </w:t>
       </w:r>
-      <w:hyperlink r:id="rId39">
-        <w:r>
-          <w:rPr>
-            <w:lang w:val="fr_FR" w:bidi="fr_FR"/>
-          </w:rPr>
-          <w:rPr>
-            <w:color w:val="0000EE"/>
-            <w:u w:val="single"/>
-          </w:rPr>
-          <w:t>Ex 30.18–19</w:t>
-        </w:r>
-      </w:hyperlink>
+      <w:r>
+        <w:rPr>
+          <w:lang w:val="fr_FR" w:bidi="fr_FR"/>
+        </w:rPr>
+        <w:t>Ex 30.18–19</w:t>
+      </w:r>
       <w:r>
         <w:rPr>
           <w:lang w:val="fr_FR" w:bidi="fr_FR"/>
@@ -1982,54 +1814,36 @@
         </w:rPr>
         <w:t xml:space="preserve">Chaque chandelier en or portait sept lampes, une possible référence aux Pléiades, cet amas d’étoiles souvent représenté sous forme de sept points dans la Mésopotamie ancienne (cf. </w:t>
       </w:r>
-      <w:hyperlink r:id="rId40">
-        <w:r>
-          <w:rPr>
-            <w:lang w:val="fr_FR" w:bidi="fr_FR"/>
-          </w:rPr>
-          <w:rPr>
-            <w:color w:val="0000EE"/>
-            <w:u w:val="single"/>
-          </w:rPr>
-          <w:t xml:space="preserve">Jb 9.9 </w:t>
-        </w:r>
-      </w:hyperlink>
+      <w:r>
+        <w:rPr>
+          <w:lang w:val="fr_FR" w:bidi="fr_FR"/>
+        </w:rPr>
+        <w:t xml:space="preserve">Jb 9.9 </w:t>
+      </w:r>
       <w:r>
         <w:rPr>
           <w:lang w:val="fr_FR" w:bidi="fr_FR"/>
         </w:rPr>
         <w:t xml:space="preserve">; </w:t>
       </w:r>
-      <w:hyperlink r:id="rId41">
-        <w:r>
-          <w:rPr>
-            <w:lang w:val="fr_FR" w:bidi="fr_FR"/>
-          </w:rPr>
-          <w:rPr>
-            <w:color w:val="0000EE"/>
-            <w:u w:val="single"/>
-          </w:rPr>
-          <w:t xml:space="preserve">38.31 </w:t>
-        </w:r>
-      </w:hyperlink>
+      <w:r>
+        <w:rPr>
+          <w:lang w:val="fr_FR" w:bidi="fr_FR"/>
+        </w:rPr>
+        <w:t xml:space="preserve">38.31 </w:t>
+      </w:r>
       <w:r>
         <w:rPr>
           <w:lang w:val="fr_FR" w:bidi="fr_FR"/>
         </w:rPr>
         <w:t xml:space="preserve">; </w:t>
       </w:r>
-      <w:hyperlink r:id="rId42">
-        <w:r>
-          <w:rPr>
-            <w:lang w:val="fr_FR" w:bidi="fr_FR"/>
-          </w:rPr>
-          <w:rPr>
-            <w:color w:val="0000EE"/>
-            <w:u w:val="single"/>
-          </w:rPr>
-          <w:t>Am 5.8</w:t>
-        </w:r>
-      </w:hyperlink>
+      <w:r>
+        <w:rPr>
+          <w:lang w:val="fr_FR" w:bidi="fr_FR"/>
+        </w:rPr>
+        <w:t>Am 5.8</w:t>
+      </w:r>
       <w:r>
         <w:rPr>
           <w:lang w:val="fr_FR" w:bidi="fr_FR"/>
@@ -2084,18 +1898,12 @@
         </w:rPr>
         <w:t xml:space="preserve">Consulter les versets </w:t>
       </w:r>
-      <w:hyperlink r:id="rId43">
-        <w:r>
-          <w:rPr>
-            <w:lang w:val="fr_FR" w:bidi="fr_FR"/>
-          </w:rPr>
-          <w:rPr>
-            <w:color w:val="0000EE"/>
-            <w:u w:val="single"/>
-          </w:rPr>
-          <w:t>1R 7.40 b-47</w:t>
-        </w:r>
-      </w:hyperlink>
+      <w:r>
+        <w:rPr>
+          <w:lang w:val="fr_FR" w:bidi="fr_FR"/>
+        </w:rPr>
+        <w:t>1R 7.40 b-47</w:t>
+      </w:r>
       <w:r>
         <w:rPr>
           <w:lang w:val="fr_FR" w:bidi="fr_FR"/>
@@ -2150,54 +1958,36 @@
         </w:rPr>
         <w:t>Les pains de proposition symbolisaient le soin que Dieu portait à son peuple. Offerts devant lui sur les tables du temple (</w:t>
       </w:r>
-      <w:hyperlink r:id="rId44">
-        <w:r>
-          <w:rPr>
-            <w:lang w:val="fr_FR" w:bidi="fr_FR"/>
-          </w:rPr>
-          <w:rPr>
-            <w:color w:val="0000EE"/>
-            <w:u w:val="single"/>
-          </w:rPr>
-          <w:t>4.8</w:t>
-        </w:r>
-      </w:hyperlink>
+      <w:r>
+        <w:rPr>
+          <w:lang w:val="fr_FR" w:bidi="fr_FR"/>
+        </w:rPr>
+        <w:t>4.8</w:t>
+      </w:r>
       <w:r>
         <w:rPr>
           <w:lang w:val="fr_FR" w:bidi="fr_FR"/>
         </w:rPr>
         <w:t>), ils témoignaient de l’appartenance du peuple à Dieu et rappelaient que leur subsistance provenait de sa « table ». Une partie de ces pains était mangée par les sacrificateurs (</w:t>
       </w:r>
-      <w:hyperlink r:id="rId45">
-        <w:r>
-          <w:rPr>
-            <w:lang w:val="fr_FR" w:bidi="fr_FR"/>
-          </w:rPr>
-          <w:rPr>
-            <w:color w:val="0000EE"/>
-            <w:u w:val="single"/>
-          </w:rPr>
-          <w:t>Lv 24.5–9</w:t>
-        </w:r>
-      </w:hyperlink>
+      <w:r>
+        <w:rPr>
+          <w:lang w:val="fr_FR" w:bidi="fr_FR"/>
+        </w:rPr>
+        <w:t>Lv 24.5–9</w:t>
+      </w:r>
       <w:r>
         <w:rPr>
           <w:lang w:val="fr_FR" w:bidi="fr_FR"/>
         </w:rPr>
         <w:t xml:space="preserve">), tandis que le reste était brûlé, représentant ainsi un repas d’alliance et de communion entre Dieu et son peuple (voir </w:t>
       </w:r>
-      <w:hyperlink r:id="rId46">
-        <w:r>
-          <w:rPr>
-            <w:lang w:val="fr_FR" w:bidi="fr_FR"/>
-          </w:rPr>
-          <w:rPr>
-            <w:color w:val="0000EE"/>
-            <w:u w:val="single"/>
-          </w:rPr>
-          <w:t>Ex 24.9–11</w:t>
-        </w:r>
-      </w:hyperlink>
+      <w:r>
+        <w:rPr>
+          <w:lang w:val="fr_FR" w:bidi="fr_FR"/>
+        </w:rPr>
+        <w:t>Ex 24.9–11</w:t>
+      </w:r>
       <w:r>
         <w:rPr>
           <w:lang w:val="fr_FR" w:bidi="fr_FR"/>
@@ -2252,18 +2042,12 @@
         </w:rPr>
         <w:t xml:space="preserve">Ce verset conclut la section consacrée au mobilier du temple, reprenant quasiment mot pour mot le verset </w:t>
       </w:r>
-      <w:hyperlink r:id="rId47">
-        <w:r>
-          <w:rPr>
-            <w:lang w:val="fr_FR" w:bidi="fr_FR"/>
-          </w:rPr>
-          <w:rPr>
-            <w:color w:val="0000EE"/>
-            <w:u w:val="single"/>
-          </w:rPr>
-          <w:t>1R 7.51</w:t>
-        </w:r>
-      </w:hyperlink>
+      <w:r>
+        <w:rPr>
+          <w:lang w:val="fr_FR" w:bidi="fr_FR"/>
+        </w:rPr>
+        <w:t>1R 7.51</w:t>
+      </w:r>
       <w:r>
         <w:rPr>
           <w:lang w:val="fr_FR" w:bidi="fr_FR"/>
@@ -2282,36 +2066,24 @@
         </w:rPr>
         <w:t xml:space="preserve"> : tout comme le butin acquis en Égypte avait servi à ériger le tabernacle, celui pris aux ennemis d’Israël a été utilisé pour bâtir le temple. Les prophètes évoquent souvent le butin des nations voisines comme étant à la disposition d’Israël (voir </w:t>
       </w:r>
-      <w:hyperlink r:id="rId48">
-        <w:r>
-          <w:rPr>
-            <w:lang w:val="fr_FR" w:bidi="fr_FR"/>
-          </w:rPr>
-          <w:rPr>
-            <w:color w:val="0000EE"/>
-            <w:u w:val="single"/>
-          </w:rPr>
-          <w:t>Es 60.10–14</w:t>
-        </w:r>
-      </w:hyperlink>
+      <w:r>
+        <w:rPr>
+          <w:lang w:val="fr_FR" w:bidi="fr_FR"/>
+        </w:rPr>
+        <w:t>Es 60.10–14</w:t>
+      </w:r>
       <w:r>
         <w:rPr>
           <w:lang w:val="fr_FR" w:bidi="fr_FR"/>
         </w:rPr>
         <w:t xml:space="preserve"> ; </w:t>
       </w:r>
-      <w:hyperlink r:id="rId49">
-        <w:r>
-          <w:rPr>
-            <w:lang w:val="fr_FR" w:bidi="fr_FR"/>
-          </w:rPr>
-          <w:rPr>
-            <w:color w:val="0000EE"/>
-            <w:u w:val="single"/>
-          </w:rPr>
-          <w:t>Za 14.14</w:t>
-        </w:r>
-      </w:hyperlink>
+      <w:r>
+        <w:rPr>
+          <w:lang w:val="fr_FR" w:bidi="fr_FR"/>
+        </w:rPr>
+        <w:t>Za 14.14</w:t>
+      </w:r>
       <w:r>
         <w:rPr>
           <w:lang w:val="fr_FR" w:bidi="fr_FR"/>
@@ -2366,18 +2138,12 @@
         </w:rPr>
         <w:t>La dédicace du temple s’est déroulée pendant la fête annuelle des tabernacles, célébrée au début de l’automne. Lors de cette fête, qui durait sept jours, il fallait faire un pèlerinage vers le lieu de culte principal (</w:t>
       </w:r>
-      <w:hyperlink r:id="rId50">
-        <w:r>
-          <w:rPr>
-            <w:lang w:val="fr_FR" w:bidi="fr_FR"/>
-          </w:rPr>
-          <w:rPr>
-            <w:color w:val="0000EE"/>
-            <w:u w:val="single"/>
-          </w:rPr>
-          <w:t>Dt 16.13–15</w:t>
-        </w:r>
-      </w:hyperlink>
+      <w:r>
+        <w:rPr>
+          <w:lang w:val="fr_FR" w:bidi="fr_FR"/>
+        </w:rPr>
+        <w:t>Dt 16.13–15</w:t>
+      </w:r>
       <w:r>
         <w:rPr>
           <w:lang w:val="fr_FR" w:bidi="fr_FR"/>
@@ -2444,36 +2210,24 @@
         </w:rPr>
         <w:t xml:space="preserve"> », mentionnée dans l’Exode, désigne la fonction même du tabernacle (Cf. </w:t>
       </w:r>
-      <w:hyperlink r:id="rId51">
-        <w:r>
-          <w:rPr>
-            <w:lang w:val="fr_FR" w:bidi="fr_FR"/>
-          </w:rPr>
-          <w:rPr>
-            <w:color w:val="0000EE"/>
-            <w:u w:val="single"/>
-          </w:rPr>
-          <w:t>Ex 33.7</w:t>
-        </w:r>
-      </w:hyperlink>
+      <w:r>
+        <w:rPr>
+          <w:lang w:val="fr_FR" w:bidi="fr_FR"/>
+        </w:rPr>
+        <w:t>Ex 33.7</w:t>
+      </w:r>
       <w:r>
         <w:rPr>
           <w:lang w:val="fr_FR" w:bidi="fr_FR"/>
         </w:rPr>
         <w:t xml:space="preserve">). En effet, le tabernacle abritait la présence divine (Cf. </w:t>
       </w:r>
-      <w:hyperlink r:id="rId52">
-        <w:r>
-          <w:rPr>
-            <w:lang w:val="fr_FR" w:bidi="fr_FR"/>
-          </w:rPr>
-          <w:rPr>
-            <w:color w:val="0000EE"/>
-            <w:u w:val="single"/>
-          </w:rPr>
-          <w:t>Ex 25.8–9</w:t>
-        </w:r>
-      </w:hyperlink>
+      <w:r>
+        <w:rPr>
+          <w:lang w:val="fr_FR" w:bidi="fr_FR"/>
+        </w:rPr>
+        <w:t>Ex 25.8–9</w:t>
+      </w:r>
       <w:r>
         <w:rPr>
           <w:lang w:val="fr_FR" w:bidi="fr_FR"/>
@@ -2624,54 +2378,36 @@
         </w:rPr>
         <w:t xml:space="preserve">L’arche contenait seulement les tables de la Loi (voir </w:t>
       </w:r>
-      <w:hyperlink r:id="rId53">
-        <w:r>
-          <w:rPr>
-            <w:lang w:val="fr_FR" w:bidi="fr_FR"/>
-          </w:rPr>
-          <w:rPr>
-            <w:color w:val="0000EE"/>
-            <w:u w:val="single"/>
-          </w:rPr>
-          <w:t>Ex 25.21</w:t>
-        </w:r>
-      </w:hyperlink>
+      <w:r>
+        <w:rPr>
+          <w:lang w:val="fr_FR" w:bidi="fr_FR"/>
+        </w:rPr>
+        <w:t>Ex 25.21</w:t>
+      </w:r>
       <w:r>
         <w:rPr>
           <w:lang w:val="fr_FR" w:bidi="fr_FR"/>
         </w:rPr>
         <w:t xml:space="preserve"> ; </w:t>
       </w:r>
-      <w:hyperlink r:id="rId54">
-        <w:r>
-          <w:rPr>
-            <w:lang w:val="fr_FR" w:bidi="fr_FR"/>
-          </w:rPr>
-          <w:rPr>
-            <w:color w:val="0000EE"/>
-            <w:u w:val="single"/>
-          </w:rPr>
-          <w:t>Dt 10.5</w:t>
-        </w:r>
-      </w:hyperlink>
+      <w:r>
+        <w:rPr>
+          <w:lang w:val="fr_FR" w:bidi="fr_FR"/>
+        </w:rPr>
+        <w:t>Dt 10.5</w:t>
+      </w:r>
       <w:r>
         <w:rPr>
           <w:lang w:val="fr_FR" w:bidi="fr_FR"/>
         </w:rPr>
         <w:t>). Il semble que le vase rempli de manne (</w:t>
       </w:r>
-      <w:hyperlink r:id="rId55">
-        <w:r>
-          <w:rPr>
-            <w:lang w:val="fr_FR" w:bidi="fr_FR"/>
-          </w:rPr>
-          <w:rPr>
-            <w:color w:val="0000EE"/>
-            <w:u w:val="single"/>
-          </w:rPr>
-          <w:t>Ex 16.33–34</w:t>
-        </w:r>
-      </w:hyperlink>
+      <w:r>
+        <w:rPr>
+          <w:lang w:val="fr_FR" w:bidi="fr_FR"/>
+        </w:rPr>
+        <w:t>Ex 16.33–34</w:t>
+      </w:r>
       <w:r>
         <w:rPr>
           <w:lang w:val="fr_FR" w:bidi="fr_FR"/>
@@ -2726,18 +2462,12 @@
         </w:rPr>
         <w:t>L’auteur du deuxième livre des Chroniques continue le récit de la dédicace du temple en décrivant une grande célébration. Il mentionne les trois groupes de chanteurs ainsi que leurs proches parents. Les 120 trompettistes comprenaient apparemment cinq sacrificateurs de chacune des 24 divisions (</w:t>
       </w:r>
-      <w:hyperlink r:id="rId56">
-        <w:r>
-          <w:rPr>
-            <w:lang w:val="fr_FR" w:bidi="fr_FR"/>
-          </w:rPr>
-          <w:rPr>
-            <w:color w:val="0000EE"/>
-            <w:u w:val="single"/>
-          </w:rPr>
-          <w:t>1Ch 24.3–19</w:t>
-        </w:r>
-      </w:hyperlink>
+      <w:r>
+        <w:rPr>
+          <w:lang w:val="fr_FR" w:bidi="fr_FR"/>
+        </w:rPr>
+        <w:t>1Ch 24.3–19</w:t>
+      </w:r>
       <w:r>
         <w:rPr>
           <w:lang w:val="fr_FR" w:bidi="fr_FR"/>
@@ -2864,54 +2594,36 @@
         </w:rPr>
         <w:t xml:space="preserve">Depuis l’Exode, Israël se savait peuple de Dieu, et cette identité a trouvé son plein accomplissement le jour où Dieu a choisi David comme roi et Jérusalem comme capitale. La cité et la dynastie en sont les réalisations concrètes, selon la promesse divine faite à David (voir </w:t>
       </w:r>
-      <w:hyperlink r:id="rId57">
-        <w:r>
-          <w:rPr>
-            <w:lang w:val="fr_FR" w:bidi="fr_FR"/>
-          </w:rPr>
-          <w:rPr>
-            <w:color w:val="0000EE"/>
-            <w:u w:val="single"/>
-          </w:rPr>
-          <w:t>1Ch 28.4</w:t>
-        </w:r>
-      </w:hyperlink>
+      <w:r>
+        <w:rPr>
+          <w:lang w:val="fr_FR" w:bidi="fr_FR"/>
+        </w:rPr>
+        <w:t>1Ch 28.4</w:t>
+      </w:r>
       <w:r>
         <w:rPr>
           <w:lang w:val="fr_FR" w:bidi="fr_FR"/>
         </w:rPr>
         <w:t xml:space="preserve"> ; cf. </w:t>
       </w:r>
-      <w:hyperlink r:id="rId58">
-        <w:r>
-          <w:rPr>
-            <w:lang w:val="fr_FR" w:bidi="fr_FR"/>
-          </w:rPr>
-          <w:rPr>
-            <w:color w:val="0000EE"/>
-            <w:u w:val="single"/>
-          </w:rPr>
-          <w:t>2S 7.8–17</w:t>
-        </w:r>
-      </w:hyperlink>
+      <w:r>
+        <w:rPr>
+          <w:lang w:val="fr_FR" w:bidi="fr_FR"/>
+        </w:rPr>
+        <w:t>2S 7.8–17</w:t>
+      </w:r>
       <w:r>
         <w:rPr>
           <w:lang w:val="fr_FR" w:bidi="fr_FR"/>
         </w:rPr>
         <w:t xml:space="preserve"> ; </w:t>
       </w:r>
-      <w:hyperlink r:id="rId59">
-        <w:r>
-          <w:rPr>
-            <w:lang w:val="fr_FR" w:bidi="fr_FR"/>
-          </w:rPr>
-          <w:rPr>
-            <w:color w:val="0000EE"/>
-            <w:u w:val="single"/>
-          </w:rPr>
-          <w:t>Ps 2.6–7</w:t>
-        </w:r>
-      </w:hyperlink>
+      <w:r>
+        <w:rPr>
+          <w:lang w:val="fr_FR" w:bidi="fr_FR"/>
+        </w:rPr>
+        <w:t>Ps 2.6–7</w:t>
+      </w:r>
       <w:r>
         <w:rPr>
           <w:lang w:val="fr_FR" w:bidi="fr_FR"/>
@@ -3020,18 +2732,12 @@
         </w:rPr>
         <w:t xml:space="preserve"> : Toute la création peut être vue comme le véritable temple de Dieu, le palais du roi divin (voir </w:t>
       </w:r>
-      <w:hyperlink r:id="rId60">
-        <w:r>
-          <w:rPr>
-            <w:lang w:val="fr_FR" w:bidi="fr_FR"/>
-          </w:rPr>
-          <w:rPr>
-            <w:color w:val="0000EE"/>
-            <w:u w:val="single"/>
-          </w:rPr>
-          <w:t>Es 66.1–2</w:t>
-        </w:r>
-      </w:hyperlink>
+      <w:r>
+        <w:rPr>
+          <w:lang w:val="fr_FR" w:bidi="fr_FR"/>
+        </w:rPr>
+        <w:t>Es 66.1–2</w:t>
+      </w:r>
       <w:r>
         <w:rPr>
           <w:lang w:val="fr_FR" w:bidi="fr_FR"/>
@@ -3086,36 +2792,24 @@
         </w:rPr>
         <w:t>Dans son alliance avec Israël, l’Éternel avait promis que l’obéissance entraînerait bénédictions et vie, tandis que la désobéissance provoquerait malédictions et mort (</w:t>
       </w:r>
-      <w:hyperlink r:id="rId61">
-        <w:r>
-          <w:rPr>
-            <w:lang w:val="fr_FR" w:bidi="fr_FR"/>
-          </w:rPr>
-          <w:rPr>
-            <w:color w:val="0000EE"/>
-            <w:u w:val="single"/>
-          </w:rPr>
-          <w:t>Dt 27.11–28.68</w:t>
-        </w:r>
-      </w:hyperlink>
+      <w:r>
+        <w:rPr>
+          <w:lang w:val="fr_FR" w:bidi="fr_FR"/>
+        </w:rPr>
+        <w:t>Dt 27.11–28.68</w:t>
+      </w:r>
       <w:r>
         <w:rPr>
           <w:lang w:val="fr_FR" w:bidi="fr_FR"/>
         </w:rPr>
         <w:t xml:space="preserve"> ; </w:t>
       </w:r>
-      <w:hyperlink r:id="rId62">
-        <w:r>
-          <w:rPr>
-            <w:lang w:val="fr_FR" w:bidi="fr_FR"/>
-          </w:rPr>
-          <w:rPr>
-            <w:color w:val="0000EE"/>
-            <w:u w:val="single"/>
-          </w:rPr>
-          <w:t>30.15–18</w:t>
-        </w:r>
-      </w:hyperlink>
+      <w:r>
+        <w:rPr>
+          <w:lang w:val="fr_FR" w:bidi="fr_FR"/>
+        </w:rPr>
+        <w:t>30.15–18</w:t>
+      </w:r>
       <w:r>
         <w:rPr>
           <w:lang w:val="fr_FR" w:bidi="fr_FR"/>
@@ -3170,18 +2864,12 @@
         </w:rPr>
         <w:t>Première demande : Salomon implore que justice soit rendue quand la culpabilité et l’innocence ne peuvent être facilement déterminées. Par exemple, dans le cas d’un vol (</w:t>
       </w:r>
-      <w:hyperlink r:id="rId63">
-        <w:r>
-          <w:rPr>
-            <w:lang w:val="fr_FR" w:bidi="fr_FR"/>
-          </w:rPr>
-          <w:rPr>
-            <w:color w:val="0000EE"/>
-            <w:u w:val="single"/>
-          </w:rPr>
-          <w:t>Ex 22.7–9</w:t>
-        </w:r>
-      </w:hyperlink>
+      <w:r>
+        <w:rPr>
+          <w:lang w:val="fr_FR" w:bidi="fr_FR"/>
+        </w:rPr>
+        <w:t>Ex 22.7–9</w:t>
+      </w:r>
       <w:r>
         <w:rPr>
           <w:lang w:val="fr_FR" w:bidi="fr_FR"/>
@@ -3388,18 +3076,12 @@
         </w:rPr>
         <w:t>Cinquième demande : Salomon témoigne de la sollicitude envers les ressortissants des autres nations qui, lorsqu’ils ont constaté les bénédictions de Dieu sur ceux qui lui obéissent (</w:t>
       </w:r>
-      <w:hyperlink r:id="rId64">
-        <w:r>
-          <w:rPr>
-            <w:lang w:val="fr_FR" w:bidi="fr_FR"/>
-          </w:rPr>
-          <w:rPr>
-            <w:color w:val="0000EE"/>
-            <w:u w:val="single"/>
-          </w:rPr>
-          <w:t>Dt 4.6–8</w:t>
-        </w:r>
-      </w:hyperlink>
+      <w:r>
+        <w:rPr>
+          <w:lang w:val="fr_FR" w:bidi="fr_FR"/>
+        </w:rPr>
+        <w:t>Dt 4.6–8</w:t>
+      </w:r>
       <w:r>
         <w:rPr>
           <w:lang w:val="fr_FR" w:bidi="fr_FR"/>
@@ -3515,18 +3197,12 @@
         </w:rPr>
         <w:t>Septième demande : La crainte prophétique de Salomon qu’Israël soit complètement exilé transparaît dans cette dernière requête. L’histoire d’Israël compte de nombreux exils, mais la destruction totale de Jérusalem et de son temple a été le plus grand défi pour la foi de la nation. Salomon considérait le temple comme un point d’ancrage spirituel pour la foi du peuple : même en terre étrangère, les Israélites pouvaient se souvenir de ce lieu choisi par Dieu et prier. La mention de la terre, de la ville et du temple (</w:t>
       </w:r>
-      <w:hyperlink r:id="rId65">
-        <w:r>
-          <w:rPr>
-            <w:lang w:val="fr_FR" w:bidi="fr_FR"/>
-          </w:rPr>
-          <w:rPr>
-            <w:color w:val="0000EE"/>
-            <w:u w:val="single"/>
-          </w:rPr>
-          <w:t>6.38</w:t>
-        </w:r>
-      </w:hyperlink>
+      <w:r>
+        <w:rPr>
+          <w:lang w:val="fr_FR" w:bidi="fr_FR"/>
+        </w:rPr>
+        <w:t>6.38</w:t>
+      </w:r>
       <w:r>
         <w:rPr>
           <w:lang w:val="fr_FR" w:bidi="fr_FR"/>
@@ -3581,54 +3257,36 @@
         </w:rPr>
         <w:t>La prière de Salomon se conclut par la citation d’un psaume (</w:t>
       </w:r>
-      <w:hyperlink r:id="rId66">
-        <w:r>
-          <w:rPr>
-            <w:lang w:val="fr_FR" w:bidi="fr_FR"/>
-          </w:rPr>
-          <w:rPr>
-            <w:color w:val="0000EE"/>
-            <w:u w:val="single"/>
-          </w:rPr>
-          <w:t>Ps 132.8–10</w:t>
-        </w:r>
-      </w:hyperlink>
+      <w:r>
+        <w:rPr>
+          <w:lang w:val="fr_FR" w:bidi="fr_FR"/>
+        </w:rPr>
+        <w:t>Ps 132.8–10</w:t>
+      </w:r>
       <w:r>
         <w:rPr>
           <w:lang w:val="fr_FR" w:bidi="fr_FR"/>
         </w:rPr>
         <w:t>), marquant la dernière étape du transfert de l’arche dans le temple. Des prières et des psaumes avaient également accompagné le transfert de l’arche à Jérusalem par David (</w:t>
       </w:r>
-      <w:hyperlink r:id="rId67">
-        <w:r>
-          <w:rPr>
-            <w:lang w:val="fr_FR" w:bidi="fr_FR"/>
-          </w:rPr>
-          <w:rPr>
-            <w:color w:val="0000EE"/>
-            <w:u w:val="single"/>
-          </w:rPr>
-          <w:t>1Ch 16.7–36</w:t>
-        </w:r>
-      </w:hyperlink>
+      <w:r>
+        <w:rPr>
+          <w:lang w:val="fr_FR" w:bidi="fr_FR"/>
+        </w:rPr>
+        <w:t>1Ch 16.7–36</w:t>
+      </w:r>
       <w:r>
         <w:rPr>
           <w:lang w:val="fr_FR" w:bidi="fr_FR"/>
         </w:rPr>
         <w:t xml:space="preserve">), lorsqu’il l’avait emmené dans la ville sainte pour la première fois. • Dans sa prière, Salomon invite Dieu à « se lever », non pour la guerre (cf. </w:t>
       </w:r>
-      <w:hyperlink r:id="rId68">
-        <w:r>
-          <w:rPr>
-            <w:lang w:val="fr_FR" w:bidi="fr_FR"/>
-          </w:rPr>
-          <w:rPr>
-            <w:color w:val="0000EE"/>
-            <w:u w:val="single"/>
-          </w:rPr>
-          <w:t>Nb 10.35</w:t>
-        </w:r>
-      </w:hyperlink>
+      <w:r>
+        <w:rPr>
+          <w:lang w:val="fr_FR" w:bidi="fr_FR"/>
+        </w:rPr>
+        <w:t>Nb 10.35</w:t>
+      </w:r>
       <w:r>
         <w:rPr>
           <w:lang w:val="fr_FR" w:bidi="fr_FR"/>
@@ -3683,54 +3341,36 @@
         </w:rPr>
         <w:t>Salomon reste cohérent avec le début de sa prière (</w:t>
       </w:r>
-      <w:hyperlink r:id="rId69">
-        <w:r>
-          <w:rPr>
-            <w:lang w:val="fr_FR" w:bidi="fr_FR"/>
-          </w:rPr>
-          <w:rPr>
-            <w:color w:val="0000EE"/>
-            <w:u w:val="single"/>
-          </w:rPr>
-          <w:t>6.15–17</w:t>
-        </w:r>
-      </w:hyperlink>
+      <w:r>
+        <w:rPr>
+          <w:lang w:val="fr_FR" w:bidi="fr_FR"/>
+        </w:rPr>
+        <w:t>6.15–17</w:t>
+      </w:r>
       <w:r>
         <w:rPr>
           <w:lang w:val="fr_FR" w:bidi="fr_FR"/>
         </w:rPr>
         <w:t>) et implore Dieu de se souvenir de son amour fidèle envers David, rappelant ainsi la promesse d’alliance faite à ce dernier (</w:t>
       </w:r>
-      <w:hyperlink r:id="rId70">
-        <w:r>
-          <w:rPr>
-            <w:lang w:val="fr_FR" w:bidi="fr_FR"/>
-          </w:rPr>
-          <w:rPr>
-            <w:color w:val="0000EE"/>
-            <w:u w:val="single"/>
-          </w:rPr>
-          <w:t>1Ch 17.4–14</w:t>
-        </w:r>
-      </w:hyperlink>
+      <w:r>
+        <w:rPr>
+          <w:lang w:val="fr_FR" w:bidi="fr_FR"/>
+        </w:rPr>
+        <w:t>1Ch 17.4–14</w:t>
+      </w:r>
       <w:r>
         <w:rPr>
           <w:lang w:val="fr_FR" w:bidi="fr_FR"/>
         </w:rPr>
         <w:t xml:space="preserve"> ; voir </w:t>
       </w:r>
-      <w:hyperlink r:id="rId71">
-        <w:r>
-          <w:rPr>
-            <w:lang w:val="fr_FR" w:bidi="fr_FR"/>
-          </w:rPr>
-          <w:rPr>
-            <w:color w:val="0000EE"/>
-            <w:u w:val="single"/>
-          </w:rPr>
-          <w:t>Es 55.3</w:t>
-        </w:r>
-      </w:hyperlink>
+      <w:r>
+        <w:rPr>
+          <w:lang w:val="fr_FR" w:bidi="fr_FR"/>
+        </w:rPr>
+        <w:t>Es 55.3</w:t>
+      </w:r>
       <w:r>
         <w:rPr>
           <w:lang w:val="fr_FR" w:bidi="fr_FR"/>
@@ -3785,18 +3425,12 @@
         </w:rPr>
         <w:t xml:space="preserve">Quand l’arche a été replacée à l’endroit qui lui était destiné (voir </w:t>
       </w:r>
-      <w:hyperlink r:id="rId72">
-        <w:r>
-          <w:rPr>
-            <w:lang w:val="fr_FR" w:bidi="fr_FR"/>
-          </w:rPr>
-          <w:rPr>
-            <w:color w:val="0000EE"/>
-            <w:u w:val="single"/>
-          </w:rPr>
-          <w:t>5.13–14</w:t>
-        </w:r>
-      </w:hyperlink>
+      <w:r>
+        <w:rPr>
+          <w:lang w:val="fr_FR" w:bidi="fr_FR"/>
+        </w:rPr>
+        <w:t>5.13–14</w:t>
+      </w:r>
       <w:r>
         <w:rPr>
           <w:lang w:val="fr_FR" w:bidi="fr_FR"/>
@@ -3875,18 +3509,12 @@
         </w:rPr>
         <w:t xml:space="preserve">Les offrandes de sacrifice étaient indispensables pour consacrer sur terre la demeure de l’Éternel ; les sacrifices servaient aussi de vivres pour le peuple tout au long des quinze jours de célébration. Le nombre d’animaux offerts correspond à celui indiqué au verset </w:t>
       </w:r>
-      <w:hyperlink r:id="rId73">
-        <w:r>
-          <w:rPr>
-            <w:lang w:val="fr_FR" w:bidi="fr_FR"/>
-          </w:rPr>
-          <w:rPr>
-            <w:color w:val="0000EE"/>
-            <w:u w:val="single"/>
-          </w:rPr>
-          <w:t>1R 8.63</w:t>
-        </w:r>
-      </w:hyperlink>
+      <w:r>
+        <w:rPr>
+          <w:lang w:val="fr_FR" w:bidi="fr_FR"/>
+        </w:rPr>
+        <w:t>1R 8.63</w:t>
+      </w:r>
       <w:r>
         <w:rPr>
           <w:lang w:val="fr_FR" w:bidi="fr_FR"/>
@@ -3941,72 +3569,48 @@
         </w:rPr>
         <w:t>Les frontières d’Israël allaient de Hamath au nord jusqu’au torrent d’Égypte au sud, conformément aux promesses faites aux patriarches (</w:t>
       </w:r>
-      <w:hyperlink r:id="rId74">
-        <w:r>
-          <w:rPr>
-            <w:lang w:val="fr_FR" w:bidi="fr_FR"/>
-          </w:rPr>
-          <w:rPr>
-            <w:color w:val="0000EE"/>
-            <w:u w:val="single"/>
-          </w:rPr>
-          <w:t>Gn 15.18</w:t>
-        </w:r>
-      </w:hyperlink>
+      <w:r>
+        <w:rPr>
+          <w:lang w:val="fr_FR" w:bidi="fr_FR"/>
+        </w:rPr>
+        <w:t>Gn 15.18</w:t>
+      </w:r>
       <w:r>
         <w:rPr>
           <w:lang w:val="fr_FR" w:bidi="fr_FR"/>
         </w:rPr>
         <w:t xml:space="preserve"> ; </w:t>
       </w:r>
-      <w:hyperlink r:id="rId75">
-        <w:r>
-          <w:rPr>
-            <w:lang w:val="fr_FR" w:bidi="fr_FR"/>
-          </w:rPr>
-          <w:rPr>
-            <w:color w:val="0000EE"/>
-            <w:u w:val="single"/>
-          </w:rPr>
-          <w:t>Nb 34.5</w:t>
-        </w:r>
-      </w:hyperlink>
+      <w:r>
+        <w:rPr>
+          <w:lang w:val="fr_FR" w:bidi="fr_FR"/>
+        </w:rPr>
+        <w:t>Nb 34.5</w:t>
+      </w:r>
       <w:r>
         <w:rPr>
           <w:lang w:val="fr_FR" w:bidi="fr_FR"/>
         </w:rPr>
         <w:t xml:space="preserve">, </w:t>
       </w:r>
-      <w:hyperlink r:id="rId76">
-        <w:r>
-          <w:rPr>
-            <w:lang w:val="fr_FR" w:bidi="fr_FR"/>
-          </w:rPr>
-          <w:rPr>
-            <w:color w:val="0000EE"/>
-            <w:u w:val="single"/>
-          </w:rPr>
-          <w:t>8</w:t>
-        </w:r>
-      </w:hyperlink>
+      <w:r>
+        <w:rPr>
+          <w:lang w:val="fr_FR" w:bidi="fr_FR"/>
+        </w:rPr>
+        <w:t>8</w:t>
+      </w:r>
       <w:r>
         <w:rPr>
           <w:lang w:val="fr_FR" w:bidi="fr_FR"/>
         </w:rPr>
         <w:t xml:space="preserve"> ; </w:t>
       </w:r>
-      <w:hyperlink r:id="rId77">
-        <w:r>
-          <w:rPr>
-            <w:lang w:val="fr_FR" w:bidi="fr_FR"/>
-          </w:rPr>
-          <w:rPr>
-            <w:color w:val="0000EE"/>
-            <w:u w:val="single"/>
-          </w:rPr>
-          <w:t>Jos 15.4</w:t>
-        </w:r>
-      </w:hyperlink>
+      <w:r>
+        <w:rPr>
+          <w:lang w:val="fr_FR" w:bidi="fr_FR"/>
+        </w:rPr>
+        <w:t>Jos 15.4</w:t>
+      </w:r>
       <w:r>
         <w:rPr>
           <w:lang w:val="fr_FR" w:bidi="fr_FR"/>
@@ -4061,54 +3665,36 @@
         </w:rPr>
         <w:t xml:space="preserve">Ces versets renvoient directement à la prière de Salomon (voir </w:t>
       </w:r>
-      <w:hyperlink r:id="rId78">
-        <w:r>
-          <w:rPr>
-            <w:lang w:val="fr_FR" w:bidi="fr_FR"/>
-          </w:rPr>
-          <w:rPr>
-            <w:color w:val="0000EE"/>
-            <w:u w:val="single"/>
-          </w:rPr>
-          <w:t>6.26</w:t>
-        </w:r>
-      </w:hyperlink>
+      <w:r>
+        <w:rPr>
+          <w:lang w:val="fr_FR" w:bidi="fr_FR"/>
+        </w:rPr>
+        <w:t>6.26</w:t>
+      </w:r>
       <w:r>
         <w:rPr>
           <w:lang w:val="fr_FR" w:bidi="fr_FR"/>
         </w:rPr>
         <w:t xml:space="preserve">, </w:t>
       </w:r>
-      <w:hyperlink r:id="rId79">
-        <w:r>
-          <w:rPr>
-            <w:lang w:val="fr_FR" w:bidi="fr_FR"/>
-          </w:rPr>
-          <w:rPr>
-            <w:color w:val="0000EE"/>
-            <w:u w:val="single"/>
-          </w:rPr>
-          <w:t>6.28</w:t>
-        </w:r>
-      </w:hyperlink>
+      <w:r>
+        <w:rPr>
+          <w:lang w:val="fr_FR" w:bidi="fr_FR"/>
+        </w:rPr>
+        <w:t>6.28</w:t>
+      </w:r>
       <w:r>
         <w:rPr>
           <w:lang w:val="fr_FR" w:bidi="fr_FR"/>
         </w:rPr>
         <w:t xml:space="preserve">, </w:t>
       </w:r>
-      <w:hyperlink r:id="rId80">
-        <w:r>
-          <w:rPr>
-            <w:lang w:val="fr_FR" w:bidi="fr_FR"/>
-          </w:rPr>
-          <w:rPr>
-            <w:color w:val="0000EE"/>
-            <w:u w:val="single"/>
-          </w:rPr>
-          <w:t>6.40</w:t>
-        </w:r>
-      </w:hyperlink>
+      <w:r>
+        <w:rPr>
+          <w:lang w:val="fr_FR" w:bidi="fr_FR"/>
+        </w:rPr>
+        <w:t>6.40</w:t>
+      </w:r>
       <w:r>
         <w:rPr>
           <w:lang w:val="fr_FR" w:bidi="fr_FR"/>
@@ -4171,18 +3757,12 @@
         </w:rPr>
         <w:t xml:space="preserve">Dieu a annoncé à Salomon que son règne serait sans fin. L'auteur du livre des Chroniques affirme qu’un de ses descendants siégera toujours sur le trône d’Israël. À son époque, il n'y avait aucun trône en fonction en Israël ; cette promesse renvoie donc au Messie (cf. </w:t>
       </w:r>
-      <w:hyperlink r:id="rId81">
-        <w:r>
-          <w:rPr>
-            <w:lang w:val="fr_FR" w:bidi="fr_FR"/>
-          </w:rPr>
-          <w:rPr>
-            <w:color w:val="0000EE"/>
-            <w:u w:val="single"/>
-          </w:rPr>
-          <w:t>Mi 5.2</w:t>
-        </w:r>
-      </w:hyperlink>
+      <w:r>
+        <w:rPr>
+          <w:lang w:val="fr_FR" w:bidi="fr_FR"/>
+        </w:rPr>
+        <w:t>Mi 5.2</w:t>
+      </w:r>
       <w:r>
         <w:rPr>
           <w:lang w:val="fr_FR" w:bidi="fr_FR"/>
@@ -4285,18 +3865,12 @@
         </w:rPr>
         <w:t>Les vingt villes que Salomon avait données à Huram en échange de l’or ne lui convenaient pas (</w:t>
       </w:r>
-      <w:hyperlink r:id="rId82">
-        <w:r>
-          <w:rPr>
-            <w:lang w:val="fr_FR" w:bidi="fr_FR"/>
-          </w:rPr>
-          <w:rPr>
-            <w:color w:val="0000EE"/>
-            <w:u w:val="single"/>
-          </w:rPr>
-          <w:t>1R 9.11–14</w:t>
-        </w:r>
-      </w:hyperlink>
+      <w:r>
+        <w:rPr>
+          <w:lang w:val="fr_FR" w:bidi="fr_FR"/>
+        </w:rPr>
+        <w:t>1R 9.11–14</w:t>
+      </w:r>
       <w:r>
         <w:rPr>
           <w:lang w:val="fr_FR" w:bidi="fr_FR"/>
@@ -4351,18 +3925,12 @@
         </w:rPr>
         <w:t>Ce verset est la seule allusion, dans le livre des Chroniques, aux exploits militaires de Salomon ; on le présente avant tout comme un homme de paix (</w:t>
       </w:r>
-      <w:hyperlink r:id="rId83">
-        <w:r>
-          <w:rPr>
-            <w:lang w:val="fr_FR" w:bidi="fr_FR"/>
-          </w:rPr>
-          <w:rPr>
-            <w:color w:val="0000EE"/>
-            <w:u w:val="single"/>
-          </w:rPr>
-          <w:t>1Ch 22.9</w:t>
-        </w:r>
-      </w:hyperlink>
+      <w:r>
+        <w:rPr>
+          <w:lang w:val="fr_FR" w:bidi="fr_FR"/>
+        </w:rPr>
+        <w:t>1Ch 22.9</w:t>
+      </w:r>
       <w:r>
         <w:rPr>
           <w:lang w:val="fr_FR" w:bidi="fr_FR"/>
@@ -4393,18 +3961,12 @@
         </w:rPr>
         <w:t>, roi de Tsoba (</w:t>
       </w:r>
-      <w:hyperlink r:id="rId84">
-        <w:r>
-          <w:rPr>
-            <w:lang w:val="fr_FR" w:bidi="fr_FR"/>
-          </w:rPr>
-          <w:rPr>
-            <w:color w:val="0000EE"/>
-            <w:u w:val="single"/>
-          </w:rPr>
-          <w:t>1Ch 18.9–10</w:t>
-        </w:r>
-      </w:hyperlink>
+      <w:r>
+        <w:rPr>
+          <w:lang w:val="fr_FR" w:bidi="fr_FR"/>
+        </w:rPr>
+        <w:t>1Ch 18.9–10</w:t>
+      </w:r>
       <w:r>
         <w:rPr>
           <w:lang w:val="fr_FR" w:bidi="fr_FR"/>
@@ -4459,18 +4021,12 @@
         </w:rPr>
         <w:t xml:space="preserve">L’auteur du livre des Chroniques évoque les régions du nord du royaume de Salomon. Thadmor, qui deviendra plus tard Palmyre, était une oasis syrienne située sur des routes commerciales désertiques reliant la région à la Mésopotamie, à environ 200 km au nord-est de Damas. Cette cité n’apparaît nulle part ailleurs dans la Bible. Certains l’ont sans doute assimilée à l’une des villes fortifiées du royaume de Salomon (cf. </w:t>
       </w:r>
-      <w:hyperlink r:id="rId85">
-        <w:r>
-          <w:rPr>
-            <w:lang w:val="fr_FR" w:bidi="fr_FR"/>
-          </w:rPr>
-          <w:rPr>
-            <w:color w:val="0000EE"/>
-            <w:u w:val="single"/>
-          </w:rPr>
-          <w:t>1R 9.18</w:t>
-        </w:r>
-      </w:hyperlink>
+      <w:r>
+        <w:rPr>
+          <w:lang w:val="fr_FR" w:bidi="fr_FR"/>
+        </w:rPr>
+        <w:t>1R 9.18</w:t>
+      </w:r>
       <w:r>
         <w:rPr>
           <w:lang w:val="fr_FR" w:bidi="fr_FR"/>
@@ -4627,72 +4183,48 @@
         </w:rPr>
         <w:t>L'alliance de Salomon, scellée par son mariage avec la fille du pharaon, est mentionnée à plusieurs reprises dans les Rois (</w:t>
       </w:r>
-      <w:hyperlink r:id="rId86">
-        <w:r>
-          <w:rPr>
-            <w:lang w:val="fr_FR" w:bidi="fr_FR"/>
-          </w:rPr>
-          <w:rPr>
-            <w:color w:val="0000EE"/>
-            <w:u w:val="single"/>
-          </w:rPr>
-          <w:t>1R 3.1</w:t>
-        </w:r>
-      </w:hyperlink>
+      <w:r>
+        <w:rPr>
+          <w:lang w:val="fr_FR" w:bidi="fr_FR"/>
+        </w:rPr>
+        <w:t>1R 3.1</w:t>
+      </w:r>
       <w:r>
         <w:rPr>
           <w:lang w:val="fr_FR" w:bidi="fr_FR"/>
         </w:rPr>
         <w:t xml:space="preserve"> ; </w:t>
       </w:r>
-      <w:hyperlink r:id="rId87">
-        <w:r>
-          <w:rPr>
-            <w:lang w:val="fr_FR" w:bidi="fr_FR"/>
-          </w:rPr>
-          <w:rPr>
-            <w:color w:val="0000EE"/>
-            <w:u w:val="single"/>
-          </w:rPr>
-          <w:t>9.16</w:t>
-        </w:r>
-      </w:hyperlink>
+      <w:r>
+        <w:rPr>
+          <w:lang w:val="fr_FR" w:bidi="fr_FR"/>
+        </w:rPr>
+        <w:t>9.16</w:t>
+      </w:r>
       <w:r>
         <w:rPr>
           <w:lang w:val="fr_FR" w:bidi="fr_FR"/>
         </w:rPr>
         <w:t xml:space="preserve">, </w:t>
       </w:r>
-      <w:hyperlink r:id="rId88">
-        <w:r>
-          <w:rPr>
-            <w:lang w:val="fr_FR" w:bidi="fr_FR"/>
-          </w:rPr>
-          <w:rPr>
-            <w:color w:val="0000EE"/>
-            <w:u w:val="single"/>
-          </w:rPr>
-          <w:t>24</w:t>
-        </w:r>
-      </w:hyperlink>
+      <w:r>
+        <w:rPr>
+          <w:lang w:val="fr_FR" w:bidi="fr_FR"/>
+        </w:rPr>
+        <w:t>24</w:t>
+      </w:r>
       <w:r>
         <w:rPr>
           <w:lang w:val="fr_FR" w:bidi="fr_FR"/>
         </w:rPr>
         <w:t xml:space="preserve"> ; </w:t>
       </w:r>
-      <w:hyperlink r:id="rId89">
-        <w:r>
-          <w:rPr>
-            <w:lang w:val="fr_FR" w:bidi="fr_FR"/>
-          </w:rPr>
-          <w:rPr>
-            <w:color w:val="0000EE"/>
-            <w:u w:val="single"/>
-          </w:rPr>
-          <w:t>11.1</w:t>
-        </w:r>
-      </w:hyperlink>
+      <w:r>
+        <w:rPr>
+          <w:lang w:val="fr_FR" w:bidi="fr_FR"/>
+        </w:rPr>
+        <w:t>11.1</w:t>
+      </w:r>
       <w:r>
         <w:rPr>
           <w:lang w:val="fr_FR" w:bidi="fr_FR"/>
@@ -4747,18 +4279,12 @@
         </w:rPr>
         <w:t xml:space="preserve">En présentant les activités de Salomon aux confins nord et sud de son royaume, l’auteur du livre des Chroniques met en avant l’immensité de son empire. Salomon disposait de ports sur la mer Rouge, qui facilitaient le commerce vers le sud. Huram de Tyr se révélait être un allié précieux : les Phéniciens jouissaient d’un vaste réseau commercial et d’un savoir-faire maritime, permettant à Salomon d’échanger avec Ophir. • Ophir est traditionnellement considéré comme étant dans le sud-ouest de l'Arabie (voir </w:t>
       </w:r>
-      <w:hyperlink r:id="rId90">
-        <w:r>
-          <w:rPr>
-            <w:lang w:val="fr_FR" w:bidi="fr_FR"/>
-          </w:rPr>
-          <w:rPr>
-            <w:color w:val="0000EE"/>
-            <w:u w:val="single"/>
-          </w:rPr>
-          <w:t>Gn 10.28–29</w:t>
-        </w:r>
-      </w:hyperlink>
+      <w:r>
+        <w:rPr>
+          <w:lang w:val="fr_FR" w:bidi="fr_FR"/>
+        </w:rPr>
+        <w:t>Gn 10.28–29</w:t>
+      </w:r>
       <w:r>
         <w:rPr>
           <w:lang w:val="fr_FR" w:bidi="fr_FR"/>
@@ -4813,72 +4339,48 @@
         </w:rPr>
         <w:t>Salomon a entretenu de longue date des liens économiques et politiques avec Huram de Tyr (</w:t>
       </w:r>
-      <w:hyperlink r:id="rId91">
-        <w:r>
-          <w:rPr>
-            <w:lang w:val="fr_FR" w:bidi="fr_FR"/>
-          </w:rPr>
-          <w:rPr>
-            <w:color w:val="0000EE"/>
-            <w:u w:val="single"/>
-          </w:rPr>
-          <w:t>8.17–18</w:t>
-        </w:r>
-      </w:hyperlink>
+      <w:r>
+        <w:rPr>
+          <w:lang w:val="fr_FR" w:bidi="fr_FR"/>
+        </w:rPr>
+        <w:t>8.17–18</w:t>
+      </w:r>
       <w:r>
         <w:rPr>
           <w:lang w:val="fr_FR" w:bidi="fr_FR"/>
         </w:rPr>
         <w:t xml:space="preserve"> ; </w:t>
       </w:r>
-      <w:hyperlink r:id="rId92">
-        <w:r>
-          <w:rPr>
-            <w:lang w:val="fr_FR" w:bidi="fr_FR"/>
-          </w:rPr>
-          <w:rPr>
-            <w:color w:val="0000EE"/>
-            <w:u w:val="single"/>
-          </w:rPr>
-          <w:t>9.10–11</w:t>
-        </w:r>
-      </w:hyperlink>
+      <w:r>
+        <w:rPr>
+          <w:lang w:val="fr_FR" w:bidi="fr_FR"/>
+        </w:rPr>
+        <w:t>9.10–11</w:t>
+      </w:r>
       <w:r>
         <w:rPr>
           <w:lang w:val="fr_FR" w:bidi="fr_FR"/>
         </w:rPr>
         <w:t>), mais la reine de Séba ne l’a visité qu’une seule fois. L’ancienne Séba (correspondant à l’actuel Yémen) était renommée pour la puissance de ses gouvernantes et pour une économie florissante fondée sur le commerce de l’encens et de la myrrhe. Selon une tradition ancienne, la reine de Séba serait pourtant originaire de Cusch (Éthiopie), sans doute parce qu’un certain Séba, fils de Raema, était issu de la lignée de Cusch (</w:t>
       </w:r>
-      <w:hyperlink r:id="rId93">
-        <w:r>
-          <w:rPr>
-            <w:lang w:val="fr_FR" w:bidi="fr_FR"/>
-          </w:rPr>
-          <w:rPr>
-            <w:color w:val="0000EE"/>
-            <w:u w:val="single"/>
-          </w:rPr>
-          <w:t>Gn 10.7</w:t>
-        </w:r>
-      </w:hyperlink>
+      <w:r>
+        <w:rPr>
+          <w:lang w:val="fr_FR" w:bidi="fr_FR"/>
+        </w:rPr>
+        <w:t>Gn 10.7</w:t>
+      </w:r>
       <w:r>
         <w:rPr>
           <w:lang w:val="fr_FR" w:bidi="fr_FR"/>
         </w:rPr>
         <w:t xml:space="preserve"> ; </w:t>
       </w:r>
-      <w:hyperlink r:id="rId94">
-        <w:r>
-          <w:rPr>
-            <w:lang w:val="fr_FR" w:bidi="fr_FR"/>
-          </w:rPr>
-          <w:rPr>
-            <w:color w:val="0000EE"/>
-            <w:u w:val="single"/>
-          </w:rPr>
-          <w:t>1Ch 1.9</w:t>
-        </w:r>
-      </w:hyperlink>
+      <w:r>
+        <w:rPr>
+          <w:lang w:val="fr_FR" w:bidi="fr_FR"/>
+        </w:rPr>
+        <w:t>1Ch 1.9</w:t>
+      </w:r>
       <w:r>
         <w:rPr>
           <w:lang w:val="fr_FR" w:bidi="fr_FR"/>
@@ -4987,36 +4489,24 @@
         </w:rPr>
         <w:t xml:space="preserve">La reine a offert cent vingt talents d’or, soit une somme équivalente à celle qu’il avait reçue d’Huram (cf. </w:t>
       </w:r>
-      <w:hyperlink r:id="rId95">
-        <w:r>
-          <w:rPr>
-            <w:lang w:val="fr_FR" w:bidi="fr_FR"/>
-          </w:rPr>
-          <w:rPr>
-            <w:color w:val="0000EE"/>
-            <w:u w:val="single"/>
-          </w:rPr>
-          <w:t>1R 9.14</w:t>
-        </w:r>
-      </w:hyperlink>
+      <w:r>
+        <w:rPr>
+          <w:lang w:val="fr_FR" w:bidi="fr_FR"/>
+        </w:rPr>
+        <w:t>1R 9.14</w:t>
+      </w:r>
       <w:r>
         <w:rPr>
           <w:lang w:val="fr_FR" w:bidi="fr_FR"/>
         </w:rPr>
         <w:t xml:space="preserve">). Quant aux épices (encens, myrrhe et autres aromates), elles étaient prisées pour la confection de parfums, l’embaumement et les offrandes religieuses. La forte demande et la taxation répétée sur la longue route commerciale rendaient les épices aussi précieuses que l'or (voir </w:t>
       </w:r>
-      <w:hyperlink r:id="rId96">
-        <w:r>
-          <w:rPr>
-            <w:lang w:val="fr_FR" w:bidi="fr_FR"/>
-          </w:rPr>
-          <w:rPr>
-            <w:color w:val="0000EE"/>
-            <w:u w:val="single"/>
-          </w:rPr>
-          <w:t>Mt 2.11</w:t>
-        </w:r>
-      </w:hyperlink>
+      <w:r>
+        <w:rPr>
+          <w:lang w:val="fr_FR" w:bidi="fr_FR"/>
+        </w:rPr>
+        <w:t>Mt 2.11</w:t>
+      </w:r>
       <w:r>
         <w:rPr>
           <w:lang w:val="fr_FR" w:bidi="fr_FR"/>
@@ -5439,18 +4929,12 @@
         </w:rPr>
         <w:t xml:space="preserve">Jéroboam s'était réfugié en Égypte pour échapper au roi Salomon ; voir </w:t>
       </w:r>
-      <w:hyperlink r:id="rId97">
-        <w:r>
-          <w:rPr>
-            <w:lang w:val="fr_FR" w:bidi="fr_FR"/>
-          </w:rPr>
-          <w:rPr>
-            <w:color w:val="0000EE"/>
-            <w:u w:val="single"/>
-          </w:rPr>
-          <w:t>1R 11.26–40</w:t>
-        </w:r>
-      </w:hyperlink>
+      <w:r>
+        <w:rPr>
+          <w:lang w:val="fr_FR" w:bidi="fr_FR"/>
+        </w:rPr>
+        <w:t>1R 11.26–40</w:t>
+      </w:r>
       <w:r>
         <w:rPr>
           <w:lang w:val="fr_FR" w:bidi="fr_FR"/>
@@ -5553,126 +5037,84 @@
         </w:rPr>
         <w:t>Les vieillards d'Israël se distinguaient des fonctionnaires, des nobles et des gardiens (</w:t>
       </w:r>
-      <w:hyperlink r:id="rId98">
-        <w:r>
-          <w:rPr>
-            <w:lang w:val="fr_FR" w:bidi="fr_FR"/>
-          </w:rPr>
-          <w:rPr>
-            <w:color w:val="0000EE"/>
-            <w:u w:val="single"/>
-          </w:rPr>
-          <w:t>Jg 8.14</w:t>
-        </w:r>
-      </w:hyperlink>
+      <w:r>
+        <w:rPr>
+          <w:lang w:val="fr_FR" w:bidi="fr_FR"/>
+        </w:rPr>
+        <w:t>Jg 8.14</w:t>
+      </w:r>
       <w:r>
         <w:rPr>
           <w:lang w:val="fr_FR" w:bidi="fr_FR"/>
         </w:rPr>
         <w:t xml:space="preserve"> ; </w:t>
       </w:r>
-      <w:hyperlink r:id="rId99">
-        <w:r>
-          <w:rPr>
-            <w:lang w:val="fr_FR" w:bidi="fr_FR"/>
-          </w:rPr>
-          <w:rPr>
-            <w:color w:val="0000EE"/>
-            <w:u w:val="single"/>
-          </w:rPr>
-          <w:t>1R 21.8</w:t>
-        </w:r>
-      </w:hyperlink>
+      <w:r>
+        <w:rPr>
+          <w:lang w:val="fr_FR" w:bidi="fr_FR"/>
+        </w:rPr>
+        <w:t>1R 21.8</w:t>
+      </w:r>
       <w:r>
         <w:rPr>
           <w:lang w:val="fr_FR" w:bidi="fr_FR"/>
         </w:rPr>
         <w:t xml:space="preserve"> ; </w:t>
       </w:r>
-      <w:hyperlink r:id="rId100">
-        <w:r>
-          <w:rPr>
-            <w:lang w:val="fr_FR" w:bidi="fr_FR"/>
-          </w:rPr>
-          <w:rPr>
-            <w:color w:val="0000EE"/>
-            <w:u w:val="single"/>
-          </w:rPr>
-          <w:t>2R 10.5</w:t>
-        </w:r>
-      </w:hyperlink>
+      <w:r>
+        <w:rPr>
+          <w:lang w:val="fr_FR" w:bidi="fr_FR"/>
+        </w:rPr>
+        <w:t>2R 10.5</w:t>
+      </w:r>
       <w:r>
         <w:rPr>
           <w:lang w:val="fr_FR" w:bidi="fr_FR"/>
         </w:rPr>
         <w:t>) qui occupaient des postes officiels au sein du gouvernement. Ces vieillards exerçaient traditionnellement une influence importante sur les décisions royales. Lors de l'attaque de Samarie par Ben-Hadad, roi d'Aram, ce sont les vieillards de Samarie qui ont joué un rôle clé en refusant ses dures conditions de reddition (</w:t>
       </w:r>
-      <w:hyperlink r:id="rId101">
-        <w:r>
-          <w:rPr>
-            <w:lang w:val="fr_FR" w:bidi="fr_FR"/>
-          </w:rPr>
-          <w:rPr>
-            <w:color w:val="0000EE"/>
-            <w:u w:val="single"/>
-          </w:rPr>
-          <w:t>1R 20.7–9</w:t>
-        </w:r>
-      </w:hyperlink>
+      <w:r>
+        <w:rPr>
+          <w:lang w:val="fr_FR" w:bidi="fr_FR"/>
+        </w:rPr>
+        <w:t>1R 20.7–9</w:t>
+      </w:r>
       <w:r>
         <w:rPr>
           <w:lang w:val="fr_FR" w:bidi="fr_FR"/>
         </w:rPr>
         <w:t>). Plus tôt, lors de la révolte d'Absalom contre David, ces vieillards d'Israël ont également joué un rôle déterminant dans plusieurs décisions critiques (</w:t>
       </w:r>
-      <w:hyperlink r:id="rId102">
-        <w:r>
-          <w:rPr>
-            <w:lang w:val="fr_FR" w:bidi="fr_FR"/>
-          </w:rPr>
-          <w:rPr>
-            <w:color w:val="0000EE"/>
-            <w:u w:val="single"/>
-          </w:rPr>
-          <w:t>2S 17.4</w:t>
-        </w:r>
-      </w:hyperlink>
+      <w:r>
+        <w:rPr>
+          <w:lang w:val="fr_FR" w:bidi="fr_FR"/>
+        </w:rPr>
+        <w:t>2S 17.4</w:t>
+      </w:r>
       <w:r>
         <w:rPr>
           <w:lang w:val="fr_FR" w:bidi="fr_FR"/>
         </w:rPr>
         <w:t xml:space="preserve">, </w:t>
       </w:r>
-      <w:hyperlink r:id="rId103">
-        <w:r>
-          <w:rPr>
-            <w:lang w:val="fr_FR" w:bidi="fr_FR"/>
-          </w:rPr>
-          <w:rPr>
-            <w:color w:val="0000EE"/>
-            <w:u w:val="single"/>
-          </w:rPr>
-          <w:t>15</w:t>
-        </w:r>
-      </w:hyperlink>
+      <w:r>
+        <w:rPr>
+          <w:lang w:val="fr_FR" w:bidi="fr_FR"/>
+        </w:rPr>
+        <w:t>15</w:t>
+      </w:r>
       <w:r>
         <w:rPr>
           <w:lang w:val="fr_FR" w:bidi="fr_FR"/>
         </w:rPr>
         <w:t xml:space="preserve"> ; </w:t>
       </w:r>
-      <w:hyperlink r:id="rId104">
-        <w:r>
-          <w:rPr>
-            <w:lang w:val="fr_FR" w:bidi="fr_FR"/>
-          </w:rPr>
-          <w:rPr>
-            <w:color w:val="0000EE"/>
-            <w:u w:val="single"/>
-          </w:rPr>
-          <w:t>19.11</w:t>
-        </w:r>
-      </w:hyperlink>
+      <w:r>
+        <w:rPr>
+          <w:lang w:val="fr_FR" w:bidi="fr_FR"/>
+        </w:rPr>
+        <w:t>19.11</w:t>
+      </w:r>
       <w:r>
         <w:rPr>
           <w:lang w:val="fr_FR" w:bidi="fr_FR"/>
@@ -5727,54 +5169,36 @@
         </w:rPr>
         <w:t>Roboam avait quarante et un ans lorsqu'il est devenu roi (</w:t>
       </w:r>
-      <w:hyperlink r:id="rId105">
-        <w:r>
-          <w:rPr>
-            <w:lang w:val="fr_FR" w:bidi="fr_FR"/>
-          </w:rPr>
-          <w:rPr>
-            <w:color w:val="0000EE"/>
-            <w:u w:val="single"/>
-          </w:rPr>
-          <w:t>12.13</w:t>
-        </w:r>
-      </w:hyperlink>
+      <w:r>
+        <w:rPr>
+          <w:lang w:val="fr_FR" w:bidi="fr_FR"/>
+        </w:rPr>
+        <w:t>12.13</w:t>
+      </w:r>
       <w:r>
         <w:rPr>
           <w:lang w:val="fr_FR" w:bidi="fr_FR"/>
         </w:rPr>
         <w:t>), ce qui signifie que les jeunes hommes qui avaient grandi avec lui n'étaient pas des novices. Ils avaient sûrement été des princes royaux, fils d'autres épouses de Salomon. Leur participation au gouvernement de Roboam allait de soi, comme en témoigne la promotion de son fils Abija (</w:t>
       </w:r>
-      <w:hyperlink r:id="rId106">
-        <w:r>
-          <w:rPr>
-            <w:lang w:val="fr_FR" w:bidi="fr_FR"/>
-          </w:rPr>
-          <w:rPr>
-            <w:color w:val="0000EE"/>
-            <w:u w:val="single"/>
-          </w:rPr>
-          <w:t>11.22</w:t>
-        </w:r>
-      </w:hyperlink>
+      <w:r>
+        <w:rPr>
+          <w:lang w:val="fr_FR" w:bidi="fr_FR"/>
+        </w:rPr>
+        <w:t>11.22</w:t>
+      </w:r>
       <w:r>
         <w:rPr>
           <w:lang w:val="fr_FR" w:bidi="fr_FR"/>
         </w:rPr>
         <w:t xml:space="preserve">). Le fait de qualifier ces princes de « jeunes » pouvait aussi être une critique de la valeur de leurs conseils, car la jeunesse n'était pas associée à la sagesse (voir </w:t>
       </w:r>
-      <w:hyperlink r:id="rId107">
-        <w:r>
-          <w:rPr>
-            <w:lang w:val="fr_FR" w:bidi="fr_FR"/>
-          </w:rPr>
-          <w:rPr>
-            <w:color w:val="0000EE"/>
-            <w:u w:val="single"/>
-          </w:rPr>
-          <w:t>Jb 12.12</w:t>
-        </w:r>
-      </w:hyperlink>
+      <w:r>
+        <w:rPr>
+          <w:lang w:val="fr_FR" w:bidi="fr_FR"/>
+        </w:rPr>
+        <w:t>Jb 12.12</w:t>
+      </w:r>
       <w:r>
         <w:rPr>
           <w:lang w:val="fr_FR" w:bidi="fr_FR"/>
@@ -5877,36 +5301,24 @@
         </w:rPr>
         <w:t>Le peuple répondit en reprenant des mots inversant un dicton poétique que l'auteur du livre des Chroniques avait utilisé plus tôt (</w:t>
       </w:r>
-      <w:hyperlink r:id="rId108">
-        <w:r>
-          <w:rPr>
-            <w:lang w:val="fr_FR" w:bidi="fr_FR"/>
-          </w:rPr>
-          <w:rPr>
-            <w:color w:val="0000EE"/>
-            <w:u w:val="single"/>
-          </w:rPr>
-          <w:t>1Ch 12.18</w:t>
-        </w:r>
-      </w:hyperlink>
+      <w:r>
+        <w:rPr>
+          <w:lang w:val="fr_FR" w:bidi="fr_FR"/>
+        </w:rPr>
+        <w:t>1Ch 12.18</w:t>
+      </w:r>
       <w:r>
         <w:rPr>
           <w:lang w:val="fr_FR" w:bidi="fr_FR"/>
         </w:rPr>
         <w:t>). À ce moment-là, les membres des tribus du Sud, de Benjamin et de Juda (</w:t>
       </w:r>
-      <w:hyperlink r:id="rId109">
-        <w:r>
-          <w:rPr>
-            <w:lang w:val="fr_FR" w:bidi="fr_FR"/>
-          </w:rPr>
-          <w:rPr>
-            <w:color w:val="0000EE"/>
-            <w:u w:val="single"/>
-          </w:rPr>
-          <w:t>1Ch 12.16</w:t>
-        </w:r>
-      </w:hyperlink>
+      <w:r>
+        <w:rPr>
+          <w:lang w:val="fr_FR" w:bidi="fr_FR"/>
+        </w:rPr>
+        <w:t>1Ch 12.16</w:t>
+      </w:r>
       <w:r>
         <w:rPr>
           <w:lang w:val="fr_FR" w:bidi="fr_FR"/>
@@ -6009,18 +5421,12 @@
         </w:rPr>
         <w:t>L'intervention prophétique de Schemaeja a permis d'éviter une guerre civile immédiate entre les tribus d'Israël, mais le résumé du règne de Roboam souligne un conflit constant avec Jéroboam (</w:t>
       </w:r>
-      <w:hyperlink r:id="rId110">
-        <w:r>
-          <w:rPr>
-            <w:lang w:val="fr_FR" w:bidi="fr_FR"/>
-          </w:rPr>
-          <w:rPr>
-            <w:color w:val="0000EE"/>
-            <w:u w:val="single"/>
-          </w:rPr>
-          <w:t>12.15</w:t>
-        </w:r>
-      </w:hyperlink>
+      <w:r>
+        <w:rPr>
+          <w:lang w:val="fr_FR" w:bidi="fr_FR"/>
+        </w:rPr>
+        <w:t>12.15</w:t>
+      </w:r>
       <w:r>
         <w:rPr>
           <w:lang w:val="fr_FR" w:bidi="fr_FR"/>
@@ -6231,54 +5637,36 @@
         </w:rPr>
         <w:t xml:space="preserve">L’apostasie initiée par Jéroboam dans le Nord (voir </w:t>
       </w:r>
-      <w:hyperlink r:id="rId111">
-        <w:r>
-          <w:rPr>
-            <w:lang w:val="fr_FR" w:bidi="fr_FR"/>
-          </w:rPr>
-          <w:rPr>
-            <w:color w:val="0000EE"/>
-            <w:u w:val="single"/>
-          </w:rPr>
-          <w:t>1R 12.26–33</w:t>
-        </w:r>
-      </w:hyperlink>
+      <w:r>
+        <w:rPr>
+          <w:lang w:val="fr_FR" w:bidi="fr_FR"/>
+        </w:rPr>
+        <w:t>1R 12.26–33</w:t>
+      </w:r>
       <w:r>
         <w:rPr>
           <w:lang w:val="fr_FR" w:bidi="fr_FR"/>
         </w:rPr>
         <w:t>) a poussé ceux qui voulaient sincèrement adorer l’Éternel à migrer vers le Sud. Roboam a suivi l’Éternel fidèlement pendant trois ans, mais il s’est détourné de lui durant la quatrième année de son règne (</w:t>
       </w:r>
-      <w:hyperlink r:id="rId112">
-        <w:r>
-          <w:rPr>
-            <w:lang w:val="fr_FR" w:bidi="fr_FR"/>
-          </w:rPr>
-          <w:rPr>
-            <w:color w:val="0000EE"/>
-            <w:u w:val="single"/>
-          </w:rPr>
-          <w:t>2Ch 12.1</w:t>
-        </w:r>
-      </w:hyperlink>
+      <w:r>
+        <w:rPr>
+          <w:lang w:val="fr_FR" w:bidi="fr_FR"/>
+        </w:rPr>
+        <w:t>2Ch 12.1</w:t>
+      </w:r>
       <w:r>
         <w:rPr>
           <w:lang w:val="fr_FR" w:bidi="fr_FR"/>
         </w:rPr>
         <w:t>). Dieu a alors aussitôt puni Roboam en envoyant Schischak envahir le pays depuis l’Égypte (</w:t>
       </w:r>
-      <w:hyperlink r:id="rId113">
-        <w:r>
-          <w:rPr>
-            <w:lang w:val="fr_FR" w:bidi="fr_FR"/>
-          </w:rPr>
-          <w:rPr>
-            <w:color w:val="0000EE"/>
-            <w:u w:val="single"/>
-          </w:rPr>
-          <w:t>12.2–5</w:t>
-        </w:r>
-      </w:hyperlink>
+      <w:r>
+        <w:rPr>
+          <w:lang w:val="fr_FR" w:bidi="fr_FR"/>
+        </w:rPr>
+        <w:t>12.2–5</w:t>
+      </w:r>
       <w:r>
         <w:rPr>
           <w:lang w:val="fr_FR" w:bidi="fr_FR"/>
@@ -6333,18 +5721,12 @@
         </w:rPr>
         <w:t xml:space="preserve">Certains spécialistes pensent que Jéroboam a installé des idoles de boucs et de veaux comme piédestaux pour l'Éternel, en s'appuyant sur la croyance cananéenne selon laquelle leurs dieux se tenaient sur le dos des animaux (cf. </w:t>
       </w:r>
-      <w:hyperlink r:id="rId114">
-        <w:r>
-          <w:rPr>
-            <w:lang w:val="fr_FR" w:bidi="fr_FR"/>
-          </w:rPr>
-          <w:rPr>
-            <w:color w:val="0000EE"/>
-            <w:u w:val="single"/>
-          </w:rPr>
-          <w:t>Ex 32.5</w:t>
-        </w:r>
-      </w:hyperlink>
+      <w:r>
+        <w:rPr>
+          <w:lang w:val="fr_FR" w:bidi="fr_FR"/>
+        </w:rPr>
+        <w:t>Ex 32.5</w:t>
+      </w:r>
       <w:r>
         <w:rPr>
           <w:lang w:val="fr_FR" w:bidi="fr_FR"/>
@@ -6363,36 +5745,24 @@
         </w:rPr>
         <w:t xml:space="preserve"> »). Cependant, Jéroboam n'attribue jamais explicitement à l'Éternel le sauvetage d'Israël (</w:t>
       </w:r>
-      <w:hyperlink r:id="rId115">
-        <w:r>
-          <w:rPr>
-            <w:lang w:val="fr_FR" w:bidi="fr_FR"/>
-          </w:rPr>
-          <w:rPr>
-            <w:color w:val="0000EE"/>
-            <w:u w:val="single"/>
-          </w:rPr>
-          <w:t>1R 12.28</w:t>
-        </w:r>
-      </w:hyperlink>
+      <w:r>
+        <w:rPr>
+          <w:lang w:val="fr_FR" w:bidi="fr_FR"/>
+        </w:rPr>
+        <w:t>1R 12.28</w:t>
+      </w:r>
       <w:r>
         <w:rPr>
           <w:lang w:val="fr_FR" w:bidi="fr_FR"/>
         </w:rPr>
         <w:t xml:space="preserve">), ce qui amène certains à penser qu'il a peut-être voulu évoquer d'autres dieux se tenant sur ces animaux. D'autres encore estiment que Jéroboam s'est peut-être inspiré d'une pratique égyptienne, où de véritables divinités païennes étaient représentées sous forme animale (cf. </w:t>
       </w:r>
-      <w:hyperlink r:id="rId116">
-        <w:r>
-          <w:rPr>
-            <w:lang w:val="fr_FR" w:bidi="fr_FR"/>
-          </w:rPr>
-          <w:rPr>
-            <w:color w:val="0000EE"/>
-            <w:u w:val="single"/>
-          </w:rPr>
-          <w:t>Ex 32.4</w:t>
-        </w:r>
-      </w:hyperlink>
+      <w:r>
+        <w:rPr>
+          <w:lang w:val="fr_FR" w:bidi="fr_FR"/>
+        </w:rPr>
+        <w:t>Ex 32.4</w:t>
+      </w:r>
       <w:r>
         <w:rPr>
           <w:lang w:val="fr_FR" w:bidi="fr_FR"/>
@@ -6447,18 +5817,12 @@
         </w:rPr>
         <w:t xml:space="preserve">Les nombres d'épouses et d'enfants de Roboam correspondent probablement au total de tout son règne, et non à ce qu’il avait accumulé à sa cinquième année. Roboam aimait davantage sa deuxième épouse que sa première, ce qui l'a conduit à violer le droit d'aînesse (l’héritage revenant au fils aîné, </w:t>
       </w:r>
-      <w:hyperlink r:id="rId117">
-        <w:r>
-          <w:rPr>
-            <w:lang w:val="fr_FR" w:bidi="fr_FR"/>
-          </w:rPr>
-          <w:rPr>
-            <w:color w:val="0000EE"/>
-            <w:u w:val="single"/>
-          </w:rPr>
-          <w:t>Dt 21.15–17</w:t>
-        </w:r>
-      </w:hyperlink>
+      <w:r>
+        <w:rPr>
+          <w:lang w:val="fr_FR" w:bidi="fr_FR"/>
+        </w:rPr>
+        <w:t>Dt 21.15–17</w:t>
+      </w:r>
       <w:r>
         <w:rPr>
           <w:lang w:val="fr_FR" w:bidi="fr_FR"/>
@@ -6513,18 +5877,12 @@
         </w:rPr>
         <w:t>La délégation de contrôle de Roboam aux princes royaux a étendu le règne de la famille royale dans les régions périphériques. Cela a permis une transition de pouvoir en douceur et a également rendu une révolte ou une tentative de coup d'État moins probable. C'était peut-être une tentative consciente de Roboam d'éviter les problèmes que Dieu avait promis à la maison de David (</w:t>
       </w:r>
-      <w:hyperlink r:id="rId118">
-        <w:r>
-          <w:rPr>
-            <w:lang w:val="fr_FR" w:bidi="fr_FR"/>
-          </w:rPr>
-          <w:rPr>
-            <w:color w:val="0000EE"/>
-            <w:u w:val="single"/>
-          </w:rPr>
-          <w:t>2S 12.10–11</w:t>
-        </w:r>
-      </w:hyperlink>
+      <w:r>
+        <w:rPr>
+          <w:lang w:val="fr_FR" w:bidi="fr_FR"/>
+        </w:rPr>
+        <w:t>2S 12.10–11</w:t>
+      </w:r>
       <w:r>
         <w:rPr>
           <w:lang w:val="fr_FR" w:bidi="fr_FR"/>
@@ -6765,18 +6123,12 @@
         </w:rPr>
         <w:t>reprend les éléments évoqués dans la prière de Salomon lors de la dédicace du temple (</w:t>
       </w:r>
-      <w:hyperlink r:id="rId119">
-        <w:r>
-          <w:rPr>
-            <w:lang w:val="fr_FR" w:bidi="fr_FR"/>
-          </w:rPr>
-          <w:rPr>
-            <w:color w:val="0000EE"/>
-            <w:u w:val="single"/>
-          </w:rPr>
-          <w:t>7.14</w:t>
-        </w:r>
-      </w:hyperlink>
+      <w:r>
+        <w:rPr>
+          <w:lang w:val="fr_FR" w:bidi="fr_FR"/>
+        </w:rPr>
+        <w:t>7.14</w:t>
+      </w:r>
       <w:r>
         <w:rPr>
           <w:lang w:val="fr_FR" w:bidi="fr_FR"/>
@@ -6831,36 +6183,24 @@
         </w:rPr>
         <w:t xml:space="preserve">Le pillage des trésors de la maison de l’Éternel et de la maison du roi représentait la punition que Roboam avait reçue pour sa désobéissance. Les boucliers d'or étaient portés rituellement par la garde qui accompagnait le roi lors de ses déplacements entre le palais et le temple. Leur remplacement par des boucliers de bronze (cf. </w:t>
       </w:r>
-      <w:hyperlink r:id="rId120">
-        <w:r>
-          <w:rPr>
-            <w:lang w:val="fr_FR" w:bidi="fr_FR"/>
-          </w:rPr>
-          <w:rPr>
-            <w:color w:val="0000EE"/>
-            <w:u w:val="single"/>
-          </w:rPr>
-          <w:t>9.15–16</w:t>
-        </w:r>
-      </w:hyperlink>
+      <w:r>
+        <w:rPr>
+          <w:lang w:val="fr_FR" w:bidi="fr_FR"/>
+        </w:rPr>
+        <w:t>9.15–16</w:t>
+      </w:r>
       <w:r>
         <w:rPr>
           <w:lang w:val="fr_FR" w:bidi="fr_FR"/>
         </w:rPr>
         <w:t>) avait fait perdre beaucoup de splendeur aux processions royales. Ces boucliers de bronze étaient ensuite soigneusement entreposés dans les immenses arsenaux que Salomon avait construits (</w:t>
       </w:r>
-      <w:hyperlink r:id="rId121">
-        <w:r>
-          <w:rPr>
-            <w:lang w:val="fr_FR" w:bidi="fr_FR"/>
-          </w:rPr>
-          <w:rPr>
-            <w:color w:val="0000EE"/>
-            <w:u w:val="single"/>
-          </w:rPr>
-          <w:t>8.6</w:t>
-        </w:r>
-      </w:hyperlink>
+      <w:r>
+        <w:rPr>
+          <w:lang w:val="fr_FR" w:bidi="fr_FR"/>
+        </w:rPr>
+        <w:t>8.6</w:t>
+      </w:r>
       <w:r>
         <w:rPr>
           <w:lang w:val="fr_FR" w:bidi="fr_FR"/>
@@ -6915,18 +6255,12 @@
         </w:rPr>
         <w:t xml:space="preserve">Lorsque Roboam se repentit, Dieu permit que de bonnes choses subsistent à Jérusalem : le repentir du peuple, leur détermination à chercher l'Éternel et la préservation du culte (voir </w:t>
       </w:r>
-      <w:hyperlink r:id="rId122">
-        <w:r>
-          <w:rPr>
-            <w:lang w:val="fr_FR" w:bidi="fr_FR"/>
-          </w:rPr>
-          <w:rPr>
-            <w:color w:val="0000EE"/>
-            <w:u w:val="single"/>
-          </w:rPr>
-          <w:t>19.3</w:t>
-        </w:r>
-      </w:hyperlink>
+      <w:r>
+        <w:rPr>
+          <w:lang w:val="fr_FR" w:bidi="fr_FR"/>
+        </w:rPr>
+        <w:t>19.3</w:t>
+      </w:r>
       <w:r>
         <w:rPr>
           <w:lang w:val="fr_FR" w:bidi="fr_FR"/>
@@ -6981,18 +6315,12 @@
         </w:rPr>
         <w:t xml:space="preserve">Abija est appelé Abijam dans le livre des Rois (par ex., </w:t>
       </w:r>
-      <w:hyperlink r:id="rId123">
-        <w:r>
-          <w:rPr>
-            <w:lang w:val="fr_FR" w:bidi="fr_FR"/>
-          </w:rPr>
-          <w:rPr>
-            <w:color w:val="0000EE"/>
-            <w:u w:val="single"/>
-          </w:rPr>
-          <w:t>1R 15.1</w:t>
-        </w:r>
-      </w:hyperlink>
+      <w:r>
+        <w:rPr>
+          <w:lang w:val="fr_FR" w:bidi="fr_FR"/>
+        </w:rPr>
+        <w:t>1R 15.1</w:t>
+      </w:r>
       <w:r>
         <w:rPr>
           <w:lang w:val="fr_FR" w:bidi="fr_FR"/>
@@ -7059,72 +6387,48 @@
         </w:rPr>
         <w:t xml:space="preserve">Le conflit en cours entre Roboam et Jéroboam (voir </w:t>
       </w:r>
-      <w:hyperlink r:id="rId110">
-        <w:r>
-          <w:rPr>
-            <w:lang w:val="fr_FR" w:bidi="fr_FR"/>
-          </w:rPr>
-          <w:rPr>
-            <w:color w:val="0000EE"/>
-            <w:u w:val="single"/>
-          </w:rPr>
-          <w:t>12.15</w:t>
-        </w:r>
-      </w:hyperlink>
+      <w:r>
+        <w:rPr>
+          <w:lang w:val="fr_FR" w:bidi="fr_FR"/>
+        </w:rPr>
+        <w:t>12.15</w:t>
+      </w:r>
       <w:r>
         <w:rPr>
           <w:lang w:val="fr_FR" w:bidi="fr_FR"/>
         </w:rPr>
         <w:t>) s'est poursuivi sous le règne d'Abija. Abija tentait peut-être de réunir le Nord et le Sud, comme le suggère son discours (</w:t>
       </w:r>
-      <w:hyperlink r:id="rId124">
-        <w:r>
-          <w:rPr>
-            <w:lang w:val="fr_FR" w:bidi="fr_FR"/>
-          </w:rPr>
-          <w:rPr>
-            <w:color w:val="0000EE"/>
-            <w:u w:val="single"/>
-          </w:rPr>
-          <w:t>13.5–12</w:t>
-        </w:r>
-      </w:hyperlink>
+      <w:r>
+        <w:rPr>
+          <w:lang w:val="fr_FR" w:bidi="fr_FR"/>
+        </w:rPr>
+        <w:t>13.5–12</w:t>
+      </w:r>
       <w:r>
         <w:rPr>
           <w:lang w:val="fr_FR" w:bidi="fr_FR"/>
         </w:rPr>
         <w:t>). Le grand nombre de soldats de chaque côté correspondait approximativement au recensement réalisé sous David (</w:t>
       </w:r>
-      <w:hyperlink r:id="rId125">
-        <w:r>
-          <w:rPr>
-            <w:lang w:val="fr_FR" w:bidi="fr_FR"/>
-          </w:rPr>
-          <w:rPr>
-            <w:color w:val="0000EE"/>
-            <w:u w:val="single"/>
-          </w:rPr>
-          <w:t>2S 24.9</w:t>
-        </w:r>
-      </w:hyperlink>
+      <w:r>
+        <w:rPr>
+          <w:lang w:val="fr_FR" w:bidi="fr_FR"/>
+        </w:rPr>
+        <w:t>2S 24.9</w:t>
+      </w:r>
       <w:r>
         <w:rPr>
           <w:lang w:val="fr_FR" w:bidi="fr_FR"/>
         </w:rPr>
         <w:t>) ; le fait qu'Israël comptait deux fois plus de soldats mettait en valeur l'intervention de Dieu en faveur de Juda (</w:t>
       </w:r>
-      <w:hyperlink r:id="rId126">
-        <w:r>
-          <w:rPr>
-            <w:lang w:val="fr_FR" w:bidi="fr_FR"/>
-          </w:rPr>
-          <w:rPr>
-            <w:color w:val="0000EE"/>
-            <w:u w:val="single"/>
-          </w:rPr>
-          <w:t>2Ch 13.14–19</w:t>
-        </w:r>
-      </w:hyperlink>
+      <w:r>
+        <w:rPr>
+          <w:lang w:val="fr_FR" w:bidi="fr_FR"/>
+        </w:rPr>
+        <w:t>2Ch 13.14–19</w:t>
+      </w:r>
       <w:r>
         <w:rPr>
           <w:lang w:val="fr_FR" w:bidi="fr_FR"/>
@@ -7185,18 +6489,12 @@
         </w:rPr>
         <w:t xml:space="preserve"> : La ville portant ce nom se trouvait à la frontière nord de Benjamin (voir </w:t>
       </w:r>
-      <w:hyperlink r:id="rId127">
-        <w:r>
-          <w:rPr>
-            <w:lang w:val="fr_FR" w:bidi="fr_FR"/>
-          </w:rPr>
-          <w:rPr>
-            <w:color w:val="0000EE"/>
-            <w:u w:val="single"/>
-          </w:rPr>
-          <w:t>Jos 18.22</w:t>
-        </w:r>
-      </w:hyperlink>
+      <w:r>
+        <w:rPr>
+          <w:lang w:val="fr_FR" w:bidi="fr_FR"/>
+        </w:rPr>
+        <w:t>Jos 18.22</w:t>
+      </w:r>
       <w:r>
         <w:rPr>
           <w:lang w:val="fr_FR" w:bidi="fr_FR"/>
@@ -7283,18 +6581,12 @@
         </w:rPr>
         <w:t>. Le sel devait accompagner toute offrande (</w:t>
       </w:r>
-      <w:hyperlink r:id="rId128">
-        <w:r>
-          <w:rPr>
-            <w:lang w:val="fr_FR" w:bidi="fr_FR"/>
-          </w:rPr>
-          <w:rPr>
-            <w:color w:val="0000EE"/>
-            <w:u w:val="single"/>
-          </w:rPr>
-          <w:t>Lv 2.13</w:t>
-        </w:r>
-      </w:hyperlink>
+      <w:r>
+        <w:rPr>
+          <w:lang w:val="fr_FR" w:bidi="fr_FR"/>
+        </w:rPr>
+        <w:t>Lv 2.13</w:t>
+      </w:r>
       <w:r>
         <w:rPr>
           <w:lang w:val="fr_FR" w:bidi="fr_FR"/>
@@ -7397,18 +6689,12 @@
         </w:rPr>
         <w:t>Le discours d'Abija mettait en lumière deux aspects majeurs de la rébellion du Nord : le rejet du seul roi légitime et celui du seul lieu de culte véritable. La révolte des tribus du Nord, qui avaient écarté l'ordre sacerdotal établi, s'opposait vivement au « nous » (</w:t>
       </w:r>
-      <w:hyperlink r:id="rId129">
-        <w:r>
-          <w:rPr>
-            <w:lang w:val="fr_FR" w:bidi="fr_FR"/>
-          </w:rPr>
-          <w:rPr>
-            <w:color w:val="0000EE"/>
-            <w:u w:val="single"/>
-          </w:rPr>
-          <w:t>13.10</w:t>
-        </w:r>
-      </w:hyperlink>
+      <w:r>
+        <w:rPr>
+          <w:lang w:val="fr_FR" w:bidi="fr_FR"/>
+        </w:rPr>
+        <w:t>13.10</w:t>
+      </w:r>
       <w:r>
         <w:rPr>
           <w:lang w:val="fr_FR" w:bidi="fr_FR"/>
@@ -7463,18 +6749,12 @@
         </w:rPr>
         <w:t>Le discours d'Abija le montre préoccupé par la pureté du culte à Jérusalem. Le récit du livre des Rois, en revanche, ne mentionne rien au sujet de la dévotion d'Abija (</w:t>
       </w:r>
-      <w:hyperlink r:id="rId130">
-        <w:r>
-          <w:rPr>
-            <w:lang w:val="fr_FR" w:bidi="fr_FR"/>
-          </w:rPr>
-          <w:rPr>
-            <w:color w:val="0000EE"/>
-            <w:u w:val="single"/>
-          </w:rPr>
-          <w:t>1R 15.3–4</w:t>
-        </w:r>
-      </w:hyperlink>
+      <w:r>
+        <w:rPr>
+          <w:lang w:val="fr_FR" w:bidi="fr_FR"/>
+        </w:rPr>
+        <w:t>1R 15.3–4</w:t>
+      </w:r>
       <w:r>
         <w:rPr>
           <w:lang w:val="fr_FR" w:bidi="fr_FR"/>
@@ -7577,54 +6857,36 @@
         </w:rPr>
         <w:t>L'Éternel avait accordé au royaume de Juda une victoire miraculeuse. Abija avait pris de la main d'Israël les territoires entourant Béthel, Jeschana et Éphron (</w:t>
       </w:r>
-      <w:hyperlink r:id="rId131">
-        <w:r>
-          <w:rPr>
-            <w:lang w:val="fr_FR" w:bidi="fr_FR"/>
-          </w:rPr>
-          <w:rPr>
-            <w:color w:val="0000EE"/>
-            <w:u w:val="single"/>
-          </w:rPr>
-          <w:t>13.19</w:t>
-        </w:r>
-      </w:hyperlink>
+      <w:r>
+        <w:rPr>
+          <w:lang w:val="fr_FR" w:bidi="fr_FR"/>
+        </w:rPr>
+        <w:t>13.19</w:t>
+      </w:r>
       <w:r>
         <w:rPr>
           <w:lang w:val="fr_FR" w:bidi="fr_FR"/>
         </w:rPr>
         <w:t>). Avec Tsemaraïm (</w:t>
       </w:r>
-      <w:hyperlink r:id="rId132">
-        <w:r>
-          <w:rPr>
-            <w:lang w:val="fr_FR" w:bidi="fr_FR"/>
-          </w:rPr>
-          <w:rPr>
-            <w:color w:val="0000EE"/>
-            <w:u w:val="single"/>
-          </w:rPr>
-          <w:t>13.4</w:t>
-        </w:r>
-      </w:hyperlink>
+      <w:r>
+        <w:rPr>
+          <w:lang w:val="fr_FR" w:bidi="fr_FR"/>
+        </w:rPr>
+        <w:t>13.4</w:t>
+      </w:r>
       <w:r>
         <w:rPr>
           <w:lang w:val="fr_FR" w:bidi="fr_FR"/>
         </w:rPr>
         <w:t xml:space="preserve">), ces villes situées dans la région montagneuse à la frontière nord de Juda formaient un ensemble géographique cohérent (voir </w:t>
       </w:r>
-      <w:hyperlink r:id="rId133">
-        <w:r>
-          <w:rPr>
-            <w:lang w:val="fr_FR" w:bidi="fr_FR"/>
-          </w:rPr>
-          <w:rPr>
-            <w:color w:val="0000EE"/>
-            <w:u w:val="single"/>
-          </w:rPr>
-          <w:t>Jos 18.22–23</w:t>
-        </w:r>
-      </w:hyperlink>
+      <w:r>
+        <w:rPr>
+          <w:lang w:val="fr_FR" w:bidi="fr_FR"/>
+        </w:rPr>
+        <w:t>Jos 18.22–23</w:t>
+      </w:r>
       <w:r>
         <w:rPr>
           <w:lang w:val="fr_FR" w:bidi="fr_FR"/>
@@ -7679,36 +6941,24 @@
         </w:rPr>
         <w:t xml:space="preserve">Jéroboam a vécu encore longtemps après le mort d'Abija (voir </w:t>
       </w:r>
-      <w:hyperlink r:id="rId134">
-        <w:r>
-          <w:rPr>
-            <w:lang w:val="fr_FR" w:bidi="fr_FR"/>
-          </w:rPr>
-          <w:rPr>
-            <w:color w:val="0000EE"/>
-            <w:u w:val="single"/>
-          </w:rPr>
-          <w:t>1R 15.9</w:t>
-        </w:r>
-      </w:hyperlink>
+      <w:r>
+        <w:rPr>
+          <w:lang w:val="fr_FR" w:bidi="fr_FR"/>
+        </w:rPr>
+        <w:t>1R 15.9</w:t>
+      </w:r>
       <w:r>
         <w:rPr>
           <w:lang w:val="fr_FR" w:bidi="fr_FR"/>
         </w:rPr>
         <w:t xml:space="preserve">). Le récit de sa mort est lié à sa défaite, ce qui était courant pour les guerriers vaincus (voir </w:t>
       </w:r>
-      <w:hyperlink r:id="rId135">
-        <w:r>
-          <w:rPr>
-            <w:lang w:val="fr_FR" w:bidi="fr_FR"/>
-          </w:rPr>
-          <w:rPr>
-            <w:color w:val="0000EE"/>
-            <w:u w:val="single"/>
-          </w:rPr>
-          <w:t>2R 19.37</w:t>
-        </w:r>
-      </w:hyperlink>
+      <w:r>
+        <w:rPr>
+          <w:lang w:val="fr_FR" w:bidi="fr_FR"/>
+        </w:rPr>
+        <w:t>2R 19.37</w:t>
+      </w:r>
       <w:r>
         <w:rPr>
           <w:lang w:val="fr_FR" w:bidi="fr_FR"/>
@@ -7811,36 +7061,24 @@
         </w:rPr>
         <w:t>Au début de son règne, Asa avait supprimé les autels étrangers en Juda (</w:t>
       </w:r>
-      <w:hyperlink r:id="rId136">
-        <w:r>
-          <w:rPr>
-            <w:lang w:val="fr_FR" w:bidi="fr_FR"/>
-          </w:rPr>
-          <w:rPr>
-            <w:color w:val="0000EE"/>
-            <w:u w:val="single"/>
-          </w:rPr>
-          <w:t>14.5</w:t>
-        </w:r>
-      </w:hyperlink>
+      <w:r>
+        <w:rPr>
+          <w:lang w:val="fr_FR" w:bidi="fr_FR"/>
+        </w:rPr>
+        <w:t>14.5</w:t>
+      </w:r>
       <w:r>
         <w:rPr>
           <w:lang w:val="fr_FR" w:bidi="fr_FR"/>
         </w:rPr>
         <w:t>). En revanche, il n'avait pas fait disparaître les sanctuaires païens présents en Israël (</w:t>
       </w:r>
-      <w:hyperlink r:id="rId137">
-        <w:r>
-          <w:rPr>
-            <w:lang w:val="fr_FR" w:bidi="fr_FR"/>
-          </w:rPr>
-          <w:rPr>
-            <w:color w:val="0000EE"/>
-            <w:u w:val="single"/>
-          </w:rPr>
-          <w:t>15.17</w:t>
-        </w:r>
-      </w:hyperlink>
+      <w:r>
+        <w:rPr>
+          <w:lang w:val="fr_FR" w:bidi="fr_FR"/>
+        </w:rPr>
+        <w:t>15.17</w:t>
+      </w:r>
       <w:r>
         <w:rPr>
           <w:lang w:val="fr_FR" w:bidi="fr_FR"/>
@@ -7895,54 +7133,36 @@
         </w:rPr>
         <w:t xml:space="preserve">L'expression « rechercher l'Éternel » constitue, pour l'auteur du livre des Chroniques, la formule typique de la restauration ; elle met en lumière autant qu'elle critique le règne d'Asa (voir </w:t>
       </w:r>
-      <w:hyperlink r:id="rId138">
-        <w:r>
-          <w:rPr>
-            <w:lang w:val="fr_FR" w:bidi="fr_FR"/>
-          </w:rPr>
-          <w:rPr>
-            <w:color w:val="0000EE"/>
-            <w:u w:val="single"/>
-          </w:rPr>
-          <w:t>15.2</w:t>
-        </w:r>
-      </w:hyperlink>
+      <w:r>
+        <w:rPr>
+          <w:lang w:val="fr_FR" w:bidi="fr_FR"/>
+        </w:rPr>
+        <w:t>15.2</w:t>
+      </w:r>
       <w:r>
         <w:rPr>
           <w:lang w:val="fr_FR" w:bidi="fr_FR"/>
         </w:rPr>
         <w:t xml:space="preserve">, </w:t>
       </w:r>
-      <w:hyperlink r:id="rId139">
-        <w:r>
-          <w:rPr>
-            <w:lang w:val="fr_FR" w:bidi="fr_FR"/>
-          </w:rPr>
-          <w:rPr>
-            <w:color w:val="0000EE"/>
-            <w:u w:val="single"/>
-          </w:rPr>
-          <w:t>12–13</w:t>
-        </w:r>
-      </w:hyperlink>
+      <w:r>
+        <w:rPr>
+          <w:lang w:val="fr_FR" w:bidi="fr_FR"/>
+        </w:rPr>
+        <w:t>12–13</w:t>
+      </w:r>
       <w:r>
         <w:rPr>
           <w:lang w:val="fr_FR" w:bidi="fr_FR"/>
         </w:rPr>
         <w:t xml:space="preserve"> ; </w:t>
       </w:r>
-      <w:hyperlink r:id="rId140">
-        <w:r>
-          <w:rPr>
-            <w:lang w:val="fr_FR" w:bidi="fr_FR"/>
-          </w:rPr>
-          <w:rPr>
-            <w:color w:val="0000EE"/>
-            <w:u w:val="single"/>
-          </w:rPr>
-          <w:t>16.12</w:t>
-        </w:r>
-      </w:hyperlink>
+      <w:r>
+        <w:rPr>
+          <w:lang w:val="fr_FR" w:bidi="fr_FR"/>
+        </w:rPr>
+        <w:t>16.12</w:t>
+      </w:r>
       <w:r>
         <w:rPr>
           <w:lang w:val="fr_FR" w:bidi="fr_FR"/>
@@ -7997,90 +7217,60 @@
         </w:rPr>
         <w:t>Salomon avait prié pour que l'Éternel écoute son peuple lorsqu'il partait au combat (</w:t>
       </w:r>
-      <w:hyperlink r:id="rId141">
-        <w:r>
-          <w:rPr>
-            <w:lang w:val="fr_FR" w:bidi="fr_FR"/>
-          </w:rPr>
-          <w:rPr>
-            <w:color w:val="0000EE"/>
-            <w:u w:val="single"/>
-          </w:rPr>
-          <w:t>6.34</w:t>
-        </w:r>
-      </w:hyperlink>
+      <w:r>
+        <w:rPr>
+          <w:lang w:val="fr_FR" w:bidi="fr_FR"/>
+        </w:rPr>
+        <w:t>6.34</w:t>
+      </w:r>
       <w:r>
         <w:rPr>
           <w:lang w:val="fr_FR" w:bidi="fr_FR"/>
         </w:rPr>
         <w:t xml:space="preserve">). Lors de la bataille contre Zérach, Dieu avait répondu à cette prière. • Le terme « Éthiopien » (littéralement « Cushite ») pouvait désigner un homme originaire du sud de l'Égypte (Nubie) ou d'un territoire madianite du nord-est du golfe d'Aqaba (voir </w:t>
       </w:r>
-      <w:hyperlink r:id="rId142">
-        <w:r>
-          <w:rPr>
-            <w:lang w:val="fr_FR" w:bidi="fr_FR"/>
-          </w:rPr>
-          <w:rPr>
-            <w:color w:val="0000EE"/>
-            <w:u w:val="single"/>
-          </w:rPr>
-          <w:t xml:space="preserve">Nb 12.1 </w:t>
-        </w:r>
-      </w:hyperlink>
+      <w:r>
+        <w:rPr>
+          <w:lang w:val="fr_FR" w:bidi="fr_FR"/>
+        </w:rPr>
+        <w:t xml:space="preserve">Nb 12.1 </w:t>
+      </w:r>
       <w:r>
         <w:rPr>
           <w:lang w:val="fr_FR" w:bidi="fr_FR"/>
         </w:rPr>
         <w:t xml:space="preserve">; </w:t>
       </w:r>
-      <w:hyperlink r:id="rId143">
-        <w:r>
-          <w:rPr>
-            <w:lang w:val="fr_FR" w:bidi="fr_FR"/>
-          </w:rPr>
-          <w:rPr>
-            <w:color w:val="0000EE"/>
-            <w:u w:val="single"/>
-          </w:rPr>
-          <w:t>Ha 3.7</w:t>
-        </w:r>
-      </w:hyperlink>
+      <w:r>
+        <w:rPr>
+          <w:lang w:val="fr_FR" w:bidi="fr_FR"/>
+        </w:rPr>
+        <w:t>Ha 3.7</w:t>
+      </w:r>
       <w:r>
         <w:rPr>
           <w:lang w:val="fr_FR" w:bidi="fr_FR"/>
         </w:rPr>
         <w:t xml:space="preserve">). Toutefois, la mention de la Libye dans </w:t>
       </w:r>
-      <w:hyperlink r:id="rId144">
-        <w:r>
-          <w:rPr>
-            <w:lang w:val="fr_FR" w:bidi="fr_FR"/>
-          </w:rPr>
-          <w:rPr>
-            <w:color w:val="0000EE"/>
-            <w:u w:val="single"/>
-          </w:rPr>
-          <w:t>2Ch 16.8</w:t>
-        </w:r>
-      </w:hyperlink>
+      <w:r>
+        <w:rPr>
+          <w:lang w:val="fr_FR" w:bidi="fr_FR"/>
+        </w:rPr>
+        <w:t>2Ch 16.8</w:t>
+      </w:r>
       <w:r>
         <w:rPr>
           <w:lang w:val="fr_FR" w:bidi="fr_FR"/>
         </w:rPr>
         <w:t xml:space="preserve">, l'ampleur du combat (comparable à l'attaque de Schischak contre Roboam dans </w:t>
       </w:r>
-      <w:hyperlink r:id="rId145">
-        <w:r>
-          <w:rPr>
-            <w:lang w:val="fr_FR" w:bidi="fr_FR"/>
-          </w:rPr>
-          <w:rPr>
-            <w:color w:val="0000EE"/>
-            <w:u w:val="single"/>
-          </w:rPr>
-          <w:t>12.3</w:t>
-        </w:r>
-      </w:hyperlink>
+      <w:r>
+        <w:rPr>
+          <w:lang w:val="fr_FR" w:bidi="fr_FR"/>
+        </w:rPr>
+        <w:t>12.3</w:t>
+      </w:r>
       <w:r>
         <w:rPr>
           <w:lang w:val="fr_FR" w:bidi="fr_FR"/>
@@ -8183,18 +7373,12 @@
         </w:rPr>
         <w:t xml:space="preserve">Les temps sombres, présentés comme la conséquence d'un manque de connaissance de Dieu (cf. </w:t>
       </w:r>
-      <w:hyperlink r:id="rId146">
-        <w:r>
-          <w:rPr>
-            <w:lang w:val="fr_FR" w:bidi="fr_FR"/>
-          </w:rPr>
-          <w:rPr>
-            <w:color w:val="0000EE"/>
-            <w:u w:val="single"/>
-          </w:rPr>
-          <w:t>Os 3.4–5</w:t>
-        </w:r>
-      </w:hyperlink>
+      <w:r>
+        <w:rPr>
+          <w:lang w:val="fr_FR" w:bidi="fr_FR"/>
+        </w:rPr>
+        <w:t>Os 3.4–5</w:t>
+      </w:r>
       <w:r>
         <w:rPr>
           <w:lang w:val="fr_FR" w:bidi="fr_FR"/>
@@ -8255,36 +7439,24 @@
         </w:rPr>
         <w:t xml:space="preserve"> : cf. </w:t>
       </w:r>
-      <w:hyperlink r:id="rId147">
-        <w:r>
-          <w:rPr>
-            <w:lang w:val="fr_FR" w:bidi="fr_FR"/>
-          </w:rPr>
-          <w:rPr>
-            <w:color w:val="0000EE"/>
-            <w:u w:val="single"/>
-          </w:rPr>
-          <w:t>Jg 5.6–8</w:t>
-        </w:r>
-      </w:hyperlink>
+      <w:r>
+        <w:rPr>
+          <w:lang w:val="fr_FR" w:bidi="fr_FR"/>
+        </w:rPr>
+        <w:t>Jg 5.6–8</w:t>
+      </w:r>
       <w:r>
         <w:rPr>
           <w:lang w:val="fr_FR" w:bidi="fr_FR"/>
         </w:rPr>
         <w:t xml:space="preserve"> ; </w:t>
       </w:r>
-      <w:hyperlink r:id="rId148">
-        <w:r>
-          <w:rPr>
-            <w:lang w:val="fr_FR" w:bidi="fr_FR"/>
-          </w:rPr>
-          <w:rPr>
-            <w:color w:val="0000EE"/>
-            <w:u w:val="single"/>
-          </w:rPr>
-          <w:t>Za 8.10</w:t>
-        </w:r>
-      </w:hyperlink>
+      <w:r>
+        <w:rPr>
+          <w:lang w:val="fr_FR" w:bidi="fr_FR"/>
+        </w:rPr>
+        <w:t>Za 8.10</w:t>
+      </w:r>
       <w:r>
         <w:rPr>
           <w:lang w:val="fr_FR" w:bidi="fr_FR"/>
@@ -8339,72 +7511,48 @@
         </w:rPr>
         <w:t>L'exhortation à être fort et courageux reprend mot pour mot celle que Moïse et Josué avaient adressée à Israël lors de la première entrée dans le pays promis (</w:t>
       </w:r>
-      <w:hyperlink r:id="rId149">
-        <w:r>
-          <w:rPr>
-            <w:lang w:val="fr_FR" w:bidi="fr_FR"/>
-          </w:rPr>
-          <w:rPr>
-            <w:color w:val="0000EE"/>
-            <w:u w:val="single"/>
-          </w:rPr>
-          <w:t>Dt 31.6–7</w:t>
-        </w:r>
-      </w:hyperlink>
+      <w:r>
+        <w:rPr>
+          <w:lang w:val="fr_FR" w:bidi="fr_FR"/>
+        </w:rPr>
+        <w:t>Dt 31.6–7</w:t>
+      </w:r>
       <w:r>
         <w:rPr>
           <w:lang w:val="fr_FR" w:bidi="fr_FR"/>
         </w:rPr>
         <w:t xml:space="preserve"> ; </w:t>
       </w:r>
-      <w:hyperlink r:id="rId150">
-        <w:r>
-          <w:rPr>
-            <w:lang w:val="fr_FR" w:bidi="fr_FR"/>
-          </w:rPr>
-          <w:rPr>
-            <w:color w:val="0000EE"/>
-            <w:u w:val="single"/>
-          </w:rPr>
-          <w:t>Jos 1.6</w:t>
-        </w:r>
-      </w:hyperlink>
+      <w:r>
+        <w:rPr>
+          <w:lang w:val="fr_FR" w:bidi="fr_FR"/>
+        </w:rPr>
+        <w:t>Jos 1.6</w:t>
+      </w:r>
       <w:r>
         <w:rPr>
           <w:lang w:val="fr_FR" w:bidi="fr_FR"/>
         </w:rPr>
         <w:t xml:space="preserve">, </w:t>
       </w:r>
-      <w:hyperlink r:id="rId151">
-        <w:r>
-          <w:rPr>
-            <w:lang w:val="fr_FR" w:bidi="fr_FR"/>
-          </w:rPr>
-          <w:rPr>
-            <w:color w:val="0000EE"/>
-            <w:u w:val="single"/>
-          </w:rPr>
-          <w:t>9</w:t>
-        </w:r>
-      </w:hyperlink>
+      <w:r>
+        <w:rPr>
+          <w:lang w:val="fr_FR" w:bidi="fr_FR"/>
+        </w:rPr>
+        <w:t>9</w:t>
+      </w:r>
       <w:r>
         <w:rPr>
           <w:lang w:val="fr_FR" w:bidi="fr_FR"/>
         </w:rPr>
         <w:t xml:space="preserve">, </w:t>
       </w:r>
-      <w:hyperlink r:id="rId152">
-        <w:r>
-          <w:rPr>
-            <w:lang w:val="fr_FR" w:bidi="fr_FR"/>
-          </w:rPr>
-          <w:rPr>
-            <w:color w:val="0000EE"/>
-            <w:u w:val="single"/>
-          </w:rPr>
-          <w:t>18</w:t>
-        </w:r>
-      </w:hyperlink>
+      <w:r>
+        <w:rPr>
+          <w:lang w:val="fr_FR" w:bidi="fr_FR"/>
+        </w:rPr>
+        <w:t>18</w:t>
+      </w:r>
       <w:r>
         <w:rPr>
           <w:lang w:val="fr_FR" w:bidi="fr_FR"/>
@@ -8459,36 +7607,24 @@
         </w:rPr>
         <w:t>Les villes qu'il avait capturées dans la région montagneuse d'Éphraïm correspondaient à celles prises lors de sa guerre contre Baescha (</w:t>
       </w:r>
-      <w:hyperlink r:id="rId153">
-        <w:r>
-          <w:rPr>
-            <w:lang w:val="fr_FR" w:bidi="fr_FR"/>
-          </w:rPr>
-          <w:rPr>
-            <w:color w:val="0000EE"/>
-            <w:u w:val="single"/>
-          </w:rPr>
-          <w:t>16.1</w:t>
-        </w:r>
-      </w:hyperlink>
+      <w:r>
+        <w:rPr>
+          <w:lang w:val="fr_FR" w:bidi="fr_FR"/>
+        </w:rPr>
+        <w:t>16.1</w:t>
+      </w:r>
       <w:r>
         <w:rPr>
           <w:lang w:val="fr_FR" w:bidi="fr_FR"/>
         </w:rPr>
         <w:t xml:space="preserve">). Il y avait une guerre continue entre Baescha et Asa (voir </w:t>
       </w:r>
-      <w:hyperlink r:id="rId154">
-        <w:r>
-          <w:rPr>
-            <w:lang w:val="fr_FR" w:bidi="fr_FR"/>
-          </w:rPr>
-          <w:rPr>
-            <w:color w:val="0000EE"/>
-            <w:u w:val="single"/>
-          </w:rPr>
-          <w:t>1R 15.16</w:t>
-        </w:r>
-      </w:hyperlink>
+      <w:r>
+        <w:rPr>
+          <w:lang w:val="fr_FR" w:bidi="fr_FR"/>
+        </w:rPr>
+        <w:t>1R 15.16</w:t>
+      </w:r>
       <w:r>
         <w:rPr>
           <w:lang w:val="fr_FR" w:bidi="fr_FR"/>
@@ -8543,36 +7679,24 @@
         </w:rPr>
         <w:t xml:space="preserve">L'auteur du livre des Chroniques décrivait la réponse d'Asa en reprenant les termes exacts de l'exhortation du prophète, mais les actions d'Asa allaient bien au-delà de ces directives générales. Dès qu'Asa a entendu les paroles prophétiques, il a pris courage pour entreprendre une réforme complète, en commençant par la suppression des idoles détestables qui infestaient à nouveau le pays (voir </w:t>
       </w:r>
-      <w:hyperlink r:id="rId136">
-        <w:r>
-          <w:rPr>
-            <w:lang w:val="fr_FR" w:bidi="fr_FR"/>
-          </w:rPr>
-          <w:rPr>
-            <w:color w:val="0000EE"/>
-            <w:u w:val="single"/>
-          </w:rPr>
-          <w:t>14.5</w:t>
-        </w:r>
-      </w:hyperlink>
+      <w:r>
+        <w:rPr>
+          <w:lang w:val="fr_FR" w:bidi="fr_FR"/>
+        </w:rPr>
+        <w:t>14.5</w:t>
+      </w:r>
       <w:r>
         <w:rPr>
           <w:lang w:val="fr_FR" w:bidi="fr_FR"/>
         </w:rPr>
         <w:t>). La pleine confiance en Dieu avait permis de remporter la guerre contre les Cushites, et le renouvellement total de l'alliance avait apporté le repos au pays promis (</w:t>
       </w:r>
-      <w:hyperlink r:id="rId155">
-        <w:r>
-          <w:rPr>
-            <w:lang w:val="fr_FR" w:bidi="fr_FR"/>
-          </w:rPr>
-          <w:rPr>
-            <w:color w:val="0000EE"/>
-            <w:u w:val="single"/>
-          </w:rPr>
-          <w:t>15.15</w:t>
-        </w:r>
-      </w:hyperlink>
+      <w:r>
+        <w:rPr>
+          <w:lang w:val="fr_FR" w:bidi="fr_FR"/>
+        </w:rPr>
+        <w:t>15.15</w:t>
+      </w:r>
       <w:r>
         <w:rPr>
           <w:lang w:val="fr_FR" w:bidi="fr_FR"/>
@@ -8633,18 +7757,12 @@
         </w:rPr>
         <w:t xml:space="preserve"> : l'auteur du livre des Chroniques intégrait systématiquement les tribus du Nord dans ses récits de réforme spirituelle (cf. </w:t>
       </w:r>
-      <w:hyperlink r:id="rId156">
-        <w:r>
-          <w:rPr>
-            <w:lang w:val="fr_FR" w:bidi="fr_FR"/>
-          </w:rPr>
-          <w:rPr>
-            <w:color w:val="0000EE"/>
-            <w:u w:val="single"/>
-          </w:rPr>
-          <w:t>30.1–11</w:t>
-        </w:r>
-      </w:hyperlink>
+      <w:r>
+        <w:rPr>
+          <w:lang w:val="fr_FR" w:bidi="fr_FR"/>
+        </w:rPr>
+        <w:t>30.1–11</w:t>
+      </w:r>
       <w:r>
         <w:rPr>
           <w:lang w:val="fr_FR" w:bidi="fr_FR"/>
@@ -8699,36 +7817,24 @@
         </w:rPr>
         <w:t>La cérémonie de renouvellement de l'alliance, au troisième mois, avait probablement lieu lors de la fête de la moisson (Pentecôte). Cette grande célébration attirait des foules au temple, venues de toutes les régions environnantes. La déloyauté envers l'alliance était perçue comme une trahison et entraînait la peine capitale (</w:t>
       </w:r>
-      <w:hyperlink r:id="rId157">
-        <w:r>
-          <w:rPr>
-            <w:lang w:val="fr_FR" w:bidi="fr_FR"/>
-          </w:rPr>
-          <w:rPr>
-            <w:color w:val="0000EE"/>
-            <w:u w:val="single"/>
-          </w:rPr>
-          <w:t>Dt 17.2–7</w:t>
-        </w:r>
-      </w:hyperlink>
+      <w:r>
+        <w:rPr>
+          <w:lang w:val="fr_FR" w:bidi="fr_FR"/>
+        </w:rPr>
+        <w:t>Dt 17.2–7</w:t>
+      </w:r>
       <w:r>
         <w:rPr>
           <w:lang w:val="fr_FR" w:bidi="fr_FR"/>
         </w:rPr>
         <w:t>). Les sacrifices offerts étaient consacrés en reconnaissance de la victoire sur Zérach (</w:t>
       </w:r>
-      <w:hyperlink r:id="rId158">
-        <w:r>
-          <w:rPr>
-            <w:lang w:val="fr_FR" w:bidi="fr_FR"/>
-          </w:rPr>
-          <w:rPr>
-            <w:color w:val="0000EE"/>
-            <w:u w:val="single"/>
-          </w:rPr>
-          <w:t>2Ch 14.15</w:t>
-        </w:r>
-      </w:hyperlink>
+      <w:r>
+        <w:rPr>
+          <w:lang w:val="fr_FR" w:bidi="fr_FR"/>
+        </w:rPr>
+        <w:t>2Ch 14.15</w:t>
+      </w:r>
       <w:r>
         <w:rPr>
           <w:lang w:val="fr_FR" w:bidi="fr_FR"/>
@@ -8795,18 +7901,12 @@
         </w:rPr>
         <w:t xml:space="preserve"> le terme « mère » pouvait être utilisé de manière générique pour désigner tout ancêtre féminin (voir </w:t>
       </w:r>
-      <w:hyperlink r:id="rId159">
-        <w:r>
-          <w:rPr>
-            <w:lang w:val="fr_FR" w:bidi="fr_FR"/>
-          </w:rPr>
-          <w:rPr>
-            <w:color w:val="0000EE"/>
-            <w:u w:val="single"/>
-          </w:rPr>
-          <w:t>11.20</w:t>
-        </w:r>
-      </w:hyperlink>
+      <w:r>
+        <w:rPr>
+          <w:lang w:val="fr_FR" w:bidi="fr_FR"/>
+        </w:rPr>
+        <w:t>11.20</w:t>
+      </w:r>
       <w:r>
         <w:rPr>
           <w:lang w:val="fr_FR" w:bidi="fr_FR"/>
@@ -8867,18 +7967,12 @@
         </w:rPr>
         <w:t xml:space="preserve"> : la trente-cinquième année pourrait correspondre à la trente-cinquième année après la division des royaumes du Nord et du Sud. Cela situerait l'événement à peu près à l'époque où Zérach l'Éthiopien avait envahi Juda avant d'être vaincu par Asa (</w:t>
       </w:r>
-      <w:hyperlink r:id="rId160">
-        <w:r>
-          <w:rPr>
-            <w:lang w:val="fr_FR" w:bidi="fr_FR"/>
-          </w:rPr>
-          <w:rPr>
-            <w:color w:val="0000EE"/>
-            <w:u w:val="single"/>
-          </w:rPr>
-          <w:t>14.9–15</w:t>
-        </w:r>
-      </w:hyperlink>
+      <w:r>
+        <w:rPr>
+          <w:lang w:val="fr_FR" w:bidi="fr_FR"/>
+        </w:rPr>
+        <w:t>14.9–15</w:t>
+      </w:r>
       <w:r>
         <w:rPr>
           <w:lang w:val="fr_FR" w:bidi="fr_FR"/>
@@ -8897,108 +7991,72 @@
         </w:rPr>
         <w:t xml:space="preserve">. • L'auteur du livre des Chroniques insérait des repères chronologiques dans son récit pour découper le règne d'Asa en périodes illustrant les conséquences de ses choix (voir </w:t>
       </w:r>
-      <w:hyperlink r:id="rId161">
-        <w:r>
-          <w:rPr>
-            <w:lang w:val="fr_FR" w:bidi="fr_FR"/>
-          </w:rPr>
-          <w:rPr>
-            <w:color w:val="0000EE"/>
-            <w:u w:val="single"/>
-          </w:rPr>
-          <w:t>14.1</w:t>
-        </w:r>
-      </w:hyperlink>
+      <w:r>
+        <w:rPr>
+          <w:lang w:val="fr_FR" w:bidi="fr_FR"/>
+        </w:rPr>
+        <w:t>14.1</w:t>
+      </w:r>
       <w:r>
         <w:rPr>
           <w:lang w:val="fr_FR" w:bidi="fr_FR"/>
         </w:rPr>
         <w:t xml:space="preserve"> ; </w:t>
       </w:r>
-      <w:hyperlink r:id="rId162">
-        <w:r>
-          <w:rPr>
-            <w:lang w:val="fr_FR" w:bidi="fr_FR"/>
-          </w:rPr>
-          <w:rPr>
-            <w:color w:val="0000EE"/>
-            <w:u w:val="single"/>
-          </w:rPr>
-          <w:t>15.10</w:t>
-        </w:r>
-      </w:hyperlink>
+      <w:r>
+        <w:rPr>
+          <w:lang w:val="fr_FR" w:bidi="fr_FR"/>
+        </w:rPr>
+        <w:t>15.10</w:t>
+      </w:r>
       <w:r>
         <w:rPr>
           <w:lang w:val="fr_FR" w:bidi="fr_FR"/>
         </w:rPr>
         <w:t xml:space="preserve"> ; </w:t>
       </w:r>
-      <w:hyperlink r:id="rId153">
-        <w:r>
-          <w:rPr>
-            <w:lang w:val="fr_FR" w:bidi="fr_FR"/>
-          </w:rPr>
-          <w:rPr>
-            <w:color w:val="0000EE"/>
-            <w:u w:val="single"/>
-          </w:rPr>
-          <w:t>16.1</w:t>
-        </w:r>
-      </w:hyperlink>
+      <w:r>
+        <w:rPr>
+          <w:lang w:val="fr_FR" w:bidi="fr_FR"/>
+        </w:rPr>
+        <w:t>16.1</w:t>
+      </w:r>
       <w:r>
         <w:rPr>
           <w:lang w:val="fr_FR" w:bidi="fr_FR"/>
         </w:rPr>
         <w:t xml:space="preserve">, </w:t>
       </w:r>
-      <w:hyperlink r:id="rId140">
-        <w:r>
-          <w:rPr>
-            <w:lang w:val="fr_FR" w:bidi="fr_FR"/>
-          </w:rPr>
-          <w:rPr>
-            <w:color w:val="0000EE"/>
-            <w:u w:val="single"/>
-          </w:rPr>
-          <w:t>12</w:t>
-        </w:r>
-      </w:hyperlink>
+      <w:r>
+        <w:rPr>
+          <w:lang w:val="fr_FR" w:bidi="fr_FR"/>
+        </w:rPr>
+        <w:t>12</w:t>
+      </w:r>
       <w:r>
         <w:rPr>
           <w:lang w:val="fr_FR" w:bidi="fr_FR"/>
         </w:rPr>
         <w:t xml:space="preserve">, </w:t>
       </w:r>
-      <w:hyperlink r:id="rId163">
-        <w:r>
-          <w:rPr>
-            <w:lang w:val="fr_FR" w:bidi="fr_FR"/>
-          </w:rPr>
-          <w:rPr>
-            <w:color w:val="0000EE"/>
-            <w:u w:val="single"/>
-          </w:rPr>
-          <w:t>13</w:t>
-        </w:r>
-      </w:hyperlink>
+      <w:r>
+        <w:rPr>
+          <w:lang w:val="fr_FR" w:bidi="fr_FR"/>
+        </w:rPr>
+        <w:t>13</w:t>
+      </w:r>
       <w:r>
         <w:rPr>
           <w:lang w:val="fr_FR" w:bidi="fr_FR"/>
         </w:rPr>
         <w:t xml:space="preserve">). Les premiers affrontements avec le Nord étaient considérés comme secondaires pour cette période, même si l'auteur en restait parfaitement conscient (voir </w:t>
       </w:r>
-      <w:hyperlink r:id="rId164">
-        <w:r>
-          <w:rPr>
-            <w:lang w:val="fr_FR" w:bidi="fr_FR"/>
-          </w:rPr>
-          <w:rPr>
-            <w:color w:val="0000EE"/>
-            <w:u w:val="single"/>
-          </w:rPr>
-          <w:t>15.8</w:t>
-        </w:r>
-      </w:hyperlink>
+      <w:r>
+        <w:rPr>
+          <w:lang w:val="fr_FR" w:bidi="fr_FR"/>
+        </w:rPr>
+        <w:t>15.8</w:t>
+      </w:r>
       <w:r>
         <w:rPr>
           <w:lang w:val="fr_FR" w:bidi="fr_FR"/>
@@ -9059,72 +8117,48 @@
         </w:rPr>
         <w:t xml:space="preserve"> : selon le livre des Rois, le roi Baescha (909–886 av. J.‑C.) est mort dans la vingt-sixième année du règne d'Asa (</w:t>
       </w:r>
-      <w:hyperlink r:id="rId165">
-        <w:r>
-          <w:rPr>
-            <w:lang w:val="fr_FR" w:bidi="fr_FR"/>
-          </w:rPr>
-          <w:rPr>
-            <w:color w:val="0000EE"/>
-            <w:u w:val="single"/>
-          </w:rPr>
-          <w:t>1R 16.8</w:t>
-        </w:r>
-      </w:hyperlink>
+      <w:r>
+        <w:rPr>
+          <w:lang w:val="fr_FR" w:bidi="fr_FR"/>
+        </w:rPr>
+        <w:t>1R 16.8</w:t>
+      </w:r>
       <w:r>
         <w:rPr>
           <w:lang w:val="fr_FR" w:bidi="fr_FR"/>
         </w:rPr>
         <w:t>). Une solution possible serait que le texte du livre des Chroniques contienne des erreurs de transmission, et qu'il faille lire les quinzième et seizième années (vers 895 av. J.-C.) au lieu des trente-cinquième (</w:t>
       </w:r>
-      <w:hyperlink r:id="rId166">
-        <w:r>
-          <w:rPr>
-            <w:lang w:val="fr_FR" w:bidi="fr_FR"/>
-          </w:rPr>
-          <w:rPr>
-            <w:color w:val="0000EE"/>
-            <w:u w:val="single"/>
-          </w:rPr>
-          <w:t>2Ch 15.19</w:t>
-        </w:r>
-      </w:hyperlink>
+      <w:r>
+        <w:rPr>
+          <w:lang w:val="fr_FR" w:bidi="fr_FR"/>
+        </w:rPr>
+        <w:t>2Ch 15.19</w:t>
+      </w:r>
       <w:r>
         <w:rPr>
           <w:lang w:val="fr_FR" w:bidi="fr_FR"/>
         </w:rPr>
         <w:t xml:space="preserve">) et trente-sixième années d'Asa. Une autre possibilité est que l'auteur du livre des Chroniques ait compté les années à partir de la division du royaume. • Rama se situait à environ huit kilomètres au nord de Jérusalem, près de Guéba et de Mitspa (voir </w:t>
       </w:r>
-      <w:hyperlink r:id="rId167">
-        <w:r>
-          <w:rPr>
-            <w:lang w:val="fr_FR" w:bidi="fr_FR"/>
-          </w:rPr>
-          <w:rPr>
-            <w:color w:val="0000EE"/>
-            <w:u w:val="single"/>
-          </w:rPr>
-          <w:t>16.6</w:t>
-        </w:r>
-      </w:hyperlink>
+      <w:r>
+        <w:rPr>
+          <w:lang w:val="fr_FR" w:bidi="fr_FR"/>
+        </w:rPr>
+        <w:t>16.6</w:t>
+      </w:r>
       <w:r>
         <w:rPr>
           <w:lang w:val="fr_FR" w:bidi="fr_FR"/>
         </w:rPr>
         <w:t>). Le roi Baescha avait repoussé les frontières d'Israël profondément dans le territoire de Benjamin, isolant ainsi une partie importante de Juda peu après les victoires d'Abija (</w:t>
       </w:r>
-      <w:hyperlink r:id="rId131">
-        <w:r>
-          <w:rPr>
-            <w:lang w:val="fr_FR" w:bidi="fr_FR"/>
-          </w:rPr>
-          <w:rPr>
-            <w:color w:val="0000EE"/>
-            <w:u w:val="single"/>
-          </w:rPr>
-          <w:t>13.19</w:t>
-        </w:r>
-      </w:hyperlink>
+      <w:r>
+        <w:rPr>
+          <w:lang w:val="fr_FR" w:bidi="fr_FR"/>
+        </w:rPr>
+        <w:t>13.19</w:t>
+      </w:r>
       <w:r>
         <w:rPr>
           <w:lang w:val="fr_FR" w:bidi="fr_FR"/>
@@ -9275,18 +8309,12 @@
         </w:rPr>
         <w:t>Le roi Ben-Hadad d'Aram (</w:t>
       </w:r>
-      <w:hyperlink r:id="rId168">
-        <w:r>
-          <w:rPr>
-            <w:lang w:val="fr_FR" w:bidi="fr_FR"/>
-          </w:rPr>
-          <w:rPr>
-            <w:color w:val="0000EE"/>
-            <w:u w:val="single"/>
-          </w:rPr>
-          <w:t>16.2</w:t>
-        </w:r>
-      </w:hyperlink>
+      <w:r>
+        <w:rPr>
+          <w:lang w:val="fr_FR" w:bidi="fr_FR"/>
+        </w:rPr>
+        <w:t>16.2</w:t>
+      </w:r>
       <w:r>
         <w:rPr>
           <w:lang w:val="fr_FR" w:bidi="fr_FR"/>
@@ -9389,36 +8417,24 @@
         </w:rPr>
         <w:t>Hanani, le voyant, annonçait à Asa qu'il connaîtrait désormais la guerre à cause de sa désobéissance. Ce jugement créait un contraste évident avec la victoire antérieure d'Asa sur Zérach, remportée malgré des circonstances défavorables grâce à sa confiance placée dans l'Éternel (</w:t>
       </w:r>
-      <w:hyperlink r:id="rId169">
-        <w:r>
-          <w:rPr>
-            <w:lang w:val="fr_FR" w:bidi="fr_FR"/>
-          </w:rPr>
-          <w:rPr>
-            <w:color w:val="0000EE"/>
-            <w:u w:val="single"/>
-          </w:rPr>
-          <w:t>14.9–13</w:t>
-        </w:r>
-      </w:hyperlink>
+      <w:r>
+        <w:rPr>
+          <w:lang w:val="fr_FR" w:bidi="fr_FR"/>
+        </w:rPr>
+        <w:t>14.9–13</w:t>
+      </w:r>
       <w:r>
         <w:rPr>
           <w:lang w:val="fr_FR" w:bidi="fr_FR"/>
         </w:rPr>
         <w:t>). De la même manière que la foi d'Asa avait autrefois apporté la paix au pays (</w:t>
       </w:r>
-      <w:hyperlink r:id="rId136">
-        <w:r>
-          <w:rPr>
-            <w:lang w:val="fr_FR" w:bidi="fr_FR"/>
-          </w:rPr>
-          <w:rPr>
-            <w:color w:val="0000EE"/>
-            <w:u w:val="single"/>
-          </w:rPr>
-          <w:t>14.5</w:t>
-        </w:r>
-      </w:hyperlink>
+      <w:r>
+        <w:rPr>
+          <w:lang w:val="fr_FR" w:bidi="fr_FR"/>
+        </w:rPr>
+        <w:t>14.5</w:t>
+      </w:r>
       <w:r>
         <w:rPr>
           <w:lang w:val="fr_FR" w:bidi="fr_FR"/>
@@ -9521,36 +8537,24 @@
         </w:rPr>
         <w:t xml:space="preserve">La maladie était fréquemment perçue comme une punition pour le péché (voir </w:t>
       </w:r>
-      <w:hyperlink r:id="rId170">
-        <w:r>
-          <w:rPr>
-            <w:lang w:val="fr_FR" w:bidi="fr_FR"/>
-          </w:rPr>
-          <w:rPr>
-            <w:color w:val="0000EE"/>
-            <w:u w:val="single"/>
-          </w:rPr>
-          <w:t>21.18–19</w:t>
-        </w:r>
-      </w:hyperlink>
+      <w:r>
+        <w:rPr>
+          <w:lang w:val="fr_FR" w:bidi="fr_FR"/>
+        </w:rPr>
+        <w:t>21.18–19</w:t>
+      </w:r>
       <w:r>
         <w:rPr>
           <w:lang w:val="fr_FR" w:bidi="fr_FR"/>
         </w:rPr>
         <w:t xml:space="preserve"> ; </w:t>
       </w:r>
-      <w:hyperlink r:id="rId171">
-        <w:r>
-          <w:rPr>
-            <w:lang w:val="fr_FR" w:bidi="fr_FR"/>
-          </w:rPr>
-          <w:rPr>
-            <w:color w:val="0000EE"/>
-            <w:u w:val="single"/>
-          </w:rPr>
-          <w:t>26.20</w:t>
-        </w:r>
-      </w:hyperlink>
+      <w:r>
+        <w:rPr>
+          <w:lang w:val="fr_FR" w:bidi="fr_FR"/>
+        </w:rPr>
+        <w:t>26.20</w:t>
+      </w:r>
       <w:r>
         <w:rPr>
           <w:lang w:val="fr_FR" w:bidi="fr_FR"/>
@@ -9605,18 +8609,12 @@
         </w:rPr>
         <w:t xml:space="preserve">Asa reçut un enterrement honorable malgré ses péchés. De son vivant, il avait fait des préparatifs extravagants pour ses funérailles, notamment en faisant tailler son propre tombeau. Asa imitait peut-être les pharaons égyptiens en organisant de tels préparatifs. • La coutume visant à faire un grand feu à la suite de la mort n'est mentionnée que dans le livre des Chroniques et dans celui de Jérémie (cf. </w:t>
       </w:r>
-      <w:hyperlink r:id="rId172">
-        <w:r>
-          <w:rPr>
-            <w:lang w:val="fr_FR" w:bidi="fr_FR"/>
-          </w:rPr>
-          <w:rPr>
-            <w:color w:val="0000EE"/>
-            <w:u w:val="single"/>
-          </w:rPr>
-          <w:t>Jr 34.5</w:t>
-        </w:r>
-      </w:hyperlink>
+      <w:r>
+        <w:rPr>
+          <w:lang w:val="fr_FR" w:bidi="fr_FR"/>
+        </w:rPr>
+        <w:t>Jr 34.5</w:t>
+      </w:r>
       <w:r>
         <w:rPr>
           <w:lang w:val="fr_FR" w:bidi="fr_FR"/>
@@ -9671,18 +8669,12 @@
         </w:rPr>
         <w:t>En tenant compte d'une corégence de deux ans avec son père Asa, Josaphat avait régné de 872 à 848 av. J.-C. • Les dernières années du règne d'Asa avaient été marquées par des conflits et des oppressions, obligeant Josaphat à consolider son pouvoir sur Juda pour rétablir la paix et la stabilité. Israël, autrefois ennemi sous Asa, devint rapidement un allié lorsque Josaphat conclut une alliance avec Achab (</w:t>
       </w:r>
-      <w:hyperlink r:id="rId173">
-        <w:r>
-          <w:rPr>
-            <w:lang w:val="fr_FR" w:bidi="fr_FR"/>
-          </w:rPr>
-          <w:rPr>
-            <w:color w:val="0000EE"/>
-            <w:u w:val="single"/>
-          </w:rPr>
-          <w:t>18.1–2</w:t>
-        </w:r>
-      </w:hyperlink>
+      <w:r>
+        <w:rPr>
+          <w:lang w:val="fr_FR" w:bidi="fr_FR"/>
+        </w:rPr>
+        <w:t>18.1–2</w:t>
+      </w:r>
       <w:r>
         <w:rPr>
           <w:lang w:val="fr_FR" w:bidi="fr_FR"/>
@@ -9737,18 +8729,12 @@
         </w:rPr>
         <w:t xml:space="preserve">Pour la première fois, l'auteur du livre des Chroniques compare les pratiques religieuses de Juda à celles du royaume du Nord, montrant sa conscience de l'introduction du culte de Baal, venu de Tyr, dans la religion du Nord (voir </w:t>
       </w:r>
-      <w:hyperlink r:id="rId174">
-        <w:r>
-          <w:rPr>
-            <w:lang w:val="fr_FR" w:bidi="fr_FR"/>
-          </w:rPr>
-          <w:rPr>
-            <w:color w:val="0000EE"/>
-            <w:u w:val="single"/>
-          </w:rPr>
-          <w:t>1R 16.31–32</w:t>
-        </w:r>
-      </w:hyperlink>
+      <w:r>
+        <w:rPr>
+          <w:lang w:val="fr_FR" w:bidi="fr_FR"/>
+        </w:rPr>
+        <w:t>1R 16.31–32</w:t>
+      </w:r>
       <w:r>
         <w:rPr>
           <w:lang w:val="fr_FR" w:bidi="fr_FR"/>
@@ -9803,54 +8789,36 @@
         </w:rPr>
         <w:t xml:space="preserve">Le mot traduit par « présents » est souvent rendu par « tribut », comme celui que les rois conquérants imposaient à leurs vassaux (par ex., </w:t>
       </w:r>
-      <w:hyperlink r:id="rId175">
-        <w:r>
-          <w:rPr>
-            <w:lang w:val="fr_FR" w:bidi="fr_FR"/>
-          </w:rPr>
-          <w:rPr>
-            <w:color w:val="0000EE"/>
-            <w:u w:val="single"/>
-          </w:rPr>
-          <w:t>Jg 3.15–18</w:t>
-        </w:r>
-      </w:hyperlink>
+      <w:r>
+        <w:rPr>
+          <w:lang w:val="fr_FR" w:bidi="fr_FR"/>
+        </w:rPr>
+        <w:t>Jg 3.15–18</w:t>
+      </w:r>
       <w:r>
         <w:rPr>
           <w:lang w:val="fr_FR" w:bidi="fr_FR"/>
         </w:rPr>
         <w:t>). Cependant, l'idée d'un tribut forcé ne semble pas convenir ici, car le peuple de Juda avait volontairement enrichi Josaphat. Comme le montrent les exemples d'Ozias (</w:t>
       </w:r>
-      <w:hyperlink r:id="rId176">
-        <w:r>
-          <w:rPr>
-            <w:lang w:val="fr_FR" w:bidi="fr_FR"/>
-          </w:rPr>
-          <w:rPr>
-            <w:color w:val="0000EE"/>
-            <w:u w:val="single"/>
-          </w:rPr>
-          <w:t>2Ch 26.16</w:t>
-        </w:r>
-      </w:hyperlink>
+      <w:r>
+        <w:rPr>
+          <w:lang w:val="fr_FR" w:bidi="fr_FR"/>
+        </w:rPr>
+        <w:t>2Ch 26.16</w:t>
+      </w:r>
       <w:r>
         <w:rPr>
           <w:lang w:val="fr_FR" w:bidi="fr_FR"/>
         </w:rPr>
         <w:t>) et d'Ézéchias (</w:t>
       </w:r>
-      <w:hyperlink r:id="rId177">
-        <w:r>
-          <w:rPr>
-            <w:lang w:val="fr_FR" w:bidi="fr_FR"/>
-          </w:rPr>
-          <w:rPr>
-            <w:color w:val="0000EE"/>
-            <w:u w:val="single"/>
-          </w:rPr>
-          <w:t>32.25</w:t>
-        </w:r>
-      </w:hyperlink>
+      <w:r>
+        <w:rPr>
+          <w:lang w:val="fr_FR" w:bidi="fr_FR"/>
+        </w:rPr>
+        <w:t>32.25</w:t>
+      </w:r>
       <w:r>
         <w:rPr>
           <w:lang w:val="fr_FR" w:bidi="fr_FR"/>
@@ -9905,36 +8873,24 @@
         </w:rPr>
         <w:t>Josaphat a pris au sérieux l'exigence de l'Éternel de connaître la loi (</w:t>
       </w:r>
-      <w:hyperlink r:id="rId178">
-        <w:r>
-          <w:rPr>
-            <w:lang w:val="fr_FR" w:bidi="fr_FR"/>
-          </w:rPr>
-          <w:rPr>
-            <w:color w:val="0000EE"/>
-            <w:u w:val="single"/>
-          </w:rPr>
-          <w:t>Dt 5.1</w:t>
-        </w:r>
-      </w:hyperlink>
+      <w:r>
+        <w:rPr>
+          <w:lang w:val="fr_FR" w:bidi="fr_FR"/>
+        </w:rPr>
+        <w:t>Dt 5.1</w:t>
+      </w:r>
       <w:r>
         <w:rPr>
           <w:lang w:val="fr_FR" w:bidi="fr_FR"/>
         </w:rPr>
         <w:t xml:space="preserve"> ; </w:t>
       </w:r>
-      <w:hyperlink r:id="rId179">
-        <w:r>
-          <w:rPr>
-            <w:lang w:val="fr_FR" w:bidi="fr_FR"/>
-          </w:rPr>
-          <w:rPr>
-            <w:color w:val="0000EE"/>
-            <w:u w:val="single"/>
-          </w:rPr>
-          <w:t>17.18–20</w:t>
-        </w:r>
-      </w:hyperlink>
+      <w:r>
+        <w:rPr>
+          <w:lang w:val="fr_FR" w:bidi="fr_FR"/>
+        </w:rPr>
+        <w:t>17.18–20</w:t>
+      </w:r>
       <w:r>
         <w:rPr>
           <w:lang w:val="fr_FR" w:bidi="fr_FR"/>
@@ -9953,18 +8909,12 @@
         </w:rPr>
         <w:t>. Les Lévites remplissaient souvent ce rôle d'enseignants, notamment durant la période du Second Temple (</w:t>
       </w:r>
-      <w:hyperlink r:id="rId180">
-        <w:r>
-          <w:rPr>
-            <w:lang w:val="fr_FR" w:bidi="fr_FR"/>
-          </w:rPr>
-          <w:rPr>
-            <w:color w:val="0000EE"/>
-            <w:u w:val="single"/>
-          </w:rPr>
-          <w:t>Né 8.7</w:t>
-        </w:r>
-      </w:hyperlink>
+      <w:r>
+        <w:rPr>
+          <w:lang w:val="fr_FR" w:bidi="fr_FR"/>
+        </w:rPr>
+        <w:t>Né 8.7</w:t>
+      </w:r>
       <w:r>
         <w:rPr>
           <w:lang w:val="fr_FR" w:bidi="fr_FR"/>
@@ -10019,18 +8969,12 @@
         </w:rPr>
         <w:t xml:space="preserve">La crainte de l'Éternel parmi les royaumes environnants avait conduit ces derniers à verser un tribut à Josaphat, cherchant ainsi à acheter la paix. La paix était considérée comme un signe de la faveur divine (cf. </w:t>
       </w:r>
-      <w:hyperlink r:id="rId181">
-        <w:r>
-          <w:rPr>
-            <w:lang w:val="fr_FR" w:bidi="fr_FR"/>
-          </w:rPr>
-          <w:rPr>
-            <w:color w:val="0000EE"/>
-            <w:u w:val="single"/>
-          </w:rPr>
-          <w:t>14.2–6</w:t>
-        </w:r>
-      </w:hyperlink>
+      <w:r>
+        <w:rPr>
+          <w:lang w:val="fr_FR" w:bidi="fr_FR"/>
+        </w:rPr>
+        <w:t>14.2–6</w:t>
+      </w:r>
       <w:r>
         <w:rPr>
           <w:lang w:val="fr_FR" w:bidi="fr_FR"/>
@@ -10085,18 +9029,12 @@
         </w:rPr>
         <w:t>Le statut international de Josaphat, ses projets de construction et la puissance de son armée ont marqué son règne exceptionnel. Des fouilles archéologiques ont révélé une série de forts dans la vallée du Jourdain, près de la mer Morte, datant de son époque. • Le nombre de soldats dans son armée (plus d'un million à Jérusalem) semble particulièrement élevé. Étant donné que les chefs étaient organisés en divisions tribales (</w:t>
       </w:r>
-      <w:hyperlink r:id="rId182">
-        <w:r>
-          <w:rPr>
-            <w:lang w:val="fr_FR" w:bidi="fr_FR"/>
-          </w:rPr>
-          <w:rPr>
-            <w:color w:val="0000EE"/>
-            <w:u w:val="single"/>
-          </w:rPr>
-          <w:t>17.14</w:t>
-        </w:r>
-      </w:hyperlink>
+      <w:r>
+        <w:rPr>
+          <w:lang w:val="fr_FR" w:bidi="fr_FR"/>
+        </w:rPr>
+        <w:t>17.14</w:t>
+      </w:r>
       <w:r>
         <w:rPr>
           <w:lang w:val="fr_FR" w:bidi="fr_FR"/>
@@ -10116,108 +9054,72 @@
         </w:rPr>
         <w:t xml:space="preserve">) doive plutôt être compris comme « escouade » ou « peloton », désignant une unité militaire beaucoup plus restreinte. Les totaux pourraient également inclure des divisions de réserve servant par rotation (voir </w:t>
       </w:r>
-      <w:hyperlink r:id="rId183">
-        <w:r>
-          <w:rPr>
-            <w:lang w:val="fr_FR" w:bidi="fr_FR"/>
-          </w:rPr>
-          <w:rPr>
-            <w:color w:val="0000EE"/>
-            <w:u w:val="single"/>
-          </w:rPr>
-          <w:t>1Ch 27.1–15</w:t>
-        </w:r>
-      </w:hyperlink>
+      <w:r>
+        <w:rPr>
+          <w:lang w:val="fr_FR" w:bidi="fr_FR"/>
+        </w:rPr>
+        <w:t>1Ch 27.1–15</w:t>
+      </w:r>
       <w:r>
         <w:rPr>
           <w:lang w:val="fr_FR" w:bidi="fr_FR"/>
         </w:rPr>
         <w:t>). Le nombre de soldats attribués à Josaphat est environ trois fois supérieur à celui d'Abija (</w:t>
       </w:r>
-      <w:hyperlink r:id="rId184">
-        <w:r>
-          <w:rPr>
-            <w:lang w:val="fr_FR" w:bidi="fr_FR"/>
-          </w:rPr>
-          <w:rPr>
-            <w:color w:val="0000EE"/>
-            <w:u w:val="single"/>
-          </w:rPr>
-          <w:t>2Ch 13.3</w:t>
-        </w:r>
-      </w:hyperlink>
+      <w:r>
+        <w:rPr>
+          <w:lang w:val="fr_FR" w:bidi="fr_FR"/>
+        </w:rPr>
+        <w:t>2Ch 13.3</w:t>
+      </w:r>
       <w:r>
         <w:rPr>
           <w:lang w:val="fr_FR" w:bidi="fr_FR"/>
         </w:rPr>
         <w:t>), Asa (</w:t>
       </w:r>
-      <w:hyperlink r:id="rId185">
-        <w:r>
-          <w:rPr>
-            <w:lang w:val="fr_FR" w:bidi="fr_FR"/>
-          </w:rPr>
-          <w:rPr>
-            <w:color w:val="0000EE"/>
-            <w:u w:val="single"/>
-          </w:rPr>
-          <w:t>14.8</w:t>
-        </w:r>
-      </w:hyperlink>
+      <w:r>
+        <w:rPr>
+          <w:lang w:val="fr_FR" w:bidi="fr_FR"/>
+        </w:rPr>
+        <w:t>14.8</w:t>
+      </w:r>
       <w:r>
         <w:rPr>
           <w:lang w:val="fr_FR" w:bidi="fr_FR"/>
         </w:rPr>
         <w:t>), Amatsia (</w:t>
       </w:r>
-      <w:hyperlink r:id="rId186">
-        <w:r>
-          <w:rPr>
-            <w:lang w:val="fr_FR" w:bidi="fr_FR"/>
-          </w:rPr>
-          <w:rPr>
-            <w:color w:val="0000EE"/>
-            <w:u w:val="single"/>
-          </w:rPr>
-          <w:t>25.5</w:t>
-        </w:r>
-      </w:hyperlink>
+      <w:r>
+        <w:rPr>
+          <w:lang w:val="fr_FR" w:bidi="fr_FR"/>
+        </w:rPr>
+        <w:t>25.5</w:t>
+      </w:r>
       <w:r>
         <w:rPr>
           <w:lang w:val="fr_FR" w:bidi="fr_FR"/>
         </w:rPr>
         <w:t>) et Ozias (</w:t>
       </w:r>
-      <w:hyperlink r:id="rId187">
-        <w:r>
-          <w:rPr>
-            <w:lang w:val="fr_FR" w:bidi="fr_FR"/>
-          </w:rPr>
-          <w:rPr>
-            <w:color w:val="0000EE"/>
-            <w:u w:val="single"/>
-          </w:rPr>
-          <w:t>26.11–15</w:t>
-        </w:r>
-      </w:hyperlink>
+      <w:r>
+        <w:rPr>
+          <w:lang w:val="fr_FR" w:bidi="fr_FR"/>
+        </w:rPr>
+        <w:t>26.11–15</w:t>
+      </w:r>
       <w:r>
         <w:rPr>
           <w:lang w:val="fr_FR" w:bidi="fr_FR"/>
         </w:rPr>
         <w:t>). Il est comparable au nombre de guerriers lors du recensement de David (</w:t>
       </w:r>
-      <w:hyperlink r:id="rId188">
-        <w:r>
-          <w:rPr>
-            <w:lang w:val="fr_FR" w:bidi="fr_FR"/>
-          </w:rPr>
-          <w:rPr>
-            <w:color w:val="0000EE"/>
-            <w:u w:val="single"/>
-          </w:rPr>
-          <w:t>1Ch 21.5</w:t>
-        </w:r>
-      </w:hyperlink>
+      <w:r>
+        <w:rPr>
+          <w:lang w:val="fr_FR" w:bidi="fr_FR"/>
+        </w:rPr>
+        <w:t>1Ch 21.5</w:t>
+      </w:r>
       <w:r>
         <w:rPr>
           <w:lang w:val="fr_FR" w:bidi="fr_FR"/>
@@ -10272,126 +9174,84 @@
         </w:rPr>
         <w:t xml:space="preserve">L'alliance de Josaphat avec Achab l'a conduit à compromettre sa fidélité envers l'Éternel (voir </w:t>
       </w:r>
-      <w:hyperlink r:id="rId189">
-        <w:r>
-          <w:rPr>
-            <w:lang w:val="fr_FR" w:bidi="fr_FR"/>
-          </w:rPr>
-          <w:rPr>
-            <w:color w:val="0000EE"/>
-            <w:u w:val="single"/>
-          </w:rPr>
-          <w:t>19.2–3</w:t>
-        </w:r>
-      </w:hyperlink>
+      <w:r>
+        <w:rPr>
+          <w:lang w:val="fr_FR" w:bidi="fr_FR"/>
+        </w:rPr>
+        <w:t>19.2–3</w:t>
+      </w:r>
       <w:r>
         <w:rPr>
           <w:lang w:val="fr_FR" w:bidi="fr_FR"/>
         </w:rPr>
         <w:t xml:space="preserve"> ; cf. </w:t>
       </w:r>
-      <w:hyperlink r:id="rId190">
-        <w:r>
-          <w:rPr>
-            <w:lang w:val="fr_FR" w:bidi="fr_FR"/>
-          </w:rPr>
-          <w:rPr>
-            <w:color w:val="0000EE"/>
-            <w:u w:val="single"/>
-          </w:rPr>
-          <w:t>2Co 6.14–18</w:t>
-        </w:r>
-      </w:hyperlink>
+      <w:r>
+        <w:rPr>
+          <w:lang w:val="fr_FR" w:bidi="fr_FR"/>
+        </w:rPr>
+        <w:t>2Co 6.14–18</w:t>
+      </w:r>
       <w:r>
         <w:rPr>
           <w:lang w:val="fr_FR" w:bidi="fr_FR"/>
         </w:rPr>
         <w:t>). Le mariage de son fils Joram (</w:t>
       </w:r>
-      <w:hyperlink r:id="rId191">
-        <w:r>
-          <w:rPr>
-            <w:lang w:val="fr_FR" w:bidi="fr_FR"/>
-          </w:rPr>
-          <w:rPr>
-            <w:color w:val="0000EE"/>
-            <w:u w:val="single"/>
-          </w:rPr>
-          <w:t>2Ch 21.1</w:t>
-        </w:r>
-      </w:hyperlink>
+      <w:r>
+        <w:rPr>
+          <w:lang w:val="fr_FR" w:bidi="fr_FR"/>
+        </w:rPr>
+        <w:t>2Ch 21.1</w:t>
+      </w:r>
       <w:r>
         <w:rPr>
           <w:lang w:val="fr_FR" w:bidi="fr_FR"/>
         </w:rPr>
         <w:t>) avec Athalie, la fille d'Achab (</w:t>
       </w:r>
-      <w:hyperlink r:id="rId192">
-        <w:r>
-          <w:rPr>
-            <w:lang w:val="fr_FR" w:bidi="fr_FR"/>
-          </w:rPr>
-          <w:rPr>
-            <w:color w:val="0000EE"/>
-            <w:u w:val="single"/>
-          </w:rPr>
-          <w:t>22.2</w:t>
-        </w:r>
-      </w:hyperlink>
+      <w:r>
+        <w:rPr>
+          <w:lang w:val="fr_FR" w:bidi="fr_FR"/>
+        </w:rPr>
+        <w:t>22.2</w:t>
+      </w:r>
       <w:r>
         <w:rPr>
           <w:lang w:val="fr_FR" w:bidi="fr_FR"/>
         </w:rPr>
         <w:t xml:space="preserve">), a introduit l'apostasie d'Israël en Juda (voir </w:t>
       </w:r>
-      <w:hyperlink r:id="rId193">
-        <w:r>
-          <w:rPr>
-            <w:lang w:val="fr_FR" w:bidi="fr_FR"/>
-          </w:rPr>
-          <w:rPr>
-            <w:color w:val="0000EE"/>
-            <w:u w:val="single"/>
-          </w:rPr>
-          <w:t>21.5–6</w:t>
-        </w:r>
-      </w:hyperlink>
+      <w:r>
+        <w:rPr>
+          <w:lang w:val="fr_FR" w:bidi="fr_FR"/>
+        </w:rPr>
+        <w:t>21.5–6</w:t>
+      </w:r>
       <w:r>
         <w:rPr>
           <w:lang w:val="fr_FR" w:bidi="fr_FR"/>
         </w:rPr>
         <w:t xml:space="preserve">, </w:t>
       </w:r>
-      <w:hyperlink r:id="rId194">
-        <w:r>
-          <w:rPr>
-            <w:lang w:val="fr_FR" w:bidi="fr_FR"/>
-          </w:rPr>
-          <w:rPr>
-            <w:color w:val="0000EE"/>
-            <w:u w:val="single"/>
-          </w:rPr>
-          <w:t>12–13</w:t>
-        </w:r>
-      </w:hyperlink>
+      <w:r>
+        <w:rPr>
+          <w:lang w:val="fr_FR" w:bidi="fr_FR"/>
+        </w:rPr>
+        <w:t>12–13</w:t>
+      </w:r>
       <w:r>
         <w:rPr>
           <w:lang w:val="fr_FR" w:bidi="fr_FR"/>
         </w:rPr>
         <w:t xml:space="preserve"> ; </w:t>
       </w:r>
-      <w:hyperlink r:id="rId195">
-        <w:r>
-          <w:rPr>
-            <w:lang w:val="fr_FR" w:bidi="fr_FR"/>
-          </w:rPr>
-          <w:rPr>
-            <w:color w:val="0000EE"/>
-            <w:u w:val="single"/>
-          </w:rPr>
-          <w:t>22.1–4</w:t>
-        </w:r>
-      </w:hyperlink>
+      <w:r>
+        <w:rPr>
+          <w:lang w:val="fr_FR" w:bidi="fr_FR"/>
+        </w:rPr>
+        <w:t>22.1–4</w:t>
+      </w:r>
       <w:r>
         <w:rPr>
           <w:lang w:val="fr_FR" w:bidi="fr_FR"/>
@@ -10494,18 +9354,12 @@
         </w:rPr>
         <w:t>Achab comprit que Michée n'avait pas réellement prononcé la parole de l'Éternel, peut-être parce que sa réponse reprenait les mêmes mots que ceux de ses rivaux, ou parce qu'il parlait sur un ton sarcastique (</w:t>
       </w:r>
-      <w:hyperlink r:id="rId196">
-        <w:r>
-          <w:rPr>
-            <w:lang w:val="fr_FR" w:bidi="fr_FR"/>
-          </w:rPr>
-          <w:rPr>
-            <w:color w:val="0000EE"/>
-            <w:u w:val="single"/>
-          </w:rPr>
-          <w:t>18.14</w:t>
-        </w:r>
-      </w:hyperlink>
+      <w:r>
+        <w:rPr>
+          <w:lang w:val="fr_FR" w:bidi="fr_FR"/>
+        </w:rPr>
+        <w:t>18.14</w:t>
+      </w:r>
       <w:r>
         <w:rPr>
           <w:lang w:val="fr_FR" w:bidi="fr_FR"/>
@@ -10704,18 +9558,12 @@
         </w:rPr>
         <w:t>Jéhu était le fils de Hanani, le prophète qui avait réprimandé Asa pour sa dépendance envers les Araméens (</w:t>
       </w:r>
-      <w:hyperlink r:id="rId197">
-        <w:r>
-          <w:rPr>
-            <w:lang w:val="fr_FR" w:bidi="fr_FR"/>
-          </w:rPr>
-          <w:rPr>
-            <w:color w:val="0000EE"/>
-            <w:u w:val="single"/>
-          </w:rPr>
-          <w:t>16.7–9</w:t>
-        </w:r>
-      </w:hyperlink>
+      <w:r>
+        <w:rPr>
+          <w:lang w:val="fr_FR" w:bidi="fr_FR"/>
+        </w:rPr>
+        <w:t>16.7–9</w:t>
+      </w:r>
       <w:r>
         <w:rPr>
           <w:lang w:val="fr_FR" w:bidi="fr_FR"/>
@@ -10770,54 +9618,36 @@
         </w:rPr>
         <w:t>Dans sa réforme judiciaire, Josaphat avait nommé des juges dans les villes fortifiées (</w:t>
       </w:r>
-      <w:hyperlink r:id="rId198">
-        <w:r>
-          <w:rPr>
-            <w:lang w:val="fr_FR" w:bidi="fr_FR"/>
-          </w:rPr>
-          <w:rPr>
-            <w:color w:val="0000EE"/>
-            <w:u w:val="single"/>
-          </w:rPr>
-          <w:t>19.5</w:t>
-        </w:r>
-      </w:hyperlink>
+      <w:r>
+        <w:rPr>
+          <w:lang w:val="fr_FR" w:bidi="fr_FR"/>
+        </w:rPr>
+        <w:t>19.5</w:t>
+      </w:r>
       <w:r>
         <w:rPr>
           <w:lang w:val="fr_FR" w:bidi="fr_FR"/>
         </w:rPr>
         <w:t>) ainsi que dans une cour centrale à Jérusalem (</w:t>
       </w:r>
-      <w:hyperlink r:id="rId199">
-        <w:r>
-          <w:rPr>
-            <w:lang w:val="fr_FR" w:bidi="fr_FR"/>
-          </w:rPr>
-          <w:rPr>
-            <w:color w:val="0000EE"/>
-            <w:u w:val="single"/>
-          </w:rPr>
-          <w:t>19.8</w:t>
-        </w:r>
-      </w:hyperlink>
+      <w:r>
+        <w:rPr>
+          <w:lang w:val="fr_FR" w:bidi="fr_FR"/>
+        </w:rPr>
+        <w:t>19.8</w:t>
+      </w:r>
       <w:r>
         <w:rPr>
           <w:lang w:val="fr_FR" w:bidi="fr_FR"/>
         </w:rPr>
         <w:t>). Il avait exhorté tous les juges à rendre leurs jugements avec soin, intégrité et dans la crainte de l'Éternel. Cela excluait toute forme de partialité ou de corruption, et incluait l'obligation d'avertir les criminels de ne pas pécher contre l'Éternel. Cette réforme visait à restaurer l'application de la loi du Deutéronome (</w:t>
       </w:r>
-      <w:hyperlink r:id="rId200">
-        <w:r>
-          <w:rPr>
-            <w:lang w:val="fr_FR" w:bidi="fr_FR"/>
-          </w:rPr>
-          <w:rPr>
-            <w:color w:val="0000EE"/>
-            <w:u w:val="single"/>
-          </w:rPr>
-          <w:t>Dt 16.18–17.13</w:t>
-        </w:r>
-      </w:hyperlink>
+      <w:r>
+        <w:rPr>
+          <w:lang w:val="fr_FR" w:bidi="fr_FR"/>
+        </w:rPr>
+        <w:t>Dt 16.18–17.13</w:t>
+      </w:r>
       <w:r>
         <w:rPr>
           <w:lang w:val="fr_FR" w:bidi="fr_FR"/>
@@ -10878,18 +9708,12 @@
         </w:rPr>
         <w:t xml:space="preserve"> (voir </w:t>
       </w:r>
-      <w:hyperlink r:id="rId201">
-        <w:r>
-          <w:rPr>
-            <w:lang w:val="fr_FR" w:bidi="fr_FR"/>
-          </w:rPr>
-          <w:rPr>
-            <w:color w:val="0000EE"/>
-            <w:u w:val="single"/>
-          </w:rPr>
-          <w:t>1Ch 4.41</w:t>
-        </w:r>
-      </w:hyperlink>
+      <w:r>
+        <w:rPr>
+          <w:lang w:val="fr_FR" w:bidi="fr_FR"/>
+        </w:rPr>
+        <w:t>1Ch 4.41</w:t>
+      </w:r>
       <w:r>
         <w:rPr>
           <w:lang w:val="fr_FR" w:bidi="fr_FR"/>
@@ -10956,36 +9780,24 @@
         </w:rPr>
         <w:t>Le mot traduit « Syrie » dans la LSG (« Aram » en hébreu) est traduit « Édom » dans certaines versions (Bible annotée, Bible du Rabbinat français, Parole de vie, Français courant, Semeur). Le choix de traduire ce terme « Édom » plutôt que « Syrie / Aram » est fait pour s'accorder (1) avec la description que l'auteur du livre des Chroniques fait de ces armées plusieurs versets plus loin (</w:t>
       </w:r>
-      <w:hyperlink r:id="rId202">
-        <w:r>
-          <w:rPr>
-            <w:lang w:val="fr_FR" w:bidi="fr_FR"/>
-          </w:rPr>
-          <w:rPr>
-            <w:color w:val="0000EE"/>
-            <w:u w:val="single"/>
-          </w:rPr>
-          <w:t>20.10</w:t>
-        </w:r>
-      </w:hyperlink>
+      <w:r>
+        <w:rPr>
+          <w:lang w:val="fr_FR" w:bidi="fr_FR"/>
+        </w:rPr>
+        <w:t>20.10</w:t>
+      </w:r>
       <w:r>
         <w:rPr>
           <w:lang w:val="fr_FR" w:bidi="fr_FR"/>
         </w:rPr>
         <w:t xml:space="preserve">, </w:t>
       </w:r>
-      <w:hyperlink r:id="rId203">
-        <w:r>
-          <w:rPr>
-            <w:lang w:val="fr_FR" w:bidi="fr_FR"/>
-          </w:rPr>
-          <w:rPr>
-            <w:color w:val="0000EE"/>
-            <w:u w:val="single"/>
-          </w:rPr>
-          <w:t>22–23</w:t>
-        </w:r>
-      </w:hyperlink>
+      <w:r>
+        <w:rPr>
+          <w:lang w:val="fr_FR" w:bidi="fr_FR"/>
+        </w:rPr>
+        <w:t>22–23</w:t>
+      </w:r>
       <w:r>
         <w:rPr>
           <w:lang w:val="fr_FR" w:bidi="fr_FR"/>
@@ -11068,18 +9880,12 @@
         </w:rPr>
         <w:t>Josaphat a réagi à l'annonce de la guerre avec les nations voisines par une prière de lamentation, en reprenant les thèmes présents dans la prière de Salomon (</w:t>
       </w:r>
-      <w:hyperlink r:id="rId204">
-        <w:r>
-          <w:rPr>
-            <w:lang w:val="fr_FR" w:bidi="fr_FR"/>
-          </w:rPr>
-          <w:rPr>
-            <w:color w:val="0000EE"/>
-            <w:u w:val="single"/>
-          </w:rPr>
-          <w:t>6.24–40</w:t>
-        </w:r>
-      </w:hyperlink>
+      <w:r>
+        <w:rPr>
+          <w:lang w:val="fr_FR" w:bidi="fr_FR"/>
+        </w:rPr>
+        <w:t>6.24–40</w:t>
+      </w:r>
       <w:r>
         <w:rPr>
           <w:lang w:val="fr_FR" w:bidi="fr_FR"/>
@@ -11134,18 +9940,12 @@
         </w:rPr>
         <w:t xml:space="preserve">La montagne de Séir était une autre appellation pour désigner Édom (voir </w:t>
       </w:r>
-      <w:hyperlink r:id="rId205">
-        <w:r>
-          <w:rPr>
-            <w:lang w:val="fr_FR" w:bidi="fr_FR"/>
-          </w:rPr>
-          <w:rPr>
-            <w:color w:val="0000EE"/>
-            <w:u w:val="single"/>
-          </w:rPr>
-          <w:t>Gn 32.3</w:t>
-        </w:r>
-      </w:hyperlink>
+      <w:r>
+        <w:rPr>
+          <w:lang w:val="fr_FR" w:bidi="fr_FR"/>
+        </w:rPr>
+        <w:t>Gn 32.3</w:t>
+      </w:r>
       <w:r>
         <w:rPr>
           <w:lang w:val="fr_FR" w:bidi="fr_FR"/>
@@ -11212,18 +10012,12 @@
         </w:rPr>
         <w:t>Après la lamentation de Josaphat, la proclamation de délivrance de Jachaziel correspondait aux exigences du discours qu'un sacrificateur devait prononcer avant la bataille (</w:t>
       </w:r>
-      <w:hyperlink r:id="rId206">
-        <w:r>
-          <w:rPr>
-            <w:lang w:val="fr_FR" w:bidi="fr_FR"/>
-          </w:rPr>
-          <w:rPr>
-            <w:color w:val="0000EE"/>
-            <w:u w:val="single"/>
-          </w:rPr>
-          <w:t>Dt 20.2–4</w:t>
-        </w:r>
-      </w:hyperlink>
+      <w:r>
+        <w:rPr>
+          <w:lang w:val="fr_FR" w:bidi="fr_FR"/>
+        </w:rPr>
+        <w:t>Dt 20.2–4</w:t>
+      </w:r>
       <w:r>
         <w:rPr>
           <w:lang w:val="fr_FR" w:bidi="fr_FR"/>
@@ -11278,36 +10072,24 @@
         </w:rPr>
         <w:t>Le chant des chanteurs désignés avait remplacé le cri de guerre. Les prophètes étaient Jachaziel (</w:t>
       </w:r>
-      <w:hyperlink r:id="rId207">
-        <w:r>
-          <w:rPr>
-            <w:lang w:val="fr_FR" w:bidi="fr_FR"/>
-          </w:rPr>
-          <w:rPr>
-            <w:color w:val="0000EE"/>
-            <w:u w:val="single"/>
-          </w:rPr>
-          <w:t>20.14–17</w:t>
-        </w:r>
-      </w:hyperlink>
+      <w:r>
+        <w:rPr>
+          <w:lang w:val="fr_FR" w:bidi="fr_FR"/>
+        </w:rPr>
+        <w:t>20.14–17</w:t>
+      </w:r>
       <w:r>
         <w:rPr>
           <w:lang w:val="fr_FR" w:bidi="fr_FR"/>
         </w:rPr>
         <w:t>) et les musiciens lévitiques (</w:t>
       </w:r>
-      <w:hyperlink r:id="rId208">
-        <w:r>
-          <w:rPr>
-            <w:lang w:val="fr_FR" w:bidi="fr_FR"/>
-          </w:rPr>
-          <w:rPr>
-            <w:color w:val="0000EE"/>
-            <w:u w:val="single"/>
-          </w:rPr>
-          <w:t>20.21</w:t>
-        </w:r>
-      </w:hyperlink>
+      <w:r>
+        <w:rPr>
+          <w:lang w:val="fr_FR" w:bidi="fr_FR"/>
+        </w:rPr>
+        <w:t>20.21</w:t>
+      </w:r>
       <w:r>
         <w:rPr>
           <w:lang w:val="fr_FR" w:bidi="fr_FR"/>
@@ -11362,18 +10144,12 @@
         </w:rPr>
         <w:t xml:space="preserve">La comparaison entre Josaphat et Asa est reprise de </w:t>
       </w:r>
-      <w:hyperlink r:id="rId209">
-        <w:r>
-          <w:rPr>
-            <w:lang w:val="fr_FR" w:bidi="fr_FR"/>
-          </w:rPr>
-          <w:rPr>
-            <w:color w:val="0000EE"/>
-            <w:u w:val="single"/>
-          </w:rPr>
-          <w:t>1R 22.43</w:t>
-        </w:r>
-      </w:hyperlink>
+      <w:r>
+        <w:rPr>
+          <w:lang w:val="fr_FR" w:bidi="fr_FR"/>
+        </w:rPr>
+        <w:t>1R 22.43</w:t>
+      </w:r>
       <w:r>
         <w:rPr>
           <w:lang w:val="fr_FR" w:bidi="fr_FR"/>
@@ -11476,144 +10252,96 @@
         </w:rPr>
         <w:t>Joram, marié à Athalie, la fille d'Achab et de Jézabel (</w:t>
       </w:r>
-      <w:hyperlink r:id="rId210">
-        <w:r>
-          <w:rPr>
-            <w:lang w:val="fr_FR" w:bidi="fr_FR"/>
-          </w:rPr>
-          <w:rPr>
-            <w:color w:val="0000EE"/>
-            <w:u w:val="single"/>
-          </w:rPr>
-          <w:t>18.1</w:t>
-        </w:r>
-      </w:hyperlink>
+      <w:r>
+        <w:rPr>
+          <w:lang w:val="fr_FR" w:bidi="fr_FR"/>
+        </w:rPr>
+        <w:t>18.1</w:t>
+      </w:r>
       <w:r>
         <w:rPr>
           <w:lang w:val="fr_FR" w:bidi="fr_FR"/>
         </w:rPr>
         <w:t xml:space="preserve"> ; </w:t>
       </w:r>
-      <w:hyperlink r:id="rId211">
-        <w:r>
-          <w:rPr>
-            <w:lang w:val="fr_FR" w:bidi="fr_FR"/>
-          </w:rPr>
-          <w:rPr>
-            <w:color w:val="0000EE"/>
-            <w:u w:val="single"/>
-          </w:rPr>
-          <w:t>21.6</w:t>
-        </w:r>
-      </w:hyperlink>
+      <w:r>
+        <w:rPr>
+          <w:lang w:val="fr_FR" w:bidi="fr_FR"/>
+        </w:rPr>
+        <w:t>21.6</w:t>
+      </w:r>
       <w:r>
         <w:rPr>
           <w:lang w:val="fr_FR" w:bidi="fr_FR"/>
         </w:rPr>
         <w:t xml:space="preserve"> ; </w:t>
       </w:r>
-      <w:hyperlink r:id="rId192">
-        <w:r>
-          <w:rPr>
-            <w:lang w:val="fr_FR" w:bidi="fr_FR"/>
-          </w:rPr>
-          <w:rPr>
-            <w:color w:val="0000EE"/>
-            <w:u w:val="single"/>
-          </w:rPr>
-          <w:t>22.2</w:t>
-        </w:r>
-      </w:hyperlink>
+      <w:r>
+        <w:rPr>
+          <w:lang w:val="fr_FR" w:bidi="fr_FR"/>
+        </w:rPr>
+        <w:t>22.2</w:t>
+      </w:r>
       <w:r>
         <w:rPr>
           <w:lang w:val="fr_FR" w:bidi="fr_FR"/>
         </w:rPr>
         <w:t>), était le premier roi de la lignée de David à recevoir une évaluation entièrement négative. Ses meurtres (</w:t>
       </w:r>
-      <w:hyperlink r:id="rId212">
-        <w:r>
-          <w:rPr>
-            <w:lang w:val="fr_FR" w:bidi="fr_FR"/>
-          </w:rPr>
-          <w:rPr>
-            <w:color w:val="0000EE"/>
-            <w:u w:val="single"/>
-          </w:rPr>
-          <w:t>21.4</w:t>
-        </w:r>
-      </w:hyperlink>
+      <w:r>
+        <w:rPr>
+          <w:lang w:val="fr_FR" w:bidi="fr_FR"/>
+        </w:rPr>
+        <w:t>21.4</w:t>
+      </w:r>
       <w:r>
         <w:rPr>
           <w:lang w:val="fr_FR" w:bidi="fr_FR"/>
         </w:rPr>
         <w:t>) menaçaient sérieusement la survie de la dynastie, qui avait été préservée uniquement grâce à la fidélité de l'Éternel envers David (</w:t>
       </w:r>
-      <w:hyperlink r:id="rId213">
-        <w:r>
-          <w:rPr>
-            <w:lang w:val="fr_FR" w:bidi="fr_FR"/>
-          </w:rPr>
-          <w:rPr>
-            <w:color w:val="0000EE"/>
-            <w:u w:val="single"/>
-          </w:rPr>
-          <w:t>21.7</w:t>
-        </w:r>
-      </w:hyperlink>
+      <w:r>
+        <w:rPr>
+          <w:lang w:val="fr_FR" w:bidi="fr_FR"/>
+        </w:rPr>
+        <w:t>21.7</w:t>
+      </w:r>
       <w:r>
         <w:rPr>
           <w:lang w:val="fr_FR" w:bidi="fr_FR"/>
         </w:rPr>
         <w:t xml:space="preserve">). À trois autres reprises, des actes de violence ont frappé la famille royale, menaçant presque d'anéantir la dynastie (voir </w:t>
       </w:r>
-      <w:hyperlink r:id="rId214">
-        <w:r>
-          <w:rPr>
-            <w:lang w:val="fr_FR" w:bidi="fr_FR"/>
-          </w:rPr>
-          <w:rPr>
-            <w:color w:val="0000EE"/>
-            <w:u w:val="single"/>
-          </w:rPr>
-          <w:t>21.17</w:t>
-        </w:r>
-      </w:hyperlink>
+      <w:r>
+        <w:rPr>
+          <w:lang w:val="fr_FR" w:bidi="fr_FR"/>
+        </w:rPr>
+        <w:t>21.17</w:t>
+      </w:r>
       <w:r>
         <w:rPr>
           <w:lang w:val="fr_FR" w:bidi="fr_FR"/>
         </w:rPr>
         <w:t xml:space="preserve"> ; </w:t>
       </w:r>
-      <w:hyperlink r:id="rId215">
-        <w:r>
-          <w:rPr>
-            <w:lang w:val="fr_FR" w:bidi="fr_FR"/>
-          </w:rPr>
-          <w:rPr>
-            <w:color w:val="0000EE"/>
-            <w:u w:val="single"/>
-          </w:rPr>
-          <w:t>22.8–9</w:t>
-        </w:r>
-      </w:hyperlink>
+      <w:r>
+        <w:rPr>
+          <w:lang w:val="fr_FR" w:bidi="fr_FR"/>
+        </w:rPr>
+        <w:t>22.8–9</w:t>
+      </w:r>
       <w:r>
         <w:rPr>
           <w:lang w:val="fr_FR" w:bidi="fr_FR"/>
         </w:rPr>
         <w:t xml:space="preserve">, </w:t>
       </w:r>
-      <w:hyperlink r:id="rId216">
-        <w:r>
-          <w:rPr>
-            <w:lang w:val="fr_FR" w:bidi="fr_FR"/>
-          </w:rPr>
-          <w:rPr>
-            <w:color w:val="0000EE"/>
-            <w:u w:val="single"/>
-          </w:rPr>
-          <w:t>10–11</w:t>
-        </w:r>
-      </w:hyperlink>
+      <w:r>
+        <w:rPr>
+          <w:lang w:val="fr_FR" w:bidi="fr_FR"/>
+        </w:rPr>
+        <w:t>10–11</w:t>
+      </w:r>
       <w:r>
         <w:rPr>
           <w:lang w:val="fr_FR" w:bidi="fr_FR"/>
@@ -11728,54 +10456,36 @@
         </w:rPr>
         <w:t xml:space="preserve"> : sous le règne de Salomon, le contrôle d'Édom permettait à Israël d'accéder au riche commerce d'Arabie. Les Édomites s'étaient déjà rebellés avant la mort de Salomon (</w:t>
       </w:r>
-      <w:hyperlink r:id="rId217">
-        <w:r>
-          <w:rPr>
-            <w:lang w:val="fr_FR" w:bidi="fr_FR"/>
-          </w:rPr>
-          <w:rPr>
-            <w:color w:val="0000EE"/>
-            <w:u w:val="single"/>
-          </w:rPr>
-          <w:t>1R 11.14–22</w:t>
-        </w:r>
-      </w:hyperlink>
+      <w:r>
+        <w:rPr>
+          <w:lang w:val="fr_FR" w:bidi="fr_FR"/>
+        </w:rPr>
+        <w:t>1R 11.14–22</w:t>
+      </w:r>
       <w:r>
         <w:rPr>
           <w:lang w:val="fr_FR" w:bidi="fr_FR"/>
         </w:rPr>
         <w:t>), et n'étaient probablement pas restés sous la domination de Roboam. Ils étaient apparemment revenus sous l'autorité de Juda après leur défaite face à Josaphat (</w:t>
       </w:r>
-      <w:hyperlink r:id="rId218">
-        <w:r>
-          <w:rPr>
-            <w:lang w:val="fr_FR" w:bidi="fr_FR"/>
-          </w:rPr>
-          <w:rPr>
-            <w:color w:val="0000EE"/>
-            <w:u w:val="single"/>
-          </w:rPr>
-          <w:t>2Ch 20.1–30</w:t>
-        </w:r>
-      </w:hyperlink>
+      <w:r>
+        <w:rPr>
+          <w:lang w:val="fr_FR" w:bidi="fr_FR"/>
+        </w:rPr>
+        <w:t>2Ch 20.1–30</w:t>
+      </w:r>
       <w:r>
         <w:rPr>
           <w:lang w:val="fr_FR" w:bidi="fr_FR"/>
         </w:rPr>
         <w:t xml:space="preserve"> ; cf. </w:t>
       </w:r>
-      <w:hyperlink r:id="rId219">
-        <w:r>
-          <w:rPr>
-            <w:lang w:val="fr_FR" w:bidi="fr_FR"/>
-          </w:rPr>
-          <w:rPr>
-            <w:color w:val="0000EE"/>
-            <w:u w:val="single"/>
-          </w:rPr>
-          <w:t>1R 22.47</w:t>
-        </w:r>
-      </w:hyperlink>
+      <w:r>
+        <w:rPr>
+          <w:lang w:val="fr_FR" w:bidi="fr_FR"/>
+        </w:rPr>
+        <w:t>1R 22.47</w:t>
+      </w:r>
       <w:r>
         <w:rPr>
           <w:lang w:val="fr_FR" w:bidi="fr_FR"/>
@@ -11878,18 +10588,12 @@
         </w:rPr>
         <w:t>L'incapacité de Joram à résister aux révoltes initiales d'Édom et de Libna (</w:t>
       </w:r>
-      <w:hyperlink r:id="rId220">
-        <w:r>
-          <w:rPr>
-            <w:lang w:val="fr_FR" w:bidi="fr_FR"/>
-          </w:rPr>
-          <w:rPr>
-            <w:color w:val="0000EE"/>
-            <w:u w:val="single"/>
-          </w:rPr>
-          <w:t>21.8–10</w:t>
-        </w:r>
-      </w:hyperlink>
+      <w:r>
+        <w:rPr>
+          <w:lang w:val="fr_FR" w:bidi="fr_FR"/>
+        </w:rPr>
+        <w:t>21.8–10</w:t>
+      </w:r>
       <w:r>
         <w:rPr>
           <w:lang w:val="fr_FR" w:bidi="fr_FR"/>
@@ -11944,18 +10648,12 @@
         </w:rPr>
         <w:t xml:space="preserve">Joram est mort après une longue et douloureuse maladie intestinale. Il n'a pas reçu l'honneur d'un rite funéraire (voir </w:t>
       </w:r>
-      <w:hyperlink r:id="rId221">
-        <w:r>
-          <w:rPr>
-            <w:lang w:val="fr_FR" w:bidi="fr_FR"/>
-          </w:rPr>
-          <w:rPr>
-            <w:color w:val="0000EE"/>
-            <w:u w:val="single"/>
-          </w:rPr>
-          <w:t>16.14</w:t>
-        </w:r>
-      </w:hyperlink>
+      <w:r>
+        <w:rPr>
+          <w:lang w:val="fr_FR" w:bidi="fr_FR"/>
+        </w:rPr>
+        <w:t>16.14</w:t>
+      </w:r>
       <w:r>
         <w:rPr>
           <w:lang w:val="fr_FR" w:bidi="fr_FR"/>
@@ -12070,54 +10768,36 @@
         </w:rPr>
         <w:t xml:space="preserve">). Athalie ressemblait beaucoup à sa mère, Jézabel (voir </w:t>
       </w:r>
-      <w:hyperlink r:id="rId222">
-        <w:r>
-          <w:rPr>
-            <w:lang w:val="fr_FR" w:bidi="fr_FR"/>
-          </w:rPr>
-          <w:rPr>
-            <w:color w:val="0000EE"/>
-            <w:u w:val="single"/>
-          </w:rPr>
-          <w:t>22.10–23.15</w:t>
-        </w:r>
-      </w:hyperlink>
+      <w:r>
+        <w:rPr>
+          <w:lang w:val="fr_FR" w:bidi="fr_FR"/>
+        </w:rPr>
+        <w:t>22.10–23.15</w:t>
+      </w:r>
       <w:r>
         <w:rPr>
           <w:lang w:val="fr_FR" w:bidi="fr_FR"/>
         </w:rPr>
         <w:t xml:space="preserve"> ; cf. </w:t>
       </w:r>
-      <w:hyperlink r:id="rId223">
-        <w:r>
-          <w:rPr>
-            <w:lang w:val="fr_FR" w:bidi="fr_FR"/>
-          </w:rPr>
-          <w:rPr>
-            <w:color w:val="0000EE"/>
-            <w:u w:val="single"/>
-          </w:rPr>
-          <w:t>1R 16.31–21.28</w:t>
-        </w:r>
-      </w:hyperlink>
+      <w:r>
+        <w:rPr>
+          <w:lang w:val="fr_FR" w:bidi="fr_FR"/>
+        </w:rPr>
+        <w:t>1R 16.31–21.28</w:t>
+      </w:r>
       <w:r>
         <w:rPr>
           <w:lang w:val="fr_FR" w:bidi="fr_FR"/>
         </w:rPr>
         <w:t xml:space="preserve">), et elle suivait les traces de son grand-père Omri (voir </w:t>
       </w:r>
-      <w:hyperlink r:id="rId224">
-        <w:r>
-          <w:rPr>
-            <w:lang w:val="fr_FR" w:bidi="fr_FR"/>
-          </w:rPr>
-          <w:rPr>
-            <w:color w:val="0000EE"/>
-            <w:u w:val="single"/>
-          </w:rPr>
-          <w:t>1R 16.21–26</w:t>
-        </w:r>
-      </w:hyperlink>
+      <w:r>
+        <w:rPr>
+          <w:lang w:val="fr_FR" w:bidi="fr_FR"/>
+        </w:rPr>
+        <w:t>1R 16.21–26</w:t>
+      </w:r>
       <w:r>
         <w:rPr>
           <w:lang w:val="fr_FR" w:bidi="fr_FR"/>
@@ -12172,18 +10852,12 @@
         </w:rPr>
         <w:t>Ramoth en Galaad, une ville lévitique située dans le territoire de Gad (</w:t>
       </w:r>
-      <w:hyperlink r:id="rId225">
-        <w:r>
-          <w:rPr>
-            <w:lang w:val="fr_FR" w:bidi="fr_FR"/>
-          </w:rPr>
-          <w:rPr>
-            <w:color w:val="0000EE"/>
-            <w:u w:val="single"/>
-          </w:rPr>
-          <w:t>Jos 21.38</w:t>
-        </w:r>
-      </w:hyperlink>
+      <w:r>
+        <w:rPr>
+          <w:lang w:val="fr_FR" w:bidi="fr_FR"/>
+        </w:rPr>
+        <w:t>Jos 21.38</w:t>
+      </w:r>
       <w:r>
         <w:rPr>
           <w:lang w:val="fr_FR" w:bidi="fr_FR"/>
@@ -12490,18 +11164,12 @@
         </w:rPr>
         <w:t xml:space="preserve">Lorsque Joas, âgé de sept ans, a été oint et couronné roi, il a reçu une copie de la loi, conformément aux prescriptions de la loi (voir </w:t>
       </w:r>
-      <w:hyperlink r:id="rId179">
-        <w:r>
-          <w:rPr>
-            <w:lang w:val="fr_FR" w:bidi="fr_FR"/>
-          </w:rPr>
-          <w:rPr>
-            <w:color w:val="0000EE"/>
-            <w:u w:val="single"/>
-          </w:rPr>
-          <w:t>Dt 17.18–20</w:t>
-        </w:r>
-      </w:hyperlink>
+      <w:r>
+        <w:rPr>
+          <w:lang w:val="fr_FR" w:bidi="fr_FR"/>
+        </w:rPr>
+        <w:t>Dt 17.18–20</w:t>
+      </w:r>
       <w:r>
         <w:rPr>
           <w:lang w:val="fr_FR" w:bidi="fr_FR"/>
@@ -12748,18 +11416,12 @@
         </w:rPr>
         <w:t>Rien n'indique à quel moment Joas a entrepris de rénover le temple pour la première fois. Après un premier échec dans la collecte des fonds, il a convoqué Jehojada une seconde fois, dans la vingt-troisième année de son règne (</w:t>
       </w:r>
-      <w:hyperlink r:id="rId226">
-        <w:r>
-          <w:rPr>
-            <w:lang w:val="fr_FR" w:bidi="fr_FR"/>
-          </w:rPr>
-          <w:rPr>
-            <w:color w:val="0000EE"/>
-            <w:u w:val="single"/>
-          </w:rPr>
-          <w:t>2R 12.6</w:t>
-        </w:r>
-      </w:hyperlink>
+      <w:r>
+        <w:rPr>
+          <w:lang w:val="fr_FR" w:bidi="fr_FR"/>
+        </w:rPr>
+        <w:t>2R 12.6</w:t>
+      </w:r>
       <w:r>
         <w:rPr>
           <w:lang w:val="fr_FR" w:bidi="fr_FR"/>
@@ -12814,18 +11476,12 @@
         </w:rPr>
         <w:t>Le livre des Rois précise que les fonds collectés pour la réparation du temple servaient uniquement à payer les salaires (</w:t>
       </w:r>
-      <w:hyperlink r:id="rId227">
-        <w:r>
-          <w:rPr>
-            <w:lang w:val="fr_FR" w:bidi="fr_FR"/>
-          </w:rPr>
-          <w:rPr>
-            <w:color w:val="0000EE"/>
-            <w:u w:val="single"/>
-          </w:rPr>
-          <w:t>2R 12.13–14</w:t>
-        </w:r>
-      </w:hyperlink>
+      <w:r>
+        <w:rPr>
+          <w:lang w:val="fr_FR" w:bidi="fr_FR"/>
+        </w:rPr>
+        <w:t>2R 12.13–14</w:t>
+      </w:r>
       <w:r>
         <w:rPr>
           <w:lang w:val="fr_FR" w:bidi="fr_FR"/>
@@ -12928,36 +11584,24 @@
         </w:rPr>
         <w:t>Jehojada avait soigneusement protégé la cour du temple de l'Éternel de l'effusion de sang et préservé la dynastie de David de l'extinction. Pourtant, de manière ironique, Zacharie, son fils, avait été assassiné dans ce même lieu et par le même roi, Joas, qui avait été sauvé lors du coup d'État. Jésus a évoqué ce meurtre dans sa critique des chefs religieux (</w:t>
       </w:r>
-      <w:hyperlink r:id="rId228">
-        <w:r>
-          <w:rPr>
-            <w:lang w:val="fr_FR" w:bidi="fr_FR"/>
-          </w:rPr>
-          <w:rPr>
-            <w:color w:val="0000EE"/>
-            <w:u w:val="single"/>
-          </w:rPr>
-          <w:t>Mt 23.35</w:t>
-        </w:r>
-      </w:hyperlink>
+      <w:r>
+        <w:rPr>
+          <w:lang w:val="fr_FR" w:bidi="fr_FR"/>
+        </w:rPr>
+        <w:t>Mt 23.35</w:t>
+      </w:r>
       <w:r>
         <w:rPr>
           <w:lang w:val="fr_FR" w:bidi="fr_FR"/>
         </w:rPr>
         <w:t xml:space="preserve"> ; </w:t>
       </w:r>
-      <w:hyperlink r:id="rId229">
-        <w:r>
-          <w:rPr>
-            <w:lang w:val="fr_FR" w:bidi="fr_FR"/>
-          </w:rPr>
-          <w:rPr>
-            <w:color w:val="0000EE"/>
-            <w:u w:val="single"/>
-          </w:rPr>
-          <w:t>Lc 11.51</w:t>
-        </w:r>
-      </w:hyperlink>
+      <w:r>
+        <w:rPr>
+          <w:lang w:val="fr_FR" w:bidi="fr_FR"/>
+        </w:rPr>
+        <w:t>Lc 11.51</w:t>
+      </w:r>
       <w:r>
         <w:rPr>
           <w:lang w:val="fr_FR" w:bidi="fr_FR"/>
@@ -12976,108 +11620,72 @@
         </w:rPr>
         <w:t xml:space="preserve">ette prière de vengeance ressemble à celles que le roi David lui-même a adressées contre les injustices qu'il a subies de la part de Saül (cf. </w:t>
       </w:r>
-      <w:hyperlink r:id="rId230">
-        <w:r>
-          <w:rPr>
-            <w:lang w:val="fr_FR" w:bidi="fr_FR"/>
-          </w:rPr>
-          <w:rPr>
-            <w:color w:val="0000EE"/>
-            <w:u w:val="single"/>
-          </w:rPr>
-          <w:t>Ps 5.10</w:t>
-        </w:r>
-      </w:hyperlink>
+      <w:r>
+        <w:rPr>
+          <w:lang w:val="fr_FR" w:bidi="fr_FR"/>
+        </w:rPr>
+        <w:t>Ps 5.10</w:t>
+      </w:r>
       <w:r>
         <w:rPr>
           <w:lang w:val="fr_FR" w:bidi="fr_FR"/>
         </w:rPr>
         <w:t xml:space="preserve"> ; </w:t>
       </w:r>
-      <w:hyperlink r:id="rId231">
-        <w:r>
-          <w:rPr>
-            <w:lang w:val="fr_FR" w:bidi="fr_FR"/>
-          </w:rPr>
-          <w:rPr>
-            <w:color w:val="0000EE"/>
-            <w:u w:val="single"/>
-          </w:rPr>
-          <w:t>7.9</w:t>
-        </w:r>
-      </w:hyperlink>
+      <w:r>
+        <w:rPr>
+          <w:lang w:val="fr_FR" w:bidi="fr_FR"/>
+        </w:rPr>
+        <w:t>7.9</w:t>
+      </w:r>
       <w:r>
         <w:rPr>
           <w:lang w:val="fr_FR" w:bidi="fr_FR"/>
         </w:rPr>
         <w:t xml:space="preserve"> ; </w:t>
       </w:r>
-      <w:hyperlink r:id="rId232">
-        <w:r>
-          <w:rPr>
-            <w:lang w:val="fr_FR" w:bidi="fr_FR"/>
-          </w:rPr>
-          <w:rPr>
-            <w:color w:val="0000EE"/>
-            <w:u w:val="single"/>
-          </w:rPr>
-          <w:t>9.19–20</w:t>
-        </w:r>
-      </w:hyperlink>
+      <w:r>
+        <w:rPr>
+          <w:lang w:val="fr_FR" w:bidi="fr_FR"/>
+        </w:rPr>
+        <w:t>9.19–20</w:t>
+      </w:r>
       <w:r>
         <w:rPr>
           <w:lang w:val="fr_FR" w:bidi="fr_FR"/>
         </w:rPr>
         <w:t xml:space="preserve"> ; </w:t>
       </w:r>
-      <w:hyperlink r:id="rId233">
-        <w:r>
-          <w:rPr>
-            <w:lang w:val="fr_FR" w:bidi="fr_FR"/>
-          </w:rPr>
-          <w:rPr>
-            <w:color w:val="0000EE"/>
-            <w:u w:val="single"/>
-          </w:rPr>
-          <w:t>28.4</w:t>
-        </w:r>
-      </w:hyperlink>
+      <w:r>
+        <w:rPr>
+          <w:lang w:val="fr_FR" w:bidi="fr_FR"/>
+        </w:rPr>
+        <w:t>28.4</w:t>
+      </w:r>
       <w:r>
         <w:rPr>
           <w:lang w:val="fr_FR" w:bidi="fr_FR"/>
         </w:rPr>
         <w:t xml:space="preserve"> ; </w:t>
       </w:r>
-      <w:hyperlink r:id="rId234">
-        <w:r>
-          <w:rPr>
-            <w:lang w:val="fr_FR" w:bidi="fr_FR"/>
-          </w:rPr>
-          <w:rPr>
-            <w:color w:val="0000EE"/>
-            <w:u w:val="single"/>
-          </w:rPr>
-          <w:t>56.7</w:t>
-        </w:r>
-      </w:hyperlink>
+      <w:r>
+        <w:rPr>
+          <w:lang w:val="fr_FR" w:bidi="fr_FR"/>
+        </w:rPr>
+        <w:t>56.7</w:t>
+      </w:r>
       <w:r>
         <w:rPr>
           <w:lang w:val="fr_FR" w:bidi="fr_FR"/>
         </w:rPr>
         <w:t xml:space="preserve"> ; </w:t>
       </w:r>
-      <w:hyperlink r:id="rId235">
-        <w:r>
-          <w:rPr>
-            <w:lang w:val="fr_FR" w:bidi="fr_FR"/>
-          </w:rPr>
-          <w:rPr>
-            <w:color w:val="0000EE"/>
-            <w:u w:val="single"/>
-          </w:rPr>
-          <w:t>139.19</w:t>
-        </w:r>
-      </w:hyperlink>
+      <w:r>
+        <w:rPr>
+          <w:lang w:val="fr_FR" w:bidi="fr_FR"/>
+        </w:rPr>
+        <w:t>139.19</w:t>
+      </w:r>
       <w:r>
         <w:rPr>
           <w:lang w:val="fr_FR" w:bidi="fr_FR"/>
@@ -13192,18 +11800,12 @@
         </w:rPr>
         <w:t>Jehojada a reçu un enterrement royal (</w:t>
       </w:r>
-      <w:hyperlink r:id="rId236">
-        <w:r>
-          <w:rPr>
-            <w:lang w:val="fr_FR" w:bidi="fr_FR"/>
-          </w:rPr>
-          <w:rPr>
-            <w:color w:val="0000EE"/>
-            <w:u w:val="single"/>
-          </w:rPr>
-          <w:t>24.15–16</w:t>
-        </w:r>
-      </w:hyperlink>
+      <w:r>
+        <w:rPr>
+          <w:lang w:val="fr_FR" w:bidi="fr_FR"/>
+        </w:rPr>
+        <w:t>24.15–16</w:t>
+      </w:r>
       <w:r>
         <w:rPr>
           <w:lang w:val="fr_FR" w:bidi="fr_FR"/>
@@ -13264,18 +11866,12 @@
         </w:rPr>
         <w:t xml:space="preserve"> qui a été utilisé comme source par l'auteur du Livre des Chroniques ne nous est plus accessible aujourd'hui (voir aussi </w:t>
       </w:r>
-      <w:hyperlink r:id="rId237">
-        <w:r>
-          <w:rPr>
-            <w:lang w:val="fr_FR" w:bidi="fr_FR"/>
-          </w:rPr>
-          <w:rPr>
-            <w:color w:val="0000EE"/>
-            <w:u w:val="single"/>
-          </w:rPr>
-          <w:t>9.29</w:t>
-        </w:r>
-      </w:hyperlink>
+      <w:r>
+        <w:rPr>
+          <w:lang w:val="fr_FR" w:bidi="fr_FR"/>
+        </w:rPr>
+        <w:t>9.29</w:t>
+      </w:r>
       <w:r>
         <w:rPr>
           <w:lang w:val="fr_FR" w:bidi="fr_FR"/>
@@ -13384,18 +11980,12 @@
         </w:rPr>
         <w:t xml:space="preserve">: voir </w:t>
       </w:r>
-      <w:hyperlink r:id="rId238">
-        <w:r>
-          <w:rPr>
-            <w:lang w:val="fr_FR" w:bidi="fr_FR"/>
-          </w:rPr>
-          <w:rPr>
-            <w:color w:val="0000EE"/>
-            <w:u w:val="single"/>
-          </w:rPr>
-          <w:t>2R 14.3–4</w:t>
-        </w:r>
-      </w:hyperlink>
+      <w:r>
+        <w:rPr>
+          <w:lang w:val="fr_FR" w:bidi="fr_FR"/>
+        </w:rPr>
+        <w:t>2R 14.3–4</w:t>
+      </w:r>
       <w:r>
         <w:rPr>
           <w:lang w:val="fr_FR" w:bidi="fr_FR"/>
@@ -13594,72 +12184,48 @@
         </w:rPr>
         <w:t xml:space="preserve">L'expression « homme de Dieu » était utilisée pour désigner un prophète, comme on le voit dans des passages tels que </w:t>
       </w:r>
-      <w:hyperlink r:id="rId239">
-        <w:r>
-          <w:rPr>
-            <w:lang w:val="fr_FR" w:bidi="fr_FR"/>
-          </w:rPr>
-          <w:rPr>
-            <w:color w:val="0000EE"/>
-            <w:u w:val="single"/>
-          </w:rPr>
-          <w:t>Dt 33.1</w:t>
-        </w:r>
-      </w:hyperlink>
+      <w:r>
+        <w:rPr>
+          <w:lang w:val="fr_FR" w:bidi="fr_FR"/>
+        </w:rPr>
+        <w:t>Dt 33.1</w:t>
+      </w:r>
       <w:r>
         <w:rPr>
           <w:lang w:val="fr_FR" w:bidi="fr_FR"/>
         </w:rPr>
         <w:t xml:space="preserve"> ; </w:t>
       </w:r>
-      <w:hyperlink r:id="rId240">
-        <w:r>
-          <w:rPr>
-            <w:lang w:val="fr_FR" w:bidi="fr_FR"/>
-          </w:rPr>
-          <w:rPr>
-            <w:color w:val="0000EE"/>
-            <w:u w:val="single"/>
-          </w:rPr>
-          <w:t>1S 2.27</w:t>
-        </w:r>
-      </w:hyperlink>
+      <w:r>
+        <w:rPr>
+          <w:lang w:val="fr_FR" w:bidi="fr_FR"/>
+        </w:rPr>
+        <w:t>1S 2.27</w:t>
+      </w:r>
       <w:r>
         <w:rPr>
           <w:lang w:val="fr_FR" w:bidi="fr_FR"/>
         </w:rPr>
         <w:t xml:space="preserve"> ; </w:t>
       </w:r>
-      <w:hyperlink r:id="rId241">
-        <w:r>
-          <w:rPr>
-            <w:lang w:val="fr_FR" w:bidi="fr_FR"/>
-          </w:rPr>
-          <w:rPr>
-            <w:color w:val="0000EE"/>
-            <w:u w:val="single"/>
-          </w:rPr>
-          <w:t>9.6–10</w:t>
-        </w:r>
-      </w:hyperlink>
+      <w:r>
+        <w:rPr>
+          <w:lang w:val="fr_FR" w:bidi="fr_FR"/>
+        </w:rPr>
+        <w:t>9.6–10</w:t>
+      </w:r>
       <w:r>
         <w:rPr>
           <w:lang w:val="fr_FR" w:bidi="fr_FR"/>
         </w:rPr>
         <w:t xml:space="preserve"> ; </w:t>
       </w:r>
-      <w:hyperlink r:id="rId242">
-        <w:r>
-          <w:rPr>
-            <w:lang w:val="fr_FR" w:bidi="fr_FR"/>
-          </w:rPr>
-          <w:rPr>
-            <w:color w:val="0000EE"/>
-            <w:u w:val="single"/>
-          </w:rPr>
-          <w:t>1R 13.1–31</w:t>
-        </w:r>
-      </w:hyperlink>
+      <w:r>
+        <w:rPr>
+          <w:lang w:val="fr_FR" w:bidi="fr_FR"/>
+        </w:rPr>
+        <w:t>1R 13.1–31</w:t>
+      </w:r>
       <w:r>
         <w:rPr>
           <w:lang w:val="fr_FR" w:bidi="fr_FR"/>
@@ -13714,54 +12280,36 @@
         </w:rPr>
         <w:t>La vallée du sel, située au sud de la mer Morte, était un champ de bataille constant. David y avait également affronté les Édomites (</w:t>
       </w:r>
-      <w:hyperlink r:id="rId243">
-        <w:r>
-          <w:rPr>
-            <w:lang w:val="fr_FR" w:bidi="fr_FR"/>
-          </w:rPr>
-          <w:rPr>
-            <w:color w:val="0000EE"/>
-            <w:u w:val="single"/>
-          </w:rPr>
-          <w:t>2S 8.13</w:t>
-        </w:r>
-      </w:hyperlink>
+      <w:r>
+        <w:rPr>
+          <w:lang w:val="fr_FR" w:bidi="fr_FR"/>
+        </w:rPr>
+        <w:t>2S 8.13</w:t>
+      </w:r>
       <w:r>
         <w:rPr>
           <w:lang w:val="fr_FR" w:bidi="fr_FR"/>
         </w:rPr>
         <w:t xml:space="preserve"> ; voir </w:t>
       </w:r>
-      <w:hyperlink r:id="rId244">
-        <w:r>
-          <w:rPr>
-            <w:lang w:val="fr_FR" w:bidi="fr_FR"/>
-          </w:rPr>
-          <w:rPr>
-            <w:color w:val="0000EE"/>
-            <w:u w:val="single"/>
-          </w:rPr>
-          <w:t>Ps 60</w:t>
-        </w:r>
-      </w:hyperlink>
+      <w:r>
+        <w:rPr>
+          <w:lang w:val="fr_FR" w:bidi="fr_FR"/>
+        </w:rPr>
+        <w:t>Ps 60</w:t>
+      </w:r>
       <w:r>
         <w:rPr>
           <w:lang w:val="fr_FR" w:bidi="fr_FR"/>
         </w:rPr>
         <w:t>). • Amatsia n'a pas réussi à capturer le port d'Éloth (</w:t>
       </w:r>
-      <w:hyperlink r:id="rId245">
-        <w:r>
-          <w:rPr>
-            <w:lang w:val="fr_FR" w:bidi="fr_FR"/>
-          </w:rPr>
-          <w:rPr>
-            <w:color w:val="0000EE"/>
-            <w:u w:val="single"/>
-          </w:rPr>
-          <w:t>2Ch 26.2</w:t>
-        </w:r>
-      </w:hyperlink>
+      <w:r>
+        <w:rPr>
+          <w:lang w:val="fr_FR" w:bidi="fr_FR"/>
+        </w:rPr>
+        <w:t>2Ch 26.2</w:t>
+      </w:r>
       <w:r>
         <w:rPr>
           <w:lang w:val="fr_FR" w:bidi="fr_FR"/>
@@ -13816,54 +12364,36 @@
         </w:rPr>
         <w:t xml:space="preserve">Les conquérants adoraient parfois les dieux des nations vaincues, croyant à tort que ces dieux les avaient aidés à remporter la victoire. Amatsia avait cette mentalité païenne, ne reconnaissant pas que l'Éternel est le seul vrai Dieu (voir </w:t>
       </w:r>
-      <w:hyperlink r:id="rId246">
-        <w:r>
-          <w:rPr>
-            <w:lang w:val="fr_FR" w:bidi="fr_FR"/>
-          </w:rPr>
-          <w:rPr>
-            <w:color w:val="0000EE"/>
-            <w:u w:val="single"/>
-          </w:rPr>
-          <w:t>Es 40.18–28</w:t>
-        </w:r>
-      </w:hyperlink>
+      <w:r>
+        <w:rPr>
+          <w:lang w:val="fr_FR" w:bidi="fr_FR"/>
+        </w:rPr>
+        <w:t>Es 40.18–28</w:t>
+      </w:r>
       <w:r>
         <w:rPr>
           <w:lang w:val="fr_FR" w:bidi="fr_FR"/>
         </w:rPr>
         <w:t xml:space="preserve"> ; </w:t>
       </w:r>
-      <w:hyperlink r:id="rId247">
-        <w:r>
-          <w:rPr>
-            <w:lang w:val="fr_FR" w:bidi="fr_FR"/>
-          </w:rPr>
-          <w:rPr>
-            <w:color w:val="0000EE"/>
-            <w:u w:val="single"/>
-          </w:rPr>
-          <w:t>42.8</w:t>
-        </w:r>
-      </w:hyperlink>
+      <w:r>
+        <w:rPr>
+          <w:lang w:val="fr_FR" w:bidi="fr_FR"/>
+        </w:rPr>
+        <w:t>42.8</w:t>
+      </w:r>
       <w:r>
         <w:rPr>
           <w:lang w:val="fr_FR" w:bidi="fr_FR"/>
         </w:rPr>
         <w:t xml:space="preserve"> ; </w:t>
       </w:r>
-      <w:hyperlink r:id="rId248">
-        <w:r>
-          <w:rPr>
-            <w:lang w:val="fr_FR" w:bidi="fr_FR"/>
-          </w:rPr>
-          <w:rPr>
-            <w:color w:val="0000EE"/>
-            <w:u w:val="single"/>
-          </w:rPr>
-          <w:t>Jr 10.1–16</w:t>
-        </w:r>
-      </w:hyperlink>
+      <w:r>
+        <w:rPr>
+          <w:lang w:val="fr_FR" w:bidi="fr_FR"/>
+        </w:rPr>
+        <w:t>Jr 10.1–16</w:t>
+      </w:r>
       <w:r>
         <w:rPr>
           <w:lang w:val="fr_FR" w:bidi="fr_FR"/>
@@ -13918,36 +12448,24 @@
         </w:rPr>
         <w:t xml:space="preserve">L'orgueil d'Amatsia s'est révélé dans son échec à chercher Dieu. Bien qu'il ait largement surestimé sa puissance militaire après sa victoire sur Édom, sa décision de faire la guerre contre Joas était en réalité le fruit de sa confiance en d'autres dieux et de son ignorance du jugement de Dieu qui a suivi (cf. </w:t>
       </w:r>
-      <w:hyperlink r:id="rId249">
-        <w:r>
-          <w:rPr>
-            <w:lang w:val="fr_FR" w:bidi="fr_FR"/>
-          </w:rPr>
-          <w:rPr>
-            <w:color w:val="0000EE"/>
-            <w:u w:val="single"/>
-          </w:rPr>
-          <w:t>18.9–34</w:t>
-        </w:r>
-      </w:hyperlink>
+      <w:r>
+        <w:rPr>
+          <w:lang w:val="fr_FR" w:bidi="fr_FR"/>
+        </w:rPr>
+        <w:t>18.9–34</w:t>
+      </w:r>
       <w:r>
         <w:rPr>
           <w:lang w:val="fr_FR" w:bidi="fr_FR"/>
         </w:rPr>
         <w:t xml:space="preserve"> ; </w:t>
       </w:r>
-      <w:hyperlink r:id="rId250">
-        <w:r>
-          <w:rPr>
-            <w:lang w:val="fr_FR" w:bidi="fr_FR"/>
-          </w:rPr>
-          <w:rPr>
-            <w:color w:val="0000EE"/>
-            <w:u w:val="single"/>
-          </w:rPr>
-          <w:t>2Th 2.11</w:t>
-        </w:r>
-      </w:hyperlink>
+      <w:r>
+        <w:rPr>
+          <w:lang w:val="fr_FR" w:bidi="fr_FR"/>
+        </w:rPr>
+        <w:t>2Th 2.11</w:t>
+      </w:r>
       <w:r>
         <w:rPr>
           <w:lang w:val="fr_FR" w:bidi="fr_FR"/>
@@ -14098,72 +12616,48 @@
         </w:rPr>
         <w:t>L'auteur du livre des Chroniques a donné à Ozias (appelé Azaria dans le livre des Rois) une double introduction (</w:t>
       </w:r>
-      <w:hyperlink r:id="rId251">
-        <w:r>
-          <w:rPr>
-            <w:lang w:val="fr_FR" w:bidi="fr_FR"/>
-          </w:rPr>
-          <w:rPr>
-            <w:color w:val="0000EE"/>
-            <w:u w:val="single"/>
-          </w:rPr>
-          <w:t>26.1–2</w:t>
-        </w:r>
-      </w:hyperlink>
+      <w:r>
+        <w:rPr>
+          <w:lang w:val="fr_FR" w:bidi="fr_FR"/>
+        </w:rPr>
+        <w:t>26.1–2</w:t>
+      </w:r>
       <w:r>
         <w:rPr>
           <w:lang w:val="fr_FR" w:bidi="fr_FR"/>
         </w:rPr>
         <w:t xml:space="preserve">, </w:t>
       </w:r>
-      <w:hyperlink r:id="rId252">
-        <w:r>
-          <w:rPr>
-            <w:lang w:val="fr_FR" w:bidi="fr_FR"/>
-          </w:rPr>
-          <w:rPr>
-            <w:color w:val="0000EE"/>
-            <w:u w:val="single"/>
-          </w:rPr>
-          <w:t>3–5</w:t>
-        </w:r>
-      </w:hyperlink>
+      <w:r>
+        <w:rPr>
+          <w:lang w:val="fr_FR" w:bidi="fr_FR"/>
+        </w:rPr>
+        <w:t>3–5</w:t>
+      </w:r>
       <w:r>
         <w:rPr>
           <w:lang w:val="fr_FR" w:bidi="fr_FR"/>
         </w:rPr>
         <w:t>), citant deux passages provenant du livre des Rois (</w:t>
       </w:r>
-      <w:hyperlink r:id="rId253">
-        <w:r>
-          <w:rPr>
-            <w:lang w:val="fr_FR" w:bidi="fr_FR"/>
-          </w:rPr>
-          <w:rPr>
-            <w:color w:val="0000EE"/>
-            <w:u w:val="single"/>
-          </w:rPr>
-          <w:t>2R 14.21–22</w:t>
-        </w:r>
-      </w:hyperlink>
+      <w:r>
+        <w:rPr>
+          <w:lang w:val="fr_FR" w:bidi="fr_FR"/>
+        </w:rPr>
+        <w:t>2R 14.21–22</w:t>
+      </w:r>
       <w:r>
         <w:rPr>
           <w:lang w:val="fr_FR" w:bidi="fr_FR"/>
         </w:rPr>
         <w:t xml:space="preserve"> ; </w:t>
       </w:r>
-      <w:hyperlink r:id="rId254">
-        <w:r>
-          <w:rPr>
-            <w:lang w:val="fr_FR" w:bidi="fr_FR"/>
-          </w:rPr>
-          <w:rPr>
-            <w:color w:val="0000EE"/>
-            <w:u w:val="single"/>
-          </w:rPr>
-          <w:t>15.2–3</w:t>
-        </w:r>
-      </w:hyperlink>
+      <w:r>
+        <w:rPr>
+          <w:lang w:val="fr_FR" w:bidi="fr_FR"/>
+        </w:rPr>
+        <w:t>15.2–3</w:t>
+      </w:r>
       <w:r>
         <w:rPr>
           <w:lang w:val="fr_FR" w:bidi="fr_FR"/>
@@ -14266,36 +12760,24 @@
         </w:rPr>
         <w:t>Ces versets résument les réalisations internationales d'Ozias. Ses conquêtes se sont étendues à l'ouest, au sud et au sud-est, mais pas au nord, où le royaume de Jéroboam était fort (</w:t>
       </w:r>
-      <w:hyperlink r:id="rId255">
-        <w:r>
-          <w:rPr>
-            <w:lang w:val="fr_FR" w:bidi="fr_FR"/>
-          </w:rPr>
-          <w:rPr>
-            <w:color w:val="0000EE"/>
-            <w:u w:val="single"/>
-          </w:rPr>
-          <w:t>2R 14.23–29</w:t>
-        </w:r>
-      </w:hyperlink>
+      <w:r>
+        <w:rPr>
+          <w:lang w:val="fr_FR" w:bidi="fr_FR"/>
+        </w:rPr>
+        <w:t>2R 14.23–29</w:t>
+      </w:r>
       <w:r>
         <w:rPr>
           <w:lang w:val="fr_FR" w:bidi="fr_FR"/>
         </w:rPr>
         <w:t>). La stratégie d'Ozias, guidée par Dieu (</w:t>
       </w:r>
-      <w:hyperlink r:id="rId256">
-        <w:r>
-          <w:rPr>
-            <w:lang w:val="fr_FR" w:bidi="fr_FR"/>
-          </w:rPr>
-          <w:rPr>
-            <w:color w:val="0000EE"/>
-            <w:u w:val="single"/>
-          </w:rPr>
-          <w:t>2Ch 26.7</w:t>
-        </w:r>
-      </w:hyperlink>
+      <w:r>
+        <w:rPr>
+          <w:lang w:val="fr_FR" w:bidi="fr_FR"/>
+        </w:rPr>
+        <w:t>2Ch 26.7</w:t>
+      </w:r>
       <w:r>
         <w:rPr>
           <w:lang w:val="fr_FR" w:bidi="fr_FR"/>
@@ -14350,36 +12832,24 @@
         </w:rPr>
         <w:t>Ozias a réparé les dommages causés aux murs de Jérusalem par Joas lors de sa campagne contre Amatsia. Il est également possible qu'Ozias ait réparé les dégâts causés par le célèbre tremblement de terre de son époque (</w:t>
       </w:r>
-      <w:hyperlink r:id="rId257">
-        <w:r>
-          <w:rPr>
-            <w:lang w:val="fr_FR" w:bidi="fr_FR"/>
-          </w:rPr>
-          <w:rPr>
-            <w:color w:val="0000EE"/>
-            <w:u w:val="single"/>
-          </w:rPr>
-          <w:t>Am 1.1</w:t>
-        </w:r>
-      </w:hyperlink>
+      <w:r>
+        <w:rPr>
+          <w:lang w:val="fr_FR" w:bidi="fr_FR"/>
+        </w:rPr>
+        <w:t>Am 1.1</w:t>
+      </w:r>
       <w:r>
         <w:rPr>
           <w:lang w:val="fr_FR" w:bidi="fr_FR"/>
         </w:rPr>
         <w:t xml:space="preserve"> ; </w:t>
       </w:r>
-      <w:hyperlink r:id="rId258">
-        <w:r>
-          <w:rPr>
-            <w:lang w:val="fr_FR" w:bidi="fr_FR"/>
-          </w:rPr>
-          <w:rPr>
-            <w:color w:val="0000EE"/>
-            <w:u w:val="single"/>
-          </w:rPr>
-          <w:t>Za 14.5</w:t>
-        </w:r>
-      </w:hyperlink>
+      <w:r>
+        <w:rPr>
+          <w:lang w:val="fr_FR" w:bidi="fr_FR"/>
+        </w:rPr>
+        <w:t>Za 14.5</w:t>
+      </w:r>
       <w:r>
         <w:rPr>
           <w:lang w:val="fr_FR" w:bidi="fr_FR"/>
@@ -14482,36 +12952,24 @@
         </w:rPr>
         <w:t>La lèpre d'Ozias était un jugement pour avoir violé l'alliance en brûlant de l'encens dans le temple, une pratique réservée exclusivement aux sacrificateurs (</w:t>
       </w:r>
-      <w:hyperlink r:id="rId259">
-        <w:r>
-          <w:rPr>
-            <w:lang w:val="fr_FR" w:bidi="fr_FR"/>
-          </w:rPr>
-          <w:rPr>
-            <w:color w:val="0000EE"/>
-            <w:u w:val="single"/>
-          </w:rPr>
-          <w:t>Ex 30.7–9</w:t>
-        </w:r>
-      </w:hyperlink>
+      <w:r>
+        <w:rPr>
+          <w:lang w:val="fr_FR" w:bidi="fr_FR"/>
+        </w:rPr>
+        <w:t>Ex 30.7–9</w:t>
+      </w:r>
       <w:r>
         <w:rPr>
           <w:lang w:val="fr_FR" w:bidi="fr_FR"/>
         </w:rPr>
         <w:t xml:space="preserve"> ; </w:t>
       </w:r>
-      <w:hyperlink r:id="rId260">
-        <w:r>
-          <w:rPr>
-            <w:lang w:val="fr_FR" w:bidi="fr_FR"/>
-          </w:rPr>
-          <w:rPr>
-            <w:color w:val="0000EE"/>
-            <w:u w:val="single"/>
-          </w:rPr>
-          <w:t>Nb 16</w:t>
-        </w:r>
-      </w:hyperlink>
+      <w:r>
+        <w:rPr>
+          <w:lang w:val="fr_FR" w:bidi="fr_FR"/>
+        </w:rPr>
+        <w:t>Nb 16</w:t>
+      </w:r>
       <w:r>
         <w:rPr>
           <w:lang w:val="fr_FR" w:bidi="fr_FR"/>
@@ -14651,18 +13109,12 @@
         </w:rPr>
         <w:t xml:space="preserve"> » (</w:t>
       </w:r>
-      <w:hyperlink r:id="rId261">
-        <w:r>
-          <w:rPr>
-            <w:lang w:val="fr_FR" w:bidi="fr_FR"/>
-          </w:rPr>
-          <w:rPr>
-            <w:color w:val="0000EE"/>
-            <w:u w:val="single"/>
-          </w:rPr>
-          <w:t>2R 15.30</w:t>
-        </w:r>
-      </w:hyperlink>
+      <w:r>
+        <w:rPr>
+          <w:lang w:val="fr_FR" w:bidi="fr_FR"/>
+        </w:rPr>
+        <w:t>2R 15.30</w:t>
+      </w:r>
       <w:r>
         <w:rPr>
           <w:lang w:val="fr_FR" w:bidi="fr_FR"/>
@@ -14681,18 +13133,12 @@
         </w:rPr>
         <w:t xml:space="preserve">). Toutefois, Achaz a probablement eu sa cérémonie officielle d'accession après la mort de son père en 732 av. J.-C., ce qui explique que l'auteur de 2 Chroniques a compté les années de règne officielles d'Achaz à partir de 731 av. J.-C. (voir </w:t>
       </w:r>
-      <w:hyperlink r:id="rId262">
-        <w:r>
-          <w:rPr>
-            <w:lang w:val="fr_FR" w:bidi="fr_FR"/>
-          </w:rPr>
-          <w:rPr>
-            <w:color w:val="0000EE"/>
-            <w:u w:val="single"/>
-          </w:rPr>
-          <w:t>2Ch 28.1</w:t>
-        </w:r>
-      </w:hyperlink>
+      <w:r>
+        <w:rPr>
+          <w:lang w:val="fr_FR" w:bidi="fr_FR"/>
+        </w:rPr>
+        <w:t>2Ch 28.1</w:t>
+      </w:r>
       <w:r>
         <w:rPr>
           <w:lang w:val="fr_FR" w:bidi="fr_FR"/>
@@ -14795,36 +13241,24 @@
         </w:rPr>
         <w:t>Ozias avait reçu des présents de la part des Ammonites (</w:t>
       </w:r>
-      <w:hyperlink r:id="rId263">
-        <w:r>
-          <w:rPr>
-            <w:lang w:val="fr_FR" w:bidi="fr_FR"/>
-          </w:rPr>
-          <w:rPr>
-            <w:color w:val="0000EE"/>
-            <w:u w:val="single"/>
-          </w:rPr>
-          <w:t>26.8</w:t>
-        </w:r>
-      </w:hyperlink>
+      <w:r>
+        <w:rPr>
+          <w:lang w:val="fr_FR" w:bidi="fr_FR"/>
+        </w:rPr>
+        <w:t>26.8</w:t>
+      </w:r>
       <w:r>
         <w:rPr>
           <w:lang w:val="fr_FR" w:bidi="fr_FR"/>
         </w:rPr>
         <w:t>), et Jotham a continué d'exercer sa domination sur leur territoire à l'est du Jourdain. L'arrêt de ces paiements après trois ans pourrait être lié à l'implication de Jotham dans les combats contre Israël et Aram (</w:t>
       </w:r>
-      <w:hyperlink r:id="rId264">
-        <w:r>
-          <w:rPr>
-            <w:lang w:val="fr_FR" w:bidi="fr_FR"/>
-          </w:rPr>
-          <w:rPr>
-            <w:color w:val="0000EE"/>
-            <w:u w:val="single"/>
-          </w:rPr>
-          <w:t>2R 15.37</w:t>
-        </w:r>
-      </w:hyperlink>
+      <w:r>
+        <w:rPr>
+          <w:lang w:val="fr_FR" w:bidi="fr_FR"/>
+        </w:rPr>
+        <w:t>2R 15.37</w:t>
+      </w:r>
       <w:r>
         <w:rPr>
           <w:lang w:val="fr_FR" w:bidi="fr_FR"/>
@@ -14933,90 +13367,60 @@
         </w:rPr>
         <w:t xml:space="preserve"> : Achaz imitait les pratiques abominables des Cananéens (voir </w:t>
       </w:r>
-      <w:hyperlink r:id="rId265">
-        <w:r>
-          <w:rPr>
-            <w:lang w:val="fr_FR" w:bidi="fr_FR"/>
-          </w:rPr>
-          <w:rPr>
-            <w:color w:val="0000EE"/>
-            <w:u w:val="single"/>
-          </w:rPr>
-          <w:t>Dt 12.31</w:t>
-        </w:r>
-      </w:hyperlink>
+      <w:r>
+        <w:rPr>
+          <w:lang w:val="fr_FR" w:bidi="fr_FR"/>
+        </w:rPr>
+        <w:t>Dt 12.31</w:t>
+      </w:r>
       <w:r>
         <w:rPr>
           <w:lang w:val="fr_FR" w:bidi="fr_FR"/>
         </w:rPr>
         <w:t xml:space="preserve"> ; </w:t>
       </w:r>
-      <w:hyperlink r:id="rId266">
-        <w:r>
-          <w:rPr>
-            <w:lang w:val="fr_FR" w:bidi="fr_FR"/>
-          </w:rPr>
-          <w:rPr>
-            <w:color w:val="0000EE"/>
-            <w:u w:val="single"/>
-          </w:rPr>
-          <w:t>18.9–10</w:t>
-        </w:r>
-      </w:hyperlink>
+      <w:r>
+        <w:rPr>
+          <w:lang w:val="fr_FR" w:bidi="fr_FR"/>
+        </w:rPr>
+        <w:t>18.9–10</w:t>
+      </w:r>
       <w:r>
         <w:rPr>
           <w:lang w:val="fr_FR" w:bidi="fr_FR"/>
         </w:rPr>
         <w:t xml:space="preserve"> ; </w:t>
       </w:r>
-      <w:hyperlink r:id="rId267">
-        <w:r>
-          <w:rPr>
-            <w:lang w:val="fr_FR" w:bidi="fr_FR"/>
-          </w:rPr>
-          <w:rPr>
-            <w:color w:val="0000EE"/>
-            <w:u w:val="single"/>
-          </w:rPr>
-          <w:t>Jr 7.31</w:t>
-        </w:r>
-      </w:hyperlink>
+      <w:r>
+        <w:rPr>
+          <w:lang w:val="fr_FR" w:bidi="fr_FR"/>
+        </w:rPr>
+        <w:t>Jr 7.31</w:t>
+      </w:r>
       <w:r>
         <w:rPr>
           <w:lang w:val="fr_FR" w:bidi="fr_FR"/>
         </w:rPr>
         <w:t xml:space="preserve"> ; </w:t>
       </w:r>
-      <w:hyperlink r:id="rId268">
-        <w:r>
-          <w:rPr>
-            <w:lang w:val="fr_FR" w:bidi="fr_FR"/>
-          </w:rPr>
-          <w:rPr>
-            <w:color w:val="0000EE"/>
-            <w:u w:val="single"/>
-          </w:rPr>
-          <w:t>19.5</w:t>
-        </w:r>
-      </w:hyperlink>
+      <w:r>
+        <w:rPr>
+          <w:lang w:val="fr_FR" w:bidi="fr_FR"/>
+        </w:rPr>
+        <w:t>19.5</w:t>
+      </w:r>
       <w:r>
         <w:rPr>
           <w:lang w:val="fr_FR" w:bidi="fr_FR"/>
         </w:rPr>
         <w:t xml:space="preserve"> ; </w:t>
       </w:r>
-      <w:hyperlink r:id="rId269">
-        <w:r>
-          <w:rPr>
-            <w:lang w:val="fr_FR" w:bidi="fr_FR"/>
-          </w:rPr>
-          <w:rPr>
-            <w:color w:val="0000EE"/>
-            <w:u w:val="single"/>
-          </w:rPr>
-          <w:t>32.35</w:t>
-        </w:r>
-      </w:hyperlink>
+      <w:r>
+        <w:rPr>
+          <w:lang w:val="fr_FR" w:bidi="fr_FR"/>
+        </w:rPr>
+        <w:t>32.35</w:t>
+      </w:r>
       <w:r>
         <w:rPr>
           <w:lang w:val="fr_FR" w:bidi="fr_FR"/>
@@ -15077,36 +13481,24 @@
         </w:rPr>
         <w:t xml:space="preserve"> : ils étaient allés trop loin. L'Éternel avait utilisé Israël comme moyen de punition envers Juda, mais l'alliance interdisait l'asservissement et le meurtre de ses compatriotes israélites (</w:t>
       </w:r>
-      <w:hyperlink r:id="rId270">
-        <w:r>
-          <w:rPr>
-            <w:lang w:val="fr_FR" w:bidi="fr_FR"/>
-          </w:rPr>
-          <w:rPr>
-            <w:color w:val="0000EE"/>
-            <w:u w:val="single"/>
-          </w:rPr>
-          <w:t>28.10</w:t>
-        </w:r>
-      </w:hyperlink>
+      <w:r>
+        <w:rPr>
+          <w:lang w:val="fr_FR" w:bidi="fr_FR"/>
+        </w:rPr>
+        <w:t>28.10</w:t>
+      </w:r>
       <w:r>
         <w:rPr>
           <w:lang w:val="fr_FR" w:bidi="fr_FR"/>
         </w:rPr>
         <w:t xml:space="preserve"> ; </w:t>
       </w:r>
-      <w:hyperlink r:id="rId271">
-        <w:r>
-          <w:rPr>
-            <w:lang w:val="fr_FR" w:bidi="fr_FR"/>
-          </w:rPr>
-          <w:rPr>
-            <w:color w:val="0000EE"/>
-            <w:u w:val="single"/>
-          </w:rPr>
-          <w:t>Lv 25.39–55</w:t>
-        </w:r>
-      </w:hyperlink>
+      <w:r>
+        <w:rPr>
+          <w:lang w:val="fr_FR" w:bidi="fr_FR"/>
+        </w:rPr>
+        <w:t>Lv 25.39–55</w:t>
+      </w:r>
       <w:r>
         <w:rPr>
           <w:lang w:val="fr_FR" w:bidi="fr_FR"/>
@@ -15173,18 +13565,12 @@
         </w:rPr>
         <w:t xml:space="preserve"> : plus tard, sous le règne d'Achaz, le royaume d'Israël sera détruit et exilé (722 av. J.-C., </w:t>
       </w:r>
-      <w:hyperlink r:id="rId272">
-        <w:r>
-          <w:rPr>
-            <w:lang w:val="fr_FR" w:bidi="fr_FR"/>
-          </w:rPr>
-          <w:rPr>
-            <w:color w:val="0000EE"/>
-            <w:u w:val="single"/>
-          </w:rPr>
-          <w:t>2R 17.5–23</w:t>
-        </w:r>
-      </w:hyperlink>
+      <w:r>
+        <w:rPr>
+          <w:lang w:val="fr_FR" w:bidi="fr_FR"/>
+        </w:rPr>
+        <w:t>2R 17.5–23</w:t>
+      </w:r>
       <w:r>
         <w:rPr>
           <w:lang w:val="fr_FR" w:bidi="fr_FR"/>
@@ -15245,18 +13631,12 @@
         </w:rPr>
         <w:t xml:space="preserve">: Voir </w:t>
       </w:r>
-      <w:hyperlink r:id="rId273">
-        <w:r>
-          <w:rPr>
-            <w:lang w:val="fr_FR" w:bidi="fr_FR"/>
-          </w:rPr>
-          <w:rPr>
-            <w:color w:val="0000EE"/>
-            <w:u w:val="single"/>
-          </w:rPr>
-          <w:t>2R 16.7–9</w:t>
-        </w:r>
-      </w:hyperlink>
+      <w:r>
+        <w:rPr>
+          <w:lang w:val="fr_FR" w:bidi="fr_FR"/>
+        </w:rPr>
+        <w:t>2R 16.7–9</w:t>
+      </w:r>
       <w:r>
         <w:rPr>
           <w:lang w:val="fr_FR" w:bidi="fr_FR"/>
@@ -15359,18 +13739,12 @@
         </w:rPr>
         <w:t>Le roi Achaz a méprisé l'Éternel en faisant construire un autel inspiré de celui de Damas (</w:t>
       </w:r>
-      <w:hyperlink r:id="rId274">
-        <w:r>
-          <w:rPr>
-            <w:lang w:val="fr_FR" w:bidi="fr_FR"/>
-          </w:rPr>
-          <w:rPr>
-            <w:color w:val="0000EE"/>
-            <w:u w:val="single"/>
-          </w:rPr>
-          <w:t>2R 16.10–16</w:t>
-        </w:r>
-      </w:hyperlink>
+      <w:r>
+        <w:rPr>
+          <w:lang w:val="fr_FR" w:bidi="fr_FR"/>
+        </w:rPr>
+        <w:t>2R 16.10–16</w:t>
+      </w:r>
       <w:r>
         <w:rPr>
           <w:lang w:val="fr_FR" w:bidi="fr_FR"/>
@@ -15473,18 +13847,12 @@
         </w:rPr>
         <w:t>Samarie, la capitale du royaume du nord d'Israël, est tombée aux mains de l'Assyrie en 722 av. J.-C., pendant la vingt et unième année du règne d'Achaz en Juda (</w:t>
       </w:r>
-      <w:hyperlink r:id="rId275">
-        <w:r>
-          <w:rPr>
-            <w:lang w:val="fr_FR" w:bidi="fr_FR"/>
-          </w:rPr>
-          <w:rPr>
-            <w:color w:val="0000EE"/>
-            <w:u w:val="single"/>
-          </w:rPr>
-          <w:t>2R 17.1–6</w:t>
-        </w:r>
-      </w:hyperlink>
+      <w:r>
+        <w:rPr>
+          <w:lang w:val="fr_FR" w:bidi="fr_FR"/>
+        </w:rPr>
+        <w:t>2R 17.1–6</w:t>
+      </w:r>
       <w:r>
         <w:rPr>
           <w:lang w:val="fr_FR" w:bidi="fr_FR"/>
@@ -15587,36 +13955,24 @@
         </w:rPr>
         <w:t>Le premier geste du roi Ézéchias a été de réparer les portes du temple (</w:t>
       </w:r>
-      <w:hyperlink r:id="rId276">
-        <w:r>
-          <w:rPr>
-            <w:lang w:val="fr_FR" w:bidi="fr_FR"/>
-          </w:rPr>
-          <w:rPr>
-            <w:color w:val="0000EE"/>
-            <w:u w:val="single"/>
-          </w:rPr>
-          <w:t>29.3</w:t>
-        </w:r>
-      </w:hyperlink>
+      <w:r>
+        <w:rPr>
+          <w:lang w:val="fr_FR" w:bidi="fr_FR"/>
+        </w:rPr>
+        <w:t>29.3</w:t>
+      </w:r>
       <w:r>
         <w:rPr>
           <w:lang w:val="fr_FR" w:bidi="fr_FR"/>
         </w:rPr>
         <w:t>). Le verbe utilisé (yekhazzeqem, « il les a rendues fortes ») joue sur le nom du roi Ézéchias (yekhizqiyyahu, « Yah rend fort »). Cette action a servi de préambule au discours du roi adressé aux sacrificateurs et aux Lévites (</w:t>
       </w:r>
-      <w:hyperlink r:id="rId277">
-        <w:r>
-          <w:rPr>
-            <w:lang w:val="fr_FR" w:bidi="fr_FR"/>
-          </w:rPr>
-          <w:rPr>
-            <w:color w:val="0000EE"/>
-            <w:u w:val="single"/>
-          </w:rPr>
-          <w:t>29.5–11</w:t>
-        </w:r>
-      </w:hyperlink>
+      <w:r>
+        <w:rPr>
+          <w:lang w:val="fr_FR" w:bidi="fr_FR"/>
+        </w:rPr>
+        <w:t>29.5–11</w:t>
+      </w:r>
       <w:r>
         <w:rPr>
           <w:lang w:val="fr_FR" w:bidi="fr_FR"/>
@@ -15671,36 +14027,24 @@
         </w:rPr>
         <w:t>Le discours d'Ézéchias utilisait un vocabulaire propre à l'exil pour décrire l'échec de la nation. Comme lors de la séparation sous Roboam, quand le royaume d'Israël s'est divisé en deux (</w:t>
       </w:r>
-      <w:hyperlink r:id="rId112">
-        <w:r>
-          <w:rPr>
-            <w:lang w:val="fr_FR" w:bidi="fr_FR"/>
-          </w:rPr>
-          <w:rPr>
-            <w:color w:val="0000EE"/>
-            <w:u w:val="single"/>
-          </w:rPr>
-          <w:t>12.1</w:t>
-        </w:r>
-      </w:hyperlink>
+      <w:r>
+        <w:rPr>
+          <w:lang w:val="fr_FR" w:bidi="fr_FR"/>
+        </w:rPr>
+        <w:t>12.1</w:t>
+      </w:r>
       <w:r>
         <w:rPr>
           <w:lang w:val="fr_FR" w:bidi="fr_FR"/>
         </w:rPr>
         <w:t xml:space="preserve"> ; voir </w:t>
       </w:r>
-      <w:hyperlink r:id="rId129">
-        <w:r>
-          <w:rPr>
-            <w:lang w:val="fr_FR" w:bidi="fr_FR"/>
-          </w:rPr>
-          <w:rPr>
-            <w:color w:val="0000EE"/>
-            <w:u w:val="single"/>
-          </w:rPr>
-          <w:t>13.10</w:t>
-        </w:r>
-      </w:hyperlink>
+      <w:r>
+        <w:rPr>
+          <w:lang w:val="fr_FR" w:bidi="fr_FR"/>
+        </w:rPr>
+        <w:t>13.10</w:t>
+      </w:r>
       <w:r>
         <w:rPr>
           <w:lang w:val="fr_FR" w:bidi="fr_FR"/>
@@ -15785,18 +14129,12 @@
         </w:rPr>
         <w:t xml:space="preserve">es trois groupes correspondent aux descendants des fils de Lévi, et ils sont devenus les trois principaux clans de la tribu des Lévites (voir </w:t>
       </w:r>
-      <w:hyperlink r:id="rId278">
-        <w:r>
-          <w:rPr>
-            <w:lang w:val="fr_FR" w:bidi="fr_FR"/>
-          </w:rPr>
-          <w:rPr>
-            <w:color w:val="0000EE"/>
-            <w:u w:val="single"/>
-          </w:rPr>
-          <w:t>Ex 6.16</w:t>
-        </w:r>
-      </w:hyperlink>
+      <w:r>
+        <w:rPr>
+          <w:lang w:val="fr_FR" w:bidi="fr_FR"/>
+        </w:rPr>
+        <w:t>Ex 6.16</w:t>
+      </w:r>
       <w:r>
         <w:rPr>
           <w:lang w:val="fr_FR" w:bidi="fr_FR"/>
@@ -15851,36 +14189,24 @@
         </w:rPr>
         <w:t xml:space="preserve">Avant de commencer le processus de sanctification du temple, ces Lévites ont d'abord commencé par se sanctifier eux-mêmes. Ils se sont d'abord purifiés, probablement en apportant des offrandes (voir </w:t>
       </w:r>
-      <w:hyperlink r:id="rId279">
-        <w:r>
-          <w:rPr>
-            <w:lang w:val="fr_FR" w:bidi="fr_FR"/>
-          </w:rPr>
-          <w:rPr>
-            <w:color w:val="0000EE"/>
-            <w:u w:val="single"/>
-          </w:rPr>
-          <w:t>30.15</w:t>
-        </w:r>
-      </w:hyperlink>
+      <w:r>
+        <w:rPr>
+          <w:lang w:val="fr_FR" w:bidi="fr_FR"/>
+        </w:rPr>
+        <w:t>30.15</w:t>
+      </w:r>
       <w:r>
         <w:rPr>
           <w:lang w:val="fr_FR" w:bidi="fr_FR"/>
         </w:rPr>
         <w:t xml:space="preserve">) ; puis ils ont entamé la purification du temple. Deux actions distinctes étaient nécessaires pour restaurer le temple : la purification, qui consistait à éliminer les impuretés, </w:t>
       </w:r>
-      <w:hyperlink r:id="rId280">
-        <w:r>
-          <w:rPr>
-            <w:lang w:val="fr_FR" w:bidi="fr_FR"/>
-          </w:rPr>
-          <w:rPr>
-            <w:color w:val="0000EE"/>
-            <w:u w:val="single"/>
-          </w:rPr>
-          <w:t>29.15–17</w:t>
-        </w:r>
-      </w:hyperlink>
+      <w:r>
+        <w:rPr>
+          <w:lang w:val="fr_FR" w:bidi="fr_FR"/>
+        </w:rPr>
+        <w:t>29.15–17</w:t>
+      </w:r>
       <w:r>
         <w:rPr>
           <w:lang w:val="fr_FR" w:bidi="fr_FR"/>
@@ -15899,18 +14225,12 @@
         </w:rPr>
         <w:t xml:space="preserve"> </w:t>
       </w:r>
-      <w:hyperlink r:id="rId281">
-        <w:r>
-          <w:rPr>
-            <w:lang w:val="fr_FR" w:bidi="fr_FR"/>
-          </w:rPr>
-          <w:rPr>
-            <w:color w:val="0000EE"/>
-            <w:u w:val="single"/>
-          </w:rPr>
-          <w:t>29.20–36</w:t>
-        </w:r>
-      </w:hyperlink>
+      <w:r>
+        <w:rPr>
+          <w:lang w:val="fr_FR" w:bidi="fr_FR"/>
+        </w:rPr>
+        <w:t>29.20–36</w:t>
+      </w:r>
       <w:r>
         <w:rPr>
           <w:lang w:val="fr_FR" w:bidi="fr_FR"/>
@@ -15965,36 +14285,24 @@
         </w:rPr>
         <w:t xml:space="preserve">Les taureaux, béliers et agneaux étaient destinés à l'holocauste, tandis que les boucs étaient réservés à l'offrande pour le péché (voir </w:t>
       </w:r>
-      <w:hyperlink r:id="rId282">
-        <w:r>
-          <w:rPr>
-            <w:lang w:val="fr_FR" w:bidi="fr_FR"/>
-          </w:rPr>
-          <w:rPr>
-            <w:color w:val="0000EE"/>
-            <w:u w:val="single"/>
-          </w:rPr>
-          <w:t>Lv 1</w:t>
-        </w:r>
-      </w:hyperlink>
+      <w:r>
+        <w:rPr>
+          <w:lang w:val="fr_FR" w:bidi="fr_FR"/>
+        </w:rPr>
+        <w:t>Lv 1</w:t>
+      </w:r>
       <w:r>
         <w:rPr>
           <w:lang w:val="fr_FR" w:bidi="fr_FR"/>
         </w:rPr>
         <w:t xml:space="preserve"> ; </w:t>
       </w:r>
-      <w:hyperlink r:id="rId283">
-        <w:r>
-          <w:rPr>
-            <w:lang w:val="fr_FR" w:bidi="fr_FR"/>
-          </w:rPr>
-          <w:rPr>
-            <w:color w:val="0000EE"/>
-            <w:u w:val="single"/>
-          </w:rPr>
-          <w:t>4.1–5.13</w:t>
-        </w:r>
-      </w:hyperlink>
+      <w:r>
+        <w:rPr>
+          <w:lang w:val="fr_FR" w:bidi="fr_FR"/>
+        </w:rPr>
+        <w:t>4.1–5.13</w:t>
+      </w:r>
       <w:r>
         <w:rPr>
           <w:lang w:val="fr_FR" w:bidi="fr_FR"/>
@@ -16061,18 +14369,12 @@
         </w:rPr>
         <w:t xml:space="preserve"> étaient aussi appelés sacrifices de louanges (voir </w:t>
       </w:r>
-      <w:hyperlink r:id="rId284">
-        <w:r>
-          <w:rPr>
-            <w:lang w:val="fr_FR" w:bidi="fr_FR"/>
-          </w:rPr>
-          <w:rPr>
-            <w:color w:val="0000EE"/>
-            <w:u w:val="single"/>
-          </w:rPr>
-          <w:t>Lv 3</w:t>
-        </w:r>
-      </w:hyperlink>
+      <w:r>
+        <w:rPr>
+          <w:lang w:val="fr_FR" w:bidi="fr_FR"/>
+        </w:rPr>
+        <w:t>Lv 3</w:t>
+      </w:r>
       <w:r>
         <w:rPr>
           <w:lang w:val="fr_FR" w:bidi="fr_FR"/>
@@ -16175,18 +14477,12 @@
         </w:rPr>
         <w:t>Ce récit de la célébration de la Pâque par Ézéchias montre l'inquiétude de l'auteur du Livre des Chroniques pour l'unité d'Israël, la préparation spirituelle du peuple et la réussite de la restauration, selon le modèle établi par Salomon lors de la dédicace du temple (</w:t>
       </w:r>
-      <w:hyperlink r:id="rId119">
-        <w:r>
-          <w:rPr>
-            <w:lang w:val="fr_FR" w:bidi="fr_FR"/>
-          </w:rPr>
-          <w:rPr>
-            <w:color w:val="0000EE"/>
-            <w:u w:val="single"/>
-          </w:rPr>
-          <w:t>7.14</w:t>
-        </w:r>
-      </w:hyperlink>
+      <w:r>
+        <w:rPr>
+          <w:lang w:val="fr_FR" w:bidi="fr_FR"/>
+        </w:rPr>
+        <w:t>7.14</w:t>
+      </w:r>
       <w:r>
         <w:rPr>
           <w:lang w:val="fr_FR" w:bidi="fr_FR"/>
@@ -16247,18 +14543,12 @@
         </w:rPr>
         <w:t>soit un mois après la date habituelle. La loi autorisait le report de la Pâque si une personne était involontairement impure sur le plan cérémoniel ou en voyage prolongé (</w:t>
       </w:r>
-      <w:hyperlink r:id="rId285">
-        <w:r>
-          <w:rPr>
-            <w:lang w:val="fr_FR" w:bidi="fr_FR"/>
-          </w:rPr>
-          <w:rPr>
-            <w:color w:val="0000EE"/>
-            <w:u w:val="single"/>
-          </w:rPr>
-          <w:t>Nb 9.9–11</w:t>
-        </w:r>
-      </w:hyperlink>
+      <w:r>
+        <w:rPr>
+          <w:lang w:val="fr_FR" w:bidi="fr_FR"/>
+        </w:rPr>
+        <w:t>Nb 9.9–11</w:t>
+      </w:r>
       <w:r>
         <w:rPr>
           <w:lang w:val="fr_FR" w:bidi="fr_FR"/>
@@ -16361,18 +14651,12 @@
         </w:rPr>
         <w:t>Le royaume du Nord avait été conquis par les Assyriens (</w:t>
       </w:r>
-      <w:hyperlink r:id="rId286">
-        <w:r>
-          <w:rPr>
-            <w:lang w:val="fr_FR" w:bidi="fr_FR"/>
-          </w:rPr>
-          <w:rPr>
-            <w:color w:val="0000EE"/>
-            <w:u w:val="single"/>
-          </w:rPr>
-          <w:t>2R 17.5–28</w:t>
-        </w:r>
-      </w:hyperlink>
+      <w:r>
+        <w:rPr>
+          <w:lang w:val="fr_FR" w:bidi="fr_FR"/>
+        </w:rPr>
+        <w:t>2R 17.5–28</w:t>
+      </w:r>
       <w:r>
         <w:rPr>
           <w:lang w:val="fr_FR" w:bidi="fr_FR"/>
@@ -16427,18 +14711,12 @@
         </w:rPr>
         <w:t>Quelques hommes se sont humiliés, remplissant ainsi le premier critère de la « formule de Salomon » (</w:t>
       </w:r>
-      <w:hyperlink r:id="rId119">
-        <w:r>
-          <w:rPr>
-            <w:lang w:val="fr_FR" w:bidi="fr_FR"/>
-          </w:rPr>
-          <w:rPr>
-            <w:color w:val="0000EE"/>
-            <w:u w:val="single"/>
-          </w:rPr>
-          <w:t>7.14</w:t>
-        </w:r>
-      </w:hyperlink>
+      <w:r>
+        <w:rPr>
+          <w:lang w:val="fr_FR" w:bidi="fr_FR"/>
+        </w:rPr>
+        <w:t>7.14</w:t>
+      </w:r>
       <w:r>
         <w:rPr>
           <w:lang w:val="fr_FR" w:bidi="fr_FR"/>
@@ -16589,18 +14867,12 @@
         </w:rPr>
         <w:t xml:space="preserve">Un grand nombre de pèlerins venus de terres lointaines n'avaient pas eu l'occasion de recevoir les rites de purification nécessaires et ne pouvaient donc pas participer à la cérémonie. Ézéchias a permis à ces pèlerins de manger la Pâque sans passer par le rituel sacrificiel et dans un état impur, priant pour que Dieu accepte leur adoration. Il suivait ainsi le modèle de la « formule de restauration » (voir </w:t>
       </w:r>
-      <w:hyperlink r:id="rId119">
-        <w:r>
-          <w:rPr>
-            <w:lang w:val="fr_FR" w:bidi="fr_FR"/>
-          </w:rPr>
-          <w:rPr>
-            <w:color w:val="0000EE"/>
-            <w:u w:val="single"/>
-          </w:rPr>
-          <w:t>7.14</w:t>
-        </w:r>
-      </w:hyperlink>
+      <w:r>
+        <w:rPr>
+          <w:lang w:val="fr_FR" w:bidi="fr_FR"/>
+        </w:rPr>
+        <w:t>7.14</w:t>
+      </w:r>
       <w:r>
         <w:rPr>
           <w:lang w:val="fr_FR" w:bidi="fr_FR"/>
@@ -16667,18 +14939,12 @@
         </w:rPr>
         <w:t xml:space="preserve"> : cf. </w:t>
       </w:r>
-      <w:hyperlink r:id="rId119">
-        <w:r>
-          <w:rPr>
-            <w:lang w:val="fr_FR" w:bidi="fr_FR"/>
-          </w:rPr>
-          <w:rPr>
-            <w:color w:val="0000EE"/>
-            <w:u w:val="single"/>
-          </w:rPr>
-          <w:t>7.14</w:t>
-        </w:r>
-      </w:hyperlink>
+      <w:r>
+        <w:rPr>
+          <w:lang w:val="fr_FR" w:bidi="fr_FR"/>
+        </w:rPr>
+        <w:t>7.14</w:t>
+      </w:r>
       <w:r>
         <w:rPr>
           <w:lang w:val="fr_FR" w:bidi="fr_FR"/>
@@ -16925,36 +15191,24 @@
         </w:rPr>
         <w:t>La dîme du gros et du menu bétail, qui s'accumulaient en grands tas, désigne probablement les recettes financières issues de la vente des animaux plutôt que les animaux eux-mêmes. La loi permettait au peuple d'échanger les produits agricoles contre de l'argent (</w:t>
       </w:r>
-      <w:hyperlink r:id="rId287">
-        <w:r>
-          <w:rPr>
-            <w:lang w:val="fr_FR" w:bidi="fr_FR"/>
-          </w:rPr>
-          <w:rPr>
-            <w:color w:val="0000EE"/>
-            <w:u w:val="single"/>
-          </w:rPr>
-          <w:t>Dt 14.24–26</w:t>
-        </w:r>
-      </w:hyperlink>
+      <w:r>
+        <w:rPr>
+          <w:lang w:val="fr_FR" w:bidi="fr_FR"/>
+        </w:rPr>
+        <w:t>Dt 14.24–26</w:t>
+      </w:r>
       <w:r>
         <w:rPr>
           <w:lang w:val="fr_FR" w:bidi="fr_FR"/>
         </w:rPr>
         <w:t>) et de manger de la viande chez eux (</w:t>
       </w:r>
-      <w:hyperlink r:id="rId288">
-        <w:r>
-          <w:rPr>
-            <w:lang w:val="fr_FR" w:bidi="fr_FR"/>
-          </w:rPr>
-          <w:rPr>
-            <w:color w:val="0000EE"/>
-            <w:u w:val="single"/>
-          </w:rPr>
-          <w:t>Dt 12.15</w:t>
-        </w:r>
-      </w:hyperlink>
+      <w:r>
+        <w:rPr>
+          <w:lang w:val="fr_FR" w:bidi="fr_FR"/>
+        </w:rPr>
+        <w:t>Dt 12.15</w:t>
+      </w:r>
       <w:r>
         <w:rPr>
           <w:lang w:val="fr_FR" w:bidi="fr_FR"/>
@@ -17009,18 +15263,12 @@
         </w:rPr>
         <w:t>La grande générosité du peuple rappelle la construction initiale du tabernacle (</w:t>
       </w:r>
-      <w:hyperlink r:id="rId289">
-        <w:r>
-          <w:rPr>
-            <w:lang w:val="fr_FR" w:bidi="fr_FR"/>
-          </w:rPr>
-          <w:rPr>
-            <w:color w:val="0000EE"/>
-            <w:u w:val="single"/>
-          </w:rPr>
-          <w:t>Ex 36.3–5</w:t>
-        </w:r>
-      </w:hyperlink>
+      <w:r>
+        <w:rPr>
+          <w:lang w:val="fr_FR" w:bidi="fr_FR"/>
+        </w:rPr>
+        <w:t>Ex 36.3–5</w:t>
+      </w:r>
       <w:r>
         <w:rPr>
           <w:lang w:val="fr_FR" w:bidi="fr_FR"/>
@@ -17075,18 +15323,12 @@
         </w:rPr>
         <w:t xml:space="preserve">De nombreux Lévites, pour la plupart originaires de villes de province, étaient éligibles pour le service. Par roulement, de petits groupes se rendaient à Jérusalem pour assurer des périodes de service de courte durée (voir </w:t>
       </w:r>
-      <w:hyperlink r:id="rId290">
-        <w:r>
-          <w:rPr>
-            <w:lang w:val="fr_FR" w:bidi="fr_FR"/>
-          </w:rPr>
-          <w:rPr>
-            <w:color w:val="0000EE"/>
-            <w:u w:val="single"/>
-          </w:rPr>
-          <w:t>1Ch 24.1–19</w:t>
-        </w:r>
-      </w:hyperlink>
+      <w:r>
+        <w:rPr>
+          <w:lang w:val="fr_FR" w:bidi="fr_FR"/>
+        </w:rPr>
+        <w:t>1Ch 24.1–19</w:t>
+      </w:r>
       <w:r>
         <w:rPr>
           <w:lang w:val="fr_FR" w:bidi="fr_FR"/>
@@ -17141,36 +15383,24 @@
         </w:rPr>
         <w:t xml:space="preserve">L'auteur du livre des Chroniques résume en vingt-trois versets le long récit du siège de Jérusalem (cf. </w:t>
       </w:r>
-      <w:hyperlink r:id="rId291">
-        <w:r>
-          <w:rPr>
-            <w:lang w:val="fr_FR" w:bidi="fr_FR"/>
-          </w:rPr>
-          <w:rPr>
-            <w:color w:val="0000EE"/>
-            <w:u w:val="single"/>
-          </w:rPr>
-          <w:t>2R 18.17–19.37</w:t>
-        </w:r>
-      </w:hyperlink>
+      <w:r>
+        <w:rPr>
+          <w:lang w:val="fr_FR" w:bidi="fr_FR"/>
+        </w:rPr>
+        <w:t>2R 18.17–19.37</w:t>
+      </w:r>
       <w:r>
         <w:rPr>
           <w:lang w:val="fr_FR" w:bidi="fr_FR"/>
         </w:rPr>
         <w:t xml:space="preserve"> ; </w:t>
       </w:r>
-      <w:hyperlink r:id="rId292">
-        <w:r>
-          <w:rPr>
-            <w:lang w:val="fr_FR" w:bidi="fr_FR"/>
-          </w:rPr>
-          <w:rPr>
-            <w:color w:val="0000EE"/>
-            <w:u w:val="single"/>
-          </w:rPr>
-          <w:t>Es 36–38</w:t>
-        </w:r>
-      </w:hyperlink>
+      <w:r>
+        <w:rPr>
+          <w:lang w:val="fr_FR" w:bidi="fr_FR"/>
+        </w:rPr>
+        <w:t>Es 36–38</w:t>
+      </w:r>
       <w:r>
         <w:rPr>
           <w:lang w:val="fr_FR" w:bidi="fr_FR"/>
@@ -17225,36 +15455,24 @@
         </w:rPr>
         <w:t>L'attaque de Sanchérib n'a pas été une surprise ; Ézéchias l'avait provoquée en rompant un traité (</w:t>
       </w:r>
-      <w:hyperlink r:id="rId293">
-        <w:r>
-          <w:rPr>
-            <w:lang w:val="fr_FR" w:bidi="fr_FR"/>
-          </w:rPr>
-          <w:rPr>
-            <w:color w:val="0000EE"/>
-            <w:u w:val="single"/>
-          </w:rPr>
-          <w:t>2R 18.7</w:t>
-        </w:r>
-      </w:hyperlink>
+      <w:r>
+        <w:rPr>
+          <w:lang w:val="fr_FR" w:bidi="fr_FR"/>
+        </w:rPr>
+        <w:t>2R 18.7</w:t>
+      </w:r>
       <w:r>
         <w:rPr>
           <w:lang w:val="fr_FR" w:bidi="fr_FR"/>
         </w:rPr>
         <w:t xml:space="preserve">, </w:t>
       </w:r>
-      <w:hyperlink r:id="rId294">
-        <w:r>
-          <w:rPr>
-            <w:lang w:val="fr_FR" w:bidi="fr_FR"/>
-          </w:rPr>
-          <w:rPr>
-            <w:color w:val="0000EE"/>
-            <w:u w:val="single"/>
-          </w:rPr>
-          <w:t>20</w:t>
-        </w:r>
-      </w:hyperlink>
+      <w:r>
+        <w:rPr>
+          <w:lang w:val="fr_FR" w:bidi="fr_FR"/>
+        </w:rPr>
+        <w:t>20</w:t>
+      </w:r>
       <w:r>
         <w:rPr>
           <w:lang w:val="fr_FR" w:bidi="fr_FR"/>
@@ -17309,36 +15527,24 @@
         </w:rPr>
         <w:t>Les menaces du roi assyrien ont mis en lumière les véritables enjeux pour le peuple de Jérusalem. La question centrale était de savoir s'il fallait faire confiance à Dieu. Le roi ennemi insinuait qu'Ézéchias n'était pas digne de confiance (</w:t>
       </w:r>
-      <w:hyperlink r:id="rId295">
-        <w:r>
-          <w:rPr>
-            <w:lang w:val="fr_FR" w:bidi="fr_FR"/>
-          </w:rPr>
-          <w:rPr>
-            <w:color w:val="0000EE"/>
-            <w:u w:val="single"/>
-          </w:rPr>
-          <w:t>32.11–12</w:t>
-        </w:r>
-      </w:hyperlink>
+      <w:r>
+        <w:rPr>
+          <w:lang w:val="fr_FR" w:bidi="fr_FR"/>
+        </w:rPr>
+        <w:t>32.11–12</w:t>
+      </w:r>
       <w:r>
         <w:rPr>
           <w:lang w:val="fr_FR" w:bidi="fr_FR"/>
         </w:rPr>
         <w:t>) affirmant qu'il avait offensé l'Éternel en démolissant les sanctuaires et les autels de Dieu. En réalité, c'était tout l'inverse : cette réforme représentait l'acte de fidélité le plus fort d'Ézéchias envers l'Éternel. Tout se résumait à une seule interrogation : Dieu était-il digne de confiance face à la puissance de l'Assyrie (</w:t>
       </w:r>
-      <w:hyperlink r:id="rId296">
-        <w:r>
-          <w:rPr>
-            <w:lang w:val="fr_FR" w:bidi="fr_FR"/>
-          </w:rPr>
-          <w:rPr>
-            <w:color w:val="0000EE"/>
-            <w:u w:val="single"/>
-          </w:rPr>
-          <w:t>32.11–15</w:t>
-        </w:r>
-      </w:hyperlink>
+      <w:r>
+        <w:rPr>
+          <w:lang w:val="fr_FR" w:bidi="fr_FR"/>
+        </w:rPr>
+        <w:t>32.11–15</w:t>
+      </w:r>
       <w:r>
         <w:rPr>
           <w:lang w:val="fr_FR" w:bidi="fr_FR"/>
@@ -17393,18 +15599,12 @@
         </w:rPr>
         <w:t xml:space="preserve">Le sort de Sanchérib est rapporté de façon similaire à celui décrit dans le livre des Rois (voir </w:t>
       </w:r>
-      <w:hyperlink r:id="rId297">
-        <w:r>
-          <w:rPr>
-            <w:lang w:val="fr_FR" w:bidi="fr_FR"/>
-          </w:rPr>
-          <w:rPr>
-            <w:color w:val="0000EE"/>
-            <w:u w:val="single"/>
-          </w:rPr>
-          <w:t>2R 19.35–37</w:t>
-        </w:r>
-      </w:hyperlink>
+      <w:r>
+        <w:rPr>
+          <w:lang w:val="fr_FR" w:bidi="fr_FR"/>
+        </w:rPr>
+        <w:t>2R 19.35–37</w:t>
+      </w:r>
       <w:r>
         <w:rPr>
           <w:lang w:val="fr_FR" w:bidi="fr_FR"/>
@@ -17603,18 +15803,12 @@
         </w:rPr>
         <w:t xml:space="preserve">Les détails de la visite des envoyés babyloniens sont rapportés plus en profondeur dans </w:t>
       </w:r>
-      <w:hyperlink r:id="rId298">
-        <w:r>
-          <w:rPr>
-            <w:lang w:val="fr_FR" w:bidi="fr_FR"/>
-          </w:rPr>
-          <w:rPr>
-            <w:color w:val="0000EE"/>
-            <w:u w:val="single"/>
-          </w:rPr>
-          <w:t>2R 20.12–20</w:t>
-        </w:r>
-      </w:hyperlink>
+      <w:r>
+        <w:rPr>
+          <w:lang w:val="fr_FR" w:bidi="fr_FR"/>
+        </w:rPr>
+        <w:t>2R 20.12–20</w:t>
+      </w:r>
       <w:r>
         <w:rPr>
           <w:lang w:val="fr_FR" w:bidi="fr_FR"/>
@@ -17729,18 +15923,12 @@
         </w:rPr>
         <w:t xml:space="preserve"> (voir </w:t>
       </w:r>
-      <w:hyperlink r:id="rId299">
-        <w:r>
-          <w:rPr>
-            <w:lang w:val="fr_FR" w:bidi="fr_FR"/>
-          </w:rPr>
-          <w:rPr>
-            <w:color w:val="0000EE"/>
-            <w:u w:val="single"/>
-          </w:rPr>
-          <w:t>2R 21.7</w:t>
-        </w:r>
-      </w:hyperlink>
+      <w:r>
+        <w:rPr>
+          <w:lang w:val="fr_FR" w:bidi="fr_FR"/>
+        </w:rPr>
+        <w:t>2R 21.7</w:t>
+      </w:r>
       <w:r>
         <w:rPr>
           <w:lang w:val="fr_FR" w:bidi="fr_FR"/>
@@ -17843,18 +16031,12 @@
         </w:rPr>
         <w:t>La réaction de Manassé a répondu aux conditions fixées par la prière ou « formule » de Salomon lors de la dédicace du temple (</w:t>
       </w:r>
-      <w:hyperlink r:id="rId119">
-        <w:r>
-          <w:rPr>
-            <w:lang w:val="fr_FR" w:bidi="fr_FR"/>
-          </w:rPr>
-          <w:rPr>
-            <w:color w:val="0000EE"/>
-            <w:u w:val="single"/>
-          </w:rPr>
-          <w:t>7.14</w:t>
-        </w:r>
-      </w:hyperlink>
+      <w:r>
+        <w:rPr>
+          <w:lang w:val="fr_FR" w:bidi="fr_FR"/>
+        </w:rPr>
+        <w:t>7.14</w:t>
+      </w:r>
       <w:r>
         <w:rPr>
           <w:lang w:val="fr_FR" w:bidi="fr_FR"/>
@@ -17909,36 +16091,24 @@
         </w:rPr>
         <w:t xml:space="preserve">Le livre des Rois ne parle pas du repentir de Manassé, se contentant de rapporter l'annonce du jugement en raison de ses mauvaises actions (voir </w:t>
       </w:r>
-      <w:hyperlink r:id="rId300">
-        <w:r>
-          <w:rPr>
-            <w:lang w:val="fr_FR" w:bidi="fr_FR"/>
-          </w:rPr>
-          <w:rPr>
-            <w:color w:val="0000EE"/>
-            <w:u w:val="single"/>
-          </w:rPr>
-          <w:t>2R 21.10–16</w:t>
-        </w:r>
-      </w:hyperlink>
+      <w:r>
+        <w:rPr>
+          <w:lang w:val="fr_FR" w:bidi="fr_FR"/>
+        </w:rPr>
+        <w:t>2R 21.10–16</w:t>
+      </w:r>
       <w:r>
         <w:rPr>
           <w:lang w:val="fr_FR" w:bidi="fr_FR"/>
         </w:rPr>
         <w:t>). En revanche, l'auteur du livre des Chroniques souligne les bonnes actions que Manassé a accomplies après son repentir, suivant ainsi l'exemple de son père Ézéchias. Malgré cela, ses efforts n'ont pas suffi à ramener le cœur du peuple vers l'Éternel ni à empêcher le jugement de Dieu sur Juda (</w:t>
       </w:r>
-      <w:hyperlink r:id="rId301">
-        <w:r>
-          <w:rPr>
-            <w:lang w:val="fr_FR" w:bidi="fr_FR"/>
-          </w:rPr>
-          <w:rPr>
-            <w:color w:val="0000EE"/>
-            <w:u w:val="single"/>
-          </w:rPr>
-          <w:t>2Ch 33.17</w:t>
-        </w:r>
-      </w:hyperlink>
+      <w:r>
+        <w:rPr>
+          <w:lang w:val="fr_FR" w:bidi="fr_FR"/>
+        </w:rPr>
+        <w:t>2Ch 33.17</w:t>
+      </w:r>
       <w:r>
         <w:rPr>
           <w:lang w:val="fr_FR" w:bidi="fr_FR"/>
@@ -18041,18 +16211,12 @@
         </w:rPr>
         <w:t>Manassé réparait probablement les dommages subis par les murs au moment de sa capture. Ses réformes religieuses, bien que proches de celles d'Ézéchias, restaient incomplètes ; c’est Josias qui, plus tard, a retiré les autels que Manassé avait installés dans le temple (</w:t>
       </w:r>
-      <w:hyperlink r:id="rId302">
-        <w:r>
-          <w:rPr>
-            <w:lang w:val="fr_FR" w:bidi="fr_FR"/>
-          </w:rPr>
-          <w:rPr>
-            <w:color w:val="0000EE"/>
-            <w:u w:val="single"/>
-          </w:rPr>
-          <w:t>2R 23.12</w:t>
-        </w:r>
-      </w:hyperlink>
+      <w:r>
+        <w:rPr>
+          <w:lang w:val="fr_FR" w:bidi="fr_FR"/>
+        </w:rPr>
+        <w:t>2R 23.12</w:t>
+      </w:r>
       <w:r>
         <w:rPr>
           <w:lang w:val="fr_FR" w:bidi="fr_FR"/>
@@ -18565,36 +16729,24 @@
         </w:rPr>
         <w:t xml:space="preserve"> : voir </w:t>
       </w:r>
-      <w:hyperlink r:id="rId303">
-        <w:r>
-          <w:rPr>
-            <w:lang w:val="fr_FR" w:bidi="fr_FR"/>
-          </w:rPr>
-          <w:rPr>
-            <w:color w:val="0000EE"/>
-            <w:u w:val="single"/>
-          </w:rPr>
-          <w:t>Dt 27.14–26</w:t>
-        </w:r>
-      </w:hyperlink>
+      <w:r>
+        <w:rPr>
+          <w:lang w:val="fr_FR" w:bidi="fr_FR"/>
+        </w:rPr>
+        <w:t>Dt 27.14–26</w:t>
+      </w:r>
       <w:r>
         <w:rPr>
           <w:lang w:val="fr_FR" w:bidi="fr_FR"/>
         </w:rPr>
         <w:t xml:space="preserve"> ; </w:t>
       </w:r>
-      <w:hyperlink r:id="rId304">
-        <w:r>
-          <w:rPr>
-            <w:lang w:val="fr_FR" w:bidi="fr_FR"/>
-          </w:rPr>
-          <w:rPr>
-            <w:color w:val="0000EE"/>
-            <w:u w:val="single"/>
-          </w:rPr>
-          <w:t>28.15–68</w:t>
-        </w:r>
-      </w:hyperlink>
+      <w:r>
+        <w:rPr>
+          <w:lang w:val="fr_FR" w:bidi="fr_FR"/>
+        </w:rPr>
+        <w:t>28.15–68</w:t>
+      </w:r>
       <w:r>
         <w:rPr>
           <w:lang w:val="fr_FR" w:bidi="fr_FR"/>
@@ -18649,18 +16801,12 @@
         </w:rPr>
         <w:t>Le roi Josias n'est pas mort en paix, puisqu'il a été tué par le pharaon d'Égypte Néco (</w:t>
       </w:r>
-      <w:hyperlink r:id="rId305">
-        <w:r>
-          <w:rPr>
-            <w:lang w:val="fr_FR" w:bidi="fr_FR"/>
-          </w:rPr>
-          <w:rPr>
-            <w:color w:val="0000EE"/>
-            <w:u w:val="single"/>
-          </w:rPr>
-          <w:t>35.20–25</w:t>
-        </w:r>
-      </w:hyperlink>
+      <w:r>
+        <w:rPr>
+          <w:lang w:val="fr_FR" w:bidi="fr_FR"/>
+        </w:rPr>
+        <w:t>35.20–25</w:t>
+      </w:r>
       <w:r>
         <w:rPr>
           <w:lang w:val="fr_FR" w:bidi="fr_FR"/>
@@ -18811,72 +16957,48 @@
         </w:rPr>
         <w:t>Les affectations des sacrificateurs et des Lévites respectaient les directives données autrefois par David et Salomon (</w:t>
       </w:r>
-      <w:hyperlink r:id="rId306">
-        <w:r>
-          <w:rPr>
-            <w:lang w:val="fr_FR" w:bidi="fr_FR"/>
-          </w:rPr>
-          <w:rPr>
-            <w:color w:val="0000EE"/>
-            <w:u w:val="single"/>
-          </w:rPr>
-          <w:t>8.14–15</w:t>
-        </w:r>
-      </w:hyperlink>
+      <w:r>
+        <w:rPr>
+          <w:lang w:val="fr_FR" w:bidi="fr_FR"/>
+        </w:rPr>
+        <w:t>8.14–15</w:t>
+      </w:r>
       <w:r>
         <w:rPr>
           <w:lang w:val="fr_FR" w:bidi="fr_FR"/>
         </w:rPr>
         <w:t xml:space="preserve"> ; </w:t>
       </w:r>
-      <w:hyperlink r:id="rId307">
-        <w:r>
-          <w:rPr>
-            <w:lang w:val="fr_FR" w:bidi="fr_FR"/>
-          </w:rPr>
-          <w:rPr>
-            <w:color w:val="0000EE"/>
-            <w:u w:val="single"/>
-          </w:rPr>
-          <w:t>1Ch 24–26</w:t>
-        </w:r>
-      </w:hyperlink>
+      <w:r>
+        <w:rPr>
+          <w:lang w:val="fr_FR" w:bidi="fr_FR"/>
+        </w:rPr>
+        <w:t>1Ch 24–26</w:t>
+      </w:r>
       <w:r>
         <w:rPr>
           <w:lang w:val="fr_FR" w:bidi="fr_FR"/>
         </w:rPr>
         <w:t>). En temps normal, l'animal de la Pâque devait être abattu par celui qui allait l'offrir (</w:t>
       </w:r>
-      <w:hyperlink r:id="rId308">
-        <w:r>
-          <w:rPr>
-            <w:lang w:val="fr_FR" w:bidi="fr_FR"/>
-          </w:rPr>
-          <w:rPr>
-            <w:color w:val="0000EE"/>
-            <w:u w:val="single"/>
-          </w:rPr>
-          <w:t>Dt 16.5–6</w:t>
-        </w:r>
-      </w:hyperlink>
+      <w:r>
+        <w:rPr>
+          <w:lang w:val="fr_FR" w:bidi="fr_FR"/>
+        </w:rPr>
+        <w:t>Dt 16.5–6</w:t>
+      </w:r>
       <w:r>
         <w:rPr>
           <w:lang w:val="fr_FR" w:bidi="fr_FR"/>
         </w:rPr>
         <w:t xml:space="preserve">). Toutefois, comme beaucoup n'avaient pas eu le temps de se purifier, Josias a maintenu la pratique instaurée par Ézéchias en confiant cette tâche aux Lévites (voir </w:t>
       </w:r>
-      <w:hyperlink r:id="rId309">
-        <w:r>
-          <w:rPr>
-            <w:lang w:val="fr_FR" w:bidi="fr_FR"/>
-          </w:rPr>
-          <w:rPr>
-            <w:color w:val="0000EE"/>
-            <w:u w:val="single"/>
-          </w:rPr>
-          <w:t>2Ch 30.13–20</w:t>
-        </w:r>
-      </w:hyperlink>
+      <w:r>
+        <w:rPr>
+          <w:lang w:val="fr_FR" w:bidi="fr_FR"/>
+        </w:rPr>
+        <w:t>2Ch 30.13–20</w:t>
+      </w:r>
       <w:r>
         <w:rPr>
           <w:lang w:val="fr_FR" w:bidi="fr_FR"/>
@@ -18931,54 +17053,36 @@
         </w:rPr>
         <w:t>Le sacrifice de la Pâque nécessitait des agneaux et des chevreaux (</w:t>
       </w:r>
-      <w:hyperlink r:id="rId310">
-        <w:r>
-          <w:rPr>
-            <w:lang w:val="fr_FR" w:bidi="fr_FR"/>
-          </w:rPr>
-          <w:rPr>
-            <w:color w:val="0000EE"/>
-            <w:u w:val="single"/>
-          </w:rPr>
-          <w:t>Ex 12.21</w:t>
-        </w:r>
-      </w:hyperlink>
+      <w:r>
+        <w:rPr>
+          <w:lang w:val="fr_FR" w:bidi="fr_FR"/>
+        </w:rPr>
+        <w:t>Ex 12.21</w:t>
+      </w:r>
       <w:r>
         <w:rPr>
           <w:lang w:val="fr_FR" w:bidi="fr_FR"/>
         </w:rPr>
         <w:t xml:space="preserve">). Le bétail, quant à lui, était offert en complément. Les offrandes fournies par Josias, additionnées à celles des autres, représentaient presque le double de celles offertes à l'époque d'Ézéchias (voir </w:t>
       </w:r>
-      <w:hyperlink r:id="rId311">
-        <w:r>
-          <w:rPr>
-            <w:lang w:val="fr_FR" w:bidi="fr_FR"/>
-          </w:rPr>
-          <w:rPr>
-            <w:color w:val="0000EE"/>
-            <w:u w:val="single"/>
-          </w:rPr>
-          <w:t>2Ch 30.24</w:t>
-        </w:r>
-      </w:hyperlink>
+      <w:r>
+        <w:rPr>
+          <w:lang w:val="fr_FR" w:bidi="fr_FR"/>
+        </w:rPr>
+        <w:t>2Ch 30.24</w:t>
+      </w:r>
       <w:r>
         <w:rPr>
           <w:lang w:val="fr_FR" w:bidi="fr_FR"/>
         </w:rPr>
         <w:t xml:space="preserve">), mais restaient inférieures à celles présentées lors de la dédicace du temple (voir </w:t>
       </w:r>
-      <w:hyperlink r:id="rId312">
-        <w:r>
-          <w:rPr>
-            <w:lang w:val="fr_FR" w:bidi="fr_FR"/>
-          </w:rPr>
-          <w:rPr>
-            <w:color w:val="0000EE"/>
-            <w:u w:val="single"/>
-          </w:rPr>
-          <w:t>7.5</w:t>
-        </w:r>
-      </w:hyperlink>
+      <w:r>
+        <w:rPr>
+          <w:lang w:val="fr_FR" w:bidi="fr_FR"/>
+        </w:rPr>
+        <w:t>7.5</w:t>
+      </w:r>
       <w:r>
         <w:rPr>
           <w:lang w:val="fr_FR" w:bidi="fr_FR"/>
@@ -19033,18 +17137,12 @@
         </w:rPr>
         <w:t>Les Lévites ont rapidement distribué la nourriture, conformément à la rapidité exigée pour la célébration de la Pâque (</w:t>
       </w:r>
-      <w:hyperlink r:id="rId313">
-        <w:r>
-          <w:rPr>
-            <w:lang w:val="fr_FR" w:bidi="fr_FR"/>
-          </w:rPr>
-          <w:rPr>
-            <w:color w:val="0000EE"/>
-            <w:u w:val="single"/>
-          </w:rPr>
-          <w:t>Ex 12.11</w:t>
-        </w:r>
-      </w:hyperlink>
+      <w:r>
+        <w:rPr>
+          <w:lang w:val="fr_FR" w:bidi="fr_FR"/>
+        </w:rPr>
+        <w:t>Ex 12.11</w:t>
+      </w:r>
       <w:r>
         <w:rPr>
           <w:lang w:val="fr_FR" w:bidi="fr_FR"/>
@@ -19099,54 +17197,36 @@
         </w:rPr>
         <w:t>Cette célébration de la Pâque a réuni encore plus de participants que celle organisée du temps d'Ézéchias. Les sacrificateurs et les Lévites ont joué un rôle clé, conformément aux instructions précises données par Josias (</w:t>
       </w:r>
-      <w:hyperlink r:id="rId314">
-        <w:r>
-          <w:rPr>
-            <w:lang w:val="fr_FR" w:bidi="fr_FR"/>
-          </w:rPr>
-          <w:rPr>
-            <w:color w:val="0000EE"/>
-            <w:u w:val="single"/>
-          </w:rPr>
-          <w:t>35.15–16</w:t>
-        </w:r>
-      </w:hyperlink>
+      <w:r>
+        <w:rPr>
+          <w:lang w:val="fr_FR" w:bidi="fr_FR"/>
+        </w:rPr>
+        <w:t>35.15–16</w:t>
+      </w:r>
       <w:r>
         <w:rPr>
           <w:lang w:val="fr_FR" w:bidi="fr_FR"/>
         </w:rPr>
         <w:t xml:space="preserve"> ; cf. </w:t>
       </w:r>
-      <w:hyperlink r:id="rId315">
-        <w:r>
-          <w:rPr>
-            <w:lang w:val="fr_FR" w:bidi="fr_FR"/>
-          </w:rPr>
-          <w:rPr>
-            <w:color w:val="0000EE"/>
-            <w:u w:val="single"/>
-          </w:rPr>
-          <w:t>30.3</w:t>
-        </w:r>
-      </w:hyperlink>
+      <w:r>
+        <w:rPr>
+          <w:lang w:val="fr_FR" w:bidi="fr_FR"/>
+        </w:rPr>
+        <w:t>30.3</w:t>
+      </w:r>
       <w:r>
         <w:rPr>
           <w:lang w:val="fr_FR" w:bidi="fr_FR"/>
         </w:rPr>
         <w:t xml:space="preserve">, </w:t>
       </w:r>
-      <w:hyperlink r:id="rId279">
-        <w:r>
-          <w:rPr>
-            <w:lang w:val="fr_FR" w:bidi="fr_FR"/>
-          </w:rPr>
-          <w:rPr>
-            <w:color w:val="0000EE"/>
-            <w:u w:val="single"/>
-          </w:rPr>
-          <w:t>15</w:t>
-        </w:r>
-      </w:hyperlink>
+      <w:r>
+        <w:rPr>
+          <w:lang w:val="fr_FR" w:bidi="fr_FR"/>
+        </w:rPr>
+        <w:t>15</w:t>
+      </w:r>
       <w:r>
         <w:rPr>
           <w:lang w:val="fr_FR" w:bidi="fr_FR"/>
@@ -19246,36 +17326,24 @@
         </w:rPr>
         <w:t xml:space="preserve">Jérémie avait une grande estime pour Josias (voir </w:t>
       </w:r>
-      <w:hyperlink r:id="rId316">
-        <w:r>
-          <w:rPr>
-            <w:lang w:val="fr_FR" w:bidi="fr_FR"/>
-          </w:rPr>
-          <w:rPr>
-            <w:color w:val="0000EE"/>
-            <w:u w:val="single"/>
-          </w:rPr>
-          <w:t>Jr 22.15–16</w:t>
-        </w:r>
-      </w:hyperlink>
+      <w:r>
+        <w:rPr>
+          <w:lang w:val="fr_FR" w:bidi="fr_FR"/>
+        </w:rPr>
+        <w:t>Jr 22.15–16</w:t>
+      </w:r>
       <w:r>
         <w:rPr>
           <w:lang w:val="fr_FR" w:bidi="fr_FR"/>
         </w:rPr>
         <w:t xml:space="preserve"> ; cf. </w:t>
       </w:r>
-      <w:hyperlink r:id="rId317">
-        <w:r>
-          <w:rPr>
-            <w:lang w:val="fr_FR" w:bidi="fr_FR"/>
-          </w:rPr>
-          <w:rPr>
-            <w:color w:val="0000EE"/>
-            <w:u w:val="single"/>
-          </w:rPr>
-          <w:t>Jr 22.10</w:t>
-        </w:r>
-      </w:hyperlink>
+      <w:r>
+        <w:rPr>
+          <w:lang w:val="fr_FR" w:bidi="fr_FR"/>
+        </w:rPr>
+        <w:t>Jr 22.10</w:t>
+      </w:r>
       <w:r>
         <w:rPr>
           <w:lang w:val="fr_FR" w:bidi="fr_FR"/>
@@ -19330,36 +17398,24 @@
         </w:rPr>
         <w:t xml:space="preserve">Joachaz, aussi connu sous le nom de Schallum (voir </w:t>
       </w:r>
-      <w:hyperlink r:id="rId318">
-        <w:r>
-          <w:rPr>
-            <w:lang w:val="fr_FR" w:bidi="fr_FR"/>
-          </w:rPr>
-          <w:rPr>
-            <w:color w:val="0000EE"/>
-            <w:u w:val="single"/>
-          </w:rPr>
-          <w:t>Jr 22.11</w:t>
-        </w:r>
-      </w:hyperlink>
+      <w:r>
+        <w:rPr>
+          <w:lang w:val="fr_FR" w:bidi="fr_FR"/>
+        </w:rPr>
+        <w:t>Jr 22.11</w:t>
+      </w:r>
       <w:r>
         <w:rPr>
           <w:lang w:val="fr_FR" w:bidi="fr_FR"/>
         </w:rPr>
         <w:t>), n'était pas le fils aîné de Josias (</w:t>
       </w:r>
-      <w:hyperlink r:id="rId319">
-        <w:r>
-          <w:rPr>
-            <w:lang w:val="fr_FR" w:bidi="fr_FR"/>
-          </w:rPr>
-          <w:rPr>
-            <w:color w:val="0000EE"/>
-            <w:u w:val="single"/>
-          </w:rPr>
-          <w:t>1Ch 3.15</w:t>
-        </w:r>
-      </w:hyperlink>
+      <w:r>
+        <w:rPr>
+          <w:lang w:val="fr_FR" w:bidi="fr_FR"/>
+        </w:rPr>
+        <w:t>1Ch 3.15</w:t>
+      </w:r>
       <w:r>
         <w:rPr>
           <w:lang w:val="fr_FR" w:bidi="fr_FR"/>
@@ -19474,18 +17530,12 @@
         </w:rPr>
         <w:t xml:space="preserve"> : Jérémie décrit son règne comme étant dominé par l'orgueil et l'injustice (</w:t>
       </w:r>
-      <w:hyperlink r:id="rId320">
-        <w:r>
-          <w:rPr>
-            <w:lang w:val="fr_FR" w:bidi="fr_FR"/>
-          </w:rPr>
-          <w:rPr>
-            <w:color w:val="0000EE"/>
-            <w:u w:val="single"/>
-          </w:rPr>
-          <w:t>Jr 22.13–17</w:t>
-        </w:r>
-      </w:hyperlink>
+      <w:r>
+        <w:rPr>
+          <w:lang w:val="fr_FR" w:bidi="fr_FR"/>
+        </w:rPr>
+        <w:t>Jr 22.13–17</w:t>
+      </w:r>
       <w:r>
         <w:rPr>
           <w:lang w:val="fr_FR" w:bidi="fr_FR"/>
@@ -19553,36 +17603,24 @@
         </w:rPr>
         <w:t xml:space="preserve"> « La septième année (de Nebucadnetsar), au mois de Kislev, le roi d'Akkad rassembla ses troupes, marcha vers [le pays à l'ouest du Jourdain], campa contre la ville de Juda, et le deuxième jour du mois d'Adar, il prit la ville et captura le roi ». Jojakin a ainsi été capturé le 16 mars 597 av. J.-C., puis emmené à Babylone environ un mois plus tard. • Jojakin est resté captif à Babylone pendant trente-sept ans (voir </w:t>
       </w:r>
-      <w:hyperlink r:id="rId321">
-        <w:r>
-          <w:rPr>
-            <w:lang w:val="fr_FR" w:bidi="fr_FR"/>
-          </w:rPr>
-          <w:rPr>
-            <w:color w:val="0000EE"/>
-            <w:u w:val="single"/>
-          </w:rPr>
-          <w:t>2R 25.27</w:t>
-        </w:r>
-      </w:hyperlink>
+      <w:r>
+        <w:rPr>
+          <w:lang w:val="fr_FR" w:bidi="fr_FR"/>
+        </w:rPr>
+        <w:t>2R 25.27</w:t>
+      </w:r>
       <w:r>
         <w:rPr>
           <w:lang w:val="fr_FR" w:bidi="fr_FR"/>
         </w:rPr>
         <w:t xml:space="preserve"> ; </w:t>
       </w:r>
-      <w:hyperlink r:id="rId322">
-        <w:r>
-          <w:rPr>
-            <w:lang w:val="fr_FR" w:bidi="fr_FR"/>
-          </w:rPr>
-          <w:rPr>
-            <w:color w:val="0000EE"/>
-            <w:u w:val="single"/>
-          </w:rPr>
-          <w:t>Jr 52.31</w:t>
-        </w:r>
-      </w:hyperlink>
+      <w:r>
+        <w:rPr>
+          <w:lang w:val="fr_FR" w:bidi="fr_FR"/>
+        </w:rPr>
+        <w:t>Jr 52.31</w:t>
+      </w:r>
       <w:r>
         <w:rPr>
           <w:lang w:val="fr_FR" w:bidi="fr_FR"/>
@@ -19685,72 +17723,48 @@
         </w:rPr>
         <w:t>Même si Jérémie a exhorté à plusieurs reprises Sédécias à se soumettre aux Babyloniens plutôt qu'à chercher du secours auprès de l'Égypte (</w:t>
       </w:r>
-      <w:hyperlink r:id="rId323">
-        <w:r>
-          <w:rPr>
-            <w:lang w:val="fr_FR" w:bidi="fr_FR"/>
-          </w:rPr>
-          <w:rPr>
-            <w:color w:val="0000EE"/>
-            <w:u w:val="single"/>
-          </w:rPr>
-          <w:t>Jr 25.1–11</w:t>
-        </w:r>
-      </w:hyperlink>
+      <w:r>
+        <w:rPr>
+          <w:lang w:val="fr_FR" w:bidi="fr_FR"/>
+        </w:rPr>
+        <w:t>Jr 25.1–11</w:t>
+      </w:r>
       <w:r>
         <w:rPr>
           <w:lang w:val="fr_FR" w:bidi="fr_FR"/>
         </w:rPr>
         <w:t xml:space="preserve"> ; </w:t>
       </w:r>
-      <w:hyperlink r:id="rId324">
-        <w:r>
-          <w:rPr>
-            <w:lang w:val="fr_FR" w:bidi="fr_FR"/>
-          </w:rPr>
-          <w:rPr>
-            <w:color w:val="0000EE"/>
-            <w:u w:val="single"/>
-          </w:rPr>
-          <w:t>27.1–22</w:t>
-        </w:r>
-      </w:hyperlink>
+      <w:r>
+        <w:rPr>
+          <w:lang w:val="fr_FR" w:bidi="fr_FR"/>
+        </w:rPr>
+        <w:t>27.1–22</w:t>
+      </w:r>
       <w:r>
         <w:rPr>
           <w:lang w:val="fr_FR" w:bidi="fr_FR"/>
         </w:rPr>
         <w:t xml:space="preserve"> ; </w:t>
       </w:r>
-      <w:hyperlink r:id="rId325">
-        <w:r>
-          <w:rPr>
-            <w:lang w:val="fr_FR" w:bidi="fr_FR"/>
-          </w:rPr>
-          <w:rPr>
-            <w:color w:val="0000EE"/>
-            <w:u w:val="single"/>
-          </w:rPr>
-          <w:t>34.1–22</w:t>
-        </w:r>
-      </w:hyperlink>
+      <w:r>
+        <w:rPr>
+          <w:lang w:val="fr_FR" w:bidi="fr_FR"/>
+        </w:rPr>
+        <w:t>34.1–22</w:t>
+      </w:r>
       <w:r>
         <w:rPr>
           <w:lang w:val="fr_FR" w:bidi="fr_FR"/>
         </w:rPr>
         <w:t xml:space="preserve"> ; </w:t>
       </w:r>
-      <w:hyperlink r:id="rId326">
-        <w:r>
-          <w:rPr>
-            <w:lang w:val="fr_FR" w:bidi="fr_FR"/>
-          </w:rPr>
-          <w:rPr>
-            <w:color w:val="0000EE"/>
-            <w:u w:val="single"/>
-          </w:rPr>
-          <w:t>37.1–38.28</w:t>
-        </w:r>
-      </w:hyperlink>
+      <w:r>
+        <w:rPr>
+          <w:lang w:val="fr_FR" w:bidi="fr_FR"/>
+        </w:rPr>
+        <w:t>37.1–38.28</w:t>
+      </w:r>
       <w:r>
         <w:rPr>
           <w:lang w:val="fr_FR" w:bidi="fr_FR"/>
@@ -19859,36 +17873,24 @@
         </w:rPr>
         <w:t xml:space="preserve">Le temple a été détruit en août 586 av. J.-C. (voir </w:t>
       </w:r>
-      <w:hyperlink r:id="rId327">
-        <w:r>
-          <w:rPr>
-            <w:lang w:val="fr_FR" w:bidi="fr_FR"/>
-          </w:rPr>
-          <w:rPr>
-            <w:color w:val="0000EE"/>
-            <w:u w:val="single"/>
-          </w:rPr>
-          <w:t>2R 25.8</w:t>
-        </w:r>
-      </w:hyperlink>
+      <w:r>
+        <w:rPr>
+          <w:lang w:val="fr_FR" w:bidi="fr_FR"/>
+        </w:rPr>
+        <w:t>2R 25.8</w:t>
+      </w:r>
       <w:r>
         <w:rPr>
           <w:lang w:val="fr_FR" w:bidi="fr_FR"/>
         </w:rPr>
         <w:t xml:space="preserve"> ; </w:t>
       </w:r>
-      <w:hyperlink r:id="rId328">
-        <w:r>
-          <w:rPr>
-            <w:lang w:val="fr_FR" w:bidi="fr_FR"/>
-          </w:rPr>
-          <w:rPr>
-            <w:color w:val="0000EE"/>
-            <w:u w:val="single"/>
-          </w:rPr>
-          <w:t>Jr 52.12</w:t>
-        </w:r>
-      </w:hyperlink>
+      <w:r>
+        <w:rPr>
+          <w:lang w:val="fr_FR" w:bidi="fr_FR"/>
+        </w:rPr>
+        <w:t>Jr 52.12</w:t>
+      </w:r>
       <w:r>
         <w:rPr>
           <w:lang w:val="fr_FR" w:bidi="fr_FR"/>
@@ -19943,36 +17945,24 @@
         </w:rPr>
         <w:t>La durée de la captivité avait été annoncée par Jérémie (</w:t>
       </w:r>
-      <w:hyperlink r:id="rId329">
-        <w:r>
-          <w:rPr>
-            <w:lang w:val="fr_FR" w:bidi="fr_FR"/>
-          </w:rPr>
-          <w:rPr>
-            <w:color w:val="0000EE"/>
-            <w:u w:val="single"/>
-          </w:rPr>
-          <w:t>Jr 25.11–12</w:t>
-        </w:r>
-      </w:hyperlink>
+      <w:r>
+        <w:rPr>
+          <w:lang w:val="fr_FR" w:bidi="fr_FR"/>
+        </w:rPr>
+        <w:t>Jr 25.11–12</w:t>
+      </w:r>
       <w:r>
         <w:rPr>
           <w:lang w:val="fr_FR" w:bidi="fr_FR"/>
         </w:rPr>
         <w:t xml:space="preserve"> ; </w:t>
       </w:r>
-      <w:hyperlink r:id="rId330">
-        <w:r>
-          <w:rPr>
-            <w:lang w:val="fr_FR" w:bidi="fr_FR"/>
-          </w:rPr>
-          <w:rPr>
-            <w:color w:val="0000EE"/>
-            <w:u w:val="single"/>
-          </w:rPr>
-          <w:t>29.10</w:t>
-        </w:r>
-      </w:hyperlink>
+      <w:r>
+        <w:rPr>
+          <w:lang w:val="fr_FR" w:bidi="fr_FR"/>
+        </w:rPr>
+        <w:t>29.10</w:t>
+      </w:r>
       <w:r>
         <w:rPr>
           <w:lang w:val="fr_FR" w:bidi="fr_FR"/>
@@ -20003,36 +17993,24 @@
         </w:rPr>
         <w:t xml:space="preserve"> : voir </w:t>
       </w:r>
-      <w:hyperlink r:id="rId331">
-        <w:r>
-          <w:rPr>
-            <w:lang w:val="fr_FR" w:bidi="fr_FR"/>
-          </w:rPr>
-          <w:rPr>
-            <w:color w:val="0000EE"/>
-            <w:u w:val="single"/>
-          </w:rPr>
-          <w:t>Lv 26.34–35</w:t>
-        </w:r>
-      </w:hyperlink>
+      <w:r>
+        <w:rPr>
+          <w:lang w:val="fr_FR" w:bidi="fr_FR"/>
+        </w:rPr>
+        <w:t>Lv 26.34–35</w:t>
+      </w:r>
       <w:r>
         <w:rPr>
           <w:lang w:val="fr_FR" w:bidi="fr_FR"/>
         </w:rPr>
         <w:t xml:space="preserve">, </w:t>
       </w:r>
-      <w:hyperlink r:id="rId332">
-        <w:r>
-          <w:rPr>
-            <w:lang w:val="fr_FR" w:bidi="fr_FR"/>
-          </w:rPr>
-          <w:rPr>
-            <w:color w:val="0000EE"/>
-            <w:u w:val="single"/>
-          </w:rPr>
-          <w:t>43</w:t>
-        </w:r>
-      </w:hyperlink>
+      <w:r>
+        <w:rPr>
+          <w:lang w:val="fr_FR" w:bidi="fr_FR"/>
+        </w:rPr>
+        <w:t>43</w:t>
+      </w:r>
       <w:r>
         <w:rPr>
           <w:lang w:val="fr_FR" w:bidi="fr_FR"/>
@@ -20087,18 +18065,12 @@
         </w:rPr>
         <w:t>Le livre des Chroniques se clôt sur les versets qui introduisent le livre d'Esdras. Le roi Cyrus de Perse autorise la communauté de Juda à vivre un nouvel exode, accomplissant ainsi la promesse annoncée par le prophète Ésaïe (</w:t>
       </w:r>
-      <w:hyperlink r:id="rId333">
-        <w:r>
-          <w:rPr>
-            <w:lang w:val="fr_FR" w:bidi="fr_FR"/>
-          </w:rPr>
-          <w:rPr>
-            <w:color w:val="0000EE"/>
-            <w:u w:val="single"/>
-          </w:rPr>
-          <w:t>Es 40.1–11</w:t>
-        </w:r>
-      </w:hyperlink>
+      <w:r>
+        <w:rPr>
+          <w:lang w:val="fr_FR" w:bidi="fr_FR"/>
+        </w:rPr>
+        <w:t>Es 40.1–11</w:t>
+      </w:r>
       <w:r>
         <w:rPr>
           <w:lang w:val="fr_FR" w:bidi="fr_FR"/>
